--- a/bankperm/PAPER_EN.docx
+++ b/bankperm/PAPER_EN.docx
@@ -75,7 +75,7 @@
         <w:pStyle w:val="Abstract"/>
       </w:pPr>
       <w:r>
-        <w:t>Abstract—A zero-skipping convolution core whose input banks run in lockstep waits, in every window, for the bank with the most nonzero activations. In our integer CNN core for a Zynq XC7Z020 FPGA, the bank of a tap is its index mod 4 in a (ky, kx, channel) window, so where the channel count is a multiple of 4 the channel order decides which channels share a bank. We fix this order offline on calibration images and fold it into the adjacent layers; the bitstream and the integer output do not change, and a per-window cycle model shows from the layer shapes alone where this cannot pay. At four values per cycle, two relabelings of a 32-channel denoiser cut the core cycles measured on one image by 7.02% and 7.60% (transcribed from run notes), as a model pushed before the relabeled networks were exported predicted to the cycle once reported DMA stalls were removed. On test images not used for calibration the counted saving was 5.1–10.9% and 5.6–11.2% per image, and under a protocol pushed before the recipe was fitted on nine of the networks the pooled W = 4 count fell on all ten networks studied. Tap-level reorderings, which this host also permits, were not evaluated systematically; a preliminary count (Section VII) suggests that they save more.</w:t>
+        <w:t>Abstract—A zero-skipping convolution core whose input banks run in lockstep waits, in every window, for the bank with the most nonzero activations. In our integer CNN core for a Zynq XC7Z020 FPGA, the bank of a tap is its index mod 4 in a (ky, kx, channel) window, so where the channel count is a multiple of 4 the channel order decides which channels share a bank. We fix this order offline on calibration images and fold it into the adjacent layers, leaving the bitstream and the integer output unchanged; a cycle model shows from the layer shapes alone where this cannot pay. At four values per cycle, two relabelings of a 32-channel denoiser cut the core cycles measured on one image by 7.02% and 7.60% (transcribed from run notes), as a model pushed before the export predicted to the cycle once reported DMA stalls were removed; under a protocol pushed before the fits, the pooled count fell on all ten networks studied. A data-free skewed tap layout, counted after the study and not run on the board, saves more: 9.20% pooled over 79 images against 7.46% and 8.10%, and more than both relabelings on every image. Whether a relabeling fitted on top of the skew adds to it is left to a new pre-registered test.</w:t>
       </w:r>
     </w:p>
     <w:p>
@@ -99,7 +99,7 @@
         <w:pStyle w:val="a3"/>
       </w:pPr>
       <w:r>
-        <w:t>A core that skips zero activations saves multiplications [1], [2], but units that advance together make each window cost as much as the busiest one: Cnvlutin measured this lane-synchronization stall [1], and SCNN idle cycles at barriers between processing elements [3]. Known remedies for activation imbalance change the network or add hardware: S2TA and a patent bound the nonzeros per block or bank by discarding activations [4], [5], and Sense and Crane rebalance at run time [6], [7]. Sense notes that input maps "cannot be trained offline to balance IFM workload" [6]. Offline, function-preserving reorderings exist, but they balance weights [8], [9], [10].</w:t>
+        <w:t>A core that skips zero activations saves multiplications [1], [2], but units that advance together make each window cost as much as the busiest one [1], [3]. Known remedies for activation imbalance change the network or add hardware: S2TA and a patent bound the nonzeros per block or bank by discarding activations [4], [5], and Sense and Crane rebalance at run time [6], [7]; Sense notes that input maps "cannot be trained offline to balance IFM workload" [6]. Offline, function-preserving reorderings exist, but they balance weights [8]–[10].</w:t>
       </w:r>
     </w:p>
     <w:p>
@@ -107,15 +107,7 @@
         <w:pStyle w:val="a3"/>
       </w:pPr>
       <w:r>
-        <w:t>In our integer core four tap banks run in lockstep, and in 32- and 64-channel layers all nine taps of a channel land in the bank given by its index modulo 4. The exported channel order thus sets which channels share a bank, and a reordering can be folded into the adjacent layers [8], [11], so the function stays exact while nonzeros move between banks.</w:t>
-      </w:r>
-    </w:p>
-    <w:p>
-      <w:pPr>
-        <w:pStyle w:val="a3"/>
-      </w:pPr>
-      <w:r>
-        <w:t>We ask when such a relabeling can save cycles at all, and how much of the bank-imbalance cost one fixed relabeling, chosen on calibration images, removes on other images; as activations change with the input, a static assignment can balance the banks only on average. The contributions are (i) a necessary condition, from the layer shapes alone, for a relabeling to change a layer's cycles (Section II); (ii) a board measurement with identical output, predicted exactly by a model pushed before the relabeled networks were exported (Section V-A); and (iii) a ten-network study under a protocol pushed before the fits, with baselines (Sections V-B to V-D). Tap-level layouts are left open (Section VII).</w:t>
+        <w:t>In our core four tap banks run in lockstep, and in 32- and 64-channel layers all nine taps of a channel share the bank given by its index mod 4. A channel reordering folded into the adjacent layers [8], [11] moves nonzeros between banks with the function exact, but balances them only on average, as activations change with the input. We give a shape-only condition necessary for a layout to change a layer's cycles (Section II), a board measurement predicted to the cycle by a model pushed before the export (Section V-A), and a ten-network study under a protocol pushed before the fits, with baselines (Sections V-B, V-C), of which a data-free skew of the taps, counted after the study, beats both fitted relabelings.</w:t>
       </w:r>
     </w:p>
     <w:p>
@@ -123,7 +115,7 @@
         <w:pStyle w:val="1"/>
       </w:pPr>
       <w:r>
-        <w:t>Core, Cost Model and When a Relabeling Can Pay</w:t>
+        <w:t>Core, Cost Model and Bank Layout</w:t>
       </w:r>
     </w:p>
     <w:p>
@@ -137,7 +129,7 @@
         <w:t>Core.</w:t>
       </w:r>
       <w:r>
-        <w:t xml:space="preserve"> The host builds each layer's windows (im2col), sends them with the layer's weights and requantizes between layers; the core computes every convolution with INT8 weights, 7-bit unsigned activations and INT32 accumulation. Its 64 multipliers form P = 16 output lanes times T = 4 tap banks, and its window port accepts W values per cycle (W = 1 and 4 have run on the board, W = 2 only in RTL simulation). In sparse mode, used throughout, each bank processes only its nonzero taps, and each group of P outputs takes as many cycles as the fullest bank has nonzero taps.</w:t>
+        <w:t xml:space="preserve"> The host builds each layer's windows (im2col), sends them with the layer's weights and requantizes between layers; the core computes every convolution with INT8 weights, 7-bit unsigned activations and INT32 accumulation. Its 64 multipliers form P = 16 output lanes times T = 4 tap banks; its window port takes W values per cycle (W = 2 only in RTL simulation). In sparse mode, used throughout, each bank processes only its nonzero taps.</w:t>
       </w:r>
     </w:p>
     <w:p>
@@ -169,7 +161,7 @@
         <w:pStyle w:val="a3"/>
       </w:pPr>
       <w:r>
-        <w:t>cycles: the load of the next window, the compute of ⌈COUT/P⌉ output groups, and the output of COUT results at one per cycle. Each layer also pays a one-time fill and drain of min(load, compute of the last window) + 3 + g cycles, g being the outputs in the last group of P (16 here), a rule read off board runs of four networks at W = 1 and 4 (g off RTL simulation of a 45-channel network); the first layer, which reads the image, has a measured constant (17 cycles here). We call (1) summed over the windows the count, and the count plus the fill and drain the exact prediction.</w:t>
+        <w:t>cycles: loading the next window, computing ⌈COUT/P⌉ output groups, and emitting COUT results. Each layer adds a fill and drain of min(load, compute of the last window) + 3 + g cycles, g being the outputs in the last group of P, a rule read off board runs of four networks at W = 1 and 4; the first layer, which reads the image, has a measured constant of 17 cycles. We call (1) summed over the windows the count, and the count plus the fill and drain the exact prediction.</w:t>
       </w:r>
     </w:p>
     <w:p>
@@ -183,7 +175,59 @@
         <w:t>Bank of a tap.</w:t>
       </w:r>
       <w:r>
-        <w:t xml:space="preserve"> In (ky, kx, channel) order, tap t = s·N + p, with s the 3×3 position, p the channel index and N the input channels, sits in bank t mod T. If N is a multiple of 4, that is p mod 4: each bank holds N/4 whole channels, and a permutation of the input channels decides which share a bank, changing m in (1) and, through the last window, the fill and drain. We keep the (ky, kx, channel) order, which a hardware line buffer would typically produce; as this host builds the windows, the taps inside a window could also be reordered with the weight columns (Section VII).</w:t>
+        <w:t xml:space="preserve"> In (ky, kx, channel) order, tap t = s·N + p (s the 3×3 position, p the channel, N the input channels) sits in bank t mod T, which is p mod 4 when 4 divides N: each bank holds N/4 whole channels (Fig. 1a), and a permutation of the channels decides which share a bank (Fig. 1b), keeping the window order a hardware line buffer would produce. As this host builds the windows, the taps can also be reordered together with the consumer's weight columns, without a bitstream change; the INT32 sums stay equal, as |partial sum| ≤ K·127·128 &lt; 2^31. The data-free skew puts channel p of position s in slot s·N + (p + s) mod N, bank (p + s) mod 4, spreading each channel's nine taps 3/2/2/2 over the banks (Fig. 1c).</w:t>
+      </w:r>
+    </w:p>
+    <w:p>
+      <w:pPr>
+        <w:ind w:firstLine="0"/>
+        <w:jc w:val="center"/>
+      </w:pPr>
+      <w:r>
+        <w:drawing>
+          <wp:inline xmlns:a="http://schemas.openxmlformats.org/drawingml/2006/main" xmlns:pic="http://schemas.openxmlformats.org/drawingml/2006/picture">
+            <wp:extent cx="2880000" cy="2363226"/>
+            <wp:docPr id="1" name="Picture 1"/>
+            <wp:cNvGraphicFramePr>
+              <a:graphicFrameLocks noChangeAspect="1"/>
+            </wp:cNvGraphicFramePr>
+            <a:graphic>
+              <a:graphicData uri="http://schemas.openxmlformats.org/drawingml/2006/picture">
+                <pic:pic>
+                  <pic:nvPicPr>
+                    <pic:cNvPr id="0" name="fig1_layouts.png"/>
+                    <pic:cNvPicPr/>
+                  </pic:nvPicPr>
+                  <pic:blipFill>
+                    <a:blip r:embed="rId8"/>
+                    <a:stretch>
+                      <a:fillRect/>
+                    </a:stretch>
+                  </pic:blipFill>
+                  <pic:spPr>
+                    <a:xfrm>
+                      <a:off x="0" y="0"/>
+                      <a:ext cx="2880000" cy="2363226"/>
+                    </a:xfrm>
+                    <a:prstGeom prst="rect"/>
+                  </pic:spPr>
+                </pic:pic>
+              </a:graphicData>
+            </a:graphic>
+          </wp:inline>
+        </w:drawing>
+      </w:r>
+    </w:p>
+    <w:p>
+      <w:pPr>
+        <w:pStyle w:val="figurecaption"/>
+        <w:numPr>
+          <w:ilvl w:val="0"/>
+          <w:numId w:val="0"/>
+        </w:numPr>
+      </w:pPr>
+      <w:r>
+        <w:t>Fig. 1. A conv5 input window of the board network on Set12 05.png (of the windows compute-bound at W = 4, the first in raster order with the median m of 48). Rows: positions s; columns: channels p; filled: nonzero, coloured by bank. (a) Bank p mod 4; (b) Frozen (16 of 32 channels change bank); (c) skew, bank (p + s) mod 4. Bars: nonzeros per bank; the fullest costs 2m cycles; dashed: 2m = load (73).</w:t>
       </w:r>
     </w:p>
     <w:p>
@@ -194,10 +238,10 @@
         <w:rPr>
           <w:b/>
         </w:rPr>
-        <w:t>When a relabeling can pay.</w:t>
-      </w:r>
-      <w:r>
-        <w:t xml:space="preserve"> A bank holds at most ⌈K/T⌉ taps, so m ≤ ⌈K/T⌉. If</w:t>
+        <w:t>When a layout can pay.</w:t>
+      </w:r>
+      <w:r>
+        <w:t xml:space="preserve"> A bank holds at most ⌈K/T⌉ taps, so if</w:t>
       </w:r>
     </w:p>
     <w:p>
@@ -215,7 +259,7 @@
         <w:pStyle w:val="a3"/>
       </w:pPr>
       <w:r>
-        <w:t>no window is bound by its compute for any input, and no relabeling can change the count; failing (2) is necessary for a gain. Without the rounding, (2) reads COUT ≤ P·T/W, the ridge point of a roofline [12] whose bandwidth roof is the load. In Table I, the 32-output hidden layers (K = 288) need at most 144 cycles of compute, one less than the W = 2 load, so a relabeling can pay there only at W = 4; layers with 45 or 64 outputs can pay at W = 2 and 4, no layer at W = 1. Two lower bounds serve as references: perfect balance, m = ⌈n/T⌉ for n nonzero taps, which no assignment of a window's taps to lockstep banks can beat, and the floor, the count if no window were compute-bound.</w:t>
+        <w:t>no window is compute-bound for any input, and no layout can change the count; failing (2) is necessary for a gain. Without the rounding, (2) reads COUT ≤ P·T/W, the ridge point of a roofline [12] whose bandwidth roof is the load. By Table I, 32-output hidden layers can pay only at W = 4, layers with 45 or 64 outputs also at W = 2, none at W = 1. As references, perfect balance, m = ⌈n/T⌉ for n nonzero taps, bounds every assignment of a window's taps to lockstep banks, and the floor is the count if no window were compute-bound.</w:t>
       </w:r>
     </w:p>
     <w:p>
@@ -227,7 +271,7 @@
         </w:numPr>
       </w:pPr>
       <w:r>
-        <w:t>Table I. Where a relabeling can change the count, from (2). Max.: ⌈COUT/P⌉·⌈K/T⌉. Floor: max(⌈K/W⌉ + 1, COUT). No last layer (COUT ≤ 4) can pay.</w:t>
+        <w:t>Table I. Where a layout can change the count, from (2). Max.: ⌈COUT/P⌉·⌈K/T⌉. Floor: max(⌈K/W⌉ + 1, COUT). No last layer (COUT ≤ 4) can pay.</w:t>
       </w:r>
     </w:p>
     <w:tbl>
@@ -648,7 +692,7 @@
         <w:t>Folding.</w:t>
       </w:r>
       <w:r>
-        <w:t xml:space="preserve"> Let π map a position p of a hidden map to its original channel. The producer computes its output channels in the order π, with its weight rows, bias values and requantization scales reordered; the consumer's weight column for tap s·N + p is taken from channel π(p). ReLU and requantization act per channel, and the consumer adds the same INT32 products in another order, so the integer output is identical for every input. With L layers we permute the outputs of conv1 to conv(L−2); the last layer, which can never pay, keeps its input. In the maxout [13] and averaging networks a hidden layer computes 2N maps and the host keeps the maximum or mean of maps j and j + N, which move with the same π. For N = 45 the bank of tap s·45 + p is (s + p) mod 4, so every channel's nine taps already fall into all four banks, and a change of class p mod 4 only rotates them.</w:t>
+        <w:t xml:space="preserve"> Let π map a position p of a hidden map to its original channel. The producer computes its output channels in the order π, with weight rows, biases and requantization scales reordered, and the consumer's weight column for tap s·N + p comes from channel π(p). As ReLU and requantization act per channel and the consumer adds the same INT32 products, the integer output is identical for every input. We permute the outputs of conv1 to conv(L−2) of an L-layer network; the last layer, which can never pay, keeps its input. In the maxout [13] and averaging networks, which keep the maximum or mean of maps j and j + N of 2N computed maps, both maps move with π. For N = 45, tap s·45 + p is in bank (s + p) mod 4: the conventional layout is already the skew.</w:t>
       </w:r>
     </w:p>
     <w:p>
@@ -662,7 +706,7 @@
         <w:t>Fitting.</w:t>
       </w:r>
       <w:r>
-        <w:t xml:space="preserve"> Relabeled windows are original windows with permuted columns, so each layer is fitted alone. The recipe, called Frozen, draws 2048 windows per fitted layer from Set12 01.png (Cal-1; σ = 25, one fixed noise draw, host emulation with the driver's integer arithmetic), minimizes the mean of (1) at W = 4 over them, and searches from the identity with 400 proposals, each swapping two channels of different classes and kept only if the objective falls. One relabeling is fitted per network (7.1–28.8 s on a 4-core x86 server, repeated when the network is retrained) and evaluated at W = 1, 2 and 4. A second layout of the board network, Multi-start, was fitted on Set12 01–03 with two noise draws each (Cal-3) by the same search from the identity and four random starts (2005 objective evaluations per layer against 401); it was chosen for the board after its BSD68 counts had been seen.</w:t>
+        <w:t xml:space="preserve"> Relabeled windows are original windows with permuted columns, so each layer is fitted alone. The recipe, Frozen, draws 2048 windows per fitted layer from Set12 01.png (Cal-1; σ = 25, one noise draw), minimizes their mean of (1) at W = 4, and searches from the identity with 400 proposals, each swapping two channels of different classes and kept only if the objective falls (7.1–28.8 s per network on a 4-core x86 server). A second layout of the board network, Multi-start, adds Set12 02–03, two noise draws per image (Cal-3) and four random starts (2005 objective evaluations per layer against 401); it was chosen for the board after its BSD68 counts had been seen.</w:t>
       </w:r>
     </w:p>
     <w:p>
@@ -684,7 +728,7 @@
         <w:t>Networks and images.</w:t>
       </w:r>
       <w:r>
-        <w:t xml:space="preserve"> Ten trained integer networks of six DnCNN-style architectures [14], for Gaussian noise of σ = 25 (0–255 scale) on 7-bit inputs: A, 7 layers of 32 channels; B, 10 layers of 64 channels behind a 2×2 space-to-depth input; B-32, the same with 32 channels, with ReLU (training seeds s1–s3), maxout over pairs of 64 computed outputs (s1–s3) or the mean of such pairs (s2); and a 45-channel ReLU network with the same input and depth. All but A had quantization-aware training [15]. The board network, B-32 ReLU s1, reaches 29.54 dB on Set12 05.png; 37–55% of its hidden layers' window values are nonzero. Test images: Set12 [14] and BSD68 [16], 80 images with one noise draw each; headline figures exclude the calibration images (79 images for Frozen, 77 for Multi-start).</w:t>
+        <w:t xml:space="preserve"> Ten trained integer DnCNN-style networks [14] of six architectures, for Gaussian noise of σ = 25 on 7-bit inputs: A, 7 layers of 32 channels; B, 10 layers of 64 channels behind a 2×2 space-to-depth input; B-32, the same with 32 channels, with ReLU (training seeds s1–s3), maxout over pairs of 64 computed outputs (s1–s3) or their mean (s2); and a 45-channel ReLU variant. All but A had quantization-aware training [15]. The board network, B-32 ReLU s1, reaches 29.54 dB on Set12 05.png; 37–55% of its hidden layers' window values are nonzero. Test images: Set12 [14] and BSD68 [16], 80 images, one noise draw each; savings exclude the calibration images unless stated.</w:t>
       </w:r>
     </w:p>
     <w:p>
@@ -698,7 +742,7 @@
         <w:t>Board.</w:t>
       </w:r>
       <w:r>
-        <w:t xml:space="preserve"> The W = 4 bitstream for the XC7Z020 (xc7z020clg484-1) closes timing at 100 MHz (worst negative slack +0.130 ns), uses 11,151 LUTs (21%), 71 of 140 BRAM36-equivalent tiles and no DSP slice, and ran at the 50 MHz the board preset gave the logic (a W = 1 run at 100 MHz gave the same counts). One bitstream (core ID 0x4d410303, SHA-256 11641ab… in the run notes) ran all three layouts; an earlier run of the Original used the same build directory. Per layer the driver checks the output against the integer model and reads the cycle counter CYCLES and the counter IN_STALL of cycles spent waiting for the DMA. On Set12 05.png the Original ran once as a canary, then each layout three times in alternation. These board cycles are transcribed from the run notes, each checked by a script against the line it cites; the earlier run is a committed raw report. All other cycle numbers are counts over the windows of the host emulation, which reproduces the reference PSNR of every network on all 80 images.</w:t>
+        <w:t xml:space="preserve"> The W = 4 bitstream for the XC7Z020 (xc7z020clg484-1) closes timing at 100 MHz (worst negative slack +0.130 ns), uses 11,151 LUTs (21%), 71 of 140 BRAM36-equivalent tiles and no DSP slice, and ran at the board preset's 50 MHz. One bitstream (core ID 0x4d410303) ran all three layouts; per layer the driver checks the output against the integer model and reads the cycle counter CYCLES and the DMA-wait counter IN_STALL. On 05.png the Original ran once as a canary, then each layout three times in alternation. These board cycles are transcribed from run notes, each checked by a script against its cited line (an earlier run of the Original is a committed raw report). All other cycle numbers are counts over the windows of the host emulation, which reproduces every network's reference PSNR on all 80 images.</w:t>
       </w:r>
     </w:p>
     <w:p>
@@ -712,7 +756,7 @@
         <w:t>What was fixed when</w:t>
       </w:r>
       <w:r>
-        <w:t xml:space="preserve"> (GitHub push times, UTC). On 2026-10-17 the W = 4 count model was pushed before the bitstream was built (7e81f6b, 07:52), and the fill-and-drain rule (6dc0e60, 13:15; b37f971, 15:49) was read off board runs of the four unpermuted networks, so the board network's Original layers are in sample. Frozen's per-layer count savings on 05.png (9cf9c79, 18:38) and the two exports (c2ad6ad, 19:25; 45b4f16, 21:00) followed, and the board runs on 2026-10-18. A protocol (c2299e2, 10-18 18:32) then fixed, before this recipe was fitted on any of the other nine networks, the recipe, the evaluation, condition (2) for every layer and four hypotheses (Section V-C); other search methods had already been counted on B and maxout s1 and had shown a W = 4 saving there. The fitted layouts and the evaluation code were pushed in b3461cf (19:29), before the results were written.</w:t>
+        <w:t xml:space="preserve"> (GitHub push times, UTC). The W = 4 count model preceded the bitstream (7e81f6b, 10-17 07:52); the fill-and-drain rule (6dc0e60, 13:15; b37f971, 15:49) was read off board runs of the four unpermuted networks, so the board network's Original layers are in sample. Frozen's per-layer count savings on 05.png (9cf9c79, 18:38) and both exports (c2ad6ad, 19:25; 45b4f16, 21:00) preceded the board runs (10-18). A protocol (c2299e2, 10-18 18:32) then fixed the recipe, the evaluation, condition (2) per layer and four hypotheses before any fit on the other nine networks, and the fits and evaluation code were pushed (b3461cf, 19:29) before the results were written. The skew was counted afterwards (2928d28, 10-19), outside that protocol.</w:t>
       </w:r>
     </w:p>
     <w:p>
@@ -736,29 +780,7 @@
         <w:pStyle w:val="a3"/>
       </w:pPr>
       <w:r>
-        <w:t>On Set12 05.png (Table II), Multi-start lowered the board total from 13,289,030 to 12,278,419 cycles (−7.60%) and Frozen to 12,355,814 (−7.02%), from 0.266 s to 0.246 s and 0.247 s of core time at 50 MHz. The repeats gave the same numbers, except that Frozen's third run measured 12 cycles more, all in conv10, where IN_STALL was also 12 (the layer was marked DMA-bound; its values were correct). The 90 layer runs of the repeats had no mismatch, and the notes report the three layouts' denoised images as byte-identical.</w:t>
-      </w:r>
-    </w:p>
-    <w:p>
-      <w:pPr>
-        <w:pStyle w:val="a3"/>
-      </w:pPr>
-      <w:r>
-        <w:t>In all 63 comparisons (layers, conv2–9 sums, totals and three derived Frozen conv1 + conv10 values of the canary, the repeats and the earlier run), CYCLES − IN_STALL equaled the exact prediction, including the earlier run of the Original (13,289,042 cycles, 12 of them IN_STALL in conv5). Of the 25 that involve the relabeled layouts, 21 are labeled out of sample, but as the repeats are deterministic and conv1 and conv10 see the same windows in every layout, nine are independent and out of sample, all on one image: the Multi-start layers conv2–conv9 and Frozen's conv2–9 sum. The fill-and-drain rule also holds in RTL simulation, which has no DMA. The count alone gives Multi-start's saving as 1,010,573 cycles, 38 fewer than measured: the change of the fill and drain (574 to 536).</w:t>
-      </w:r>
-    </w:p>
-    <w:p>
-      <w:pPr>
-        <w:pStyle w:val="a3"/>
-      </w:pPr>
-      <w:r>
-        <w:rPr>
-          <w:b/>
-        </w:rPr>
-        <w:t>Mechanism (counted).</w:t>
-      </w:r>
-      <w:r>
-        <w:t xml:space="preserve"> The mean nonzero count of the fullest bank fell in every relabeled layer (conv9, Multi-start: 43.04 to 35.10), and more windows reached the load floor of 73 cycles (conv9: 27.8% to 61.2%). Perfect balance would give 11,761,449 cycles (−11.49%) and the floor 11,436,032 (−13.94%); Multi-start removed 66.2% of the perfect-balance saving, Frozen 61.1%.</w:t>
+        <w:t>On Set12 05.png (Table II), Multi-start lowered the board total from 13,289,030 to 12,278,419 cycles (−7.60%) and Frozen to 12,355,814 (−7.02%). The repeats gave the same numbers, except 12 more cycles in Frozen's third run, all in conv10, where IN_STALL was also 12; none of their 90 layer runs had an output mismatch, and the notes report the denoised images as byte-identical. In all 63 comparisons of layers, sums and totals (canary, repeats and the earlier run), CYCLES − IN_STALL equaled the exact prediction; as the repeats are deterministic and conv1 and conv10 see the same windows in every layout, nine of them are independent and out of sample, all on one image: Multi-start's conv2–conv9 and Frozen's conv2–9 sum.</w:t>
       </w:r>
     </w:p>
     <w:p>
@@ -2069,7 +2091,21 @@
         <w:t>Notes to Table II.</w:t>
       </w:r>
       <w:r>
-        <w:t xml:space="preserve"> Per layer: repeat 1; Frozen was reported on the board only as totals and conv2–9 sums. In every upright cycle cell, board − IN_STALL − exact prediction = 0 (per-layer IN_STALL 0 by the notes' statement that only Frozen's third repeat stalled: 12,355,826 cycles, 12 in conv10). Out of sample: conv2–conv9 of Frozen and Multi-start.</w:t>
+        <w:t xml:space="preserve"> Per layer: repeat 1; Frozen was reported on the board only as totals and conv2–9 sums. In every upright cycle cell, board − IN_STALL − exact prediction = 0 (per-layer IN_STALL 0: by the notes, only Frozen's third repeat stalled).</w:t>
+      </w:r>
+    </w:p>
+    <w:p>
+      <w:pPr>
+        <w:pStyle w:val="a3"/>
+      </w:pPr>
+      <w:r>
+        <w:rPr>
+          <w:b/>
+        </w:rPr>
+        <w:t>Mechanism (counted).</w:t>
+      </w:r>
+      <w:r>
+        <w:t xml:space="preserve"> The fullest bank's mean nonzero count fell in every relabeled layer (conv9, Multi-start: 43.04 to 35.10), and more windows reached the load floor of 73 cycles (conv9: 27.8% to 61.2%); in the window of Fig. 1, Frozen lowers m from 48 to 44. Perfect balance would give 11,761,449 cycles (−11.49%), the floor 11,436,032 (−13.94%); Multi-start removed 66.2% of the perfect-balance saving, Frozen 61.1%.</w:t>
       </w:r>
     </w:p>
     <w:p>
@@ -2077,7 +2113,7 @@
         <w:pStyle w:val="2"/>
       </w:pPr>
       <w:r>
-        <w:t>Eighty Test Images</w:t>
+        <w:t>Study of Ten Networks</w:t>
       </w:r>
     </w:p>
     <w:p>
@@ -2085,7 +2121,67 @@
         <w:pStyle w:val="a3"/>
       </w:pPr>
       <w:r>
-        <w:t>At W = 1 and 2 both layouts counted exactly as the original on all 80 images, as (2) requires. At W = 4, Frozen saved 5.13–10.94% per image on the 79 images other than its calibration image (median 7.22%, pooled 7.46%), and Multi-start 5.62–11.19% on the 77 other than its three (median 7.89%, pooled 8.11%); perfect balance would save 7.99–16.62% (pooled 12.02%), the floor 15.01% pooled. Of the 632 fitted image-layers (one fitted layer of one image; 79 × 8), one counted more under Frozen (BSD68 test028 conv3, +1.56%), none of Multi-start's 616. From the smallest saving, 05.png ranks 34th (Frozen) and 32nd (Multi-start) of 80: not a favorable pick. Multi-start counted fewer cycles than Frozen on 74 of the 77 images used by neither fit.</w:t>
+        <w:t>The protocol fixed two checks and two sign predictions. H0: our code reproduced the earlier Frozen layout in all eight layers, and folding it reproduced the Frozen export byte for byte. H1: wherever (2) holds, at W = 1 on all networks and at W = 2 on A and B-32 ReLU s1–s3, the relabeled count equaled the original on all 80 images. H2: the pooled W = 4 saving over the 79 images was positive on all ten networks, 1.09–10.80% (Fig. 2; the sign was known for B, maxout s1 and the board network). H3: the pooled W = 2 saving was positive on all six networks where (2) allows it, 3.36–7.37% on five and 0.022% on the 45-channel network, where 16 of 632 image-layers got worse (at most 3 on any other network) and conv7 rose by 0.0001%, the only pooled increase of any layer. Only signs were predicted. No image counted more cycles on any network at any W.</w:t>
+      </w:r>
+    </w:p>
+    <w:p>
+      <w:pPr>
+        <w:ind w:firstLine="0"/>
+        <w:jc w:val="center"/>
+      </w:pPr>
+      <w:r>
+        <w:drawing>
+          <wp:inline xmlns:a="http://schemas.openxmlformats.org/drawingml/2006/main" xmlns:pic="http://schemas.openxmlformats.org/drawingml/2006/picture">
+            <wp:extent cx="2880000" cy="1814516"/>
+            <wp:docPr id="2" name="Picture 2"/>
+            <wp:cNvGraphicFramePr>
+              <a:graphicFrameLocks noChangeAspect="1"/>
+            </wp:cNvGraphicFramePr>
+            <a:graphic>
+              <a:graphicData uri="http://schemas.openxmlformats.org/drawingml/2006/picture">
+                <pic:pic>
+                  <pic:nvPicPr>
+                    <pic:cNvPr id="0" name="fig2_networks.png"/>
+                    <pic:cNvPicPr/>
+                  </pic:nvPicPr>
+                  <pic:blipFill>
+                    <a:blip r:embed="rId9"/>
+                    <a:stretch>
+                      <a:fillRect/>
+                    </a:stretch>
+                  </pic:blipFill>
+                  <pic:spPr>
+                    <a:xfrm>
+                      <a:off x="0" y="0"/>
+                      <a:ext cx="2880000" cy="1814516"/>
+                    </a:xfrm>
+                    <a:prstGeom prst="rect"/>
+                  </pic:spPr>
+                </pic:pic>
+              </a:graphicData>
+            </a:graphic>
+          </wp:inline>
+        </w:drawing>
+      </w:r>
+    </w:p>
+    <w:p>
+      <w:pPr>
+        <w:pStyle w:val="figurecaption"/>
+        <w:numPr>
+          <w:ilvl w:val="0"/>
+          <w:numId w:val="0"/>
+        </w:numPr>
+      </w:pPr>
+      <w:r>
+        <w:t>Fig. 2. Pooled saving of the recipe over the 79 images other than the calibration image (count, conv1–convL); lines: per-image range; ×: (2) holds in every layer, saving exactly 0. A: 7 × 32; B: 10 × 64; R1–R3, M1–M3: B-32 ReLU and maxout, seeds s1–s3 (R1: board network); Av2: averaging, s2; 45: 10 × 45 ReLU.</w:t>
+      </w:r>
+    </w:p>
+    <w:p>
+      <w:pPr>
+        <w:pStyle w:val="a3"/>
+      </w:pPr>
+      <w:r>
+        <w:t>Maxout s1 gained only 3.50% at W = 4; without per-network headroom, a weak fit cannot be told from a small opportunity. Maxout and averaging save almost as much at W = 2 as at W = 4: with four output groups, their compute exceeds the W = 2 load of 145 cycles once the fullest bank holds more than 36 nonzeros. In emulation every folded network reproduced the original's PNG bytes on Set12 05.png and BSD68 test001.png. As the protocol's search routine rejects N = 45, that network was fitted with a general bank rule (identical layouts on the 69 layers where both apply).</w:t>
       </w:r>
     </w:p>
     <w:p>
@@ -2093,7 +2189,7 @@
         <w:pStyle w:val="2"/>
       </w:pPr>
       <w:r>
-        <w:t>Study of Ten Networks</w:t>
+        <w:t>Eighty Images and Baselines</w:t>
       </w:r>
     </w:p>
     <w:p>
@@ -2101,15 +2197,59 @@
         <w:pStyle w:val="a3"/>
       </w:pPr>
       <w:r>
-        <w:t>The protocol fixed two checks and two sign predictions (Table IV). H0 (implementation): our code reproduced the earlier Frozen layout in all eight layers, and folding it reproduced the Frozen export byte for byte. H1 (model and code): wherever (2) holds, at W = 1 on all networks and at W = 2 on A and B-32 ReLU s1–s3, the relabeled count equaled the original on all 80 images. H2: the pooled W = 4 saving over the 79 images was positive on all ten networks, 1.09–10.80% (a new prediction for seven; the sign was known for B, maxout s1 and the board network). H3: the pooled W = 2 saving was positive on all six networks where (2) allows it, 3.36–7.37% on five and a negligible 0.022% on the 45-channel network, where 16 of 632 image-layers got worse and conv7 rose by 0.0001%, the only pooled increase of any layer. Only signs were predicted, not effect sizes. No image counted more cycles on any network at any W.</w:t>
-      </w:r>
-    </w:p>
-    <w:p>
-      <w:pPr>
-        <w:pStyle w:val="a3"/>
-      </w:pPr>
-      <w:r>
-        <w:t>Maxout s1 gained only 3.50% at W = 4; without per-network perfect-balance headroom, not in Table IV, a weak fit cannot be told from a small opportunity. The maxout and averaging networks (K = 288, 64 computed outputs) save almost as much at W = 2 as at W = 4 (averaging: 7.37% and 7.73%): with four output groups, their compute exceeds the W = 2 load of 145 cycles whenever the fullest bank holds more than 36 nonzeros. At W = 4 the calibration image saved more than the median on every network (in sample), and Set12 and BSD68 agreed within 0.8 points. In emulation every folded network reproduced the original's PNG bytes on Set12 05.png and BSD68 test001.png, with every layer's windows and INT32 accumulators equal up to the column order. The protocol's search routine rejects N = 45, so that network was fitted with the general bank rule (identical layouts on the 69 layers where both apply).</w:t>
+        <w:t>At W = 4 (Fig. 3), Frozen saved 5.13–10.94% per image on the 79 images other than its calibration image (median 7.22%, pooled 7.46%), Multi-start 5.62–11.19% on the 77 other than its three (median 7.89%, pooled 8.11%); perfect balance would save 7.99–16.62% (pooled 12.02%), the floor 15.01%. One of Frozen's 632 fitted image-layers counted more (BSD68 test028 conv3, +1.56%), none of Multi-start's 616. From the smallest saving, 05.png ranks 34th (Frozen) and 32nd (Multi-start) of 80, and Multi-start beat Frozen on 74 of the 77 images used by neither fit.</w:t>
+      </w:r>
+    </w:p>
+    <w:p>
+      <w:pPr>
+        <w:ind w:firstLine="0"/>
+        <w:jc w:val="center"/>
+      </w:pPr>
+      <w:r>
+        <w:drawing>
+          <wp:inline xmlns:a="http://schemas.openxmlformats.org/drawingml/2006/main" xmlns:pic="http://schemas.openxmlformats.org/drawingml/2006/picture">
+            <wp:extent cx="2880000" cy="1884194"/>
+            <wp:docPr id="3" name="Picture 3"/>
+            <wp:cNvGraphicFramePr>
+              <a:graphicFrameLocks noChangeAspect="1"/>
+            </wp:cNvGraphicFramePr>
+            <a:graphic>
+              <a:graphicData uri="http://schemas.openxmlformats.org/drawingml/2006/picture">
+                <pic:pic>
+                  <pic:nvPicPr>
+                    <pic:cNvPr id="0" name="fig3_per_image.png"/>
+                    <pic:cNvPicPr/>
+                  </pic:nvPicPr>
+                  <pic:blipFill>
+                    <a:blip r:embed="rId10"/>
+                    <a:stretch>
+                      <a:fillRect/>
+                    </a:stretch>
+                  </pic:blipFill>
+                  <pic:spPr>
+                    <a:xfrm>
+                      <a:off x="0" y="0"/>
+                      <a:ext cx="2880000" cy="1884194"/>
+                    </a:xfrm>
+                    <a:prstGeom prst="rect"/>
+                  </pic:spPr>
+                </pic:pic>
+              </a:graphicData>
+            </a:graphic>
+          </wp:inline>
+        </w:drawing>
+      </w:r>
+    </w:p>
+    <w:p>
+      <w:pPr>
+        <w:pStyle w:val="figurecaption"/>
+        <w:numPr>
+          <w:ilvl w:val="0"/>
+          <w:numId w:val="0"/>
+        </w:numPr>
+      </w:pPr>
+      <w:r>
+        <w:t>Fig. 3. Per-image W = 4 saving of the board network (count, conv1–10) on the 79 images other than Set12 01.png, sorted by the perfect-balance bound; legend: pooled saving. Set12 02–03 are Multi-start calibration images. Counts, not board runs.</w:t>
       </w:r>
     </w:p>
     <w:p>
@@ -2121,918 +2261,7 @@
         </w:numPr>
       </w:pPr>
       <w:r>
-        <w:t>Table IV. Ten-network study: pooled saving over the 79 images other than the calibration image (count, conv1–convL); 0 at W = 1 on every network and image. 0‡: (2) holds for every layer, and the saving is exactly 0 on every image. Worse: fitted image-layers that counted more than the original, of 632 (A: 395).</w:t>
-      </w:r>
-    </w:p>
-    <w:tbl>
-      <w:tblPr>
-        <w:tblW w:type="auto" w:w="0"/>
-        <w:tblBorders>
-          <w:top w:val="single" w:sz="4" w:space="0" w:color="000000"/>
-          <w:bottom w:val="single" w:sz="4" w:space="0" w:color="000000"/>
-          <w:insideH w:val="single" w:sz="4" w:space="0" w:color="000000"/>
-        </w:tblBorders>
-        <w:tblLayout w:type="fixed"/>
-        <w:tblLook w:firstColumn="1" w:firstRow="1" w:lastColumn="0" w:lastRow="0" w:noHBand="0" w:noVBand="1" w:val="04A0"/>
-      </w:tblPr>
-      <w:tblGrid>
-        <w:gridCol w:w="1361"/>
-        <w:gridCol w:w="680"/>
-        <w:gridCol w:w="680"/>
-        <w:gridCol w:w="1247"/>
-        <w:gridCol w:w="794"/>
-      </w:tblGrid>
-      <w:tr>
-        <w:tc>
-          <w:tcPr>
-            <w:tcW w:type="dxa" w:w="1361"/>
-          </w:tcPr>
-          <w:p>
-            <w:pPr>
-              <w:pStyle w:val="tablecolhead"/>
-              <w:spacing w:before="20" w:after="20"/>
-            </w:pPr>
-            <w:r>
-              <w:t>Network</w:t>
-            </w:r>
-          </w:p>
-        </w:tc>
-        <w:tc>
-          <w:tcPr>
-            <w:tcW w:type="dxa" w:w="680"/>
-          </w:tcPr>
-          <w:p>
-            <w:pPr>
-              <w:pStyle w:val="tablecolhead"/>
-              <w:spacing w:before="20" w:after="20"/>
-              <w:jc w:val="center"/>
-            </w:pPr>
-            <w:r>
-              <w:t>W = 2 (%)</w:t>
-            </w:r>
-          </w:p>
-        </w:tc>
-        <w:tc>
-          <w:tcPr>
-            <w:tcW w:type="dxa" w:w="680"/>
-          </w:tcPr>
-          <w:p>
-            <w:pPr>
-              <w:pStyle w:val="tablecolhead"/>
-              <w:spacing w:before="20" w:after="20"/>
-              <w:jc w:val="center"/>
-            </w:pPr>
-            <w:r>
-              <w:t>W = 4 (%)</w:t>
-            </w:r>
-          </w:p>
-        </w:tc>
-        <w:tc>
-          <w:tcPr>
-            <w:tcW w:type="dxa" w:w="1247"/>
-          </w:tcPr>
-          <w:p>
-            <w:pPr>
-              <w:pStyle w:val="tablecolhead"/>
-              <w:spacing w:before="20" w:after="20"/>
-              <w:jc w:val="center"/>
-            </w:pPr>
-            <w:r>
-              <w:t>W = 4, per image (%)</w:t>
-            </w:r>
-          </w:p>
-        </w:tc>
-        <w:tc>
-          <w:tcPr>
-            <w:tcW w:type="dxa" w:w="794"/>
-          </w:tcPr>
-          <w:p>
-            <w:pPr>
-              <w:pStyle w:val="tablecolhead"/>
-              <w:spacing w:before="20" w:after="20"/>
-              <w:jc w:val="center"/>
-            </w:pPr>
-            <w:r>
-              <w:t>Worse (W = 2/4)</w:t>
-            </w:r>
-          </w:p>
-        </w:tc>
-      </w:tr>
-      <w:tr>
-        <w:tc>
-          <w:tcPr>
-            <w:tcW w:type="dxa" w:w="1361"/>
-          </w:tcPr>
-          <w:p>
-            <w:pPr>
-              <w:pStyle w:val="tablecopy"/>
-              <w:spacing w:before="20" w:after="20"/>
-            </w:pPr>
-            <w:r>
-              <w:t>A (7 × 32)</w:t>
-            </w:r>
-          </w:p>
-        </w:tc>
-        <w:tc>
-          <w:tcPr>
-            <w:tcW w:type="dxa" w:w="680"/>
-          </w:tcPr>
-          <w:p>
-            <w:pPr>
-              <w:pStyle w:val="tablecopy"/>
-              <w:spacing w:before="20" w:after="20"/>
-              <w:jc w:val="center"/>
-            </w:pPr>
-            <w:r>
-              <w:t>0‡</w:t>
-            </w:r>
-          </w:p>
-        </w:tc>
-        <w:tc>
-          <w:tcPr>
-            <w:tcW w:type="dxa" w:w="680"/>
-          </w:tcPr>
-          <w:p>
-            <w:pPr>
-              <w:pStyle w:val="tablecopy"/>
-              <w:spacing w:before="20" w:after="20"/>
-              <w:jc w:val="center"/>
-            </w:pPr>
-            <w:r>
-              <w:t>7.98</w:t>
-            </w:r>
-          </w:p>
-        </w:tc>
-        <w:tc>
-          <w:tcPr>
-            <w:tcW w:type="dxa" w:w="1247"/>
-          </w:tcPr>
-          <w:p>
-            <w:pPr>
-              <w:pStyle w:val="tablecopy"/>
-              <w:spacing w:before="20" w:after="20"/>
-              <w:jc w:val="center"/>
-            </w:pPr>
-            <w:r>
-              <w:t>6.68–10.59</w:t>
-            </w:r>
-          </w:p>
-        </w:tc>
-        <w:tc>
-          <w:tcPr>
-            <w:tcW w:type="dxa" w:w="794"/>
-          </w:tcPr>
-          <w:p>
-            <w:pPr>
-              <w:pStyle w:val="tablecopy"/>
-              <w:spacing w:before="20" w:after="20"/>
-              <w:jc w:val="center"/>
-            </w:pPr>
-            <w:r>
-              <w:t>0 / 0</w:t>
-            </w:r>
-          </w:p>
-        </w:tc>
-      </w:tr>
-      <w:tr>
-        <w:tc>
-          <w:tcPr>
-            <w:tcW w:type="dxa" w:w="1361"/>
-          </w:tcPr>
-          <w:p>
-            <w:pPr>
-              <w:pStyle w:val="tablecopy"/>
-              <w:spacing w:before="20" w:after="20"/>
-            </w:pPr>
-            <w:r>
-              <w:t>B (10 × 64)</w:t>
-            </w:r>
-          </w:p>
-        </w:tc>
-        <w:tc>
-          <w:tcPr>
-            <w:tcW w:type="dxa" w:w="680"/>
-          </w:tcPr>
-          <w:p>
-            <w:pPr>
-              <w:pStyle w:val="tablecopy"/>
-              <w:spacing w:before="20" w:after="20"/>
-              <w:jc w:val="center"/>
-            </w:pPr>
-            <w:r>
-              <w:t>5.95</w:t>
-            </w:r>
-          </w:p>
-        </w:tc>
-        <w:tc>
-          <w:tcPr>
-            <w:tcW w:type="dxa" w:w="680"/>
-          </w:tcPr>
-          <w:p>
-            <w:pPr>
-              <w:pStyle w:val="tablecopy"/>
-              <w:spacing w:before="20" w:after="20"/>
-              <w:jc w:val="center"/>
-            </w:pPr>
-            <w:r>
-              <w:t>9.08</w:t>
-            </w:r>
-          </w:p>
-        </w:tc>
-        <w:tc>
-          <w:tcPr>
-            <w:tcW w:type="dxa" w:w="1247"/>
-          </w:tcPr>
-          <w:p>
-            <w:pPr>
-              <w:pStyle w:val="tablecopy"/>
-              <w:spacing w:before="20" w:after="20"/>
-              <w:jc w:val="center"/>
-            </w:pPr>
-            <w:r>
-              <w:t>7.31–10.89</w:t>
-            </w:r>
-          </w:p>
-        </w:tc>
-        <w:tc>
-          <w:tcPr>
-            <w:tcW w:type="dxa" w:w="794"/>
-          </w:tcPr>
-          <w:p>
-            <w:pPr>
-              <w:pStyle w:val="tablecopy"/>
-              <w:spacing w:before="20" w:after="20"/>
-              <w:jc w:val="center"/>
-            </w:pPr>
-            <w:r>
-              <w:t>2 / 0</w:t>
-            </w:r>
-          </w:p>
-        </w:tc>
-      </w:tr>
-      <w:tr>
-        <w:tc>
-          <w:tcPr>
-            <w:tcW w:type="dxa" w:w="1361"/>
-          </w:tcPr>
-          <w:p>
-            <w:pPr>
-              <w:pStyle w:val="tablecopy"/>
-              <w:spacing w:before="20" w:after="20"/>
-            </w:pPr>
-            <w:r>
-              <w:t>B-32 ReLU s1</w:t>
-            </w:r>
-          </w:p>
-        </w:tc>
-        <w:tc>
-          <w:tcPr>
-            <w:tcW w:type="dxa" w:w="680"/>
-          </w:tcPr>
-          <w:p>
-            <w:pPr>
-              <w:pStyle w:val="tablecopy"/>
-              <w:spacing w:before="20" w:after="20"/>
-              <w:jc w:val="center"/>
-            </w:pPr>
-            <w:r>
-              <w:t>0‡</w:t>
-            </w:r>
-          </w:p>
-        </w:tc>
-        <w:tc>
-          <w:tcPr>
-            <w:tcW w:type="dxa" w:w="680"/>
-          </w:tcPr>
-          <w:p>
-            <w:pPr>
-              <w:pStyle w:val="tablecopy"/>
-              <w:spacing w:before="20" w:after="20"/>
-              <w:jc w:val="center"/>
-            </w:pPr>
-            <w:r>
-              <w:t>7.46</w:t>
-            </w:r>
-          </w:p>
-        </w:tc>
-        <w:tc>
-          <w:tcPr>
-            <w:tcW w:type="dxa" w:w="1247"/>
-          </w:tcPr>
-          <w:p>
-            <w:pPr>
-              <w:pStyle w:val="tablecopy"/>
-              <w:spacing w:before="20" w:after="20"/>
-              <w:jc w:val="center"/>
-            </w:pPr>
-            <w:r>
-              <w:t>5.13–10.94</w:t>
-            </w:r>
-          </w:p>
-        </w:tc>
-        <w:tc>
-          <w:tcPr>
-            <w:tcW w:type="dxa" w:w="794"/>
-          </w:tcPr>
-          <w:p>
-            <w:pPr>
-              <w:pStyle w:val="tablecopy"/>
-              <w:spacing w:before="20" w:after="20"/>
-              <w:jc w:val="center"/>
-            </w:pPr>
-            <w:r>
-              <w:t>0 / 1</w:t>
-            </w:r>
-          </w:p>
-        </w:tc>
-      </w:tr>
-      <w:tr>
-        <w:tc>
-          <w:tcPr>
-            <w:tcW w:type="dxa" w:w="1361"/>
-          </w:tcPr>
-          <w:p>
-            <w:pPr>
-              <w:pStyle w:val="tablecopy"/>
-              <w:spacing w:before="20" w:after="20"/>
-            </w:pPr>
-            <w:r>
-              <w:t>B-32 ReLU s2</w:t>
-            </w:r>
-          </w:p>
-        </w:tc>
-        <w:tc>
-          <w:tcPr>
-            <w:tcW w:type="dxa" w:w="680"/>
-          </w:tcPr>
-          <w:p>
-            <w:pPr>
-              <w:pStyle w:val="tablecopy"/>
-              <w:spacing w:before="20" w:after="20"/>
-              <w:jc w:val="center"/>
-            </w:pPr>
-            <w:r>
-              <w:t>0‡</w:t>
-            </w:r>
-          </w:p>
-        </w:tc>
-        <w:tc>
-          <w:tcPr>
-            <w:tcW w:type="dxa" w:w="680"/>
-          </w:tcPr>
-          <w:p>
-            <w:pPr>
-              <w:pStyle w:val="tablecopy"/>
-              <w:spacing w:before="20" w:after="20"/>
-              <w:jc w:val="center"/>
-            </w:pPr>
-            <w:r>
-              <w:t>10.80</w:t>
-            </w:r>
-          </w:p>
-        </w:tc>
-        <w:tc>
-          <w:tcPr>
-            <w:tcW w:type="dxa" w:w="1247"/>
-          </w:tcPr>
-          <w:p>
-            <w:pPr>
-              <w:pStyle w:val="tablecopy"/>
-              <w:spacing w:before="20" w:after="20"/>
-              <w:jc w:val="center"/>
-            </w:pPr>
-            <w:r>
-              <w:t>7.39–14.83</w:t>
-            </w:r>
-          </w:p>
-        </w:tc>
-        <w:tc>
-          <w:tcPr>
-            <w:tcW w:type="dxa" w:w="794"/>
-          </w:tcPr>
-          <w:p>
-            <w:pPr>
-              <w:pStyle w:val="tablecopy"/>
-              <w:spacing w:before="20" w:after="20"/>
-              <w:jc w:val="center"/>
-            </w:pPr>
-            <w:r>
-              <w:t>0 / 1</w:t>
-            </w:r>
-          </w:p>
-        </w:tc>
-      </w:tr>
-      <w:tr>
-        <w:tc>
-          <w:tcPr>
-            <w:tcW w:type="dxa" w:w="1361"/>
-          </w:tcPr>
-          <w:p>
-            <w:pPr>
-              <w:pStyle w:val="tablecopy"/>
-              <w:spacing w:before="20" w:after="20"/>
-            </w:pPr>
-            <w:r>
-              <w:t>B-32 ReLU s3</w:t>
-            </w:r>
-          </w:p>
-        </w:tc>
-        <w:tc>
-          <w:tcPr>
-            <w:tcW w:type="dxa" w:w="680"/>
-          </w:tcPr>
-          <w:p>
-            <w:pPr>
-              <w:pStyle w:val="tablecopy"/>
-              <w:spacing w:before="20" w:after="20"/>
-              <w:jc w:val="center"/>
-            </w:pPr>
-            <w:r>
-              <w:t>0‡</w:t>
-            </w:r>
-          </w:p>
-        </w:tc>
-        <w:tc>
-          <w:tcPr>
-            <w:tcW w:type="dxa" w:w="680"/>
-          </w:tcPr>
-          <w:p>
-            <w:pPr>
-              <w:pStyle w:val="tablecopy"/>
-              <w:spacing w:before="20" w:after="20"/>
-              <w:jc w:val="center"/>
-            </w:pPr>
-            <w:r>
-              <w:t>9.85</w:t>
-            </w:r>
-          </w:p>
-        </w:tc>
-        <w:tc>
-          <w:tcPr>
-            <w:tcW w:type="dxa" w:w="1247"/>
-          </w:tcPr>
-          <w:p>
-            <w:pPr>
-              <w:pStyle w:val="tablecopy"/>
-              <w:spacing w:before="20" w:after="20"/>
-              <w:jc w:val="center"/>
-            </w:pPr>
-            <w:r>
-              <w:t>8.58–11.30</w:t>
-            </w:r>
-          </w:p>
-        </w:tc>
-        <w:tc>
-          <w:tcPr>
-            <w:tcW w:type="dxa" w:w="794"/>
-          </w:tcPr>
-          <w:p>
-            <w:pPr>
-              <w:pStyle w:val="tablecopy"/>
-              <w:spacing w:before="20" w:after="20"/>
-              <w:jc w:val="center"/>
-            </w:pPr>
-            <w:r>
-              <w:t>0 / 1</w:t>
-            </w:r>
-          </w:p>
-        </w:tc>
-      </w:tr>
-      <w:tr>
-        <w:tc>
-          <w:tcPr>
-            <w:tcW w:type="dxa" w:w="1361"/>
-          </w:tcPr>
-          <w:p>
-            <w:pPr>
-              <w:pStyle w:val="tablecopy"/>
-              <w:spacing w:before="20" w:after="20"/>
-            </w:pPr>
-            <w:r>
-              <w:t>B-32 maxout s1</w:t>
-            </w:r>
-          </w:p>
-        </w:tc>
-        <w:tc>
-          <w:tcPr>
-            <w:tcW w:type="dxa" w:w="680"/>
-          </w:tcPr>
-          <w:p>
-            <w:pPr>
-              <w:pStyle w:val="tablecopy"/>
-              <w:spacing w:before="20" w:after="20"/>
-              <w:jc w:val="center"/>
-            </w:pPr>
-            <w:r>
-              <w:t>3.36</w:t>
-            </w:r>
-          </w:p>
-        </w:tc>
-        <w:tc>
-          <w:tcPr>
-            <w:tcW w:type="dxa" w:w="680"/>
-          </w:tcPr>
-          <w:p>
-            <w:pPr>
-              <w:pStyle w:val="tablecopy"/>
-              <w:spacing w:before="20" w:after="20"/>
-              <w:jc w:val="center"/>
-            </w:pPr>
-            <w:r>
-              <w:t>3.50</w:t>
-            </w:r>
-          </w:p>
-        </w:tc>
-        <w:tc>
-          <w:tcPr>
-            <w:tcW w:type="dxa" w:w="1247"/>
-          </w:tcPr>
-          <w:p>
-            <w:pPr>
-              <w:pStyle w:val="tablecopy"/>
-              <w:spacing w:before="20" w:after="20"/>
-              <w:jc w:val="center"/>
-            </w:pPr>
-            <w:r>
-              <w:t>2.70–4.61</w:t>
-            </w:r>
-          </w:p>
-        </w:tc>
-        <w:tc>
-          <w:tcPr>
-            <w:tcW w:type="dxa" w:w="794"/>
-          </w:tcPr>
-          <w:p>
-            <w:pPr>
-              <w:pStyle w:val="tablecopy"/>
-              <w:spacing w:before="20" w:after="20"/>
-              <w:jc w:val="center"/>
-            </w:pPr>
-            <w:r>
-              <w:t>3 / 3</w:t>
-            </w:r>
-          </w:p>
-        </w:tc>
-      </w:tr>
-      <w:tr>
-        <w:tc>
-          <w:tcPr>
-            <w:tcW w:type="dxa" w:w="1361"/>
-          </w:tcPr>
-          <w:p>
-            <w:pPr>
-              <w:pStyle w:val="tablecopy"/>
-              <w:spacing w:before="20" w:after="20"/>
-            </w:pPr>
-            <w:r>
-              <w:t>B-32 maxout s2</w:t>
-            </w:r>
-          </w:p>
-        </w:tc>
-        <w:tc>
-          <w:tcPr>
-            <w:tcW w:type="dxa" w:w="680"/>
-          </w:tcPr>
-          <w:p>
-            <w:pPr>
-              <w:pStyle w:val="tablecopy"/>
-              <w:spacing w:before="20" w:after="20"/>
-              <w:jc w:val="center"/>
-            </w:pPr>
-            <w:r>
-              <w:t>6.75</w:t>
-            </w:r>
-          </w:p>
-        </w:tc>
-        <w:tc>
-          <w:tcPr>
-            <w:tcW w:type="dxa" w:w="680"/>
-          </w:tcPr>
-          <w:p>
-            <w:pPr>
-              <w:pStyle w:val="tablecopy"/>
-              <w:spacing w:before="20" w:after="20"/>
-              <w:jc w:val="center"/>
-            </w:pPr>
-            <w:r>
-              <w:t>7.04</w:t>
-            </w:r>
-          </w:p>
-        </w:tc>
-        <w:tc>
-          <w:tcPr>
-            <w:tcW w:type="dxa" w:w="1247"/>
-          </w:tcPr>
-          <w:p>
-            <w:pPr>
-              <w:pStyle w:val="tablecopy"/>
-              <w:spacing w:before="20" w:after="20"/>
-              <w:jc w:val="center"/>
-            </w:pPr>
-            <w:r>
-              <w:t>6.38–8.18</w:t>
-            </w:r>
-          </w:p>
-        </w:tc>
-        <w:tc>
-          <w:tcPr>
-            <w:tcW w:type="dxa" w:w="794"/>
-          </w:tcPr>
-          <w:p>
-            <w:pPr>
-              <w:pStyle w:val="tablecopy"/>
-              <w:spacing w:before="20" w:after="20"/>
-              <w:jc w:val="center"/>
-            </w:pPr>
-            <w:r>
-              <w:t>0 / 0</w:t>
-            </w:r>
-          </w:p>
-        </w:tc>
-      </w:tr>
-      <w:tr>
-        <w:tc>
-          <w:tcPr>
-            <w:tcW w:type="dxa" w:w="1361"/>
-          </w:tcPr>
-          <w:p>
-            <w:pPr>
-              <w:pStyle w:val="tablecopy"/>
-              <w:spacing w:before="20" w:after="20"/>
-            </w:pPr>
-            <w:r>
-              <w:t>B-32 maxout s3</w:t>
-            </w:r>
-          </w:p>
-        </w:tc>
-        <w:tc>
-          <w:tcPr>
-            <w:tcW w:type="dxa" w:w="680"/>
-          </w:tcPr>
-          <w:p>
-            <w:pPr>
-              <w:pStyle w:val="tablecopy"/>
-              <w:spacing w:before="20" w:after="20"/>
-              <w:jc w:val="center"/>
-            </w:pPr>
-            <w:r>
-              <w:t>6.08</w:t>
-            </w:r>
-          </w:p>
-        </w:tc>
-        <w:tc>
-          <w:tcPr>
-            <w:tcW w:type="dxa" w:w="680"/>
-          </w:tcPr>
-          <w:p>
-            <w:pPr>
-              <w:pStyle w:val="tablecopy"/>
-              <w:spacing w:before="20" w:after="20"/>
-              <w:jc w:val="center"/>
-            </w:pPr>
-            <w:r>
-              <w:t>6.31</w:t>
-            </w:r>
-          </w:p>
-        </w:tc>
-        <w:tc>
-          <w:tcPr>
-            <w:tcW w:type="dxa" w:w="1247"/>
-          </w:tcPr>
-          <w:p>
-            <w:pPr>
-              <w:pStyle w:val="tablecopy"/>
-              <w:spacing w:before="20" w:after="20"/>
-              <w:jc w:val="center"/>
-            </w:pPr>
-            <w:r>
-              <w:t>4.90–8.06</w:t>
-            </w:r>
-          </w:p>
-        </w:tc>
-        <w:tc>
-          <w:tcPr>
-            <w:tcW w:type="dxa" w:w="794"/>
-          </w:tcPr>
-          <w:p>
-            <w:pPr>
-              <w:pStyle w:val="tablecopy"/>
-              <w:spacing w:before="20" w:after="20"/>
-              <w:jc w:val="center"/>
-            </w:pPr>
-            <w:r>
-              <w:t>0 / 0</w:t>
-            </w:r>
-          </w:p>
-        </w:tc>
-      </w:tr>
-      <w:tr>
-        <w:tc>
-          <w:tcPr>
-            <w:tcW w:type="dxa" w:w="1361"/>
-          </w:tcPr>
-          <w:p>
-            <w:pPr>
-              <w:pStyle w:val="tablecopy"/>
-              <w:spacing w:before="20" w:after="20"/>
-            </w:pPr>
-            <w:r>
-              <w:t>B-32 avg. s2</w:t>
-            </w:r>
-          </w:p>
-        </w:tc>
-        <w:tc>
-          <w:tcPr>
-            <w:tcW w:type="dxa" w:w="680"/>
-          </w:tcPr>
-          <w:p>
-            <w:pPr>
-              <w:pStyle w:val="tablecopy"/>
-              <w:spacing w:before="20" w:after="20"/>
-              <w:jc w:val="center"/>
-            </w:pPr>
-            <w:r>
-              <w:t>7.37</w:t>
-            </w:r>
-          </w:p>
-        </w:tc>
-        <w:tc>
-          <w:tcPr>
-            <w:tcW w:type="dxa" w:w="680"/>
-          </w:tcPr>
-          <w:p>
-            <w:pPr>
-              <w:pStyle w:val="tablecopy"/>
-              <w:spacing w:before="20" w:after="20"/>
-              <w:jc w:val="center"/>
-            </w:pPr>
-            <w:r>
-              <w:t>7.73</w:t>
-            </w:r>
-          </w:p>
-        </w:tc>
-        <w:tc>
-          <w:tcPr>
-            <w:tcW w:type="dxa" w:w="1247"/>
-          </w:tcPr>
-          <w:p>
-            <w:pPr>
-              <w:pStyle w:val="tablecopy"/>
-              <w:spacing w:before="20" w:after="20"/>
-              <w:jc w:val="center"/>
-            </w:pPr>
-            <w:r>
-              <w:t>6.36–9.45</w:t>
-            </w:r>
-          </w:p>
-        </w:tc>
-        <w:tc>
-          <w:tcPr>
-            <w:tcW w:type="dxa" w:w="794"/>
-          </w:tcPr>
-          <w:p>
-            <w:pPr>
-              <w:pStyle w:val="tablecopy"/>
-              <w:spacing w:before="20" w:after="20"/>
-              <w:jc w:val="center"/>
-            </w:pPr>
-            <w:r>
-              <w:t>0 / 0</w:t>
-            </w:r>
-          </w:p>
-        </w:tc>
-      </w:tr>
-      <w:tr>
-        <w:tc>
-          <w:tcPr>
-            <w:tcW w:type="dxa" w:w="1361"/>
-          </w:tcPr>
-          <w:p>
-            <w:pPr>
-              <w:pStyle w:val="tablecopy"/>
-              <w:spacing w:before="20" w:after="20"/>
-            </w:pPr>
-            <w:r>
-              <w:t>10 × 45 ReLU</w:t>
-            </w:r>
-          </w:p>
-        </w:tc>
-        <w:tc>
-          <w:tcPr>
-            <w:tcW w:type="dxa" w:w="680"/>
-          </w:tcPr>
-          <w:p>
-            <w:pPr>
-              <w:pStyle w:val="tablecopy"/>
-              <w:spacing w:before="20" w:after="20"/>
-              <w:jc w:val="center"/>
-            </w:pPr>
-            <w:r>
-              <w:t>0.022</w:t>
-            </w:r>
-          </w:p>
-        </w:tc>
-        <w:tc>
-          <w:tcPr>
-            <w:tcW w:type="dxa" w:w="680"/>
-          </w:tcPr>
-          <w:p>
-            <w:pPr>
-              <w:pStyle w:val="tablecopy"/>
-              <w:spacing w:before="20" w:after="20"/>
-              <w:jc w:val="center"/>
-            </w:pPr>
-            <w:r>
-              <w:t>1.09</w:t>
-            </w:r>
-          </w:p>
-        </w:tc>
-        <w:tc>
-          <w:tcPr>
-            <w:tcW w:type="dxa" w:w="1247"/>
-          </w:tcPr>
-          <w:p>
-            <w:pPr>
-              <w:pStyle w:val="tablecopy"/>
-              <w:spacing w:before="20" w:after="20"/>
-              <w:jc w:val="center"/>
-            </w:pPr>
-            <w:r>
-              <w:t>0.82–1.36</w:t>
-            </w:r>
-          </w:p>
-        </w:tc>
-        <w:tc>
-          <w:tcPr>
-            <w:tcW w:type="dxa" w:w="794"/>
-          </w:tcPr>
-          <w:p>
-            <w:pPr>
-              <w:pStyle w:val="tablecopy"/>
-              <w:spacing w:before="20" w:after="20"/>
-              <w:jc w:val="center"/>
-            </w:pPr>
-            <w:r>
-              <w:t>16 / 0</w:t>
-            </w:r>
-          </w:p>
-        </w:tc>
-      </w:tr>
-    </w:tbl>
-    <w:p>
-      <w:pPr>
-        <w:pStyle w:val="2"/>
-      </w:pPr>
-      <w:r>
-        <w:t>Baselines</w:t>
-      </w:r>
-    </w:p>
-    <w:p>
-      <w:pPr>
-        <w:pStyle w:val="a3"/>
-      </w:pPr>
-      <w:r>
-        <w:t>Table V compares other layouts of the board network. Over 20 random layouts with eight channels per class the pooled saving ranged from −5.43% to +1.73% (median −2.31%), so savings against the identity understate those against a random order; the one with the best calibration objective saved 1.31% (not a budget-matched search).</w:t>
-      </w:r>
-    </w:p>
-    <w:p>
-      <w:pPr>
-        <w:pStyle w:val="a3"/>
-      </w:pPr>
-      <w:r>
-        <w:rPr>
-          <w:b/>
-        </w:rPr>
-        <w:t>Density.</w:t>
-      </w:r>
-      <w:r>
-        <w:t xml:space="preserve"> A SparTen-style density sort [8] with activation density, dealing the channels by mean nonzero count to the classes in round-robin (0, 1, 2, 3, 0, …) or snake order (0, 1, 2, 3, 3, 2, 1, 0, …), saved 3.59% and 2.56%; assigning each channel, in decreasing count, to the class with the smallest total saved 3.69%, 48% of the Frozen recipe's five-seed mean of 7.62%. The six static density layouts (three per calibration set) captured 21–33% of the perfect-balance saving, the deployable window-level layouts of Table V 62–68.5%. All three Cal-1 density layouts made conv7 slower, the deals also conv3 (snake by 8.41%, and conv6 by 0.17%); every window-level layout lowered every layer's pooled count. A Sense-like sort [6] by each channel's nonzero count in the current image saved 3.74–4.89%, at most 58% of the Frozen recipe fitted on each test image (8.45%); this host could compute such statistics in software, a core with resident weights would need ranking hardware. A density-only heuristic thus reached about half of the window-level saving. This compares procedures; it is not an ablation that isolates co-activation, and the count also depends on correlation among the nine taps of one channel, which no channel relabeling can change.</w:t>
-      </w:r>
-    </w:p>
-    <w:p>
-      <w:pPr>
-        <w:pStyle w:val="a3"/>
-      </w:pPr>
-      <w:r>
-        <w:rPr>
-          <w:b/>
-        </w:rPr>
-        <w:t>Search budget.</w:t>
-      </w:r>
-      <w:r>
-        <w:t xml:space="preserve"> On the 77 images used by neither calibration, Multi-start (8.11%) leads Frozen (7.48%) by 0.63 points; changing one thing at a time, the recipe's five-seed mean on Cal-1 adds 0.15 (the Frozen seed was the lowest of five), five times the budget 0.29, Multi-start's data 0.32, the restarts −0.07 and its seed −0.06 (also the lowest of five). With equal data and budget, plain greedy search (8.24%, five-seed mean) beat Multi-start (8.17%) on four of five seeds.</w:t>
-      </w:r>
-    </w:p>
-    <w:p>
-      <w:pPr>
-        <w:pStyle w:val="tablehead"/>
-        <w:numPr>
-          <w:ilvl w:val="0"/>
-          <w:numId w:val="0"/>
-        </w:numPr>
-      </w:pPr>
-      <w:r>
-        <w:t>Table V. Layouts of B-32 ReLU s1 at W = 4 (count). Cal-1: Set12 01, 2048 windows per layer; Cal-3: Set12 01–03, two noise draws, 6144 windows per layer. p.i.: uses the test image. Recipe: Frozen's. Five-seed rows: mean pooled saving (range of the seeds) and per-image range over all seeds; 5×: 2005 evaluations per layer. Share: of the perfect-balance saving. Random: range and share from the per-image median.</w:t>
+        <w:t>Table III. Layouts of B-32 ReLU s1 at W = 4 (count). Cal-1, Cal-3: Section III. p.i.: uses the test image. Post hoc: counted after the study. Recipe: Frozen's. Five-seed rows: mean pooled saving (range of the seeds) and per-image range over all seeds; 5×: 2005 evaluations per layer. Share: (original − layout)/(original − perfect balance), cycles summed over the images. Random: range and share from the per-image median.</w:t>
       </w:r>
     </w:p>
     <w:tbl>
@@ -3662,9 +2891,92 @@
           </w:p>
         </w:tc>
       </w:tr>
+      <w:tr>
+        <w:tc>
+          <w:tcPr>
+            <w:tcW w:type="dxa" w:w="2177"/>
+          </w:tcPr>
+          <w:p>
+            <w:pPr>
+              <w:pStyle w:val="tablecopy"/>
+              <w:spacing w:before="20" w:after="20"/>
+            </w:pPr>
+            <w:r>
+              <w:t>Skew, data-free (post hoc)</w:t>
+            </w:r>
+          </w:p>
+        </w:tc>
+        <w:tc>
+          <w:tcPr>
+            <w:tcW w:type="dxa" w:w="680"/>
+          </w:tcPr>
+          <w:p>
+            <w:pPr>
+              <w:pStyle w:val="tablecopy"/>
+              <w:spacing w:before="20" w:after="20"/>
+              <w:jc w:val="center"/>
+            </w:pPr>
+            <w:r>
+              <w:t>9.20</w:t>
+            </w:r>
+          </w:p>
+        </w:tc>
+        <w:tc>
+          <w:tcPr>
+            <w:tcW w:type="dxa" w:w="1225"/>
+          </w:tcPr>
+          <w:p>
+            <w:pPr>
+              <w:pStyle w:val="tablecopy"/>
+              <w:spacing w:before="20" w:after="20"/>
+              <w:jc w:val="center"/>
+            </w:pPr>
+            <w:r>
+              <w:t>5.70–13.66</w:t>
+            </w:r>
+          </w:p>
+        </w:tc>
+        <w:tc>
+          <w:tcPr>
+            <w:tcW w:type="dxa" w:w="680"/>
+          </w:tcPr>
+          <w:p>
+            <w:pPr>
+              <w:pStyle w:val="tablecopy"/>
+              <w:spacing w:before="20" w:after="20"/>
+              <w:jc w:val="center"/>
+            </w:pPr>
+            <w:r>
+              <w:t>76.6</w:t>
+            </w:r>
+          </w:p>
+        </w:tc>
+      </w:tr>
     </w:tbl>
     <w:p>
       <w:pPr>
+        <w:pStyle w:val="a3"/>
+      </w:pPr>
+      <w:r>
+        <w:t>Table III compares other layouts. Twenty random layouts with eight channels per class saved −5.43% to +1.73% pooled (median −2.31%), so savings against the identity understate those against a random order. Six layouts after SparTen's density sort [8], using activation density (channels dealt by mean nonzero count to the classes in round-robin or snake order, or each to the class with the smallest total), captured 21–33% of the perfect-balance saving, the deployable fitted layouts 62–68.5%; a Sense-like sort [6] by each channel's nonzero count in the test image reached at most 58% of the recipe fitted on that image. This compares procedures and does not isolate co-activation; the count also depends on correlation among a channel's nine taps, which no relabeling can change. Changing one thing at a time, Multi-start's 0.63-point lead over Frozen on the 77 images splits into Frozen's seed (0.15; the lowest of five), five times the budget (0.29) and Multi-start's data (0.32), less its restarts (0.07) and seed (0.06); with equal data and budget, plain greedy search beat Multi-start on four of five seeds.</w:t>
+      </w:r>
+    </w:p>
+    <w:p>
+      <w:pPr>
+        <w:pStyle w:val="a3"/>
+      </w:pPr>
+      <w:r>
+        <w:rPr>
+          <w:b/>
+        </w:rPr>
+        <w:t>Skew (counted after the study).</w:t>
+      </w:r>
+      <w:r>
+        <w:t xml:space="preserve"> Applied to the inputs of conv2–conv9, the skew saved 9.20% pooled over the 79 images (median 9.02%, 5.70–13.66% per image), 76.6% of the perfect-balance saving, and fewer cycles than both relabelings on every image (Fig. 3), although the 79 include Multi-start's calibration images (on the other 77: 9.22% against 8.11%). On 05.png it counted 12,139,748 cycles (−8.64%, against 7.02% and 7.60% for the relabelings), and there it also beat the recipe on A, B and maxout s1 (10.01%, 10.91%, 5.61% against 7.67%, 9.36%, 3.47%). In the integer oracle, on 4096 windows per layer of 05.png, the permuted taps and weight columns left every accumulator unchanged. The relabeling is thus not the best static layout of this core.</w:t>
+      </w:r>
+    </w:p>
+    <w:p>
+      <w:pPr>
         <w:pStyle w:val="1"/>
       </w:pPr>
       <w:r>
@@ -3676,15 +2988,7 @@
         <w:pStyle w:val="a3"/>
       </w:pPr>
       <w:r>
-        <w:t>Cnvlutin's lanes have our banks' maximum-over-units cost [1]; SCNN reports idle cycles at inter-PE barriers [3], and in SparTen each input-map broadcast imposes an implicit barrier on a cluster's compute units [8]. Balanced pruning [17], [18], top-k activation pruning [4], [5] and BRIM's offline weight reshaping from profiled activation statistics, plus hardware for the residual imbalance [19], change the function; Sense ranks input channels by nonzero count in hardware [6], and Crane moves work between PEs [7]. SparTen's software balancing sorts filters by density offline and reorders the next layer's weights [8], the closest precedent for the mechanism, with a weight objective; Pool and Yu fold a channel permutation for N:M pruning into the preceding layer [11]; Xu et al. and SparHiXcel-v2 order channels on FPGAs for weight sparsity [9], [10]. VARA permutes inputs offline to cluster co-zero activations, applying the order through an index unit [20]. Skewed storage places a matrix in parallel memories so that rows and columns can be accessed without bank conflicts [21].</w:t>
-      </w:r>
-    </w:p>
-    <w:p>
-      <w:pPr>
-        <w:pStyle w:val="a3"/>
-      </w:pPr>
-      <w:r>
-        <w:t>Channel permutation, its folding, offline activation profiling, greedy search and skewed bank assignment are thus not new; our search (Crossref, arXiv, web; October 2026) found no work that spreads co-active channels over lockstep banks by an exact, folded relabeling. The contribution is empirical: the share of the bank-imbalance cost one such relabeling removes on unseen images, and exact agreement of predicted and measured cycles.</w:t>
+        <w:t>Balanced pruning [17], [18] and BRIM's offline weight reshaping from profiled activation statistics, with hardware for the residual imbalance [19], also change the function. SparTen sorts filters by density offline and reorders the next layer's weights [8], the closest precedent, with a weight objective; Pool and Yu fold a channel permutation for N:M pruning into the preceding layer [11]; Xu et al. and SparHiXcel-v2 order channels on FPGAs for weight sparsity [9], [10]; VARA permutes inputs offline to cluster co-zero activations, through an index unit [20]. Skewed storage gives conflict-free access to the rows and columns of a matrix in parallel memories [21]; our skew applies it to window taps. Channel permutation, its folding, activation profiling, greedy search and skewing are thus not new; our search (Crossref, arXiv, web; October 2026) found no work that spreads co-active channels over lockstep banks by an exact, folded relabeling. The contribution is empirical: how much of the bank-imbalance cost static layouts remove on unseen images, and cycle-exact prediction.</w:t>
       </w:r>
     </w:p>
     <w:p>
@@ -3710,7 +3014,7 @@
         <w:t>Tap-level layouts.</w:t>
       </w:r>
       <w:r>
-        <w:t xml:space="preserve"> As this host builds the windows, any static order of the K taps, applied to the windows and the weight columns, is also exact; this larger space includes layouts that spread each channel's nine taps over all four banks, as in the 45-channel layers. It was not evaluated systematically; in a preliminary count (not yet in the repository) one data-free skew of this kind saved more on the board network than both fitted layouts: the relabeling is not shown to be the best static layout, only one that keeps the window order.</w:t>
+        <w:t xml:space="preserve"> Committed: the skew's count on the board network (80 images) and four other networks (05.png only), and its exactness in the integer oracle. Open: the export and driver path for skewed windows and weight columns, its host time, a board run, the skew on all ten networks, and whether a relabeling fitted on top of the skew adds to its saving, under a new pre-registration separate from H0–H3.</w:t>
       </w:r>
     </w:p>
     <w:p>
@@ -3728,7 +3032,7 @@
         <w:t>Board evidence.</w:t>
       </w:r>
       <w:r>
-        <w:t xml:space="preserve"> One network and one image were measured; the nine out-of-sample checks differ from the in-sample ones only in the layout, and the fill-and-drain constants come from runs of the same image. Table II is transcribed from run notes that give neither Frozen's per-layer cycles nor image digests; the raw reports are not yet committed.</w:t>
+        <w:t xml:space="preserve"> One network and one image were measured, and the fill-and-drain constants come from runs of the same image. Table II is transcribed from run notes that give neither Frozen's per-layer cycles nor image digests; the raw reports are not yet committed.</w:t>
       </w:r>
     </w:p>
     <w:p>
@@ -3746,7 +3050,7 @@
         <w:t>End-to-end effect.</w:t>
       </w:r>
       <w:r>
-        <w:t xml:space="preserve"> Only core cycles are reported. The JTAG test harness dominates: the earlier run of the Original spent 315.0 s in its ten layers' debugger sessions against 0.266 s of core time, so Multi-start's 20.2 ms are 0.006%. Host im2col and requantization on the ARM cores, energy, and banks decoupled by FIFOs, which could beat the per-window perfect-balance bound, were not measured.</w:t>
+        <w:t xml:space="preserve"> Only core cycles are reported; the JTAG harness dominates (the earlier run of the Original spent 315.0 s in debugger sessions against 0.266 s of core time, so Multi-start's 20.2 ms are 0.006%). Host im2col and requantization time, energy, and FIFO-decoupled banks, which could beat the per-window perfect-balance bound, were not measured.</w:t>
       </w:r>
     </w:p>
     <w:p>
@@ -3764,7 +3068,7 @@
         <w:t>Statistics and selection.</w:t>
       </w:r>
       <w:r>
-        <w:t xml:space="preserve"> Only σ = 25 with one noise draw per image was evaluated, though sparsity changes with the noise level; W = 2 results are counts. The spread over the choice of calibration image was not measured, and pooled savings have no confidence interval. BSD68 was part of the networks' development, and Multi-start was chosen after its BSD68 counts were seen.</w:t>
+        <w:t xml:space="preserve"> Only σ = 25 with one noise draw per image; W = 2 results are counts; calibration-image spread and confidence intervals were not measured. BSD68 was part of the networks' development, Multi-start was chosen after its BSD68 counts were seen, and the skew was counted after the study.</w:t>
       </w:r>
     </w:p>
     <w:p>
@@ -3782,7 +3086,7 @@
         <w:t>Stall counter.</w:t>
       </w:r>
       <w:r>
-        <w:t xml:space="preserve"> This bitstream's IN_STALL misses DMA starvation at window boundaries (fixed in later RTL); the exact match excludes hidden stalls that differ between layouts, and the rule's hold in RTL simulation suggests the constants contain none.</w:t>
+        <w:t xml:space="preserve"> This bitstream's IN_STALL misses DMA starvation at window boundaries (fixed in later RTL); the exact match excludes hidden stalls that differ between layouts, and the fill-and-drain rule's hold in RTL simulation, which has no DMA, suggests the constants contain none.</w:t>
       </w:r>
     </w:p>
     <w:p>
@@ -3798,7 +3102,7 @@
         <w:pStyle w:val="a3"/>
       </w:pPr>
       <w:r>
-        <w:t>On a zero-skipping core whose four banks run in lockstep and whose windows keep the (ky, kx, channel) order, the channel order sets the bank balance, and the layer shapes tell where it can matter. Two relabelings fixed on calibration images cut the measured core cycles of one image by 7.02% and 7.60% with identical output, as predicted to the cycle after reported stalls, and the pooled count fell on all ten networks of a study whose protocol was pushed before the fits. Tap-level layouts, more board images, other noise levels and end-to-end time remain open. Scripts, layouts, per-image counts and a map from every number to its source are in bankperm/ of https://github.com/qewr1234/FPGA.</w:t>
+        <w:t>On a zero-skipping core with lockstep banks, the layer shapes tell where the tap-to-bank layout can matter, and a folded relabeling changed the measured cycles as counted, with identical output. It lowered the pooled count on all ten networks, but a data-free skew saved more on the board network; what a fitted layout adds to the skew, and how well layer shapes predict its gain, remain open. Scripts, layouts, per-image counts and the source of every number are in bankperm/ of https://github.com/qewr1234/FPGA.</w:t>
       </w:r>
     </w:p>
     <w:p>

--- a/bankperm/PAPER_EN.docx
+++ b/bankperm/PAPER_EN.docx
@@ -27,7 +27,7 @@
         <w:pStyle w:val="Author"/>
       </w:pPr>
       <w:r>
-        <w:t xml:space="preserve">(Author names)</w:t>
+        <w:t xml:space="preserve">Lee Yoo Joon</w:t>
       </w:r>
     </w:p>
     <w:p>
@@ -35,7 +35,7 @@
         <w:pStyle w:val="Affiliation"/>
       </w:pPr>
       <w:r>
-        <w:t xml:space="preserve">(Affiliation)</w:t>
+        <w:t xml:space="preserve">School of Computer Science and Engineering, Yeungnam University</w:t>
       </w:r>
     </w:p>
     <w:p>
@@ -43,12 +43,78 @@
         <w:pStyle w:val="Affiliation"/>
       </w:pPr>
       <w:r>
+        <w:t xml:space="preserve">Information and Communication Engineering Major</w:t>
+      </w:r>
+    </w:p>
+    <w:p>
+      <w:pPr>
+        <w:pStyle w:val="Affiliation"/>
+      </w:pPr>
+      <w:r>
+        <w:t xml:space="preserve">Gyeongsan, Republic of Korea</w:t>
+      </w:r>
+    </w:p>
+    <w:p>
+      <w:pPr>
+        <w:pStyle w:val="Affiliation"/>
+      </w:pPr>
+      <w:r>
         <w:t xml:space="preserve">(e-mail)</w:t>
       </w:r>
     </w:p>
     <w:p>
       <w:pPr>
+        <w:pStyle w:val="Author"/>
+      </w:pPr>
+      <w:r>
+        <w:t xml:space="preserve">(Advisor name)</w:t>
+      </w:r>
+    </w:p>
+    <w:p>
+      <w:pPr>
         <w:pStyle w:val="Affiliation"/>
+      </w:pPr>
+      <w:r>
+        <w:t xml:space="preserve">(Dept. name of organization)</w:t>
+      </w:r>
+    </w:p>
+    <w:p>
+      <w:pPr>
+        <w:pStyle w:val="Affiliation"/>
+      </w:pPr>
+      <w:r>
+        <w:t xml:space="preserve">(Name of organization)</w:t>
+      </w:r>
+    </w:p>
+    <w:p>
+      <w:pPr>
+        <w:pStyle w:val="Affiliation"/>
+      </w:pPr>
+      <w:r>
+        <w:t xml:space="preserve">(City, Country)</w:t>
+      </w:r>
+    </w:p>
+    <w:p>
+      <w:pPr>
+        <w:pStyle w:val="Affiliation"/>
+        <w:sectPr>
+          <w:type w:val="continuous"/>
+          <w:pgSz w:w="11909" w:h="16834"/>
+          <w:pgMar w:top="1080" w:right="734" w:bottom="2434" w:left="734" w:header="720" w:footer="720" w:gutter="0"/>
+          <w:cols w:space="720" w:num="2" w:equalWidth="0">
+            <w:col w:w="4860" w:space="720"/>
+            <w:col w:w="4860"/>
+          </w:cols>
+          <w:docGrid w:linePitch="360"/>
+        </w:sectPr>
+      </w:pPr>
+      <w:r>
+        <w:t xml:space="preserve">(e-mail address)</w:t>
+      </w:r>
+    </w:p>
+    <w:p/>
+    <w:p>
+      <w:pPr>
         <w:sectPr>
           <w:type w:val="continuous"/>
           <w:pgSz w:w="11909" w:h="16834"/>
@@ -58,24 +124,12 @@
         </w:sectPr>
       </w:pPr>
     </w:p>
-    <w:p/>
-    <w:p>
-      <w:pPr>
-        <w:sectPr>
-          <w:type w:val="continuous"/>
-          <w:pgSz w:w="11909" w:h="16834"/>
-          <w:pgMar w:top="1080" w:right="734" w:bottom="2434" w:left="734" w:header="720" w:footer="720" w:gutter="0"/>
-          <w:cols w:space="720"/>
-          <w:docGrid w:linePitch="360"/>
-        </w:sectPr>
-      </w:pPr>
-    </w:p>
     <w:p>
       <w:pPr>
         <w:pStyle w:val="Abstract"/>
       </w:pPr>
       <w:r>
-        <w:t>Abstract—A zero-skipping convolution core whose input banks run in lockstep waits, in every window, for the bank with the most nonzero activations. In our integer CNN core for a Zynq XC7Z020 FPGA, the bank of a tap is its index mod 4 in a (ky, kx, channel) window, so where the channel count is a multiple of 4 the channel order decides which channels share a bank. We fix this order offline on calibration images and fold it into the adjacent layers, leaving the bitstream and the integer output unchanged; a cycle model shows from the layer shapes alone where this cannot pay. At four values per cycle, two relabelings of a 32-channel denoiser cut the core cycles measured on one image by 7.02% and 7.60% (transcribed from run notes), as a model pushed before the export predicted to the cycle once reported DMA stalls were removed; under a protocol pushed before the fits, the pooled count fell on all ten networks studied. A data-free skewed tap layout, counted after the study and not run on the board, saves more: 9.20% pooled over 79 images against 7.46% and 8.10%, and more than both relabelings on every image. Whether a relabeling fitted on top of the skew adds to it is left to a new pre-registered test.</w:t>
+        <w:t>Abstract—A zero-skipping convolution core with lockstep input banks waits, in every window, for the bank with the most nonzero activations. In our integer core on a Zynq XC7Z020, where the channel count is a multiple of 4, the channel order decides which channels share a bank. We fit this order offline and fold it into the adjacent layers, leaving the bitstream and integer output unchanged; the layer shapes show where this cannot pay. At four values per cycle, two relabelings of a 32-channel denoiser cut the core cycles measured on one image (transcribed from run notes) by 7.02% and 7.60%, which a model pushed to GitHub before the export predicted to the cycle net of reported DMA stalls; under a protocol pushed before the fits, the pooled count fell on all ten networks. On this denoiser, a data-free skewed tap layout, counted after the study and not run on the board, saves more: 9.20% pooled over 79 images against 7.46% and 8.10% for the two relabelings.</w:t>
       </w:r>
     </w:p>
     <w:p>
@@ -99,7 +153,7 @@
         <w:pStyle w:val="a3"/>
       </w:pPr>
       <w:r>
-        <w:t>A core that skips zero activations saves multiplications [1], [2], but units that advance together make each window cost as much as the busiest one [1], [3]. Known remedies for activation imbalance change the network or add hardware: S2TA and a patent bound the nonzeros per block or bank by discarding activations [4], [5], and Sense and Crane rebalance at run time [6], [7]; Sense notes that input maps "cannot be trained offline to balance IFM workload" [6]. Offline, function-preserving reorderings exist, but they balance weights [8]–[10].</w:t>
+        <w:t>A core that skips zero activations saves multiplications, but lanes that advance together make each window cost as much as the busiest one, a stall Cnvlutin measures as its own category [1]. Known remedies for activation imbalance change the network or add hardware: S2TA bounds the nonzeros per block by discarding activations [2], and Sense rebalances channels at run time, noting that input maps "cannot be trained offline to balance IFM workload" [3]. Offline reorderings target weights: SparTen sorts filters by density to balance them and reorders the next layer's weights to match [4], and Pool and Yu fold into the preceding layer a channel permutation that lets N:M pruning keep more weight magnitude [5]. VARA permutes inputs offline from activation statistics to cluster co-zero inputs, reading them through an index unit [6], and skewed storage gives conflict-free parallel access to the rows and columns of a matrix [7]. Permutation, folding, profiling and skewing are thus not new; our search (Crossref, arXiv, web; October 2026) found no work that spreads co-active channels over lockstep banks by an exact, folded relabeling.</w:t>
       </w:r>
     </w:p>
     <w:p>
@@ -107,7 +161,7 @@
         <w:pStyle w:val="a3"/>
       </w:pPr>
       <w:r>
-        <w:t>In our core four tap banks run in lockstep, and in 32- and 64-channel layers all nine taps of a channel share the bank given by its index mod 4. A channel reordering folded into the adjacent layers [8], [11] moves nonzeros between banks with the function exact, but balances them only on average, as activations change with the input. We give a shape-only condition necessary for a layout to change a layer's cycles (Section II), a board measurement predicted to the cycle by a model pushed before the export (Section V-A), and a ten-network study under a protocol pushed before the fits, with baselines (Sections V-B, V-C), of which a data-free skew of the taps, counted after the study, beats both fitted relabelings.</w:t>
+        <w:t>In our core, four tap banks run in lockstep, and in 32- and 64-channel layers all nine taps of a channel share the bank given by its index mod 4. A folded channel relabeling moves nonzeros between banks with the function exact, but balances them only on average, as activations change with the input. We give a shape-only condition necessary for a layout to change a layer's cycles (Section II), a board measurement predicted to the cycle (Section V-A), a ten-network study under a protocol pushed to GitHub before the fits, with baselines (Sections V-B, V-C), and a data-free skew of the taps, counted on the board network after the study (Section V-C). The contribution is empirical: how much of the bank-imbalance cost static layouts remove on unseen images, and cycle-exact prediction.</w:t>
       </w:r>
     </w:p>
     <w:p>
@@ -143,7 +197,7 @@
         <w:t>Cost of a window.</w:t>
       </w:r>
       <w:r>
-        <w:t xml:space="preserve"> For a window with K taps and COUT outputs, and m the largest number of nonzero taps in one bank, the core spends</w:t>
+        <w:t xml:space="preserve"> For a window with K taps and COUT outputs, and m the largest number of nonzero taps in one bank, the core spends C cycles:</w:t>
       </w:r>
     </w:p>
     <w:p>
@@ -153,7 +207,7 @@
         <w:jc w:val="center"/>
       </w:pPr>
       <w:r>
-        <w:t>C = max( ⌈K/W⌉ + 1, ⌈COUT/P⌉ · max(1, m), COUT )   (1)</w:t>
+        <w:t>C = max( ⌈K/W⌉ + 1, ⌈COUT/P⌉ · max(1, m), COUT ),   (1)</w:t>
       </w:r>
     </w:p>
     <w:p>
@@ -161,7 +215,7 @@
         <w:pStyle w:val="a3"/>
       </w:pPr>
       <w:r>
-        <w:t>cycles: loading the next window, computing ⌈COUT/P⌉ output groups, and emitting COUT results. Each layer adds a fill and drain of min(load, compute of the last window) + 3 + g cycles, g being the outputs in the last group of P, a rule read off board runs of four networks at W = 1 and 4; the first layer, which reads the image, has a measured constant of 17 cycles. We call (1) summed over the windows the count, and the count plus the fill and drain the exact prediction.</w:t>
+        <w:t>for loading the next window, computing ⌈COUT/P⌉ output groups and emitting COUT results. Each layer adds a fill and drain of min(load, compute of the last window) + 3 + g cycles, g being the outputs in the last group of P, a rule read off board runs of four networks; the first layer has a measured constant (17 cycles for the board network at W = 4). We call (1) summed over the windows the count, and the count plus the fill and drain the exact prediction.</w:t>
       </w:r>
     </w:p>
     <w:p>
@@ -175,7 +229,7 @@
         <w:t>Bank of a tap.</w:t>
       </w:r>
       <w:r>
-        <w:t xml:space="preserve"> In (ky, kx, channel) order, tap t = s·N + p (s the 3×3 position, p the channel, N the input channels) sits in bank t mod T, which is p mod 4 when 4 divides N: each bank holds N/4 whole channels (Fig. 1a), and a permutation of the channels decides which share a bank (Fig. 1b), keeping the window order a hardware line buffer would produce. As this host builds the windows, the taps can also be reordered together with the consumer's weight columns, without a bitstream change; the INT32 sums stay equal, as |partial sum| ≤ K·127·128 &lt; 2^31. The data-free skew puts channel p of position s in slot s·N + (p + s) mod N, bank (p + s) mod 4, spreading each channel's nine taps 3/2/2/2 over the banks (Fig. 1c).</w:t>
+        <w:t xml:space="preserve"> In (ky, kx, channel) order, tap t = s·N + p (s the 3×3 position, p the channel, N the input channels) sits in bank t mod T, which is p mod 4 when 4 divides N: in this Original (conventional) order each bank holds N/4 whole channels (Fig. 1a), and a permutation of the channels decides which share a bank (Fig. 1b). As the host builds the windows, the taps can also be reordered together with the consumer's weight columns; no partial sum, in any order, exceeds |bias| + K·127·128 &lt; 2³¹, so the INT32 result is unchanged. The data-free skew, skewed storage [7] applied to the taps, puts channel p of position s in slot s·N + (p + s) mod N, bank (p + s) mod 4, spreading each channel's nine taps 3/2/2/2 over the banks (Fig. 1c).</w:t>
       </w:r>
     </w:p>
     <w:p>
@@ -186,7 +240,7 @@
       <w:r>
         <w:drawing>
           <wp:inline xmlns:a="http://schemas.openxmlformats.org/drawingml/2006/main" xmlns:pic="http://schemas.openxmlformats.org/drawingml/2006/picture">
-            <wp:extent cx="2880000" cy="2363226"/>
+            <wp:extent cx="2880000" cy="2413220"/>
             <wp:docPr id="1" name="Picture 1"/>
             <wp:cNvGraphicFramePr>
               <a:graphicFrameLocks noChangeAspect="1"/>
@@ -207,7 +261,7 @@
                   <pic:spPr>
                     <a:xfrm>
                       <a:off x="0" y="0"/>
-                      <a:ext cx="2880000" cy="2363226"/>
+                      <a:ext cx="2880000" cy="2413220"/>
                     </a:xfrm>
                     <a:prstGeom prst="rect"/>
                   </pic:spPr>
@@ -227,7 +281,7 @@
         </w:numPr>
       </w:pPr>
       <w:r>
-        <w:t>Fig. 1. A conv5 input window of the board network on Set12 05.png (of the windows compute-bound at W = 4, the first in raster order with the median m of 48). Rows: positions s; columns: channels p; filled: nonzero, coloured by bank. (a) Bank p mod 4; (b) Frozen (16 of 32 channels change bank); (c) skew, bank (p + s) mod 4. Bars: nonzeros per bank; the fullest costs 2m cycles; dashed: 2m = load (73).</w:t>
+        <w:t>Fig. 1. A conv5 input window of the board network on Set12 05.png (of the windows compute-bound at W = 4, the first in raster order with the median m of 48). Rows: positions s; columns: channels p; filled: nonzero, colored by bank (bank 1 dotted). (a) Original, bank p mod 4; (b) Frozen (16 of 32 channels change bank); (c) skew, bank (p + s) mod 4. Bars: nonzeros per bank; the fullest, m, costs 2m cycles; dashed: m = 36.5, where 2m equals the load of 73 cycles.</w:t>
       </w:r>
     </w:p>
     <w:p>
@@ -241,7 +295,7 @@
         <w:t>When a layout can pay.</w:t>
       </w:r>
       <w:r>
-        <w:t xml:space="preserve"> A bank holds at most ⌈K/T⌉ taps, so if</w:t>
+        <w:t xml:space="preserve"> A bank holds at most ⌈K/T⌉ taps. No window is then compute-bound for any input, and no layout can change the count, if</w:t>
       </w:r>
     </w:p>
     <w:p>
@@ -251,7 +305,7 @@
         <w:jc w:val="center"/>
       </w:pPr>
       <w:r>
-        <w:t>⌈COUT/P⌉ · ⌈K/T⌉ ≤ max( ⌈K/W⌉ + 1, COUT ),   (2)</w:t>
+        <w:t>⌈COUT/P⌉ · ⌈K/T⌉ ≤ max( ⌈K/W⌉ + 1, COUT ).   (2)</w:t>
       </w:r>
     </w:p>
     <w:p>
@@ -259,7 +313,117 @@
         <w:pStyle w:val="a3"/>
       </w:pPr>
       <w:r>
-        <w:t>no window is compute-bound for any input, and no layout can change the count; failing (2) is necessary for a gain. Without the rounding, (2) reads COUT ≤ P·T/W, the ridge point of a roofline [12] whose bandwidth roof is the load. By Table I, 32-output hidden layers can pay only at W = 4, layers with 45 or 64 outputs also at W = 2, none at W = 1. As references, perfect balance, m = ⌈n/T⌉ for n nonzero taps, bounds every assignment of a window's taps to lockstep banks, and the floor is the count if no window were compute-bound.</w:t>
+        <w:t>Failing (2) is thus necessary for a gain; without the rounding, (2) reads COUT ≤ P·T/W, the ridge point of a roofline [8] whose bandwidth roof is the load. So 32-output hidden layers (K = 288: 144 against 145 at W = 2 and 73 at W = 4) can pay only at W = 4, layers with 45 or 64 outputs also at W = 2, and none at W = 1 or in the last layer (COUT ≤ 4). As a reference, perfect balance, m = ⌈n/T⌉ for n nonzero taps, bounds every assignment of a window's taps to lockstep banks.</w:t>
+      </w:r>
+    </w:p>
+    <w:p>
+      <w:pPr>
+        <w:pStyle w:val="1"/>
+      </w:pPr>
+      <w:r>
+        <w:t>Function-Preserving Relabeling</w:t>
+      </w:r>
+    </w:p>
+    <w:p>
+      <w:pPr>
+        <w:pStyle w:val="a3"/>
+      </w:pPr>
+      <w:r>
+        <w:rPr>
+          <w:b/>
+        </w:rPr>
+        <w:t>Folding.</w:t>
+      </w:r>
+      <w:r>
+        <w:t xml:space="preserve"> Let π map a position p of a hidden map to its original channel. The producer computes its output channels in the order π, with weight rows, biases and requantization scales reordered, and the consumer's weight column for tap s·N + p comes from channel π(p). As ReLU and requantization act per channel and the consumer adds the same INT32 products, the integer output is identical for every input. We permute the outputs of conv1 to conv(L−2) of an L-layer network; the last layer, which can never pay, keeps its input. In the maxout and averaging networks, which keep the maximum or mean of maps j and j + N of 2N computed maps, both maps move with π. For N = 45, tap s·45 + p is in bank (s + p) mod 4: the Original layout already has the skew's banks.</w:t>
+      </w:r>
+    </w:p>
+    <w:p>
+      <w:pPr>
+        <w:pStyle w:val="a3"/>
+      </w:pPr>
+      <w:r>
+        <w:rPr>
+          <w:b/>
+        </w:rPr>
+        <w:t>Fitting.</w:t>
+      </w:r>
+      <w:r>
+        <w:t xml:space="preserve"> Relabeled windows are original windows with permuted columns, so each layer is fitted alone. The recipe that produced Frozen draws 2048 windows per fitted layer from Set12 01.png (Cal-1; σ = 25, one noise draw), minimizes their mean of (1) at W = 4, and searches from the Original with 400 proposals, each swapping two channels of different classes (position mod 4) and kept only if the objective falls (7.1–28.8 s per network on a 4-core x86 server). A second layout of the board network, Multi-start, adds Set12 02–03, two noise draws per image (Cal-3) and four random starts (2005 objective evaluations per layer against 401); it was chosen for the board after its BSD68 counts had been seen.</w:t>
+      </w:r>
+    </w:p>
+    <w:p>
+      <w:pPr>
+        <w:pStyle w:val="1"/>
+      </w:pPr>
+      <w:r>
+        <w:t>Experimental Setup</w:t>
+      </w:r>
+    </w:p>
+    <w:p>
+      <w:pPr>
+        <w:pStyle w:val="a3"/>
+      </w:pPr>
+      <w:r>
+        <w:rPr>
+          <w:b/>
+        </w:rPr>
+        <w:t>Networks and images.</w:t>
+      </w:r>
+      <w:r>
+        <w:t xml:space="preserve"> Ten trained integer DnCNN-style networks [9] of six architectures, for Gaussian noise of σ = 25 on 7-bit inputs: A, 7 layers of 32 channels; B, 10 layers of 64 channels behind a 2×2 space-to-depth input; B-32, the same with 32 channels, with ReLU (training seeds s1–s3), maxout over pairs of 64 computed outputs (s1–s3) or their mean (s2); and a 45-channel ReLU variant. All but A had quantization-aware training. The board network, B-32 ReLU s1, reaches 29.54 dB on Set12 05.png; 37–55% of its hidden layers' window values are nonzero. Test images: Set12 [9] and BSD68 [10], 80 images, one noise draw each; savings exclude the calibration images unless stated.</w:t>
+      </w:r>
+    </w:p>
+    <w:p>
+      <w:pPr>
+        <w:pStyle w:val="a3"/>
+      </w:pPr>
+      <w:r>
+        <w:rPr>
+          <w:b/>
+        </w:rPr>
+        <w:t>Board.</w:t>
+      </w:r>
+      <w:r>
+        <w:t xml:space="preserve"> The W = 4 bitstream for the XC7Z020 closes timing at 100 MHz (worst negative slack +0.130 ns), uses 11,151 LUTs (21%), 71 of 140 BRAM36-equivalent tiles and no DSP slice, and ran at the board preset's 50 MHz. One bitstream ran all three layouts; per layer the driver checks the output against the integer model and reads the cycle counter CYCLES and the DMA-wait counter IN_STALL. On 05.png the Original ran once as a canary, then each layout three times in alternation. These board cycles are transcribed from run notes, each checked by a script against its cited line; the raw reports are not yet committed, except an earlier run of the Original. All other cycle numbers are counts over the windows of the host emulation, which reproduces every network's reference PSNR on all 80 images.</w:t>
+      </w:r>
+    </w:p>
+    <w:p>
+      <w:pPr>
+        <w:pStyle w:val="a3"/>
+      </w:pPr>
+      <w:r>
+        <w:rPr>
+          <w:b/>
+        </w:rPr>
+        <w:t>What was fixed when</w:t>
+      </w:r>
+      <w:r>
+        <w:t xml:space="preserve"> (GitHub push times, UTC). The fill-and-drain rule (6dc0e60, 10-17 13:15) preceded both exports but was read off board runs that include the board network's Original, whose layers are thus in sample; Frozen's per-layer count savings on 05.png (9cf9c79, 10-17 18:38) preceded the board runs; a protocol (c2299e2, 10-18 18:32) fixed the recipe, the evaluation, condition (2) per layer and four hypotheses before any fit on the other nine networks. The skew (2928d28) was counted after the results, outside that protocol.</w:t>
+      </w:r>
+    </w:p>
+    <w:p>
+      <w:pPr>
+        <w:pStyle w:val="1"/>
+      </w:pPr>
+      <w:r>
+        <w:t>Results</w:t>
+      </w:r>
+    </w:p>
+    <w:p>
+      <w:pPr>
+        <w:pStyle w:val="2"/>
+      </w:pPr>
+      <w:r>
+        <w:t>Board Measurement</w:t>
+      </w:r>
+    </w:p>
+    <w:p>
+      <w:pPr>
+        <w:pStyle w:val="a3"/>
+      </w:pPr>
+      <w:r>
+        <w:t>On Set12 05.png, Multi-start lowered the board cycles by 7.60% and Frozen by 7.02% (Table I). The repeats gave the same numbers, except 12 more cycles in Frozen's third run, all in conv10, where IN_STALL was also 12; none of the 90 layer runs of the repeats had an output mismatch. In all 63 comparisons (every layer of Original and Multi-start, sums and totals of canary, repeats and the earlier run), CYCLES − IN_STALL equaled the exact prediction; as the repeats are deterministic and conv1 and conv10 see the same windows in every layout, nine are independent and out of sample, all on one image: Multi-start's conv2–conv9 and Frozen's conv2–9 sum. In counts on 05.png, relabeling lowered the fullest bank's mean nonzero count in every relabeled layer (conv9, Multi-start: 43.04 to 35.10), and Multi-start removed 66.2% and Frozen 61.1% of the saving of perfect balance (11,761,449 cycles, −11.49%).</w:t>
       </w:r>
     </w:p>
     <w:p>
@@ -271,7 +435,7 @@
         </w:numPr>
       </w:pPr>
       <w:r>
-        <w:t>Table I. Where a layout can change the count, from (2). Max.: ⌈COUT/P⌉·⌈K/T⌉. Floor: max(⌈K/W⌉ + 1, COUT). No last layer (COUT ≤ 4) can pay.</w:t>
+        <w:t>Table I. Board cycles of B-32 ReLU s1 on Set12 05.png at W = 4 (repeat 1, transcribed), each equal to its exact prediction, and savings from them.</w:t>
       </w:r>
     </w:p>
     <w:tbl>
@@ -286,16 +450,15 @@
         <w:tblLook w:firstColumn="1" w:firstRow="1" w:lastColumn="0" w:lastRow="0" w:noHBand="0" w:noVBand="1" w:val="04A0"/>
       </w:tblPr>
       <w:tblGrid>
-        <w:gridCol w:w="1443"/>
-        <w:gridCol w:w="866"/>
-        <w:gridCol w:w="577"/>
-        <w:gridCol w:w="866"/>
-        <w:gridCol w:w="1010"/>
+        <w:gridCol w:w="1143"/>
+        <w:gridCol w:w="1143"/>
+        <w:gridCol w:w="1143"/>
+        <w:gridCol w:w="1333"/>
       </w:tblGrid>
       <w:tr>
         <w:tc>
           <w:tcPr>
-            <w:tcW w:type="dxa" w:w="1443"/>
+            <w:tcW w:type="dxa" w:w="1143"/>
           </w:tcPr>
           <w:p>
             <w:pPr>
@@ -303,13 +466,13 @@
               <w:spacing w:before="20" w:after="20"/>
             </w:pPr>
             <w:r>
-              <w:t>Hidden layers</w:t>
-            </w:r>
-          </w:p>
-        </w:tc>
-        <w:tc>
-          <w:tcPr>
-            <w:tcW w:type="dxa" w:w="866"/>
+              <w:t>Layout</w:t>
+            </w:r>
+          </w:p>
+        </w:tc>
+        <w:tc>
+          <w:tcPr>
+            <w:tcW w:type="dxa" w:w="1143"/>
           </w:tcPr>
           <w:p>
             <w:pPr>
@@ -318,13 +481,13 @@
               <w:jc w:val="center"/>
             </w:pPr>
             <w:r>
-              <w:t>K / COUT</w:t>
-            </w:r>
-          </w:p>
-        </w:tc>
-        <w:tc>
-          <w:tcPr>
-            <w:tcW w:type="dxa" w:w="577"/>
+              <w:t>conv2–9</w:t>
+            </w:r>
+          </w:p>
+        </w:tc>
+        <w:tc>
+          <w:tcPr>
+            <w:tcW w:type="dxa" w:w="1143"/>
           </w:tcPr>
           <w:p>
             <w:pPr>
@@ -333,13 +496,13 @@
               <w:jc w:val="center"/>
             </w:pPr>
             <w:r>
-              <w:t>Max.</w:t>
-            </w:r>
-          </w:p>
-        </w:tc>
-        <w:tc>
-          <w:tcPr>
-            <w:tcW w:type="dxa" w:w="866"/>
+              <w:t>Total</w:t>
+            </w:r>
+          </w:p>
+        </w:tc>
+        <w:tc>
+          <w:tcPr>
+            <w:tcW w:type="dxa" w:w="1333"/>
           </w:tcPr>
           <w:p>
             <w:pPr>
@@ -348,22 +511,7 @@
               <w:jc w:val="center"/>
             </w:pPr>
             <w:r>
-              <w:t>Floor, W = 2, 4</w:t>
-            </w:r>
-          </w:p>
-        </w:tc>
-        <w:tc>
-          <w:tcPr>
-            <w:tcW w:type="dxa" w:w="1010"/>
-          </w:tcPr>
-          <w:p>
-            <w:pPr>
-              <w:pStyle w:val="tablecolhead"/>
-              <w:spacing w:before="20" w:after="20"/>
-              <w:jc w:val="center"/>
-            </w:pPr>
-            <w:r>
-              <w:t>Pays, W = 1, 2, 4</w:t>
+              <w:t>Saving (%), conv2–9/total</w:t>
             </w:r>
           </w:p>
         </w:tc>
@@ -371,21 +519,21 @@
       <w:tr>
         <w:tc>
           <w:tcPr>
-            <w:tcW w:type="dxa" w:w="1443"/>
-          </w:tcPr>
-          <w:p>
-            <w:pPr>
-              <w:pStyle w:val="tablecopy"/>
-              <w:spacing w:before="20" w:after="20"/>
-            </w:pPr>
-            <w:r>
-              <w:t>A, B-32 ReLU</w:t>
-            </w:r>
-          </w:p>
-        </w:tc>
-        <w:tc>
-          <w:tcPr>
-            <w:tcW w:type="dxa" w:w="866"/>
+            <w:tcW w:type="dxa" w:w="1143"/>
+          </w:tcPr>
+          <w:p>
+            <w:pPr>
+              <w:pStyle w:val="tablecopy"/>
+              <w:spacing w:before="20" w:after="20"/>
+            </w:pPr>
+            <w:r>
+              <w:t>Original</w:t>
+            </w:r>
+          </w:p>
+        </w:tc>
+        <w:tc>
+          <w:tcPr>
+            <w:tcW w:type="dxa" w:w="1143"/>
           </w:tcPr>
           <w:p>
             <w:pPr>
@@ -394,13 +542,13 @@
               <w:jc w:val="center"/>
             </w:pPr>
             <w:r>
-              <w:t>288 / 32</w:t>
-            </w:r>
-          </w:p>
-        </w:tc>
-        <w:tc>
-          <w:tcPr>
-            <w:tcW w:type="dxa" w:w="577"/>
+              <w:t>11,421,202</w:t>
+            </w:r>
+          </w:p>
+        </w:tc>
+        <w:tc>
+          <w:tcPr>
+            <w:tcW w:type="dxa" w:w="1143"/>
           </w:tcPr>
           <w:p>
             <w:pPr>
@@ -409,13 +557,13 @@
               <w:jc w:val="center"/>
             </w:pPr>
             <w:r>
-              <w:t>144</w:t>
-            </w:r>
-          </w:p>
-        </w:tc>
-        <w:tc>
-          <w:tcPr>
-            <w:tcW w:type="dxa" w:w="866"/>
+              <w:t>13,289,030</w:t>
+            </w:r>
+          </w:p>
+        </w:tc>
+        <w:tc>
+          <w:tcPr>
+            <w:tcW w:type="dxa" w:w="1333"/>
           </w:tcPr>
           <w:p>
             <w:pPr>
@@ -424,22 +572,7 @@
               <w:jc w:val="center"/>
             </w:pPr>
             <w:r>
-              <w:t>145, 73</w:t>
-            </w:r>
-          </w:p>
-        </w:tc>
-        <w:tc>
-          <w:tcPr>
-            <w:tcW w:type="dxa" w:w="1010"/>
-          </w:tcPr>
-          <w:p>
-            <w:pPr>
-              <w:pStyle w:val="tablecopy"/>
-              <w:spacing w:before="20" w:after="20"/>
-              <w:jc w:val="center"/>
-            </w:pPr>
-            <w:r>
-              <w:t>no, no, yes</w:t>
+              <w:t>—</w:t>
             </w:r>
           </w:p>
         </w:tc>
@@ -447,21 +580,21 @@
       <w:tr>
         <w:tc>
           <w:tcPr>
-            <w:tcW w:type="dxa" w:w="1443"/>
-          </w:tcPr>
-          <w:p>
-            <w:pPr>
-              <w:pStyle w:val="tablecopy"/>
-              <w:spacing w:before="20" w:after="20"/>
-            </w:pPr>
-            <w:r>
-              <w:t>B</w:t>
-            </w:r>
-          </w:p>
-        </w:tc>
-        <w:tc>
-          <w:tcPr>
-            <w:tcW w:type="dxa" w:w="866"/>
+            <w:tcW w:type="dxa" w:w="1143"/>
+          </w:tcPr>
+          <w:p>
+            <w:pPr>
+              <w:pStyle w:val="tablecopy"/>
+              <w:spacing w:before="20" w:after="20"/>
+            </w:pPr>
+            <w:r>
+              <w:t>Frozen</w:t>
+            </w:r>
+          </w:p>
+        </w:tc>
+        <w:tc>
+          <w:tcPr>
+            <w:tcW w:type="dxa" w:w="1143"/>
           </w:tcPr>
           <w:p>
             <w:pPr>
@@ -470,13 +603,13 @@
               <w:jc w:val="center"/>
             </w:pPr>
             <w:r>
-              <w:t>576 / 64</w:t>
-            </w:r>
-          </w:p>
-        </w:tc>
-        <w:tc>
-          <w:tcPr>
-            <w:tcW w:type="dxa" w:w="577"/>
+              <w:t>10,487,986</w:t>
+            </w:r>
+          </w:p>
+        </w:tc>
+        <w:tc>
+          <w:tcPr>
+            <w:tcW w:type="dxa" w:w="1143"/>
           </w:tcPr>
           <w:p>
             <w:pPr>
@@ -485,13 +618,13 @@
               <w:jc w:val="center"/>
             </w:pPr>
             <w:r>
-              <w:t>576</w:t>
-            </w:r>
-          </w:p>
-        </w:tc>
-        <w:tc>
-          <w:tcPr>
-            <w:tcW w:type="dxa" w:w="866"/>
+              <w:t>12,355,814</w:t>
+            </w:r>
+          </w:p>
+        </w:tc>
+        <w:tc>
+          <w:tcPr>
+            <w:tcW w:type="dxa" w:w="1333"/>
           </w:tcPr>
           <w:p>
             <w:pPr>
@@ -500,22 +633,7 @@
               <w:jc w:val="center"/>
             </w:pPr>
             <w:r>
-              <w:t>289, 145</w:t>
-            </w:r>
-          </w:p>
-        </w:tc>
-        <w:tc>
-          <w:tcPr>
-            <w:tcW w:type="dxa" w:w="1010"/>
-          </w:tcPr>
-          <w:p>
-            <w:pPr>
-              <w:pStyle w:val="tablecopy"/>
-              <w:spacing w:before="20" w:after="20"/>
-              <w:jc w:val="center"/>
-            </w:pPr>
-            <w:r>
-              <w:t>no, yes, yes</w:t>
+              <w:t>8.17/7.02</w:t>
             </w:r>
           </w:p>
         </w:tc>
@@ -523,21 +641,21 @@
       <w:tr>
         <w:tc>
           <w:tcPr>
-            <w:tcW w:type="dxa" w:w="1443"/>
-          </w:tcPr>
-          <w:p>
-            <w:pPr>
-              <w:pStyle w:val="tablecopy"/>
-              <w:spacing w:before="20" w:after="20"/>
-            </w:pPr>
-            <w:r>
-              <w:t>maxout, avg.</w:t>
-            </w:r>
-          </w:p>
-        </w:tc>
-        <w:tc>
-          <w:tcPr>
-            <w:tcW w:type="dxa" w:w="866"/>
+            <w:tcW w:type="dxa" w:w="1143"/>
+          </w:tcPr>
+          <w:p>
+            <w:pPr>
+              <w:pStyle w:val="tablecopy"/>
+              <w:spacing w:before="20" w:after="20"/>
+            </w:pPr>
+            <w:r>
+              <w:t>Multi-start</w:t>
+            </w:r>
+          </w:p>
+        </w:tc>
+        <w:tc>
+          <w:tcPr>
+            <w:tcW w:type="dxa" w:w="1143"/>
           </w:tcPr>
           <w:p>
             <w:pPr>
@@ -546,13 +664,13 @@
               <w:jc w:val="center"/>
             </w:pPr>
             <w:r>
-              <w:t>288 / 64</w:t>
-            </w:r>
-          </w:p>
-        </w:tc>
-        <w:tc>
-          <w:tcPr>
-            <w:tcW w:type="dxa" w:w="577"/>
+              <w:t>10,410,591</w:t>
+            </w:r>
+          </w:p>
+        </w:tc>
+        <w:tc>
+          <w:tcPr>
+            <w:tcW w:type="dxa" w:w="1143"/>
           </w:tcPr>
           <w:p>
             <w:pPr>
@@ -561,13 +679,13 @@
               <w:jc w:val="center"/>
             </w:pPr>
             <w:r>
-              <w:t>288</w:t>
-            </w:r>
-          </w:p>
-        </w:tc>
-        <w:tc>
-          <w:tcPr>
-            <w:tcW w:type="dxa" w:w="866"/>
+              <w:t>12,278,419</w:t>
+            </w:r>
+          </w:p>
+        </w:tc>
+        <w:tc>
+          <w:tcPr>
+            <w:tcW w:type="dxa" w:w="1333"/>
           </w:tcPr>
           <w:p>
             <w:pPr>
@@ -576,98 +694,7 @@
               <w:jc w:val="center"/>
             </w:pPr>
             <w:r>
-              <w:t>145, 73</w:t>
-            </w:r>
-          </w:p>
-        </w:tc>
-        <w:tc>
-          <w:tcPr>
-            <w:tcW w:type="dxa" w:w="1010"/>
-          </w:tcPr>
-          <w:p>
-            <w:pPr>
-              <w:pStyle w:val="tablecopy"/>
-              <w:spacing w:before="20" w:after="20"/>
-              <w:jc w:val="center"/>
-            </w:pPr>
-            <w:r>
-              <w:t>no, yes, yes</w:t>
-            </w:r>
-          </w:p>
-        </w:tc>
-      </w:tr>
-      <w:tr>
-        <w:tc>
-          <w:tcPr>
-            <w:tcW w:type="dxa" w:w="1443"/>
-          </w:tcPr>
-          <w:p>
-            <w:pPr>
-              <w:pStyle w:val="tablecopy"/>
-              <w:spacing w:before="20" w:after="20"/>
-            </w:pPr>
-            <w:r>
-              <w:t>10 × 45</w:t>
-            </w:r>
-          </w:p>
-        </w:tc>
-        <w:tc>
-          <w:tcPr>
-            <w:tcW w:type="dxa" w:w="866"/>
-          </w:tcPr>
-          <w:p>
-            <w:pPr>
-              <w:pStyle w:val="tablecopy"/>
-              <w:spacing w:before="20" w:after="20"/>
-              <w:jc w:val="center"/>
-            </w:pPr>
-            <w:r>
-              <w:t>405 / 45</w:t>
-            </w:r>
-          </w:p>
-        </w:tc>
-        <w:tc>
-          <w:tcPr>
-            <w:tcW w:type="dxa" w:w="577"/>
-          </w:tcPr>
-          <w:p>
-            <w:pPr>
-              <w:pStyle w:val="tablecopy"/>
-              <w:spacing w:before="20" w:after="20"/>
-              <w:jc w:val="center"/>
-            </w:pPr>
-            <w:r>
-              <w:t>306</w:t>
-            </w:r>
-          </w:p>
-        </w:tc>
-        <w:tc>
-          <w:tcPr>
-            <w:tcW w:type="dxa" w:w="866"/>
-          </w:tcPr>
-          <w:p>
-            <w:pPr>
-              <w:pStyle w:val="tablecopy"/>
-              <w:spacing w:before="20" w:after="20"/>
-              <w:jc w:val="center"/>
-            </w:pPr>
-            <w:r>
-              <w:t>204, 103</w:t>
-            </w:r>
-          </w:p>
-        </w:tc>
-        <w:tc>
-          <w:tcPr>
-            <w:tcW w:type="dxa" w:w="1010"/>
-          </w:tcPr>
-          <w:p>
-            <w:pPr>
-              <w:pStyle w:val="tablecopy"/>
-              <w:spacing w:before="20" w:after="20"/>
-              <w:jc w:val="center"/>
-            </w:pPr>
-            <w:r>
-              <w:t>no, yes, yes</w:t>
+              <w:t>8.85/7.60</w:t>
             </w:r>
           </w:p>
         </w:tc>
@@ -675,10 +702,10 @@
     </w:tbl>
     <w:p>
       <w:pPr>
-        <w:pStyle w:val="1"/>
-      </w:pPr>
-      <w:r>
-        <w:t>Function-Preserving Relabeling</w:t>
+        <w:pStyle w:val="2"/>
+      </w:pPr>
+      <w:r>
+        <w:t>Study of Ten Networks</w:t>
       </w:r>
     </w:p>
     <w:p>
@@ -686,13 +713,7 @@
         <w:pStyle w:val="a3"/>
       </w:pPr>
       <w:r>
-        <w:rPr>
-          <w:b/>
-        </w:rPr>
-        <w:t>Folding.</w:t>
-      </w:r>
-      <w:r>
-        <w:t xml:space="preserve"> Let π map a position p of a hidden map to its original channel. The producer computes its output channels in the order π, with weight rows, biases and requantization scales reordered, and the consumer's weight column for tap s·N + p comes from channel π(p). As ReLU and requantization act per channel and the consumer adds the same INT32 products, the integer output is identical for every input. We permute the outputs of conv1 to conv(L−2) of an L-layer network; the last layer, which can never pay, keeps its input. In the maxout [13] and averaging networks, which keep the maximum or mean of maps j and j + N of 2N computed maps, both maps move with π. For N = 45, tap s·45 + p is in bank (s + p) mod 4: the conventional layout is already the skew.</w:t>
+        <w:t>The protocol fixed two checks and two sign predictions. H0: our code reproduced the earlier Frozen layout in all eight layers, and folding it reproduced the Frozen export byte for byte. H1: wherever (2) holds, at W = 1 on all networks and at W = 2 on A and B-32 ReLU s1–s3, the relabeled count equaled the original on all 80 images. H2: the pooled W = 4 saving over the 79 images was positive on all ten networks, 1.09–10.80% (Fig. 2; the sign was known for B, maxout s1 and the board network). H3: the pooled W = 2 saving was positive on all six networks where (2) allows it, 3.36–7.37% on five and 0.022% on the 45-channel network, where 16 of 632 image-layers (8 fitted layers × 79 images) got worse (at most 3 elsewhere). No image counted more cycles on any network at any W.</w:t>
       </w:r>
     </w:p>
     <w:p>
@@ -700,1428 +721,7 @@
         <w:pStyle w:val="a3"/>
       </w:pPr>
       <w:r>
-        <w:rPr>
-          <w:b/>
-        </w:rPr>
-        <w:t>Fitting.</w:t>
-      </w:r>
-      <w:r>
-        <w:t xml:space="preserve"> Relabeled windows are original windows with permuted columns, so each layer is fitted alone. The recipe, Frozen, draws 2048 windows per fitted layer from Set12 01.png (Cal-1; σ = 25, one noise draw), minimizes their mean of (1) at W = 4, and searches from the identity with 400 proposals, each swapping two channels of different classes and kept only if the objective falls (7.1–28.8 s per network on a 4-core x86 server). A second layout of the board network, Multi-start, adds Set12 02–03, two noise draws per image (Cal-3) and four random starts (2005 objective evaluations per layer against 401); it was chosen for the board after its BSD68 counts had been seen.</w:t>
-      </w:r>
-    </w:p>
-    <w:p>
-      <w:pPr>
-        <w:pStyle w:val="1"/>
-      </w:pPr>
-      <w:r>
-        <w:t>Experimental Setup</w:t>
-      </w:r>
-    </w:p>
-    <w:p>
-      <w:pPr>
-        <w:pStyle w:val="a3"/>
-      </w:pPr>
-      <w:r>
-        <w:rPr>
-          <w:b/>
-        </w:rPr>
-        <w:t>Networks and images.</w:t>
-      </w:r>
-      <w:r>
-        <w:t xml:space="preserve"> Ten trained integer DnCNN-style networks [14] of six architectures, for Gaussian noise of σ = 25 on 7-bit inputs: A, 7 layers of 32 channels; B, 10 layers of 64 channels behind a 2×2 space-to-depth input; B-32, the same with 32 channels, with ReLU (training seeds s1–s3), maxout over pairs of 64 computed outputs (s1–s3) or their mean (s2); and a 45-channel ReLU variant. All but A had quantization-aware training [15]. The board network, B-32 ReLU s1, reaches 29.54 dB on Set12 05.png; 37–55% of its hidden layers' window values are nonzero. Test images: Set12 [14] and BSD68 [16], 80 images, one noise draw each; savings exclude the calibration images unless stated.</w:t>
-      </w:r>
-    </w:p>
-    <w:p>
-      <w:pPr>
-        <w:pStyle w:val="a3"/>
-      </w:pPr>
-      <w:r>
-        <w:rPr>
-          <w:b/>
-        </w:rPr>
-        <w:t>Board.</w:t>
-      </w:r>
-      <w:r>
-        <w:t xml:space="preserve"> The W = 4 bitstream for the XC7Z020 (xc7z020clg484-1) closes timing at 100 MHz (worst negative slack +0.130 ns), uses 11,151 LUTs (21%), 71 of 140 BRAM36-equivalent tiles and no DSP slice, and ran at the board preset's 50 MHz. One bitstream (core ID 0x4d410303) ran all three layouts; per layer the driver checks the output against the integer model and reads the cycle counter CYCLES and the DMA-wait counter IN_STALL. On 05.png the Original ran once as a canary, then each layout three times in alternation. These board cycles are transcribed from run notes, each checked by a script against its cited line (an earlier run of the Original is a committed raw report). All other cycle numbers are counts over the windows of the host emulation, which reproduces every network's reference PSNR on all 80 images.</w:t>
-      </w:r>
-    </w:p>
-    <w:p>
-      <w:pPr>
-        <w:pStyle w:val="a3"/>
-      </w:pPr>
-      <w:r>
-        <w:rPr>
-          <w:b/>
-        </w:rPr>
-        <w:t>What was fixed when</w:t>
-      </w:r>
-      <w:r>
-        <w:t xml:space="preserve"> (GitHub push times, UTC). The W = 4 count model preceded the bitstream (7e81f6b, 10-17 07:52); the fill-and-drain rule (6dc0e60, 13:15; b37f971, 15:49) was read off board runs of the four unpermuted networks, so the board network's Original layers are in sample. Frozen's per-layer count savings on 05.png (9cf9c79, 18:38) and both exports (c2ad6ad, 19:25; 45b4f16, 21:00) preceded the board runs (10-18). A protocol (c2299e2, 10-18 18:32) then fixed the recipe, the evaluation, condition (2) per layer and four hypotheses before any fit on the other nine networks, and the fits and evaluation code were pushed (b3461cf, 19:29) before the results were written. The skew was counted afterwards (2928d28, 10-19), outside that protocol.</w:t>
-      </w:r>
-    </w:p>
-    <w:p>
-      <w:pPr>
-        <w:pStyle w:val="1"/>
-      </w:pPr>
-      <w:r>
-        <w:t>Results</w:t>
-      </w:r>
-    </w:p>
-    <w:p>
-      <w:pPr>
-        <w:pStyle w:val="2"/>
-      </w:pPr>
-      <w:r>
-        <w:t>Board Measurement</w:t>
-      </w:r>
-    </w:p>
-    <w:p>
-      <w:pPr>
-        <w:pStyle w:val="a3"/>
-      </w:pPr>
-      <w:r>
-        <w:t>On Set12 05.png (Table II), Multi-start lowered the board total from 13,289,030 to 12,278,419 cycles (−7.60%) and Frozen to 12,355,814 (−7.02%). The repeats gave the same numbers, except 12 more cycles in Frozen's third run, all in conv10, where IN_STALL was also 12; none of their 90 layer runs had an output mismatch, and the notes report the denoised images as byte-identical. In all 63 comparisons of layers, sums and totals (canary, repeats and the earlier run), CYCLES − IN_STALL equaled the exact prediction; as the repeats are deterministic and conv1 and conv10 see the same windows in every layout, nine of them are independent and out of sample, all on one image: Multi-start's conv2–conv9 and Frozen's conv2–9 sum.</w:t>
-      </w:r>
-    </w:p>
-    <w:p>
-      <w:pPr>
-        <w:pStyle w:val="tablehead"/>
-        <w:numPr>
-          <w:ilvl w:val="0"/>
-          <w:numId w:val="0"/>
-        </w:numPr>
-      </w:pPr>
-      <w:r>
-        <w:t>Table II. Core cycles of B-32 ReLU s1 on Set12 05.png at W = 4. Upright: board cycles transcribed from the run notes, and savings from them. Italic: exact prediction or count. M: Multi-start; F: Frozen.</w:t>
-      </w:r>
-    </w:p>
-    <w:tbl>
-      <w:tblPr>
-        <w:tblW w:type="auto" w:w="0"/>
-        <w:tblBorders>
-          <w:top w:val="single" w:sz="4" w:space="0" w:color="000000"/>
-          <w:bottom w:val="single" w:sz="4" w:space="0" w:color="000000"/>
-          <w:insideH w:val="single" w:sz="4" w:space="0" w:color="000000"/>
-        </w:tblBorders>
-        <w:tblLayout w:type="fixed"/>
-        <w:tblLook w:firstColumn="1" w:firstRow="1" w:lastColumn="0" w:lastRow="0" w:noHBand="0" w:noVBand="1" w:val="04A0"/>
-      </w:tblPr>
-      <w:tblGrid>
-        <w:gridCol w:w="833"/>
-        <w:gridCol w:w="952"/>
-        <w:gridCol w:w="952"/>
-        <w:gridCol w:w="952"/>
-        <w:gridCol w:w="1071"/>
-      </w:tblGrid>
-      <w:tr>
-        <w:tc>
-          <w:tcPr>
-            <w:tcW w:type="dxa" w:w="833"/>
-          </w:tcPr>
-          <w:p>
-            <w:pPr>
-              <w:pStyle w:val="tablecolhead"/>
-              <w:spacing w:before="20" w:after="20"/>
-            </w:pPr>
-            <w:r>
-              <w:t>Layer</w:t>
-            </w:r>
-          </w:p>
-        </w:tc>
-        <w:tc>
-          <w:tcPr>
-            <w:tcW w:type="dxa" w:w="952"/>
-          </w:tcPr>
-          <w:p>
-            <w:pPr>
-              <w:pStyle w:val="tablecolhead"/>
-              <w:spacing w:before="20" w:after="20"/>
-              <w:jc w:val="center"/>
-            </w:pPr>
-            <w:r>
-              <w:t>Original</w:t>
-            </w:r>
-          </w:p>
-        </w:tc>
-        <w:tc>
-          <w:tcPr>
-            <w:tcW w:type="dxa" w:w="952"/>
-          </w:tcPr>
-          <w:p>
-            <w:pPr>
-              <w:pStyle w:val="tablecolhead"/>
-              <w:spacing w:before="20" w:after="20"/>
-              <w:jc w:val="center"/>
-            </w:pPr>
-            <w:r>
-              <w:t>Multi-start</w:t>
-            </w:r>
-          </w:p>
-        </w:tc>
-        <w:tc>
-          <w:tcPr>
-            <w:tcW w:type="dxa" w:w="952"/>
-          </w:tcPr>
-          <w:p>
-            <w:pPr>
-              <w:pStyle w:val="tablecolhead"/>
-              <w:spacing w:before="20" w:after="20"/>
-              <w:jc w:val="center"/>
-            </w:pPr>
-            <w:r>
-              <w:t>Frozen</w:t>
-            </w:r>
-          </w:p>
-        </w:tc>
-        <w:tc>
-          <w:tcPr>
-            <w:tcW w:type="dxa" w:w="1071"/>
-          </w:tcPr>
-          <w:p>
-            <w:pPr>
-              <w:pStyle w:val="tablecolhead"/>
-              <w:spacing w:before="20" w:after="20"/>
-              <w:jc w:val="center"/>
-            </w:pPr>
-            <w:r>
-              <w:t>Saving, M/F (%)</w:t>
-            </w:r>
-          </w:p>
-        </w:tc>
-      </w:tr>
-      <w:tr>
-        <w:tc>
-          <w:tcPr>
-            <w:tcW w:type="dxa" w:w="833"/>
-          </w:tcPr>
-          <w:p>
-            <w:pPr>
-              <w:pStyle w:val="tablecopy"/>
-              <w:spacing w:before="20" w:after="20"/>
-            </w:pPr>
-            <w:r>
-              <w:t>conv1</w:t>
-            </w:r>
-          </w:p>
-        </w:tc>
-        <w:tc>
-          <w:tcPr>
-            <w:tcW w:type="dxa" w:w="952"/>
-          </w:tcPr>
-          <w:p>
-            <w:pPr>
-              <w:pStyle w:val="tablecopy"/>
-              <w:spacing w:before="20" w:after="20"/>
-              <w:jc w:val="center"/>
-            </w:pPr>
-            <w:r>
-              <w:t>524,305</w:t>
-            </w:r>
-          </w:p>
-        </w:tc>
-        <w:tc>
-          <w:tcPr>
-            <w:tcW w:type="dxa" w:w="952"/>
-          </w:tcPr>
-          <w:p>
-            <w:pPr>
-              <w:pStyle w:val="tablecopy"/>
-              <w:spacing w:before="20" w:after="20"/>
-              <w:jc w:val="center"/>
-            </w:pPr>
-            <w:r>
-              <w:t>524,305</w:t>
-            </w:r>
-          </w:p>
-        </w:tc>
-        <w:tc>
-          <w:tcPr>
-            <w:tcW w:type="dxa" w:w="952"/>
-          </w:tcPr>
-          <w:p>
-            <w:pPr>
-              <w:pStyle w:val="tablecopy"/>
-              <w:spacing w:before="20" w:after="20"/>
-              <w:jc w:val="center"/>
-            </w:pPr>
-            <w:r>
-              <w:rPr>
-                <w:i/>
-              </w:rPr>
-              <w:t>524,305</w:t>
-            </w:r>
-          </w:p>
-        </w:tc>
-        <w:tc>
-          <w:tcPr>
-            <w:tcW w:type="dxa" w:w="1071"/>
-          </w:tcPr>
-          <w:p>
-            <w:pPr>
-              <w:pStyle w:val="tablecopy"/>
-              <w:spacing w:before="20" w:after="20"/>
-              <w:jc w:val="center"/>
-            </w:pPr>
-            <w:r>
-              <w:t>0.00/</w:t>
-            </w:r>
-            <w:r>
-              <w:rPr>
-                <w:i/>
-              </w:rPr>
-              <w:t>0.00</w:t>
-            </w:r>
-          </w:p>
-        </w:tc>
-      </w:tr>
-      <w:tr>
-        <w:tc>
-          <w:tcPr>
-            <w:tcW w:type="dxa" w:w="833"/>
-          </w:tcPr>
-          <w:p>
-            <w:pPr>
-              <w:pStyle w:val="tablecopy"/>
-              <w:spacing w:before="20" w:after="20"/>
-            </w:pPr>
-            <w:r>
-              <w:t>conv2</w:t>
-            </w:r>
-          </w:p>
-        </w:tc>
-        <w:tc>
-          <w:tcPr>
-            <w:tcW w:type="dxa" w:w="952"/>
-          </w:tcPr>
-          <w:p>
-            <w:pPr>
-              <w:pStyle w:val="tablecopy"/>
-              <w:spacing w:before="20" w:after="20"/>
-              <w:jc w:val="center"/>
-            </w:pPr>
-            <w:r>
-              <w:t>1,504,752</w:t>
-            </w:r>
-          </w:p>
-        </w:tc>
-        <w:tc>
-          <w:tcPr>
-            <w:tcW w:type="dxa" w:w="952"/>
-          </w:tcPr>
-          <w:p>
-            <w:pPr>
-              <w:pStyle w:val="tablecopy"/>
-              <w:spacing w:before="20" w:after="20"/>
-              <w:jc w:val="center"/>
-            </w:pPr>
-            <w:r>
-              <w:t>1,378,763</w:t>
-            </w:r>
-          </w:p>
-        </w:tc>
-        <w:tc>
-          <w:tcPr>
-            <w:tcW w:type="dxa" w:w="952"/>
-          </w:tcPr>
-          <w:p>
-            <w:pPr>
-              <w:pStyle w:val="tablecopy"/>
-              <w:spacing w:before="20" w:after="20"/>
-              <w:jc w:val="center"/>
-            </w:pPr>
-            <w:r>
-              <w:rPr>
-                <w:i/>
-              </w:rPr>
-              <w:t>1,391,312</w:t>
-            </w:r>
-          </w:p>
-        </w:tc>
-        <w:tc>
-          <w:tcPr>
-            <w:tcW w:type="dxa" w:w="1071"/>
-          </w:tcPr>
-          <w:p>
-            <w:pPr>
-              <w:pStyle w:val="tablecopy"/>
-              <w:spacing w:before="20" w:after="20"/>
-              <w:jc w:val="center"/>
-            </w:pPr>
-            <w:r>
-              <w:t>8.37/</w:t>
-            </w:r>
-            <w:r>
-              <w:rPr>
-                <w:i/>
-              </w:rPr>
-              <w:t>7.54</w:t>
-            </w:r>
-          </w:p>
-        </w:tc>
-      </w:tr>
-      <w:tr>
-        <w:tc>
-          <w:tcPr>
-            <w:tcW w:type="dxa" w:w="833"/>
-          </w:tcPr>
-          <w:p>
-            <w:pPr>
-              <w:pStyle w:val="tablecopy"/>
-              <w:spacing w:before="20" w:after="20"/>
-            </w:pPr>
-            <w:r>
-              <w:t>conv3</w:t>
-            </w:r>
-          </w:p>
-        </w:tc>
-        <w:tc>
-          <w:tcPr>
-            <w:tcW w:type="dxa" w:w="952"/>
-          </w:tcPr>
-          <w:p>
-            <w:pPr>
-              <w:pStyle w:val="tablecopy"/>
-              <w:spacing w:before="20" w:after="20"/>
-              <w:jc w:val="center"/>
-            </w:pPr>
-            <w:r>
-              <w:t>1,435,005</w:t>
-            </w:r>
-          </w:p>
-        </w:tc>
-        <w:tc>
-          <w:tcPr>
-            <w:tcW w:type="dxa" w:w="952"/>
-          </w:tcPr>
-          <w:p>
-            <w:pPr>
-              <w:pStyle w:val="tablecopy"/>
-              <w:spacing w:before="20" w:after="20"/>
-              <w:jc w:val="center"/>
-            </w:pPr>
-            <w:r>
-              <w:t>1,344,509</w:t>
-            </w:r>
-          </w:p>
-        </w:tc>
-        <w:tc>
-          <w:tcPr>
-            <w:tcW w:type="dxa" w:w="952"/>
-          </w:tcPr>
-          <w:p>
-            <w:pPr>
-              <w:pStyle w:val="tablecopy"/>
-              <w:spacing w:before="20" w:after="20"/>
-              <w:jc w:val="center"/>
-            </w:pPr>
-            <w:r>
-              <w:rPr>
-                <w:i/>
-              </w:rPr>
-              <w:t>1,362,489</w:t>
-            </w:r>
-          </w:p>
-        </w:tc>
-        <w:tc>
-          <w:tcPr>
-            <w:tcW w:type="dxa" w:w="1071"/>
-          </w:tcPr>
-          <w:p>
-            <w:pPr>
-              <w:pStyle w:val="tablecopy"/>
-              <w:spacing w:before="20" w:after="20"/>
-              <w:jc w:val="center"/>
-            </w:pPr>
-            <w:r>
-              <w:t>6.31/</w:t>
-            </w:r>
-            <w:r>
-              <w:rPr>
-                <w:i/>
-              </w:rPr>
-              <w:t>5.05</w:t>
-            </w:r>
-          </w:p>
-        </w:tc>
-      </w:tr>
-      <w:tr>
-        <w:tc>
-          <w:tcPr>
-            <w:tcW w:type="dxa" w:w="833"/>
-          </w:tcPr>
-          <w:p>
-            <w:pPr>
-              <w:pStyle w:val="tablecopy"/>
-              <w:spacing w:before="20" w:after="20"/>
-            </w:pPr>
-            <w:r>
-              <w:t>conv4</w:t>
-            </w:r>
-          </w:p>
-        </w:tc>
-        <w:tc>
-          <w:tcPr>
-            <w:tcW w:type="dxa" w:w="952"/>
-          </w:tcPr>
-          <w:p>
-            <w:pPr>
-              <w:pStyle w:val="tablecopy"/>
-              <w:spacing w:before="20" w:after="20"/>
-              <w:jc w:val="center"/>
-            </w:pPr>
-            <w:r>
-              <w:t>1,448,350</w:t>
-            </w:r>
-          </w:p>
-        </w:tc>
-        <w:tc>
-          <w:tcPr>
-            <w:tcW w:type="dxa" w:w="952"/>
-          </w:tcPr>
-          <w:p>
-            <w:pPr>
-              <w:pStyle w:val="tablecopy"/>
-              <w:spacing w:before="20" w:after="20"/>
-              <w:jc w:val="center"/>
-            </w:pPr>
-            <w:r>
-              <w:t>1,311,511</w:t>
-            </w:r>
-          </w:p>
-        </w:tc>
-        <w:tc>
-          <w:tcPr>
-            <w:tcW w:type="dxa" w:w="952"/>
-          </w:tcPr>
-          <w:p>
-            <w:pPr>
-              <w:pStyle w:val="tablecopy"/>
-              <w:spacing w:before="20" w:after="20"/>
-              <w:jc w:val="center"/>
-            </w:pPr>
-            <w:r>
-              <w:rPr>
-                <w:i/>
-              </w:rPr>
-              <w:t>1,311,569</w:t>
-            </w:r>
-          </w:p>
-        </w:tc>
-        <w:tc>
-          <w:tcPr>
-            <w:tcW w:type="dxa" w:w="1071"/>
-          </w:tcPr>
-          <w:p>
-            <w:pPr>
-              <w:pStyle w:val="tablecopy"/>
-              <w:spacing w:before="20" w:after="20"/>
-              <w:jc w:val="center"/>
-            </w:pPr>
-            <w:r>
-              <w:t>9.45/</w:t>
-            </w:r>
-            <w:r>
-              <w:rPr>
-                <w:i/>
-              </w:rPr>
-              <w:t>9.44</w:t>
-            </w:r>
-          </w:p>
-        </w:tc>
-      </w:tr>
-      <w:tr>
-        <w:tc>
-          <w:tcPr>
-            <w:tcW w:type="dxa" w:w="833"/>
-          </w:tcPr>
-          <w:p>
-            <w:pPr>
-              <w:pStyle w:val="tablecopy"/>
-              <w:spacing w:before="20" w:after="20"/>
-            </w:pPr>
-            <w:r>
-              <w:t>conv5</w:t>
-            </w:r>
-          </w:p>
-        </w:tc>
-        <w:tc>
-          <w:tcPr>
-            <w:tcW w:type="dxa" w:w="952"/>
-          </w:tcPr>
-          <w:p>
-            <w:pPr>
-              <w:pStyle w:val="tablecopy"/>
-              <w:spacing w:before="20" w:after="20"/>
-              <w:jc w:val="center"/>
-            </w:pPr>
-            <w:r>
-              <w:t>1,562,936</w:t>
-            </w:r>
-          </w:p>
-        </w:tc>
-        <w:tc>
-          <w:tcPr>
-            <w:tcW w:type="dxa" w:w="952"/>
-          </w:tcPr>
-          <w:p>
-            <w:pPr>
-              <w:pStyle w:val="tablecopy"/>
-              <w:spacing w:before="20" w:after="20"/>
-              <w:jc w:val="center"/>
-            </w:pPr>
-            <w:r>
-              <w:t>1,371,900</w:t>
-            </w:r>
-          </w:p>
-        </w:tc>
-        <w:tc>
-          <w:tcPr>
-            <w:tcW w:type="dxa" w:w="952"/>
-          </w:tcPr>
-          <w:p>
-            <w:pPr>
-              <w:pStyle w:val="tablecopy"/>
-              <w:spacing w:before="20" w:after="20"/>
-              <w:jc w:val="center"/>
-            </w:pPr>
-            <w:r>
-              <w:rPr>
-                <w:i/>
-              </w:rPr>
-              <w:t>1,387,589</w:t>
-            </w:r>
-          </w:p>
-        </w:tc>
-        <w:tc>
-          <w:tcPr>
-            <w:tcW w:type="dxa" w:w="1071"/>
-          </w:tcPr>
-          <w:p>
-            <w:pPr>
-              <w:pStyle w:val="tablecopy"/>
-              <w:spacing w:before="20" w:after="20"/>
-              <w:jc w:val="center"/>
-            </w:pPr>
-            <w:r>
-              <w:t>12.22/</w:t>
-            </w:r>
-            <w:r>
-              <w:rPr>
-                <w:i/>
-              </w:rPr>
-              <w:t>11.22</w:t>
-            </w:r>
-          </w:p>
-        </w:tc>
-      </w:tr>
-      <w:tr>
-        <w:tc>
-          <w:tcPr>
-            <w:tcW w:type="dxa" w:w="833"/>
-          </w:tcPr>
-          <w:p>
-            <w:pPr>
-              <w:pStyle w:val="tablecopy"/>
-              <w:spacing w:before="20" w:after="20"/>
-            </w:pPr>
-            <w:r>
-              <w:t>conv6</w:t>
-            </w:r>
-          </w:p>
-        </w:tc>
-        <w:tc>
-          <w:tcPr>
-            <w:tcW w:type="dxa" w:w="952"/>
-          </w:tcPr>
-          <w:p>
-            <w:pPr>
-              <w:pStyle w:val="tablecopy"/>
-              <w:spacing w:before="20" w:after="20"/>
-              <w:jc w:val="center"/>
-            </w:pPr>
-            <w:r>
-              <w:t>1,369,221</w:t>
-            </w:r>
-          </w:p>
-        </w:tc>
-        <w:tc>
-          <w:tcPr>
-            <w:tcW w:type="dxa" w:w="952"/>
-          </w:tcPr>
-          <w:p>
-            <w:pPr>
-              <w:pStyle w:val="tablecopy"/>
-              <w:spacing w:before="20" w:after="20"/>
-              <w:jc w:val="center"/>
-            </w:pPr>
-            <w:r>
-              <w:t>1,272,788</w:t>
-            </w:r>
-          </w:p>
-        </w:tc>
-        <w:tc>
-          <w:tcPr>
-            <w:tcW w:type="dxa" w:w="952"/>
-          </w:tcPr>
-          <w:p>
-            <w:pPr>
-              <w:pStyle w:val="tablecopy"/>
-              <w:spacing w:before="20" w:after="20"/>
-              <w:jc w:val="center"/>
-            </w:pPr>
-            <w:r>
-              <w:rPr>
-                <w:i/>
-              </w:rPr>
-              <w:t>1,275,254</w:t>
-            </w:r>
-          </w:p>
-        </w:tc>
-        <w:tc>
-          <w:tcPr>
-            <w:tcW w:type="dxa" w:w="1071"/>
-          </w:tcPr>
-          <w:p>
-            <w:pPr>
-              <w:pStyle w:val="tablecopy"/>
-              <w:spacing w:before="20" w:after="20"/>
-              <w:jc w:val="center"/>
-            </w:pPr>
-            <w:r>
-              <w:t>7.04/</w:t>
-            </w:r>
-            <w:r>
-              <w:rPr>
-                <w:i/>
-              </w:rPr>
-              <w:t>6.86</w:t>
-            </w:r>
-          </w:p>
-        </w:tc>
-      </w:tr>
-      <w:tr>
-        <w:tc>
-          <w:tcPr>
-            <w:tcW w:type="dxa" w:w="833"/>
-          </w:tcPr>
-          <w:p>
-            <w:pPr>
-              <w:pStyle w:val="tablecopy"/>
-              <w:spacing w:before="20" w:after="20"/>
-            </w:pPr>
-            <w:r>
-              <w:t>conv7</w:t>
-            </w:r>
-          </w:p>
-        </w:tc>
-        <w:tc>
-          <w:tcPr>
-            <w:tcW w:type="dxa" w:w="952"/>
-          </w:tcPr>
-          <w:p>
-            <w:pPr>
-              <w:pStyle w:val="tablecopy"/>
-              <w:spacing w:before="20" w:after="20"/>
-              <w:jc w:val="center"/>
-            </w:pPr>
-            <w:r>
-              <w:t>1,375,441</w:t>
-            </w:r>
-          </w:p>
-        </w:tc>
-        <w:tc>
-          <w:tcPr>
-            <w:tcW w:type="dxa" w:w="952"/>
-          </w:tcPr>
-          <w:p>
-            <w:pPr>
-              <w:pStyle w:val="tablecopy"/>
-              <w:spacing w:before="20" w:after="20"/>
-              <w:jc w:val="center"/>
-            </w:pPr>
-            <w:r>
-              <w:t>1,281,427</w:t>
-            </w:r>
-          </w:p>
-        </w:tc>
-        <w:tc>
-          <w:tcPr>
-            <w:tcW w:type="dxa" w:w="952"/>
-          </w:tcPr>
-          <w:p>
-            <w:pPr>
-              <w:pStyle w:val="tablecopy"/>
-              <w:spacing w:before="20" w:after="20"/>
-              <w:jc w:val="center"/>
-            </w:pPr>
-            <w:r>
-              <w:rPr>
-                <w:i/>
-              </w:rPr>
-              <w:t>1,291,330</w:t>
-            </w:r>
-          </w:p>
-        </w:tc>
-        <w:tc>
-          <w:tcPr>
-            <w:tcW w:type="dxa" w:w="1071"/>
-          </w:tcPr>
-          <w:p>
-            <w:pPr>
-              <w:pStyle w:val="tablecopy"/>
-              <w:spacing w:before="20" w:after="20"/>
-              <w:jc w:val="center"/>
-            </w:pPr>
-            <w:r>
-              <w:t>6.84/</w:t>
-            </w:r>
-            <w:r>
-              <w:rPr>
-                <w:i/>
-              </w:rPr>
-              <w:t>6.12</w:t>
-            </w:r>
-          </w:p>
-        </w:tc>
-      </w:tr>
-      <w:tr>
-        <w:tc>
-          <w:tcPr>
-            <w:tcW w:type="dxa" w:w="833"/>
-          </w:tcPr>
-          <w:p>
-            <w:pPr>
-              <w:pStyle w:val="tablecopy"/>
-              <w:spacing w:before="20" w:after="20"/>
-            </w:pPr>
-            <w:r>
-              <w:t>conv8</w:t>
-            </w:r>
-          </w:p>
-        </w:tc>
-        <w:tc>
-          <w:tcPr>
-            <w:tcW w:type="dxa" w:w="952"/>
-          </w:tcPr>
-          <w:p>
-            <w:pPr>
-              <w:pStyle w:val="tablecopy"/>
-              <w:spacing w:before="20" w:after="20"/>
-              <w:jc w:val="center"/>
-            </w:pPr>
-            <w:r>
-              <w:t>1,289,021</w:t>
-            </w:r>
-          </w:p>
-        </w:tc>
-        <w:tc>
-          <w:tcPr>
-            <w:tcW w:type="dxa" w:w="952"/>
-          </w:tcPr>
-          <w:p>
-            <w:pPr>
-              <w:pStyle w:val="tablecopy"/>
-              <w:spacing w:before="20" w:after="20"/>
-              <w:jc w:val="center"/>
-            </w:pPr>
-            <w:r>
-              <w:t>1,207,219</w:t>
-            </w:r>
-          </w:p>
-        </w:tc>
-        <w:tc>
-          <w:tcPr>
-            <w:tcW w:type="dxa" w:w="952"/>
-          </w:tcPr>
-          <w:p>
-            <w:pPr>
-              <w:pStyle w:val="tablecopy"/>
-              <w:spacing w:before="20" w:after="20"/>
-              <w:jc w:val="center"/>
-            </w:pPr>
-            <w:r>
-              <w:rPr>
-                <w:i/>
-              </w:rPr>
-              <w:t>1,212,745</w:t>
-            </w:r>
-          </w:p>
-        </w:tc>
-        <w:tc>
-          <w:tcPr>
-            <w:tcW w:type="dxa" w:w="1071"/>
-          </w:tcPr>
-          <w:p>
-            <w:pPr>
-              <w:pStyle w:val="tablecopy"/>
-              <w:spacing w:before="20" w:after="20"/>
-              <w:jc w:val="center"/>
-            </w:pPr>
-            <w:r>
-              <w:t>6.35/</w:t>
-            </w:r>
-            <w:r>
-              <w:rPr>
-                <w:i/>
-              </w:rPr>
-              <w:t>5.92</w:t>
-            </w:r>
-          </w:p>
-        </w:tc>
-      </w:tr>
-      <w:tr>
-        <w:tc>
-          <w:tcPr>
-            <w:tcW w:type="dxa" w:w="833"/>
-          </w:tcPr>
-          <w:p>
-            <w:pPr>
-              <w:pStyle w:val="tablecopy"/>
-              <w:spacing w:before="20" w:after="20"/>
-            </w:pPr>
-            <w:r>
-              <w:t>conv9</w:t>
-            </w:r>
-          </w:p>
-        </w:tc>
-        <w:tc>
-          <w:tcPr>
-            <w:tcW w:type="dxa" w:w="952"/>
-          </w:tcPr>
-          <w:p>
-            <w:pPr>
-              <w:pStyle w:val="tablecopy"/>
-              <w:spacing w:before="20" w:after="20"/>
-              <w:jc w:val="center"/>
-            </w:pPr>
-            <w:r>
-              <w:t>1,436,476</w:t>
-            </w:r>
-          </w:p>
-        </w:tc>
-        <w:tc>
-          <w:tcPr>
-            <w:tcW w:type="dxa" w:w="952"/>
-          </w:tcPr>
-          <w:p>
-            <w:pPr>
-              <w:pStyle w:val="tablecopy"/>
-              <w:spacing w:before="20" w:after="20"/>
-              <w:jc w:val="center"/>
-            </w:pPr>
-            <w:r>
-              <w:t>1,242,474</w:t>
-            </w:r>
-          </w:p>
-        </w:tc>
-        <w:tc>
-          <w:tcPr>
-            <w:tcW w:type="dxa" w:w="952"/>
-          </w:tcPr>
-          <w:p>
-            <w:pPr>
-              <w:pStyle w:val="tablecopy"/>
-              <w:spacing w:before="20" w:after="20"/>
-              <w:jc w:val="center"/>
-            </w:pPr>
-            <w:r>
-              <w:rPr>
-                <w:i/>
-              </w:rPr>
-              <w:t>1,255,698</w:t>
-            </w:r>
-          </w:p>
-        </w:tc>
-        <w:tc>
-          <w:tcPr>
-            <w:tcW w:type="dxa" w:w="1071"/>
-          </w:tcPr>
-          <w:p>
-            <w:pPr>
-              <w:pStyle w:val="tablecopy"/>
-              <w:spacing w:before="20" w:after="20"/>
-              <w:jc w:val="center"/>
-            </w:pPr>
-            <w:r>
-              <w:t>13.51/</w:t>
-            </w:r>
-            <w:r>
-              <w:rPr>
-                <w:i/>
-              </w:rPr>
-              <w:t>12.58</w:t>
-            </w:r>
-          </w:p>
-        </w:tc>
-      </w:tr>
-      <w:tr>
-        <w:tc>
-          <w:tcPr>
-            <w:tcW w:type="dxa" w:w="833"/>
-          </w:tcPr>
-          <w:p>
-            <w:pPr>
-              <w:pStyle w:val="tablecopy"/>
-              <w:spacing w:before="20" w:after="20"/>
-            </w:pPr>
-            <w:r>
-              <w:t>conv10</w:t>
-            </w:r>
-          </w:p>
-        </w:tc>
-        <w:tc>
-          <w:tcPr>
-            <w:tcW w:type="dxa" w:w="952"/>
-          </w:tcPr>
-          <w:p>
-            <w:pPr>
-              <w:pStyle w:val="tablecopy"/>
-              <w:spacing w:before="20" w:after="20"/>
-              <w:jc w:val="center"/>
-            </w:pPr>
-            <w:r>
-              <w:t>1,343,523</w:t>
-            </w:r>
-          </w:p>
-        </w:tc>
-        <w:tc>
-          <w:tcPr>
-            <w:tcW w:type="dxa" w:w="952"/>
-          </w:tcPr>
-          <w:p>
-            <w:pPr>
-              <w:pStyle w:val="tablecopy"/>
-              <w:spacing w:before="20" w:after="20"/>
-              <w:jc w:val="center"/>
-            </w:pPr>
-            <w:r>
-              <w:t>1,343,523</w:t>
-            </w:r>
-          </w:p>
-        </w:tc>
-        <w:tc>
-          <w:tcPr>
-            <w:tcW w:type="dxa" w:w="952"/>
-          </w:tcPr>
-          <w:p>
-            <w:pPr>
-              <w:pStyle w:val="tablecopy"/>
-              <w:spacing w:before="20" w:after="20"/>
-              <w:jc w:val="center"/>
-            </w:pPr>
-            <w:r>
-              <w:rPr>
-                <w:i/>
-              </w:rPr>
-              <w:t>1,343,523</w:t>
-            </w:r>
-          </w:p>
-        </w:tc>
-        <w:tc>
-          <w:tcPr>
-            <w:tcW w:type="dxa" w:w="1071"/>
-          </w:tcPr>
-          <w:p>
-            <w:pPr>
-              <w:pStyle w:val="tablecopy"/>
-              <w:spacing w:before="20" w:after="20"/>
-              <w:jc w:val="center"/>
-            </w:pPr>
-            <w:r>
-              <w:t>0.00/</w:t>
-            </w:r>
-            <w:r>
-              <w:rPr>
-                <w:i/>
-              </w:rPr>
-              <w:t>0.00</w:t>
-            </w:r>
-          </w:p>
-        </w:tc>
-      </w:tr>
-      <w:tr>
-        <w:tc>
-          <w:tcPr>
-            <w:tcW w:type="dxa" w:w="833"/>
-          </w:tcPr>
-          <w:p>
-            <w:pPr>
-              <w:pStyle w:val="tablecopy"/>
-              <w:spacing w:before="20" w:after="20"/>
-            </w:pPr>
-            <w:r>
-              <w:t>conv2–9</w:t>
-            </w:r>
-          </w:p>
-        </w:tc>
-        <w:tc>
-          <w:tcPr>
-            <w:tcW w:type="dxa" w:w="952"/>
-          </w:tcPr>
-          <w:p>
-            <w:pPr>
-              <w:pStyle w:val="tablecopy"/>
-              <w:spacing w:before="20" w:after="20"/>
-              <w:jc w:val="center"/>
-            </w:pPr>
-            <w:r>
-              <w:t>11,421,202</w:t>
-            </w:r>
-          </w:p>
-        </w:tc>
-        <w:tc>
-          <w:tcPr>
-            <w:tcW w:type="dxa" w:w="952"/>
-          </w:tcPr>
-          <w:p>
-            <w:pPr>
-              <w:pStyle w:val="tablecopy"/>
-              <w:spacing w:before="20" w:after="20"/>
-              <w:jc w:val="center"/>
-            </w:pPr>
-            <w:r>
-              <w:t>10,410,591</w:t>
-            </w:r>
-          </w:p>
-        </w:tc>
-        <w:tc>
-          <w:tcPr>
-            <w:tcW w:type="dxa" w:w="952"/>
-          </w:tcPr>
-          <w:p>
-            <w:pPr>
-              <w:pStyle w:val="tablecopy"/>
-              <w:spacing w:before="20" w:after="20"/>
-              <w:jc w:val="center"/>
-            </w:pPr>
-            <w:r>
-              <w:t>10,487,986</w:t>
-            </w:r>
-          </w:p>
-        </w:tc>
-        <w:tc>
-          <w:tcPr>
-            <w:tcW w:type="dxa" w:w="1071"/>
-          </w:tcPr>
-          <w:p>
-            <w:pPr>
-              <w:pStyle w:val="tablecopy"/>
-              <w:spacing w:before="20" w:after="20"/>
-              <w:jc w:val="center"/>
-            </w:pPr>
-            <w:r>
-              <w:t>8.85/8.17</w:t>
-            </w:r>
-          </w:p>
-        </w:tc>
-      </w:tr>
-      <w:tr>
-        <w:tc>
-          <w:tcPr>
-            <w:tcW w:type="dxa" w:w="833"/>
-          </w:tcPr>
-          <w:p>
-            <w:pPr>
-              <w:pStyle w:val="tablecopy"/>
-              <w:spacing w:before="20" w:after="20"/>
-            </w:pPr>
-            <w:r>
-              <w:rPr>
-                <w:b/>
-              </w:rPr>
-              <w:t>Total</w:t>
-            </w:r>
-          </w:p>
-        </w:tc>
-        <w:tc>
-          <w:tcPr>
-            <w:tcW w:type="dxa" w:w="952"/>
-          </w:tcPr>
-          <w:p>
-            <w:pPr>
-              <w:pStyle w:val="tablecopy"/>
-              <w:spacing w:before="20" w:after="20"/>
-              <w:jc w:val="center"/>
-            </w:pPr>
-            <w:r>
-              <w:rPr>
-                <w:b/>
-              </w:rPr>
-              <w:t>13,289,030</w:t>
-            </w:r>
-          </w:p>
-        </w:tc>
-        <w:tc>
-          <w:tcPr>
-            <w:tcW w:type="dxa" w:w="952"/>
-          </w:tcPr>
-          <w:p>
-            <w:pPr>
-              <w:pStyle w:val="tablecopy"/>
-              <w:spacing w:before="20" w:after="20"/>
-              <w:jc w:val="center"/>
-            </w:pPr>
-            <w:r>
-              <w:rPr>
-                <w:b/>
-              </w:rPr>
-              <w:t>12,278,419</w:t>
-            </w:r>
-          </w:p>
-        </w:tc>
-        <w:tc>
-          <w:tcPr>
-            <w:tcW w:type="dxa" w:w="952"/>
-          </w:tcPr>
-          <w:p>
-            <w:pPr>
-              <w:pStyle w:val="tablecopy"/>
-              <w:spacing w:before="20" w:after="20"/>
-              <w:jc w:val="center"/>
-            </w:pPr>
-            <w:r>
-              <w:rPr>
-                <w:b/>
-              </w:rPr>
-              <w:t>12,355,814</w:t>
-            </w:r>
-          </w:p>
-        </w:tc>
-        <w:tc>
-          <w:tcPr>
-            <w:tcW w:type="dxa" w:w="1071"/>
-          </w:tcPr>
-          <w:p>
-            <w:pPr>
-              <w:pStyle w:val="tablecopy"/>
-              <w:spacing w:before="20" w:after="20"/>
-              <w:jc w:val="center"/>
-            </w:pPr>
-            <w:r>
-              <w:rPr>
-                <w:b/>
-              </w:rPr>
-              <w:t>7.60/7.02</w:t>
-            </w:r>
-          </w:p>
-        </w:tc>
-      </w:tr>
-      <w:tr>
-        <w:tc>
-          <w:tcPr>
-            <w:tcW w:type="dxa" w:w="833"/>
-          </w:tcPr>
-          <w:p>
-            <w:pPr>
-              <w:pStyle w:val="tablecopy"/>
-              <w:spacing w:before="20" w:after="20"/>
-            </w:pPr>
-            <w:r>
-              <w:t>Count</w:t>
-            </w:r>
-          </w:p>
-        </w:tc>
-        <w:tc>
-          <w:tcPr>
-            <w:tcW w:type="dxa" w:w="952"/>
-          </w:tcPr>
-          <w:p>
-            <w:pPr>
-              <w:pStyle w:val="tablecopy"/>
-              <w:spacing w:before="20" w:after="20"/>
-              <w:jc w:val="center"/>
-            </w:pPr>
-            <w:r>
-              <w:rPr>
-                <w:i/>
-              </w:rPr>
-              <w:t>13,288,456</w:t>
-            </w:r>
-          </w:p>
-        </w:tc>
-        <w:tc>
-          <w:tcPr>
-            <w:tcW w:type="dxa" w:w="952"/>
-          </w:tcPr>
-          <w:p>
-            <w:pPr>
-              <w:pStyle w:val="tablecopy"/>
-              <w:spacing w:before="20" w:after="20"/>
-              <w:jc w:val="center"/>
-            </w:pPr>
-            <w:r>
-              <w:rPr>
-                <w:i/>
-              </w:rPr>
-              <w:t>12,277,883</w:t>
-            </w:r>
-          </w:p>
-        </w:tc>
-        <w:tc>
-          <w:tcPr>
-            <w:tcW w:type="dxa" w:w="952"/>
-          </w:tcPr>
-          <w:p>
-            <w:pPr>
-              <w:pStyle w:val="tablecopy"/>
-              <w:spacing w:before="20" w:after="20"/>
-              <w:jc w:val="center"/>
-            </w:pPr>
-            <w:r>
-              <w:rPr>
-                <w:i/>
-              </w:rPr>
-              <w:t>12,355,274</w:t>
-            </w:r>
-          </w:p>
-        </w:tc>
-        <w:tc>
-          <w:tcPr>
-            <w:tcW w:type="dxa" w:w="1071"/>
-          </w:tcPr>
-          <w:p>
-            <w:pPr>
-              <w:pStyle w:val="tablecopy"/>
-              <w:spacing w:before="20" w:after="20"/>
-              <w:jc w:val="center"/>
-            </w:pPr>
-            <w:r>
-              <w:rPr>
-                <w:i/>
-              </w:rPr>
-              <w:t>7.60/7.02</w:t>
-            </w:r>
-          </w:p>
-        </w:tc>
-      </w:tr>
-      <w:tr>
-        <w:tc>
-          <w:tcPr>
-            <w:tcW w:type="dxa" w:w="833"/>
-          </w:tcPr>
-          <w:p>
-            <w:pPr>
-              <w:pStyle w:val="tablecopy"/>
-              <w:spacing w:before="20" w:after="20"/>
-            </w:pPr>
-            <w:r>
-              <w:t>Fill/drain</w:t>
-            </w:r>
-          </w:p>
-        </w:tc>
-        <w:tc>
-          <w:tcPr>
-            <w:tcW w:type="dxa" w:w="952"/>
-          </w:tcPr>
-          <w:p>
-            <w:pPr>
-              <w:pStyle w:val="tablecopy"/>
-              <w:spacing w:before="20" w:after="20"/>
-              <w:jc w:val="center"/>
-            </w:pPr>
-            <w:r>
-              <w:rPr>
-                <w:i/>
-              </w:rPr>
-              <w:t>574</w:t>
-            </w:r>
-          </w:p>
-        </w:tc>
-        <w:tc>
-          <w:tcPr>
-            <w:tcW w:type="dxa" w:w="952"/>
-          </w:tcPr>
-          <w:p>
-            <w:pPr>
-              <w:pStyle w:val="tablecopy"/>
-              <w:spacing w:before="20" w:after="20"/>
-              <w:jc w:val="center"/>
-            </w:pPr>
-            <w:r>
-              <w:rPr>
-                <w:i/>
-              </w:rPr>
-              <w:t>536</w:t>
-            </w:r>
-          </w:p>
-        </w:tc>
-        <w:tc>
-          <w:tcPr>
-            <w:tcW w:type="dxa" w:w="952"/>
-          </w:tcPr>
-          <w:p>
-            <w:pPr>
-              <w:pStyle w:val="tablecopy"/>
-              <w:spacing w:before="20" w:after="20"/>
-              <w:jc w:val="center"/>
-            </w:pPr>
-            <w:r>
-              <w:rPr>
-                <w:i/>
-              </w:rPr>
-              <w:t>540</w:t>
-            </w:r>
-          </w:p>
-        </w:tc>
-        <w:tc>
-          <w:tcPr>
-            <w:tcW w:type="dxa" w:w="1071"/>
-          </w:tcPr>
-          <w:p>
-            <w:pPr>
-              <w:pStyle w:val="tablecopy"/>
-              <w:spacing w:before="20" w:after="20"/>
-              <w:jc w:val="center"/>
-            </w:pPr>
-            <w:r>
-              <w:t>—</w:t>
-            </w:r>
-          </w:p>
-        </w:tc>
-      </w:tr>
-    </w:tbl>
-    <w:p>
-      <w:pPr>
-        <w:pStyle w:val="a3"/>
-      </w:pPr>
-      <w:r>
-        <w:rPr>
-          <w:i/>
-        </w:rPr>
-        <w:t>Notes to Table II.</w:t>
-      </w:r>
-      <w:r>
-        <w:t xml:space="preserve"> Per layer: repeat 1; Frozen was reported on the board only as totals and conv2–9 sums. In every upright cycle cell, board − IN_STALL − exact prediction = 0 (per-layer IN_STALL 0: by the notes, only Frozen's third repeat stalled).</w:t>
-      </w:r>
-    </w:p>
-    <w:p>
-      <w:pPr>
-        <w:pStyle w:val="a3"/>
-      </w:pPr>
-      <w:r>
-        <w:rPr>
-          <w:b/>
-        </w:rPr>
-        <w:t>Mechanism (counted).</w:t>
-      </w:r>
-      <w:r>
-        <w:t xml:space="preserve"> The fullest bank's mean nonzero count fell in every relabeled layer (conv9, Multi-start: 43.04 to 35.10), and more windows reached the load floor of 73 cycles (conv9: 27.8% to 61.2%); in the window of Fig. 1, Frozen lowers m from 48 to 44. Perfect balance would give 11,761,449 cycles (−11.49%), the floor 11,436,032 (−13.94%); Multi-start removed 66.2% of the perfect-balance saving, Frozen 61.1%.</w:t>
-      </w:r>
-    </w:p>
-    <w:p>
-      <w:pPr>
-        <w:pStyle w:val="2"/>
-      </w:pPr>
-      <w:r>
-        <w:t>Study of Ten Networks</w:t>
-      </w:r>
-    </w:p>
-    <w:p>
-      <w:pPr>
-        <w:pStyle w:val="a3"/>
-      </w:pPr>
-      <w:r>
-        <w:t>The protocol fixed two checks and two sign predictions. H0: our code reproduced the earlier Frozen layout in all eight layers, and folding it reproduced the Frozen export byte for byte. H1: wherever (2) holds, at W = 1 on all networks and at W = 2 on A and B-32 ReLU s1–s3, the relabeled count equaled the original on all 80 images. H2: the pooled W = 4 saving over the 79 images was positive on all ten networks, 1.09–10.80% (Fig. 2; the sign was known for B, maxout s1 and the board network). H3: the pooled W = 2 saving was positive on all six networks where (2) allows it, 3.36–7.37% on five and 0.022% on the 45-channel network, where 16 of 632 image-layers got worse (at most 3 on any other network) and conv7 rose by 0.0001%, the only pooled increase of any layer. Only signs were predicted. No image counted more cycles on any network at any W.</w:t>
+        <w:t>In emulation every folded network reproduced the original's PNG bytes on Set12 05.png and BSD68 test001.png. Maxout s1 gained only 3.50% at W = 4; without per-network headroom, a weak fit cannot be told from a small opportunity. As the protocol's search routine rejects N = 45, that network was fitted with a general bank rule (identical layouts on the 69 layers where both apply).</w:t>
       </w:r>
     </w:p>
     <w:p>
@@ -2132,7 +732,7 @@
       <w:r>
         <w:drawing>
           <wp:inline xmlns:a="http://schemas.openxmlformats.org/drawingml/2006/main" xmlns:pic="http://schemas.openxmlformats.org/drawingml/2006/picture">
-            <wp:extent cx="2880000" cy="1814516"/>
+            <wp:extent cx="2880000" cy="1906780"/>
             <wp:docPr id="2" name="Picture 2"/>
             <wp:cNvGraphicFramePr>
               <a:graphicFrameLocks noChangeAspect="1"/>
@@ -2153,7 +753,7 @@
                   <pic:spPr>
                     <a:xfrm>
                       <a:off x="0" y="0"/>
-                      <a:ext cx="2880000" cy="1814516"/>
+                      <a:ext cx="2880000" cy="1906780"/>
                     </a:xfrm>
                     <a:prstGeom prst="rect"/>
                   </pic:spPr>
@@ -2178,26 +778,18 @@
     </w:p>
     <w:p>
       <w:pPr>
+        <w:pStyle w:val="2"/>
+      </w:pPr>
+      <w:r>
+        <w:t>Eighty Images and Baselines</w:t>
+      </w:r>
+    </w:p>
+    <w:p>
+      <w:pPr>
         <w:pStyle w:val="a3"/>
       </w:pPr>
       <w:r>
-        <w:t>Maxout s1 gained only 3.50% at W = 4; without per-network headroom, a weak fit cannot be told from a small opportunity. Maxout and averaging save almost as much at W = 2 as at W = 4: with four output groups, their compute exceeds the W = 2 load of 145 cycles once the fullest bank holds more than 36 nonzeros. In emulation every folded network reproduced the original's PNG bytes on Set12 05.png and BSD68 test001.png. As the protocol's search routine rejects N = 45, that network was fitted with a general bank rule (identical layouts on the 69 layers where both apply).</w:t>
-      </w:r>
-    </w:p>
-    <w:p>
-      <w:pPr>
-        <w:pStyle w:val="2"/>
-      </w:pPr>
-      <w:r>
-        <w:t>Eighty Images and Baselines</w:t>
-      </w:r>
-    </w:p>
-    <w:p>
-      <w:pPr>
-        <w:pStyle w:val="a3"/>
-      </w:pPr>
-      <w:r>
-        <w:t>At W = 4 (Fig. 3), Frozen saved 5.13–10.94% per image on the 79 images other than its calibration image (median 7.22%, pooled 7.46%), Multi-start 5.62–11.19% on the 77 other than its three (median 7.89%, pooled 8.11%); perfect balance would save 7.99–16.62% (pooled 12.02%), the floor 15.01%. One of Frozen's 632 fitted image-layers counted more (BSD68 test028 conv3, +1.56%), none of Multi-start's 616. From the smallest saving, 05.png ranks 34th (Frozen) and 32nd (Multi-start) of 80, and Multi-start beat Frozen on 74 of the 77 images used by neither fit.</w:t>
+        <w:t>At W = 4 (Fig. 3), Frozen saved 5.13–10.94% per image on the 79 images other than its calibration image (pooled 7.46%), Multi-start 5.62–11.19% on the 77 other than its three (pooled 8.11%); perfect balance would save 7.99–16.62% (pooled 12.02%). From the smallest saving, 05.png ranks 34th (Frozen) and 32nd (Multi-start) of 80.</w:t>
       </w:r>
     </w:p>
     <w:p>
@@ -2208,7 +800,7 @@
       <w:r>
         <w:drawing>
           <wp:inline xmlns:a="http://schemas.openxmlformats.org/drawingml/2006/main" xmlns:pic="http://schemas.openxmlformats.org/drawingml/2006/picture">
-            <wp:extent cx="2880000" cy="1884194"/>
+            <wp:extent cx="2880000" cy="1980000"/>
             <wp:docPr id="3" name="Picture 3"/>
             <wp:cNvGraphicFramePr>
               <a:graphicFrameLocks noChangeAspect="1"/>
@@ -2229,7 +821,7 @@
                   <pic:spPr>
                     <a:xfrm>
                       <a:off x="0" y="0"/>
-                      <a:ext cx="2880000" cy="1884194"/>
+                      <a:ext cx="2880000" cy="1980000"/>
                     </a:xfrm>
                     <a:prstGeom prst="rect"/>
                   </pic:spPr>
@@ -2249,7 +841,29 @@
         </w:numPr>
       </w:pPr>
       <w:r>
-        <w:t>Fig. 3. Per-image W = 4 saving of the board network (count, conv1–10) on the 79 images other than Set12 01.png, sorted by the perfect-balance bound; legend: pooled saving. Set12 02–03 are Multi-start calibration images. Counts, not board runs.</w:t>
+        <w:t>Fig. 3. Per-image W = 4 saving of the board network (count, conv1–10) on the 79 images other than Set12 01.png, sorted by the perfect-balance bound; legend: pooled saving over these 79, which include Multi-start's calibration images Set12 02–03 (not marked). Counts, not board runs.</w:t>
+      </w:r>
+    </w:p>
+    <w:p>
+      <w:pPr>
+        <w:pStyle w:val="a3"/>
+      </w:pPr>
+      <w:r>
+        <w:t>Twenty random layouts with eight channels per class saved −5.43% to +1.73% pooled, so savings against the Original understate those against a random order. Six layouts dealing channels by their mean nonzero count on the calibration windows, after SparTen's density sort [4], captured 21–33% of the perfect-balance saving (Table II: the best on Cal-1), a Sense-like sort by each channel's nonzero count in the test image at most 40.7%, the deployable fitted layouts 62–69%; this compares procedures and does not isolate co-activation from density. Multi-start's 0.63-point lead over Frozen on the 77 images (8.11% against 7.48%) comes from Frozen's seed (the worst of five), five times the budget and Multi-start's data, not its restarts: with equal data and budget, plain greedy search (Table II) beat Multi-start on four of five seeds.</w:t>
+      </w:r>
+    </w:p>
+    <w:p>
+      <w:pPr>
+        <w:pStyle w:val="a3"/>
+      </w:pPr>
+      <w:r>
+        <w:rPr>
+          <w:b/>
+        </w:rPr>
+        <w:t>Skew (counted after the study, not run on the board).</w:t>
+      </w:r>
+      <w:r>
+        <w:t xml:space="preserve"> On the inputs of conv2–conv9 the skew saved 9.20% pooled over the 79 images (0 at W = 1 and 2, as (2) requires) against 7.46% and 8.10% for the relabelings, and fewer cycles than both on every image (Fig. 3; on the 77 without Multi-start's calibration images, 9.22% against 8.11%); on 05.png it saved 8.64%, and in the integer oracle (4096 windows per layer of 05.png) it left every output unchanged. In counts on this network, the relabeling is thus not the best static layout. Whether a relabeling fitted on top of the skew adds to it is open and will be tested under a new pre-registration; uncommitted exploratory counts of this combination, and of the skew on B and maxout s1, were seen and are not used.</w:t>
       </w:r>
     </w:p>
     <w:p>
@@ -2261,7 +875,7 @@
         </w:numPr>
       </w:pPr>
       <w:r>
-        <w:t>Table III. Layouts of B-32 ReLU s1 at W = 4 (count). Cal-1, Cal-3: Section III. p.i.: uses the test image. Post hoc: counted after the study. Recipe: Frozen's. Five-seed rows: mean pooled saving (range of the seeds) and per-image range over all seeds; 5×: 2005 evaluations per layer. Share: (original − layout)/(original − perfect balance), cycles summed over the images. Random: range and share from the per-image median.</w:t>
+        <w:t>Table II. Layouts of B-32 ReLU s1 at W = 4 (count, 79 images; † 77). p.i.: uses the test image. Random: the best of 20 on these images. Share: (original − layout)/(original − perfect balance), cycles summed over the images.</w:t>
       </w:r>
     </w:p>
     <w:tbl>
@@ -2276,15 +890,14 @@
         <w:tblLook w:firstColumn="1" w:firstRow="1" w:lastColumn="0" w:lastRow="0" w:noHBand="0" w:noVBand="1" w:val="04A0"/>
       </w:tblPr>
       <w:tblGrid>
-        <w:gridCol w:w="2177"/>
-        <w:gridCol w:w="680"/>
-        <w:gridCol w:w="1225"/>
-        <w:gridCol w:w="680"/>
+        <w:gridCol w:w="2931"/>
+        <w:gridCol w:w="916"/>
+        <w:gridCol w:w="916"/>
       </w:tblGrid>
       <w:tr>
         <w:tc>
           <w:tcPr>
-            <w:tcW w:type="dxa" w:w="2177"/>
+            <w:tcW w:type="dxa" w:w="2931"/>
           </w:tcPr>
           <w:p>
             <w:pPr>
@@ -2292,13 +905,13 @@
               <w:spacing w:before="20" w:after="20"/>
             </w:pPr>
             <w:r>
-              <w:t>Layout (79 images; † 77)</w:t>
-            </w:r>
-          </w:p>
-        </w:tc>
-        <w:tc>
-          <w:tcPr>
-            <w:tcW w:type="dxa" w:w="680"/>
+              <w:t>Layout</w:t>
+            </w:r>
+          </w:p>
+        </w:tc>
+        <w:tc>
+          <w:tcPr>
+            <w:tcW w:type="dxa" w:w="916"/>
           </w:tcPr>
           <w:p>
             <w:pPr>
@@ -2313,22 +926,7 @@
         </w:tc>
         <w:tc>
           <w:tcPr>
-            <w:tcW w:type="dxa" w:w="1225"/>
-          </w:tcPr>
-          <w:p>
-            <w:pPr>
-              <w:pStyle w:val="tablecolhead"/>
-              <w:spacing w:before="20" w:after="20"/>
-              <w:jc w:val="center"/>
-            </w:pPr>
-            <w:r>
-              <w:t>Per image (%)</w:t>
-            </w:r>
-          </w:p>
-        </w:tc>
-        <w:tc>
-          <w:tcPr>
-            <w:tcW w:type="dxa" w:w="680"/>
+            <w:tcW w:type="dxa" w:w="916"/>
           </w:tcPr>
           <w:p>
             <w:pPr>
@@ -2345,21 +943,21 @@
       <w:tr>
         <w:tc>
           <w:tcPr>
-            <w:tcW w:type="dxa" w:w="2177"/>
-          </w:tcPr>
-          <w:p>
-            <w:pPr>
-              <w:pStyle w:val="tablecopy"/>
-              <w:spacing w:before="20" w:after="20"/>
-            </w:pPr>
-            <w:r>
-              <w:t>Random, median of 20</w:t>
-            </w:r>
-          </w:p>
-        </w:tc>
-        <w:tc>
-          <w:tcPr>
-            <w:tcW w:type="dxa" w:w="680"/>
+            <w:tcW w:type="dxa" w:w="2931"/>
+          </w:tcPr>
+          <w:p>
+            <w:pPr>
+              <w:pStyle w:val="tablecopy"/>
+              <w:spacing w:before="20" w:after="20"/>
+            </w:pPr>
+            <w:r>
+              <w:t>Random, best of 20</w:t>
+            </w:r>
+          </w:p>
+        </w:tc>
+        <w:tc>
+          <w:tcPr>
+            <w:tcW w:type="dxa" w:w="916"/>
           </w:tcPr>
           <w:p>
             <w:pPr>
@@ -2368,13 +966,13 @@
               <w:jc w:val="center"/>
             </w:pPr>
             <w:r>
-              <w:t>−2.31</w:t>
-            </w:r>
-          </w:p>
-        </w:tc>
-        <w:tc>
-          <w:tcPr>
-            <w:tcW w:type="dxa" w:w="1225"/>
+              <w:t>1.73</w:t>
+            </w:r>
+          </w:p>
+        </w:tc>
+        <w:tc>
+          <w:tcPr>
+            <w:tcW w:type="dxa" w:w="916"/>
           </w:tcPr>
           <w:p>
             <w:pPr>
@@ -2383,22 +981,7 @@
               <w:jc w:val="center"/>
             </w:pPr>
             <w:r>
-              <w:t>−5.30 to 1.18</w:t>
-            </w:r>
-          </w:p>
-        </w:tc>
-        <w:tc>
-          <w:tcPr>
-            <w:tcW w:type="dxa" w:w="680"/>
-          </w:tcPr>
-          <w:p>
-            <w:pPr>
-              <w:pStyle w:val="tablecopy"/>
-              <w:spacing w:before="20" w:after="20"/>
-              <w:jc w:val="center"/>
-            </w:pPr>
-            <w:r>
-              <w:t>−19.2</w:t>
+              <w:t>14.4</w:t>
             </w:r>
           </w:p>
         </w:tc>
@@ -2406,21 +989,21 @@
       <w:tr>
         <w:tc>
           <w:tcPr>
-            <w:tcW w:type="dxa" w:w="2177"/>
-          </w:tcPr>
-          <w:p>
-            <w:pPr>
-              <w:pStyle w:val="tablecopy"/>
-              <w:spacing w:before="20" w:after="20"/>
-            </w:pPr>
-            <w:r>
-              <w:t>Density, round-robin, Cal-1</w:t>
-            </w:r>
-          </w:p>
-        </w:tc>
-        <w:tc>
-          <w:tcPr>
-            <w:tcW w:type="dxa" w:w="680"/>
+            <w:tcW w:type="dxa" w:w="2931"/>
+          </w:tcPr>
+          <w:p>
+            <w:pPr>
+              <w:pStyle w:val="tablecopy"/>
+              <w:spacing w:before="20" w:after="20"/>
+            </w:pPr>
+            <w:r>
+              <w:t>Density balance (after [4]), Cal-1</w:t>
+            </w:r>
+          </w:p>
+        </w:tc>
+        <w:tc>
+          <w:tcPr>
+            <w:tcW w:type="dxa" w:w="916"/>
           </w:tcPr>
           <w:p>
             <w:pPr>
@@ -2429,13 +1012,13 @@
               <w:jc w:val="center"/>
             </w:pPr>
             <w:r>
-              <w:t>3.59</w:t>
-            </w:r>
-          </w:p>
-        </w:tc>
-        <w:tc>
-          <w:tcPr>
-            <w:tcW w:type="dxa" w:w="1225"/>
+              <w:t>3.69</w:t>
+            </w:r>
+          </w:p>
+        </w:tc>
+        <w:tc>
+          <w:tcPr>
+            <w:tcW w:type="dxa" w:w="916"/>
           </w:tcPr>
           <w:p>
             <w:pPr>
@@ -2444,22 +1027,7 @@
               <w:jc w:val="center"/>
             </w:pPr>
             <w:r>
-              <w:t>1.23–6.52</w:t>
-            </w:r>
-          </w:p>
-        </w:tc>
-        <w:tc>
-          <w:tcPr>
-            <w:tcW w:type="dxa" w:w="680"/>
-          </w:tcPr>
-          <w:p>
-            <w:pPr>
-              <w:pStyle w:val="tablecopy"/>
-              <w:spacing w:before="20" w:after="20"/>
-              <w:jc w:val="center"/>
-            </w:pPr>
-            <w:r>
-              <w:t>29.9</w:t>
+              <w:t>30.7</w:t>
             </w:r>
           </w:p>
         </w:tc>
@@ -2467,21 +1035,21 @@
       <w:tr>
         <w:tc>
           <w:tcPr>
-            <w:tcW w:type="dxa" w:w="2177"/>
-          </w:tcPr>
-          <w:p>
-            <w:pPr>
-              <w:pStyle w:val="tablecopy"/>
-              <w:spacing w:before="20" w:after="20"/>
-            </w:pPr>
-            <w:r>
-              <w:t>Density, smallest total, Cal-1</w:t>
-            </w:r>
-          </w:p>
-        </w:tc>
-        <w:tc>
-          <w:tcPr>
-            <w:tcW w:type="dxa" w:w="680"/>
+            <w:tcW w:type="dxa" w:w="2931"/>
+          </w:tcPr>
+          <w:p>
+            <w:pPr>
+              <w:pStyle w:val="tablecopy"/>
+              <w:spacing w:before="20" w:after="20"/>
+            </w:pPr>
+            <w:r>
+              <w:t>Sense-like sort [3] (p.i.)</w:t>
+            </w:r>
+          </w:p>
+        </w:tc>
+        <w:tc>
+          <w:tcPr>
+            <w:tcW w:type="dxa" w:w="916"/>
           </w:tcPr>
           <w:p>
             <w:pPr>
@@ -2490,13 +1058,13 @@
               <w:jc w:val="center"/>
             </w:pPr>
             <w:r>
-              <w:t>3.69</w:t>
-            </w:r>
-          </w:p>
-        </w:tc>
-        <w:tc>
-          <w:tcPr>
-            <w:tcW w:type="dxa" w:w="1225"/>
+              <w:t>4.89</w:t>
+            </w:r>
+          </w:p>
+        </w:tc>
+        <w:tc>
+          <w:tcPr>
+            <w:tcW w:type="dxa" w:w="916"/>
           </w:tcPr>
           <w:p>
             <w:pPr>
@@ -2505,22 +1073,7 @@
               <w:jc w:val="center"/>
             </w:pPr>
             <w:r>
-              <w:t>1.76–5.64</w:t>
-            </w:r>
-          </w:p>
-        </w:tc>
-        <w:tc>
-          <w:tcPr>
-            <w:tcW w:type="dxa" w:w="680"/>
-          </w:tcPr>
-          <w:p>
-            <w:pPr>
-              <w:pStyle w:val="tablecopy"/>
-              <w:spacing w:before="20" w:after="20"/>
-              <w:jc w:val="center"/>
-            </w:pPr>
-            <w:r>
-              <w:t>30.7</w:t>
+              <w:t>40.7</w:t>
             </w:r>
           </w:p>
         </w:tc>
@@ -2528,21 +1081,21 @@
       <w:tr>
         <w:tc>
           <w:tcPr>
-            <w:tcW w:type="dxa" w:w="2177"/>
-          </w:tcPr>
-          <w:p>
-            <w:pPr>
-              <w:pStyle w:val="tablecopy"/>
-              <w:spacing w:before="20" w:after="20"/>
-            </w:pPr>
-            <w:r>
-              <w:t>Sense-like, smallest total (p.i.)</w:t>
-            </w:r>
-          </w:p>
-        </w:tc>
-        <w:tc>
-          <w:tcPr>
-            <w:tcW w:type="dxa" w:w="680"/>
+            <w:tcW w:type="dxa" w:w="2931"/>
+          </w:tcPr>
+          <w:p>
+            <w:pPr>
+              <w:pStyle w:val="tablecopy"/>
+              <w:spacing w:before="20" w:after="20"/>
+            </w:pPr>
+            <w:r>
+              <w:t>Frozen (board), Cal-1</w:t>
+            </w:r>
+          </w:p>
+        </w:tc>
+        <w:tc>
+          <w:tcPr>
+            <w:tcW w:type="dxa" w:w="916"/>
           </w:tcPr>
           <w:p>
             <w:pPr>
@@ -2551,13 +1104,13 @@
               <w:jc w:val="center"/>
             </w:pPr>
             <w:r>
-              <w:t>4.89</w:t>
-            </w:r>
-          </w:p>
-        </w:tc>
-        <w:tc>
-          <w:tcPr>
-            <w:tcW w:type="dxa" w:w="1225"/>
+              <w:t>7.46</w:t>
+            </w:r>
+          </w:p>
+        </w:tc>
+        <w:tc>
+          <w:tcPr>
+            <w:tcW w:type="dxa" w:w="916"/>
           </w:tcPr>
           <w:p>
             <w:pPr>
@@ -2566,22 +1119,7 @@
               <w:jc w:val="center"/>
             </w:pPr>
             <w:r>
-              <w:t>1.53–9.94</w:t>
-            </w:r>
-          </w:p>
-        </w:tc>
-        <w:tc>
-          <w:tcPr>
-            <w:tcW w:type="dxa" w:w="680"/>
-          </w:tcPr>
-          <w:p>
-            <w:pPr>
-              <w:pStyle w:val="tablecopy"/>
-              <w:spacing w:before="20" w:after="20"/>
-              <w:jc w:val="center"/>
-            </w:pPr>
-            <w:r>
-              <w:t>40.7</w:t>
+              <w:t>62.1</w:t>
             </w:r>
           </w:p>
         </w:tc>
@@ -2589,21 +1127,21 @@
       <w:tr>
         <w:tc>
           <w:tcPr>
-            <w:tcW w:type="dxa" w:w="2177"/>
-          </w:tcPr>
-          <w:p>
-            <w:pPr>
-              <w:pStyle w:val="tablecopy"/>
-              <w:spacing w:before="20" w:after="20"/>
-            </w:pPr>
-            <w:r>
-              <w:t>Frozen (board layout), Cal-1</w:t>
-            </w:r>
-          </w:p>
-        </w:tc>
-        <w:tc>
-          <w:tcPr>
-            <w:tcW w:type="dxa" w:w="680"/>
+            <w:tcW w:type="dxa" w:w="2931"/>
+          </w:tcPr>
+          <w:p>
+            <w:pPr>
+              <w:pStyle w:val="tablecopy"/>
+              <w:spacing w:before="20" w:after="20"/>
+            </w:pPr>
+            <w:r>
+              <w:t>Multi-start (board), Cal-3†</w:t>
+            </w:r>
+          </w:p>
+        </w:tc>
+        <w:tc>
+          <w:tcPr>
+            <w:tcW w:type="dxa" w:w="916"/>
           </w:tcPr>
           <w:p>
             <w:pPr>
@@ -2612,13 +1150,13 @@
               <w:jc w:val="center"/>
             </w:pPr>
             <w:r>
-              <w:t>7.46</w:t>
-            </w:r>
-          </w:p>
-        </w:tc>
-        <w:tc>
-          <w:tcPr>
-            <w:tcW w:type="dxa" w:w="1225"/>
+              <w:t>8.11</w:t>
+            </w:r>
+          </w:p>
+        </w:tc>
+        <w:tc>
+          <w:tcPr>
+            <w:tcW w:type="dxa" w:w="916"/>
           </w:tcPr>
           <w:p>
             <w:pPr>
@@ -2627,22 +1165,7 @@
               <w:jc w:val="center"/>
             </w:pPr>
             <w:r>
-              <w:t>5.13–10.94</w:t>
-            </w:r>
-          </w:p>
-        </w:tc>
-        <w:tc>
-          <w:tcPr>
-            <w:tcW w:type="dxa" w:w="680"/>
-          </w:tcPr>
-          <w:p>
-            <w:pPr>
-              <w:pStyle w:val="tablecopy"/>
-              <w:spacing w:before="20" w:after="20"/>
-              <w:jc w:val="center"/>
-            </w:pPr>
-            <w:r>
-              <w:t>62.1</w:t>
+              <w:t>67.4</w:t>
             </w:r>
           </w:p>
         </w:tc>
@@ -2650,21 +1173,21 @@
       <w:tr>
         <w:tc>
           <w:tcPr>
-            <w:tcW w:type="dxa" w:w="2177"/>
-          </w:tcPr>
-          <w:p>
-            <w:pPr>
-              <w:pStyle w:val="tablecopy"/>
-              <w:spacing w:before="20" w:after="20"/>
-            </w:pPr>
-            <w:r>
-              <w:t>Recipe, Cal-1 (7.46–7.78)</w:t>
-            </w:r>
-          </w:p>
-        </w:tc>
-        <w:tc>
-          <w:tcPr>
-            <w:tcW w:type="dxa" w:w="680"/>
+            <w:tcW w:type="dxa" w:w="2931"/>
+          </w:tcPr>
+          <w:p>
+            <w:pPr>
+              <w:pStyle w:val="tablecopy"/>
+              <w:spacing w:before="20" w:after="20"/>
+            </w:pPr>
+            <w:r>
+              <w:t>Greedy, 5-seed mean, Cal-3†</w:t>
+            </w:r>
+          </w:p>
+        </w:tc>
+        <w:tc>
+          <w:tcPr>
+            <w:tcW w:type="dxa" w:w="916"/>
           </w:tcPr>
           <w:p>
             <w:pPr>
@@ -2673,13 +1196,13 @@
               <w:jc w:val="center"/>
             </w:pPr>
             <w:r>
-              <w:t>7.62</w:t>
-            </w:r>
-          </w:p>
-        </w:tc>
-        <w:tc>
-          <w:tcPr>
-            <w:tcW w:type="dxa" w:w="1225"/>
+              <w:t>8.24</w:t>
+            </w:r>
+          </w:p>
+        </w:tc>
+        <w:tc>
+          <w:tcPr>
+            <w:tcW w:type="dxa" w:w="916"/>
           </w:tcPr>
           <w:p>
             <w:pPr>
@@ -2688,22 +1211,7 @@
               <w:jc w:val="center"/>
             </w:pPr>
             <w:r>
-              <w:t>5.13–11.30</w:t>
-            </w:r>
-          </w:p>
-        </w:tc>
-        <w:tc>
-          <w:tcPr>
-            <w:tcW w:type="dxa" w:w="680"/>
-          </w:tcPr>
-          <w:p>
-            <w:pPr>
-              <w:pStyle w:val="tablecopy"/>
-              <w:spacing w:before="20" w:after="20"/>
-              <w:jc w:val="center"/>
-            </w:pPr>
-            <w:r>
-              <w:t>63.4</w:t>
+              <w:t>68.5</w:t>
             </w:r>
           </w:p>
         </w:tc>
@@ -2711,21 +1219,21 @@
       <w:tr>
         <w:tc>
           <w:tcPr>
-            <w:tcW w:type="dxa" w:w="2177"/>
-          </w:tcPr>
-          <w:p>
-            <w:pPr>
-              <w:pStyle w:val="tablecopy"/>
-              <w:spacing w:before="20" w:after="20"/>
-            </w:pPr>
-            <w:r>
-              <w:t>Recipe per test image (p.i.)</w:t>
-            </w:r>
-          </w:p>
-        </w:tc>
-        <w:tc>
-          <w:tcPr>
-            <w:tcW w:type="dxa" w:w="680"/>
+            <w:tcW w:type="dxa" w:w="2931"/>
+          </w:tcPr>
+          <w:p>
+            <w:pPr>
+              <w:pStyle w:val="tablecopy"/>
+              <w:spacing w:before="20" w:after="20"/>
+            </w:pPr>
+            <w:r>
+              <w:t>Recipe fitted per image (p.i.)</w:t>
+            </w:r>
+          </w:p>
+        </w:tc>
+        <w:tc>
+          <w:tcPr>
+            <w:tcW w:type="dxa" w:w="916"/>
           </w:tcPr>
           <w:p>
             <w:pPr>
@@ -2740,22 +1248,7 @@
         </w:tc>
         <w:tc>
           <w:tcPr>
-            <w:tcW w:type="dxa" w:w="1225"/>
-          </w:tcPr>
-          <w:p>
-            <w:pPr>
-              <w:pStyle w:val="tablecopy"/>
-              <w:spacing w:before="20" w:after="20"/>
-              <w:jc w:val="center"/>
-            </w:pPr>
-            <w:r>
-              <w:t>5.77–12.79</w:t>
-            </w:r>
-          </w:p>
-        </w:tc>
-        <w:tc>
-          <w:tcPr>
-            <w:tcW w:type="dxa" w:w="680"/>
+            <w:tcW w:type="dxa" w:w="916"/>
           </w:tcPr>
           <w:p>
             <w:pPr>
@@ -2772,21 +1265,21 @@
       <w:tr>
         <w:tc>
           <w:tcPr>
-            <w:tcW w:type="dxa" w:w="2177"/>
-          </w:tcPr>
-          <w:p>
-            <w:pPr>
-              <w:pStyle w:val="tablecopy"/>
-              <w:spacing w:before="20" w:after="20"/>
-            </w:pPr>
-            <w:r>
-              <w:t>Multi-start, Cal-3† (8.11–8.26)</w:t>
-            </w:r>
-          </w:p>
-        </w:tc>
-        <w:tc>
-          <w:tcPr>
-            <w:tcW w:type="dxa" w:w="680"/>
+            <w:tcW w:type="dxa" w:w="2931"/>
+          </w:tcPr>
+          <w:p>
+            <w:pPr>
+              <w:pStyle w:val="tablecopy"/>
+              <w:spacing w:before="20" w:after="20"/>
+            </w:pPr>
+            <w:r>
+              <w:t>Skew, data-free (post hoc)</w:t>
+            </w:r>
+          </w:p>
+        </w:tc>
+        <w:tc>
+          <w:tcPr>
+            <w:tcW w:type="dxa" w:w="916"/>
           </w:tcPr>
           <w:p>
             <w:pPr>
@@ -2795,13 +1288,13 @@
               <w:jc w:val="center"/>
             </w:pPr>
             <w:r>
-              <w:t>8.17</w:t>
-            </w:r>
-          </w:p>
-        </w:tc>
-        <w:tc>
-          <w:tcPr>
-            <w:tcW w:type="dxa" w:w="1225"/>
+              <w:t>9.20</w:t>
+            </w:r>
+          </w:p>
+        </w:tc>
+        <w:tc>
+          <w:tcPr>
+            <w:tcW w:type="dxa" w:w="916"/>
           </w:tcPr>
           <w:p>
             <w:pPr>
@@ -2810,22 +1303,7 @@
               <w:jc w:val="center"/>
             </w:pPr>
             <w:r>
-              <w:t>5.52–11.55</w:t>
-            </w:r>
-          </w:p>
-        </w:tc>
-        <w:tc>
-          <w:tcPr>
-            <w:tcW w:type="dxa" w:w="680"/>
-          </w:tcPr>
-          <w:p>
-            <w:pPr>
-              <w:pStyle w:val="tablecopy"/>
-              <w:spacing w:before="20" w:after="20"/>
-              <w:jc w:val="center"/>
-            </w:pPr>
-            <w:r>
-              <w:t>67.9</w:t>
+              <w:t>76.6</w:t>
             </w:r>
           </w:p>
         </w:tc>
@@ -2833,21 +1311,21 @@
       <w:tr>
         <w:tc>
           <w:tcPr>
-            <w:tcW w:type="dxa" w:w="2177"/>
-          </w:tcPr>
-          <w:p>
-            <w:pPr>
-              <w:pStyle w:val="tablecopy"/>
-              <w:spacing w:before="20" w:after="20"/>
-            </w:pPr>
-            <w:r>
-              <w:t>Greedy 5×, Cal-3† (8.07–8.36)</w:t>
-            </w:r>
-          </w:p>
-        </w:tc>
-        <w:tc>
-          <w:tcPr>
-            <w:tcW w:type="dxa" w:w="680"/>
+            <w:tcW w:type="dxa" w:w="2931"/>
+          </w:tcPr>
+          <w:p>
+            <w:pPr>
+              <w:pStyle w:val="tablecopy"/>
+              <w:spacing w:before="20" w:after="20"/>
+            </w:pPr>
+            <w:r>
+              <w:t>Perfect balance (bound)</w:t>
+            </w:r>
+          </w:p>
+        </w:tc>
+        <w:tc>
+          <w:tcPr>
+            <w:tcW w:type="dxa" w:w="916"/>
           </w:tcPr>
           <w:p>
             <w:pPr>
@@ -2856,13 +1334,13 @@
               <w:jc w:val="center"/>
             </w:pPr>
             <w:r>
-              <w:t>8.24</w:t>
-            </w:r>
-          </w:p>
-        </w:tc>
-        <w:tc>
-          <w:tcPr>
-            <w:tcW w:type="dxa" w:w="1225"/>
+              <w:t>12.02</w:t>
+            </w:r>
+          </w:p>
+        </w:tc>
+        <w:tc>
+          <w:tcPr>
+            <w:tcW w:type="dxa" w:w="916"/>
           </w:tcPr>
           <w:p>
             <w:pPr>
@@ -2871,83 +1349,7 @@
               <w:jc w:val="center"/>
             </w:pPr>
             <w:r>
-              <w:t>5.39–11.69</w:t>
-            </w:r>
-          </w:p>
-        </w:tc>
-        <w:tc>
-          <w:tcPr>
-            <w:tcW w:type="dxa" w:w="680"/>
-          </w:tcPr>
-          <w:p>
-            <w:pPr>
-              <w:pStyle w:val="tablecopy"/>
-              <w:spacing w:before="20" w:after="20"/>
-              <w:jc w:val="center"/>
-            </w:pPr>
-            <w:r>
-              <w:t>68.5</w:t>
-            </w:r>
-          </w:p>
-        </w:tc>
-      </w:tr>
-      <w:tr>
-        <w:tc>
-          <w:tcPr>
-            <w:tcW w:type="dxa" w:w="2177"/>
-          </w:tcPr>
-          <w:p>
-            <w:pPr>
-              <w:pStyle w:val="tablecopy"/>
-              <w:spacing w:before="20" w:after="20"/>
-            </w:pPr>
-            <w:r>
-              <w:t>Skew, data-free (post hoc)</w:t>
-            </w:r>
-          </w:p>
-        </w:tc>
-        <w:tc>
-          <w:tcPr>
-            <w:tcW w:type="dxa" w:w="680"/>
-          </w:tcPr>
-          <w:p>
-            <w:pPr>
-              <w:pStyle w:val="tablecopy"/>
-              <w:spacing w:before="20" w:after="20"/>
-              <w:jc w:val="center"/>
-            </w:pPr>
-            <w:r>
-              <w:t>9.20</w:t>
-            </w:r>
-          </w:p>
-        </w:tc>
-        <w:tc>
-          <w:tcPr>
-            <w:tcW w:type="dxa" w:w="1225"/>
-          </w:tcPr>
-          <w:p>
-            <w:pPr>
-              <w:pStyle w:val="tablecopy"/>
-              <w:spacing w:before="20" w:after="20"/>
-              <w:jc w:val="center"/>
-            </w:pPr>
-            <w:r>
-              <w:t>5.70–13.66</w:t>
-            </w:r>
-          </w:p>
-        </w:tc>
-        <w:tc>
-          <w:tcPr>
-            <w:tcW w:type="dxa" w:w="680"/>
-          </w:tcPr>
-          <w:p>
-            <w:pPr>
-              <w:pStyle w:val="tablecopy"/>
-              <w:spacing w:before="20" w:after="20"/>
-              <w:jc w:val="center"/>
-            </w:pPr>
-            <w:r>
-              <w:t>76.6</w:t>
+              <w:t>100</w:t>
             </w:r>
           </w:p>
         </w:tc>
@@ -2955,66 +1357,10 @@
     </w:tbl>
     <w:p>
       <w:pPr>
-        <w:pStyle w:val="a3"/>
-      </w:pPr>
-      <w:r>
-        <w:t>Table III compares other layouts. Twenty random layouts with eight channels per class saved −5.43% to +1.73% pooled (median −2.31%), so savings against the identity understate those against a random order. Six layouts after SparTen's density sort [8], using activation density (channels dealt by mean nonzero count to the classes in round-robin or snake order, or each to the class with the smallest total), captured 21–33% of the perfect-balance saving, the deployable fitted layouts 62–68.5%; a Sense-like sort [6] by each channel's nonzero count in the test image reached at most 58% of the recipe fitted on that image. This compares procedures and does not isolate co-activation; the count also depends on correlation among a channel's nine taps, which no relabeling can change. Changing one thing at a time, Multi-start's 0.63-point lead over Frozen on the 77 images splits into Frozen's seed (0.15; the lowest of five), five times the budget (0.29) and Multi-start's data (0.32), less its restarts (0.07) and seed (0.06); with equal data and budget, plain greedy search beat Multi-start on four of five seeds.</w:t>
-      </w:r>
-    </w:p>
-    <w:p>
-      <w:pPr>
-        <w:pStyle w:val="a3"/>
-      </w:pPr>
-      <w:r>
-        <w:rPr>
-          <w:b/>
-        </w:rPr>
-        <w:t>Skew (counted after the study).</w:t>
-      </w:r>
-      <w:r>
-        <w:t xml:space="preserve"> Applied to the inputs of conv2–conv9, the skew saved 9.20% pooled over the 79 images (median 9.02%, 5.70–13.66% per image), 76.6% of the perfect-balance saving, and fewer cycles than both relabelings on every image (Fig. 3), although the 79 include Multi-start's calibration images (on the other 77: 9.22% against 8.11%). On 05.png it counted 12,139,748 cycles (−8.64%, against 7.02% and 7.60% for the relabelings), and there it also beat the recipe on A, B and maxout s1 (10.01%, 10.91%, 5.61% against 7.67%, 9.36%, 3.47%). In the integer oracle, on 4096 windows per layer of 05.png, the permuted taps and weight columns left every accumulator unchanged. The relabeling is thus not the best static layout of this core.</w:t>
-      </w:r>
-    </w:p>
-    <w:p>
-      <w:pPr>
         <w:pStyle w:val="1"/>
       </w:pPr>
       <w:r>
-        <w:t>Related Work</w:t>
-      </w:r>
-    </w:p>
-    <w:p>
-      <w:pPr>
-        <w:pStyle w:val="a3"/>
-      </w:pPr>
-      <w:r>
-        <w:t>Balanced pruning [17], [18] and BRIM's offline weight reshaping from profiled activation statistics, with hardware for the residual imbalance [19], also change the function. SparTen sorts filters by density offline and reorders the next layer's weights [8], the closest precedent, with a weight objective; Pool and Yu fold a channel permutation for N:M pruning into the preceding layer [11]; Xu et al. and SparHiXcel-v2 order channels on FPGAs for weight sparsity [9], [10]; VARA permutes inputs offline to cluster co-zero activations, through an index unit [20]. Skewed storage gives conflict-free access to the rows and columns of a matrix in parallel memories [21]; our skew applies it to window taps. Channel permutation, its folding, activation profiling, greedy search and skewing are thus not new; our search (Crossref, arXiv, web; October 2026) found no work that spreads co-active channels over lockstep banks by an exact, folded relabeling. The contribution is empirical: how much of the bank-imbalance cost static layouts remove on unseen images, and cycle-exact prediction.</w:t>
-      </w:r>
-    </w:p>
-    <w:p>
-      <w:pPr>
-        <w:pStyle w:val="1"/>
-      </w:pPr>
-      <w:r>
         <w:t>Limitations</w:t>
-      </w:r>
-    </w:p>
-    <w:p>
-      <w:pPr>
-        <w:pStyle w:val="a3"/>
-        <w:ind w:firstLine="0" w:left="198"/>
-      </w:pPr>
-      <w:r>
-        <w:t xml:space="preserve">• </w:t>
-      </w:r>
-      <w:r>
-        <w:rPr>
-          <w:b/>
-        </w:rPr>
-        <w:t>Tap-level layouts.</w:t>
-      </w:r>
-      <w:r>
-        <w:t xml:space="preserve"> Committed: the skew's count on the board network (80 images) and four other networks (05.png only), and its exactness in the integer oracle. Open: the export and driver path for skewed windows and weight columns, its host time, a board run, the skew on all ten networks, and whether a relabeling fitted on top of the skew adds to its saving, under a new pre-registration separate from H0–H3.</w:t>
       </w:r>
     </w:p>
     <w:p>
@@ -3032,7 +1378,7 @@
         <w:t>Board evidence.</w:t>
       </w:r>
       <w:r>
-        <w:t xml:space="preserve"> One network and one image were measured, and the fill-and-drain constants come from runs of the same image. Table II is transcribed from run notes that give neither Frozen's per-layer cycles nor image digests; the raw reports are not yet committed.</w:t>
+        <w:t xml:space="preserve"> The relabelings were measured on one network and one image, and the fill-and-drain constants come from board runs of four networks on the same image. This bitstream's IN_STALL misses DMA starvation at window boundaries (fixed in later RTL), so the exact match rules out only hidden stalls that differ between layouts; that the rule also holds in RTL simulation, which has no DMA, suggests the constants contain none.</w:t>
       </w:r>
     </w:p>
     <w:p>
@@ -3047,10 +1393,10 @@
         <w:rPr>
           <w:b/>
         </w:rPr>
-        <w:t>End-to-end effect.</w:t>
-      </w:r>
-      <w:r>
-        <w:t xml:space="preserve"> Only core cycles are reported; the JTAG harness dominates (the earlier run of the Original spent 315.0 s in debugger sessions against 0.266 s of core time, so Multi-start's 20.2 ms are 0.006%). Host im2col and requantization time, energy, and FIFO-decoupled banks, which could beat the per-window perfect-balance bound, were not measured.</w:t>
+        <w:t>Scope.</w:t>
+      </w:r>
+      <w:r>
+        <w:t xml:space="preserve"> Only core cycles are reported; host time, energy and FIFO-decoupled banks were not measured. The skew has no export or ten-network count yet.</w:t>
       </w:r>
     </w:p>
     <w:p>
@@ -3065,36 +1411,34 @@
         <w:rPr>
           <w:b/>
         </w:rPr>
-        <w:t>Statistics and selection.</w:t>
-      </w:r>
-      <w:r>
-        <w:t xml:space="preserve"> Only σ = 25 with one noise draw per image; W = 2 results are counts; calibration-image spread and confidence intervals were not measured. BSD68 was part of the networks' development, Multi-start was chosen after its BSD68 counts were seen, and the skew was counted after the study.</w:t>
+        <w:t>Statistics.</w:t>
+      </w:r>
+      <w:r>
+        <w:t xml:space="preserve"> Only σ = 25 with one noise draw per image and no confidence intervals; BSD68 was part of the networks' development.</w:t>
+      </w:r>
+    </w:p>
+    <w:p>
+      <w:pPr>
+        <w:pStyle w:val="1"/>
+      </w:pPr>
+      <w:r>
+        <w:t>Conclusion</w:t>
       </w:r>
     </w:p>
     <w:p>
       <w:pPr>
         <w:pStyle w:val="a3"/>
-        <w:ind w:firstLine="0" w:left="198"/>
-      </w:pPr>
-      <w:r>
-        <w:t xml:space="preserve">• </w:t>
-      </w:r>
-      <w:r>
-        <w:rPr>
-          <w:b/>
-        </w:rPr>
-        <w:t>Stall counter.</w:t>
-      </w:r>
-      <w:r>
-        <w:t xml:space="preserve"> This bitstream's IN_STALL misses DMA starvation at window boundaries (fixed in later RTL); the exact match excludes hidden stalls that differ between layouts, and the fill-and-drain rule's hold in RTL simulation, which has no DMA, suggests the constants contain none.</w:t>
-      </w:r>
-    </w:p>
-    <w:p>
-      <w:pPr>
-        <w:pStyle w:val="1"/>
-      </w:pPr>
-      <w:r>
-        <w:t>Conclusion</w:t>
+      </w:pPr>
+      <w:r>
+        <w:t>On a zero-skipping core with lockstep banks, the layer shapes tell where the tap-to-bank layout can matter, and a folded relabeling changed the cycles measured on one image exactly as predicted, with identical output. It lowered the pooled count on all ten networks, but on the measured denoiser a data-free skew, counted and not yet run, saved more. Scripts, layouts, per-image counts and the source of every number are in bankperm/ of https://github.com/qewr1234/FPGA.</w:t>
+      </w:r>
+    </w:p>
+    <w:p>
+      <w:pPr>
+        <w:pStyle w:val="5"/>
+      </w:pPr>
+      <w:r>
+        <w:t>Acknowledgment</w:t>
       </w:r>
     </w:p>
     <w:p>
@@ -3102,23 +1446,7 @@
         <w:pStyle w:val="a3"/>
       </w:pPr>
       <w:r>
-        <w:t>On a zero-skipping core with lockstep banks, the layer shapes tell where the tap-to-bank layout can matter, and a folded relabeling changed the measured cycles as counted, with identical output. It lowered the pooled count on all ten networks, but a data-free skew saved more on the board network; what a fitted layout adds to the skew, and how well layer shapes predict its gain, remain open. Scripts, layouts, per-image counts and the source of every number are in bankperm/ of https://github.com/qewr1234/FPGA.</w:t>
-      </w:r>
-    </w:p>
-    <w:p>
-      <w:pPr>
-        <w:pStyle w:val="5"/>
-      </w:pPr>
-      <w:r>
-        <w:t>Acknowledgment</w:t>
-      </w:r>
-    </w:p>
-    <w:p>
-      <w:pPr>
-        <w:pStyle w:val="a3"/>
-      </w:pPr>
-      <w:r>
-        <w:t>(Acknowledgment)</w:t>
+        <w:t>This study was conducted with the support of the Ministry of Science and ICT and the Institute for Information &amp; Communications Technology Planning &amp; Evaluation (IITP) under the 'SW-oriented University Program.'</w:t>
       </w:r>
     </w:p>
     <w:p>
@@ -3151,40 +1479,6 @@
         <w:pStyle w:val="references"/>
       </w:pPr>
       <w:r>
-        <w:t xml:space="preserve">A. Aimar et al., "NullHop: A flexible convolutional neural network accelerator based on sparse representations of feature maps," </w:t>
-      </w:r>
-      <w:r>
-        <w:rPr>
-          <w:i/>
-        </w:rPr>
-        <w:t>IEEE Trans. Neural Netw. Learn. Syst.</w:t>
-      </w:r>
-      <w:r>
-        <w:t>, vol. 30, no. 3, pp. 644–656, 2019, doi: 10.1109/TNNLS.2018.2852335.</w:t>
-      </w:r>
-    </w:p>
-    <w:p>
-      <w:pPr>
-        <w:pStyle w:val="references"/>
-      </w:pPr>
-      <w:r>
-        <w:t xml:space="preserve">A. Parashar et al., "SCNN: An accelerator for compressed-sparse convolutional neural networks," in </w:t>
-      </w:r>
-      <w:r>
-        <w:rPr>
-          <w:i/>
-        </w:rPr>
-        <w:t>Proc. 44th Annu. Int. Symp. Comput. Archit. (ISCA)</w:t>
-      </w:r>
-      <w:r>
-        <w:t>, 2017, pp. 27–40, doi: 10.1145/3079856.3080254.</w:t>
-      </w:r>
-    </w:p>
-    <w:p>
-      <w:pPr>
-        <w:pStyle w:val="references"/>
-      </w:pPr>
-      <w:r>
         <w:t xml:space="preserve">Z.-G. Liu, P. N. Whatmough, Y. Zhu, and M. Mattina, "S2TA: Exploiting structured sparsity for energy-efficient mobile CNN acceleration," in </w:t>
       </w:r>
       <w:r>
@@ -3202,14 +1496,6 @@
         <w:pStyle w:val="references"/>
       </w:pPr>
       <w:r>
-        <w:t>E. Yan, D. Xu, and J. Liu, "Bank-balanced-sparse activation feature maps for neural network models," U.S. Patent 12 236 341 B2, Feb. 25, 2025.</w:t>
-      </w:r>
-    </w:p>
-    <w:p>
-      <w:pPr>
-        <w:pStyle w:val="references"/>
-      </w:pPr>
-      <w:r>
         <w:t xml:space="preserve">W. Sun, D. Liu, Z. Zou, W. Sun, S. Chen, and Y. Kang, "Sense: Model-hardware codesign for accelerating sparse CNNs on systolic arrays," </w:t>
       </w:r>
       <w:r>
@@ -3227,7 +1513,49 @@
         <w:pStyle w:val="references"/>
       </w:pPr>
       <w:r>
-        <w:t xml:space="preserve">Y. Guan et al., "Crane: Mitigating accelerator under-utilization caused by sparsity irregularities in CNNs," </w:t>
+        <w:t xml:space="preserve">A. Gondimalla, N. Chesnut, M. Thottethodi, and T. N. Vijaykumar, "SparTen: A sparse tensor accelerator for convolutional neural networks," in </w:t>
+      </w:r>
+      <w:r>
+        <w:rPr>
+          <w:i/>
+        </w:rPr>
+        <w:t>Proc. 52nd Annu. IEEE/ACM Int. Symp. Microarchit. (MICRO)</w:t>
+      </w:r>
+      <w:r>
+        <w:t>, 2019, pp. 151–165, doi: 10.1145/3352460.3358291.</w:t>
+      </w:r>
+    </w:p>
+    <w:p>
+      <w:pPr>
+        <w:pStyle w:val="references"/>
+      </w:pPr>
+      <w:r>
+        <w:t xml:space="preserve">J. Pool and C. Yu, "Channel permutations for N:M sparsity," in </w:t>
+      </w:r>
+      <w:r>
+        <w:rPr>
+          <w:i/>
+        </w:rPr>
+        <w:t>Proc. Adv. Neural Inf. Process. Syst. (NeurIPS)</w:t>
+      </w:r>
+      <w:r>
+        <w:t>, vol. 34, 2021, pp. 13316–13327.</w:t>
+      </w:r>
+    </w:p>
+    <w:p>
+      <w:pPr>
+        <w:pStyle w:val="references"/>
+      </w:pPr>
+      <w:r>
+        <w:t>P. Dang, Y. He, and H. Li, "VARA: A voltage-aware ReRAM-based accelerator for energy-efficient computing," arXiv:2609.00421, 2026.</w:t>
+      </w:r>
+    </w:p>
+    <w:p>
+      <w:pPr>
+        <w:pStyle w:val="references"/>
+      </w:pPr>
+      <w:r>
+        <w:t xml:space="preserve">P. Budnik and D. J. Kuck, "The organization and use of parallel memories," </w:t>
       </w:r>
       <w:r>
         <w:rPr>
@@ -3236,66 +1564,7 @@
         <w:t>IEEE Trans. Comput.</w:t>
       </w:r>
       <w:r>
-        <w:t>, vol. 69, no. 7, pp. 931–943, 2020, doi: 10.1109/TC.2020.2981080.</w:t>
-      </w:r>
-    </w:p>
-    <w:p>
-      <w:pPr>
-        <w:pStyle w:val="references"/>
-      </w:pPr>
-      <w:r>
-        <w:t xml:space="preserve">A. Gondimalla, N. Chesnut, M. Thottethodi, and T. N. Vijaykumar, "SparTen: A sparse tensor accelerator for convolutional neural networks," in </w:t>
-      </w:r>
-      <w:r>
-        <w:rPr>
-          <w:i/>
-        </w:rPr>
-        <w:t>Proc. 52nd Annu. IEEE/ACM Int. Symp. Microarchit. (MICRO)</w:t>
-      </w:r>
-      <w:r>
-        <w:t>, 2019, pp. 151–165, doi: 10.1145/3352460.3358291.</w:t>
-      </w:r>
-    </w:p>
-    <w:p>
-      <w:pPr>
-        <w:pStyle w:val="references"/>
-      </w:pPr>
-      <w:r>
-        <w:t xml:space="preserve">J. Xu, H. Pu, and D. Wang, "Sparse convolution FPGA accelerator based on multi-bank hash selection," </w:t>
-      </w:r>
-      <w:r>
-        <w:rPr>
-          <w:i/>
-        </w:rPr>
-        <w:t>Micromachines</w:t>
-      </w:r>
-      <w:r>
-        <w:t>, vol. 16, no. 1, Art. no. 22, 2025, doi: 10.3390/mi16010022.</w:t>
-      </w:r>
-    </w:p>
-    <w:p>
-      <w:pPr>
-        <w:pStyle w:val="references"/>
-      </w:pPr>
-      <w:r>
-        <w:t>A. Zarei and S. Vakili, "A flexible sparsity-aware FPGA accelerator with column-wise compression for efficient CNN inference," arXiv:2607.19248, 2026.</w:t>
-      </w:r>
-    </w:p>
-    <w:p>
-      <w:pPr>
-        <w:pStyle w:val="references"/>
-      </w:pPr>
-      <w:r>
-        <w:t xml:space="preserve">J. Pool and C. Yu, "Channel permutations for N:M sparsity," in </w:t>
-      </w:r>
-      <w:r>
-        <w:rPr>
-          <w:i/>
-        </w:rPr>
-        <w:t>Proc. Adv. Neural Inf. Process. Syst. (NeurIPS)</w:t>
-      </w:r>
-      <w:r>
-        <w:t>, vol. 34, 2021, pp. 13316–13327.</w:t>
+        <w:t>, vol. C-20, no. 12, pp. 1566–1569, 1971, doi: 10.1109/T-C.1971.223171.</w:t>
       </w:r>
     </w:p>
     <w:p>
@@ -3320,23 +1589,6 @@
         <w:pStyle w:val="references"/>
       </w:pPr>
       <w:r>
-        <w:t xml:space="preserve">I. J. Goodfellow, D. Warde-Farley, M. Mirza, A. Courville, and Y. Bengio, "Maxout networks," in </w:t>
-      </w:r>
-      <w:r>
-        <w:rPr>
-          <w:i/>
-        </w:rPr>
-        <w:t>Proc. 30th Int. Conf. Mach. Learn. (ICML)</w:t>
-      </w:r>
-      <w:r>
-        <w:t>, PMLR vol. 28, 2013, pp. 1319–1327.</w:t>
-      </w:r>
-    </w:p>
-    <w:p>
-      <w:pPr>
-        <w:pStyle w:val="references"/>
-      </w:pPr>
-      <w:r>
         <w:t xml:space="preserve">K. Zhang, W. Zuo, Y. Chen, D. Meng, and L. Zhang, "Beyond a Gaussian denoiser: Residual learning of deep CNN for image denoising," </w:t>
       </w:r>
       <w:r>
@@ -3354,23 +1606,6 @@
         <w:pStyle w:val="references"/>
       </w:pPr>
       <w:r>
-        <w:t xml:space="preserve">B. Jacob et al., "Quantization and training of neural networks for efficient integer-arithmetic-only inference," in </w:t>
-      </w:r>
-      <w:r>
-        <w:rPr>
-          <w:i/>
-        </w:rPr>
-        <w:t>Proc. IEEE/CVF Conf. Comput. Vis. Pattern Recognit. (CVPR)</w:t>
-      </w:r>
-      <w:r>
-        <w:t>, 2018, pp. 2704–2713, doi: 10.1109/CVPR.2018.00286.</w:t>
-      </w:r>
-    </w:p>
-    <w:p>
-      <w:pPr>
-        <w:pStyle w:val="references"/>
-      </w:pPr>
-      <w:r>
         <w:t xml:space="preserve">S. Roth and M. J. Black, "Fields of experts," </w:t>
       </w:r>
       <w:r>
@@ -3386,73 +1621,10 @@
     <w:p>
       <w:pPr>
         <w:pStyle w:val="references"/>
-      </w:pPr>
-      <w:r>
-        <w:t xml:space="preserve">S. Han et al., "ESE: Efficient speech recognition engine with sparse LSTM on FPGA," in </w:t>
-      </w:r>
-      <w:r>
-        <w:rPr>
-          <w:i/>
-        </w:rPr>
-        <w:t>Proc. ACM/SIGDA Int. Symp. Field-Program. Gate Arrays (FPGA)</w:t>
-      </w:r>
-      <w:r>
-        <w:t>, 2017, pp. 75–84, doi: 10.1145/3020078.3021745.</w:t>
-      </w:r>
-    </w:p>
-    <w:p>
-      <w:pPr>
-        <w:pStyle w:val="references"/>
-      </w:pPr>
-      <w:r>
-        <w:t xml:space="preserve">S. Cao et al., "Efficient and effective sparse LSTM on FPGA with bank-balanced sparsity," in </w:t>
-      </w:r>
-      <w:r>
-        <w:rPr>
-          <w:i/>
-        </w:rPr>
-        <w:t>Proc. ACM/SIGDA Int. Symp. Field-Program. Gate Arrays (FPGA)</w:t>
-      </w:r>
-      <w:r>
-        <w:t>, 2019, pp. 63–72, doi: 10.1145/3289602.3293898.</w:t>
-      </w:r>
-    </w:p>
-    <w:p>
-      <w:pPr>
-        <w:pStyle w:val="references"/>
-      </w:pPr>
-      <w:r>
-        <w:t>V. Manjunath, R. Yin, D. Lee, A. Ghosh, and P. Panda, "BRIM: Workload-balanced dual-sided bit-serial sparse inference accelerator," arXiv:2607.19431, 2026.</w:t>
-      </w:r>
-    </w:p>
-    <w:p>
-      <w:pPr>
-        <w:pStyle w:val="references"/>
-      </w:pPr>
-      <w:r>
-        <w:t>P. Dang, Y. He, and H. Li, "VARA: A voltage-aware ReRAM-based accelerator for energy-efficient computing," arXiv:2609.00421, 2026.</w:t>
-      </w:r>
-    </w:p>
-    <w:p>
-      <w:pPr>
-        <w:pStyle w:val="references"/>
-      </w:pPr>
-      <w:r>
-        <w:t xml:space="preserve">P. Budnik and D. J. Kuck, "The organization and use of parallel memories," </w:t>
-      </w:r>
-      <w:r>
-        <w:rPr>
-          <w:i/>
-        </w:rPr>
-        <w:t>IEEE Trans. Comput.</w:t>
-      </w:r>
-      <w:r>
-        <w:t>, vol. C-20, no. 12, pp. 1566–1569, 1971, doi: 10.1109/T-C.1971.223171.</w:t>
-      </w:r>
-    </w:p>
-    <w:p>
-      <w:pPr>
-        <w:pStyle w:val="references"/>
+        <w:numPr>
+          <w:ilvl w:val="0"/>
+          <w:numId w:val="0"/>
+        </w:numPr>
         <w:sectPr>
           <w:type w:val="continuous"/>
           <w:pgSz w:w="11909" w:h="16834"/>

--- a/bankperm/PAPER_EN.docx
+++ b/bankperm/PAPER_EN.docx
@@ -7,7 +7,7 @@
         <w:pStyle w:val="papertitle"/>
       </w:pPr>
       <w:r>
-        <w:t xml:space="preserve">Reducing Bank-Synchronization Cycles of a Zero-Skipping FPGA CNN Core by Offline Channel Permutation</w:t>
+        <w:t xml:space="preserve">When Does Bank Layout Pay? Function-Preserving Channel Relabeling and Tap Skew on a Lockstep Zero-Skipping FPGA CNN Core</w:t>
       </w:r>
     </w:p>
     <w:p>
@@ -129,7 +129,7 @@
         <w:pStyle w:val="Abstract"/>
       </w:pPr>
       <w:r>
-        <w:t>Abstract—A zero-skipping convolution core with lockstep input banks waits, in every window, for the bank with the most nonzero activations. In our integer core on a Zynq XC7Z020, where the channel count is a multiple of 4, the channel order decides which channels share a bank. We fit this order offline and fold it into the adjacent layers, leaving the bitstream and integer output unchanged; the layer shapes show where this cannot pay. At four values per cycle, two relabelings of a 32-channel denoiser cut the core cycles measured on one image (transcribed from run notes) by 7.02% and 7.60%, which a model pushed to GitHub before the export predicted to the cycle net of reported DMA stalls; under a protocol pushed before the fits, the pooled count fell on all ten networks. On this denoiser, a data-free skewed tap layout, counted after the study and not run on the board, saves more: 9.20% pooled over 79 images against 7.46% and 8.10% for the two relabelings.</w:t>
+        <w:t>Abstract—A zero-skipping convolution core whose input banks run in lockstep waits, in every window, for the bank with the most nonzero activations, so the assignment of window taps to banks sets its cycle count. On our integer CNN core for a Zynq XC7Z020, a condition on the layer shapes alone tells where no tap-to-bank layout can change the cycles. We compare three layouts that keep the bitstream and the integer output unchanged: a channel relabeling fitted offline and folded into the adjacent layers, a data-free skew that spreads each channel's taps over the banks, and the two combined. At four values per cycle, two relabelings of a 32-channel denoiser cut the core cycles measured on one image by 7.02% and 7.60%, as a model pushed before the export predicted to the cycle. In counts over 79 test images the skew saves 9.20% and the combination 9.93%, against 7.46% and 8.10% for the relabelings; under pre-registered protocols this order held on all nine networks whose channel count is a multiple of four, and no layout changed the count where the shape condition says it cannot.</w:t>
       </w:r>
     </w:p>
     <w:p>
@@ -137,7 +137,7 @@
         <w:pStyle w:val="keywords"/>
       </w:pPr>
       <w:r>
-        <w:t>Keywords—zero skipping, activation sparsity, load balancing, channel permutation, FPGA, CNN accelerator, cycle model</w:t>
+        <w:t>Keywords—zero skipping, activation sparsity, load balancing, bank layout, channel permutation, FPGA, CNN accelerator, cycle model</w:t>
       </w:r>
     </w:p>
     <w:p>
@@ -153,7 +153,7 @@
         <w:pStyle w:val="a3"/>
       </w:pPr>
       <w:r>
-        <w:t>A core that skips zero activations saves multiplications, but lanes that advance together make each window cost as much as the busiest one, a stall Cnvlutin measures as its own category [1]. Known remedies for activation imbalance change the network or add hardware: S2TA bounds the nonzeros per block by discarding activations [2], and Sense rebalances channels at run time, noting that input maps "cannot be trained offline to balance IFM workload" [3]. Offline reorderings target weights: SparTen sorts filters by density to balance them and reorders the next layer's weights to match [4], and Pool and Yu fold into the preceding layer a channel permutation that lets N:M pruning keep more weight magnitude [5]. VARA permutes inputs offline from activation statistics to cluster co-zero inputs, reading them through an index unit [6], and skewed storage gives conflict-free parallel access to the rows and columns of a matrix [7]. Permutation, folding, profiling and skewing are thus not new; our search (Crossref, arXiv, web; October 2026) found no work that spreads co-active channels over lockstep banks by an exact, folded relabeling.</w:t>
+        <w:t>A core that skips zero activations saves multiplications, but lanes that advance together make each window cost as much as the busiest one, a stall Cnvlutin measures as its own category [1]. Known remedies for activation imbalance change the network or add hardware: S2TA bounds the nonzeros per block by discarding activations [2], and Sense rebalances channels at run time, noting that input maps "cannot be trained offline to balance IFM workload" [3]. Offline reorderings target weights: SparTen sorts filters by density and reorders the next layer's weights to match [4], and Pool and Yu fold into the preceding layer a channel permutation that lets N:M pruning keep more weight magnitude [5]. VARA permutes inputs offline from activation statistics to cluster co-zero inputs, reading them through an index unit [6], and skewed storage gives conflict-free parallel access to the rows and columns of a matrix [7]. Permutation, folding, profiling and skewing are thus not new; our search (Crossref, arXiv, web; October 2026) found no work that spreads co-active channels over lockstep zero-skipping banks by an exact, folded relabeling.</w:t>
       </w:r>
     </w:p>
     <w:p>
@@ -161,7 +161,7 @@
         <w:pStyle w:val="a3"/>
       </w:pPr>
       <w:r>
-        <w:t>In our core, four tap banks run in lockstep, and in 32- and 64-channel layers all nine taps of a channel share the bank given by its index mod 4. A folded channel relabeling moves nonzeros between banks with the function exact, but balances them only on average, as activations change with the input. We give a shape-only condition necessary for a layout to change a layer's cycles (Section II), a board measurement predicted to the cycle (Section V-A), a ten-network study under a protocol pushed to GitHub before the fits, with baselines (Sections V-B, V-C), and a data-free skew of the taps, counted on the board network after the study (Section V-C). The contribution is empirical: how much of the bank-imbalance cost static layouts remove on unseen images, and cycle-exact prediction.</w:t>
+        <w:t>In our core, four tap banks run in lockstep, and the slot in which the host puts a tap decides its bank. We contribute (i) a shape-only condition necessary for any layout to change a layer's cycles, and its window-port regimes (Section II); (ii) three layouts that keep the bitstream and the integer output unchanged, with checks: a folded channel relabeling, a data-free skew and both combined (Section III); (iii) board cycles of two relabelings, predicted to the cycle (V-A); (iv) two pre-registered ten-network studies with bootstrap intervals (V-B, V-C); (v) fit time and a host-time bound (V-D).</w:t>
       </w:r>
     </w:p>
     <w:p>
@@ -169,7 +169,7 @@
         <w:pStyle w:val="1"/>
       </w:pPr>
       <w:r>
-        <w:t>Core, Cost Model and Bank Layout</w:t>
+        <w:t>Core, Cost Model and Shape Condition</w:t>
       </w:r>
     </w:p>
     <w:p>
@@ -183,7 +183,7 @@
         <w:t>Core.</w:t>
       </w:r>
       <w:r>
-        <w:t xml:space="preserve"> The host builds each layer's windows (im2col), sends them with the layer's weights and requantizes between layers; the core computes every convolution with INT8 weights, 7-bit unsigned activations and INT32 accumulation. Its 64 multipliers form P = 16 output lanes times T = 4 tap banks; its window port takes W values per cycle (W = 2 only in RTL simulation). In sparse mode, used throughout, each bank processes only its nonzero taps.</w:t>
+        <w:t xml:space="preserve"> The host builds each layer's windows (im2col), sends them with the layer's weights and requantizes between layers; the core computes every convolution with INT8 weights, 7-bit unsigned activations and INT32 accumulation. Its 64 multipliers form P = 16 output lanes times T = 4 tap banks; its window port takes W values per cycle (W = 2 only in RTL simulation). In sparse mode, used throughout, each bank processes only its nonzero taps; slot j of a window belongs to bank j mod 4.</w:t>
       </w:r>
     </w:p>
     <w:p>
@@ -215,7 +215,7 @@
         <w:pStyle w:val="a3"/>
       </w:pPr>
       <w:r>
-        <w:t>for loading the next window, computing ⌈COUT/P⌉ output groups and emitting COUT results. Each layer adds a fill and drain of min(load, compute of the last window) + 3 + g cycles, g being the outputs in the last group of P, a rule read off board runs of four networks; the first layer has a measured constant (17 cycles for the board network at W = 4). We call (1) summed over the windows the count, and the count plus the fill and drain the exact prediction.</w:t>
+        <w:t>for loading the next window, computing ⌈COUT/P⌉ output groups and emitting COUT results. Each layer adds a fill and drain of min(load, compute of the last window) + 3 + g cycles, g being the outputs in the last group of P, a rule read off board runs of four networks on one image; the first layer has a measured constant (17 cycles for the board network at W = 4). We call (1) summed over the windows the count, and the count plus the fill and drain the exact prediction.</w:t>
       </w:r>
     </w:p>
     <w:p>
@@ -226,10 +226,114 @@
         <w:rPr>
           <w:b/>
         </w:rPr>
-        <w:t>Bank of a tap.</w:t>
-      </w:r>
-      <w:r>
-        <w:t xml:space="preserve"> In (ky, kx, channel) order, tap t = s·N + p (s the 3×3 position, p the channel, N the input channels) sits in bank t mod T, which is p mod 4 when 4 divides N: in this Original (conventional) order each bank holds N/4 whole channels (Fig. 1a), and a permutation of the channels decides which share a bank (Fig. 1b). As the host builds the windows, the taps can also be reordered together with the consumer's weight columns; no partial sum, in any order, exceeds |bias| + K·127·128 &lt; 2³¹, so the INT32 result is unchanged. The data-free skew, skewed storage [7] applied to the taps, puts channel p of position s in slot s·N + (p + s) mod N, bank (p + s) mod 4, spreading each channel's nine taps 3/2/2/2 over the banks (Fig. 1c).</w:t>
+        <w:t>When a layout can pay.</w:t>
+      </w:r>
+      <w:r>
+        <w:t xml:space="preserve"> A bank holds at most ⌈K/T⌉ taps. No window is then compute-bound for any input, and no layout can change the count, if</w:t>
+      </w:r>
+    </w:p>
+    <w:p>
+      <w:pPr>
+        <w:pStyle w:val="a3"/>
+        <w:ind w:firstLine="0"/>
+        <w:jc w:val="center"/>
+      </w:pPr>
+      <w:r>
+        <w:t>⌈COUT/P⌉ · ⌈K/T⌉ ≤ max( ⌈K/W⌉ + 1, COUT ).   (2)</w:t>
+      </w:r>
+    </w:p>
+    <w:p>
+      <w:pPr>
+        <w:pStyle w:val="a3"/>
+      </w:pPr>
+      <w:r>
+        <w:t>Failing (2) is thus necessary for a gain; without the rounding, (2) reads COUT ≤ P·T/W, the ridge point of a roofline [8] whose bandwidth roof is the load. So 32-output hidden layers (K = 288: 144 against 145 at W = 2 and 73 at W = 4) can pay only at W = 4, layers with 45 or 64 outputs also at W = 2, and none at W = 1 or in the last layer (COUT ≤ 4). As a reference, perfect balance, m = ⌈n/T⌉ for n nonzero taps, bounds every assignment of a window's taps to lockstep banks.</w:t>
+      </w:r>
+    </w:p>
+    <w:p>
+      <w:pPr>
+        <w:pStyle w:val="1"/>
+      </w:pPr>
+      <w:r>
+        <w:t>Three Function-Preserving Layouts</w:t>
+      </w:r>
+    </w:p>
+    <w:p>
+      <w:pPr>
+        <w:pStyle w:val="a3"/>
+      </w:pPr>
+      <w:r>
+        <w:t>In (ky, kx, channel) order, tap s·N + p (s the 3×3 position, p the channel, N the input channels) is in bank p mod 4 when 4 divides N: in this conventional order, L0 or the Original, each bank holds N/4 whole channels (Fig. 1a).</w:t>
+      </w:r>
+    </w:p>
+    <w:p>
+      <w:pPr>
+        <w:pStyle w:val="a3"/>
+      </w:pPr>
+      <w:r>
+        <w:rPr>
+          <w:b/>
+        </w:rPr>
+        <w:t>Relabeling (L1).</w:t>
+      </w:r>
+      <w:r>
+        <w:t xml:space="preserve"> Let π map a position p of a hidden map to its original channel. The producer computes its output channels in the order π, with weight rows, biases and requantization scales reordered, and the consumer's weight column for tap s·N + p comes from channel π(p). As ReLU and requantization act per channel and the consumer adds the same INT32 products, the integer output is identical for every input, while π decides which channels share a bank (Fig. 1b). We permute the outputs of conv1 to conv(L−2) of an L-layer network; the last layer, which can never pay, keeps its input. In the maxout and averaging networks, which keep the maximum or mean of maps j and j + N of 2N computed maps, both maps move with π.</w:t>
+      </w:r>
+    </w:p>
+    <w:p>
+      <w:pPr>
+        <w:pStyle w:val="a3"/>
+      </w:pPr>
+      <w:r>
+        <w:rPr>
+          <w:b/>
+        </w:rPr>
+        <w:t>Skew (L2).</w:t>
+      </w:r>
+      <w:r>
+        <w:t xml:space="preserve"> Skewed storage [7] applied to the taps: the host puts channel p of position s in slot s·N + (p + s) mod N, bank (p + s) mod 4, which spreads each channel's nine taps 3/2/2/2 over the banks (Fig. 1c). It permutes each window's taps and the consumer's weight columns alike and needs no data and no RTL change; no partial sum, in any order, exceeds |bias| + K·127·128 &lt; 2³¹, so the INT32 result is unchanged. For N = 45, tap s·45 + p is already in bank (s + p) mod 4: there L2 = L0.</w:t>
+      </w:r>
+    </w:p>
+    <w:p>
+      <w:pPr>
+        <w:pStyle w:val="a3"/>
+      </w:pPr>
+      <w:r>
+        <w:rPr>
+          <w:b/>
+        </w:rPr>
+        <w:t>Skew + relabeling (L3).</w:t>
+      </w:r>
+      <w:r>
+        <w:t xml:space="preserve"> Under the skew, the channel in position p is in bank (s + p) mod 4 at 3×3 position s, so a relabeling still decides which channels share a bank at each s; L3 refits it under this rule and then skews.</w:t>
+      </w:r>
+    </w:p>
+    <w:p>
+      <w:pPr>
+        <w:pStyle w:val="a3"/>
+      </w:pPr>
+      <w:r>
+        <w:rPr>
+          <w:b/>
+        </w:rPr>
+        <w:t>Fitting.</w:t>
+      </w:r>
+      <w:r>
+        <w:t xml:space="preserve"> Each layer is fitted alone, as relabeled windows are the original's with permuted columns. The recipe draws 2048 windows per fitted layer from Set12 01.png (Cal-1; σ = 25, one noise draw), minimizes their mean of (1) at W = 4, and searches from the identity with 400 proposals, each swapping two channels of different classes (position mod 4), kept only if the objective falls. Under the conventional rule it gave Frozen, the first board layout, and under the skewed rule L3. A second relabeling of the board network, Multi-start, adds Set12 02–03, two noise draws per image (Cal-3) and four random starts (2005 objective evaluations per layer against 401).</w:t>
+      </w:r>
+    </w:p>
+    <w:p>
+      <w:pPr>
+        <w:pStyle w:val="a3"/>
+      </w:pPr>
+      <w:r>
+        <w:rPr>
+          <w:b/>
+        </w:rPr>
+        <w:t>Function preserved.</w:t>
+      </w:r>
+      <w:r>
+        <w:t xml:space="preserve"> In host emulation every folded L1 relabeling reproduced the original's output on Set12 05.png and BSD68 test001.png (Frozen and Multi-start on all 80 images); on every window of every layer of 05.png, on every network, L2 and L3 reproduced the INT32 accumulators (L3 up to its column order) and the folded L3 the output; and the board driver's own skew path gave identical accumulators and PNGs on both images.</w:t>
       </w:r>
     </w:p>
     <w:p>
@@ -281,75 +385,7 @@
         </w:numPr>
       </w:pPr>
       <w:r>
-        <w:t>Fig. 1. A conv5 input window of the board network on Set12 05.png (of the windows compute-bound at W = 4, the first in raster order with the median m of 48). Rows: positions s; columns: channels p; filled: nonzero, colored by bank (bank 1 dotted). (a) Original, bank p mod 4; (b) Frozen (16 of 32 channels change bank); (c) skew, bank (p + s) mod 4. Bars: nonzeros per bank; the fullest, m, costs 2m cycles; dashed: m = 36.5, where 2m equals the load of 73 cycles.</w:t>
-      </w:r>
-    </w:p>
-    <w:p>
-      <w:pPr>
-        <w:pStyle w:val="a3"/>
-      </w:pPr>
-      <w:r>
-        <w:rPr>
-          <w:b/>
-        </w:rPr>
-        <w:t>When a layout can pay.</w:t>
-      </w:r>
-      <w:r>
-        <w:t xml:space="preserve"> A bank holds at most ⌈K/T⌉ taps. No window is then compute-bound for any input, and no layout can change the count, if</w:t>
-      </w:r>
-    </w:p>
-    <w:p>
-      <w:pPr>
-        <w:pStyle w:val="a3"/>
-        <w:ind w:firstLine="0"/>
-        <w:jc w:val="center"/>
-      </w:pPr>
-      <w:r>
-        <w:t>⌈COUT/P⌉ · ⌈K/T⌉ ≤ max( ⌈K/W⌉ + 1, COUT ).   (2)</w:t>
-      </w:r>
-    </w:p>
-    <w:p>
-      <w:pPr>
-        <w:pStyle w:val="a3"/>
-      </w:pPr>
-      <w:r>
-        <w:t>Failing (2) is thus necessary for a gain; without the rounding, (2) reads COUT ≤ P·T/W, the ridge point of a roofline [8] whose bandwidth roof is the load. So 32-output hidden layers (K = 288: 144 against 145 at W = 2 and 73 at W = 4) can pay only at W = 4, layers with 45 or 64 outputs also at W = 2, and none at W = 1 or in the last layer (COUT ≤ 4). As a reference, perfect balance, m = ⌈n/T⌉ for n nonzero taps, bounds every assignment of a window's taps to lockstep banks.</w:t>
-      </w:r>
-    </w:p>
-    <w:p>
-      <w:pPr>
-        <w:pStyle w:val="1"/>
-      </w:pPr>
-      <w:r>
-        <w:t>Function-Preserving Relabeling</w:t>
-      </w:r>
-    </w:p>
-    <w:p>
-      <w:pPr>
-        <w:pStyle w:val="a3"/>
-      </w:pPr>
-      <w:r>
-        <w:rPr>
-          <w:b/>
-        </w:rPr>
-        <w:t>Folding.</w:t>
-      </w:r>
-      <w:r>
-        <w:t xml:space="preserve"> Let π map a position p of a hidden map to its original channel. The producer computes its output channels in the order π, with weight rows, biases and requantization scales reordered, and the consumer's weight column for tap s·N + p comes from channel π(p). As ReLU and requantization act per channel and the consumer adds the same INT32 products, the integer output is identical for every input. We permute the outputs of conv1 to conv(L−2) of an L-layer network; the last layer, which can never pay, keeps its input. In the maxout and averaging networks, which keep the maximum or mean of maps j and j + N of 2N computed maps, both maps move with π. For N = 45, tap s·45 + p is in bank (s + p) mod 4: the Original layout already has the skew's banks.</w:t>
-      </w:r>
-    </w:p>
-    <w:p>
-      <w:pPr>
-        <w:pStyle w:val="a3"/>
-      </w:pPr>
-      <w:r>
-        <w:rPr>
-          <w:b/>
-        </w:rPr>
-        <w:t>Fitting.</w:t>
-      </w:r>
-      <w:r>
-        <w:t xml:space="preserve"> Relabeled windows are original windows with permuted columns, so each layer is fitted alone. The recipe that produced Frozen draws 2048 windows per fitted layer from Set12 01.png (Cal-1; σ = 25, one noise draw), minimizes their mean of (1) at W = 4, and searches from the Original with 400 proposals, each swapping two channels of different classes (position mod 4) and kept only if the objective falls (7.1–28.8 s per network on a 4-core x86 server). A second layout of the board network, Multi-start, adds Set12 02–03, two noise draws per image (Cal-3) and four random starts (2005 objective evaluations per layer against 401); it was chosen for the board after its BSD68 counts had been seen.</w:t>
+        <w:t>Fig. 1. A conv5 input window of the board network on Set12 05.png (the first compute-bound one at W = 4 with the median m, 48). Filled: nonzero, colored by bank (bank 1 dotted). (a) L0, bank p mod 4; (b) Frozen, an L1 (16 of 32 channels change bank); (c) L2, bank (p + s) mod 4. Bars: nonzeros per bank; the fullest, m, costs 2m cycles; dashed: m = 36.5, where 2m equals the load of 73 cycles.</w:t>
       </w:r>
     </w:p>
     <w:p>
@@ -371,7 +407,7 @@
         <w:t>Networks and images.</w:t>
       </w:r>
       <w:r>
-        <w:t xml:space="preserve"> Ten trained integer DnCNN-style networks [9] of six architectures, for Gaussian noise of σ = 25 on 7-bit inputs: A, 7 layers of 32 channels; B, 10 layers of 64 channels behind a 2×2 space-to-depth input; B-32, the same with 32 channels, with ReLU (training seeds s1–s3), maxout over pairs of 64 computed outputs (s1–s3) or their mean (s2); and a 45-channel ReLU variant. All but A had quantization-aware training. The board network, B-32 ReLU s1, reaches 29.54 dB on Set12 05.png; 37–55% of its hidden layers' window values are nonzero. Test images: Set12 [9] and BSD68 [10], 80 images, one noise draw each; savings exclude the calibration images unless stated.</w:t>
+        <w:t xml:space="preserve"> Ten trained integer DnCNN-style networks [9] of six architectures, for Gaussian noise of σ = 25 on 7-bit inputs: A, 7 layers of 32 channels; B, 10 layers of 64 channels behind a 2×2 space-to-depth input; B-32, the same with 32 channels, with ReLU (training seeds s1–s3), maxout over pairs of 64 computed outputs (s1–s3) or their mean (s2); and a 45-channel ReLU variant. All but A had quantization-aware training. The board network, B-32 ReLU s1, reaches 29.54 dB on Set12 05.png; 37–55% of its hidden layers' window values are nonzero. Test images: Set12 [9] and BSD68 [10], 80 images, one noise draw each; savings are pooled over the 79 other than Set12 01.png, with paired bootstrap 95% intervals over images.</w:t>
       </w:r>
     </w:p>
     <w:p>
@@ -385,7 +421,7 @@
         <w:t>Board.</w:t>
       </w:r>
       <w:r>
-        <w:t xml:space="preserve"> The W = 4 bitstream for the XC7Z020 closes timing at 100 MHz (worst negative slack +0.130 ns), uses 11,151 LUTs (21%), 71 of 140 BRAM36-equivalent tiles and no DSP slice, and ran at the board preset's 50 MHz. One bitstream ran all three layouts; per layer the driver checks the output against the integer model and reads the cycle counter CYCLES and the DMA-wait counter IN_STALL. On 05.png the Original ran once as a canary, then each layout three times in alternation. These board cycles are transcribed from run notes, each checked by a script against its cited line; the raw reports are not yet committed, except an earlier run of the Original. All other cycle numbers are counts over the windows of the host emulation, which reproduces every network's reference PSNR on all 80 images.</w:t>
+        <w:t xml:space="preserve"> The W = 4 bitstream for the XC7Z020 closes timing at 100 MHz (worst negative slack +0.130 ns), uses 11,151 LUTs (21%), 71 of 140 BRAM36-equivalent tiles and no DSP slice, and ran at the board preset's 50 MHz. One bitstream ran all layouts; per layer the driver checks the output against the integer model and reads the cycle counter CYCLES and the DMA-wait counter IN_STALL. On 05.png the Original ran once as a canary, then each layout three times in alternation. These board cycles are transcribed from run notes, each checked by a script against its cited line, until the raw reports are committed (only an earlier run of the Original is). All other cycle numbers are counts over the windows of the host emulation, which reproduces every network's reference PSNR on all 80 images.</w:t>
       </w:r>
     </w:p>
     <w:p>
@@ -399,7 +435,7 @@
         <w:t>What was fixed when</w:t>
       </w:r>
       <w:r>
-        <w:t xml:space="preserve"> (GitHub push times, UTC). The fill-and-drain rule (6dc0e60, 10-17 13:15) preceded both exports but was read off board runs that include the board network's Original, whose layers are thus in sample; Frozen's per-layer count savings on 05.png (9cf9c79, 10-17 18:38) preceded the board runs; a protocol (c2299e2, 10-18 18:32) fixed the recipe, the evaluation, condition (2) per layer and four hypotheses before any fit on the other nine networks. The skew (2928d28) was counted after the results, outside that protocol.</w:t>
+        <w:t xml:space="preserve"> (GitHub push times, UTC). The fill-and-drain rule (6dc0e60, 10-17 13:15) preceded both exports, and Frozen's per-layer count savings on 05.png (9cf9c79, 10-17 18:38) preceded the board runs. PROTOCOL (c2299e2, 10-18 18:32) fixed the recipe, the evaluation, condition (2) per layer and hypotheses H0–H3 before any fit on the other nine networks; PROTOCOL_2 (951c8f1, 10-19 06:07) fixed L2, L3, the bootstrap and H4–H6 before the L3 fit and the study's counts (earlier ones: Sec. VI).</w:t>
       </w:r>
     </w:p>
     <w:p>
@@ -423,7 +459,7 @@
         <w:pStyle w:val="a3"/>
       </w:pPr>
       <w:r>
-        <w:t>On Set12 05.png, Multi-start lowered the board cycles by 7.60% and Frozen by 7.02% (Table I). The repeats gave the same numbers, except 12 more cycles in Frozen's third run, all in conv10, where IN_STALL was also 12; none of the 90 layer runs of the repeats had an output mismatch. In all 63 comparisons (every layer of Original and Multi-start, sums and totals of canary, repeats and the earlier run), CYCLES − IN_STALL equaled the exact prediction; as the repeats are deterministic and conv1 and conv10 see the same windows in every layout, nine are independent and out of sample, all on one image: Multi-start's conv2–conv9 and Frozen's conv2–9 sum. In counts on 05.png, relabeling lowered the fullest bank's mean nonzero count in every relabeled layer (conv9, Multi-start: 43.04 to 35.10), and Multi-start removed 66.2% and Frozen 61.1% of the saving of perfect balance (11,761,449 cycles, −11.49%).</w:t>
+        <w:t>On Set12 05.png, Multi-start lowered the board cycles by 7.60% and Frozen by 7.02% (Table I). The repeats gave the same numbers, except 12 more cycles in Frozen's third run, all in conv10, where IN_STALL was also 12; none of the 90 layer runs of the repeats had an output mismatch. In all 63 comparisons (every layer of Original and Multi-start, sums and totals of canary, repeats and the earlier run), CYCLES − IN_STALL equaled the exact prediction. The fill-and-drain rule was read off runs that include the Original's layers, the repeats are deterministic, and conv1 and conv10 see the same windows in every layout; so nine comparisons are out of sample, all on one image: Multi-start's conv2–conv9 and Frozen's conv2–9 sum. This bitstream's IN_STALL misses DMA starvation at window boundaries (fixed in later RTL); the fill-and-drain rule could absorb a stall common to all layouts, so the match excludes only stalls that differ between them. Board runs of L0, Frozen, Multi-start and L2 on Set12 05–08, with every layer's cycles predicted before them (7312a84), are under way, and an addendum (d6521ec) adds L3; no result of them is claimed here.</w:t>
       </w:r>
     </w:p>
     <w:p>
@@ -705,7 +741,7 @@
         <w:pStyle w:val="2"/>
       </w:pPr>
       <w:r>
-        <w:t>Study of Ten Networks</w:t>
+        <w:t>Ten Networks under Two Protocols</w:t>
       </w:r>
     </w:p>
     <w:p>
@@ -713,7 +749,7 @@
         <w:pStyle w:val="a3"/>
       </w:pPr>
       <w:r>
-        <w:t>The protocol fixed two checks and two sign predictions. H0: our code reproduced the earlier Frozen layout in all eight layers, and folding it reproduced the Frozen export byte for byte. H1: wherever (2) holds, at W = 1 on all networks and at W = 2 on A and B-32 ReLU s1–s3, the relabeled count equaled the original on all 80 images. H2: the pooled W = 4 saving over the 79 images was positive on all ten networks, 1.09–10.80% (Fig. 2; the sign was known for B, maxout s1 and the board network). H3: the pooled W = 2 saving was positive on all six networks where (2) allows it, 3.36–7.37% on five and 0.022% on the 45-channel network, where 16 of 632 image-layers (8 fitted layers × 79 images) got worse (at most 3 elsewhere). No image counted more cycles on any network at any W.</w:t>
+        <w:t>PROTOCOL fixed two checks and two sign predictions, which all held. H0: our code reproduced Frozen in all eight layers, and its export byte for byte. H1: wherever (2) holds, at W = 1 on all networks and at W = 2 on A and B-32 ReLU s1–s3, the relabeled count equaled the original on all 80 images. H2: the pooled W = 4 saving of L1 was positive on all ten networks, 1.09–10.80% (Fig. 2; the sign was known for B, maxout s1 and the board network). H3: the pooled W = 2 saving was positive on all six networks where (2) allows it, 3.36–7.37% on five and 0.022% on the 45-channel network.</w:t>
       </w:r>
     </w:p>
     <w:p>
@@ -721,7 +757,7 @@
         <w:pStyle w:val="a3"/>
       </w:pPr>
       <w:r>
-        <w:t>In emulation every folded network reproduced the original's PNG bytes on Set12 05.png and BSD68 test001.png. Maxout s1 gained only 3.50% at W = 4; without per-network headroom, a weak fit cannot be told from a small opportunity. As the protocol's search routine rejects N = 45, that network was fitted with a general bank rule (identical layouts on the 69 layers where both apply).</w:t>
+        <w:t>PROTOCOL_2 fixed three more, which also held. H4: wherever (2) holds, L2 and L3 counted exactly as L0 on all 80 images, in every layer. H5: at W = 4, L2 saved more than L1 on all nine networks with N mod 4 = 0, by 0.90–2.36 points (known for the board network). H6: L3 saved more than L2 on all nine, by 0.48–1.18 points, and on the board network by 0.73 points (95% interval [0.70, 0.75]): under the skew a relabeling still pays, but far less than alone (7.46%). Not hypotheses: L3 saved more than L2 on each of the 79 images of all nine; at W = 2 the order L3 &gt; L2 &gt; L1 held on the five networks with N mod 4 = 0 where (2) allows a gain, L3 by 0.46–0.85 points over L2; no image counted more cycles under any layout at any W.</w:t>
       </w:r>
     </w:p>
     <w:p>
@@ -773,7 +809,7 @@
         </w:numPr>
       </w:pPr>
       <w:r>
-        <w:t>Fig. 2. Pooled saving of the recipe over the 79 images other than the calibration image (count, conv1–convL); lines: per-image range; ×: (2) holds in every layer, saving exactly 0. A: 7 × 32; B: 10 × 64; R1–R3, M1–M3: B-32 ReLU and maxout, seeds s1–s3 (R1: board network); Av2: averaging, s2; 45: 10 × 45 ReLU.</w:t>
+        <w:t>Fig. 2. Pooled saving over the 79 images (count, conv1–convL) at W = 4 (top) and W = 2 (bottom) of L1 (relabeling), L2 (skew) and L3 (skew + relabeling); 95% intervals (at most ±0.39 points) are narrower than the markers. ×: (2) holds in every layer; all layouts count as L0 on all 80 images. On 45 (N mod 4 = 1), L2 = L0 and L3 = L1. A: 7 × 32; B: 10 × 64; R1–R3, M1–M3: B-32 ReLU and maxout, seeds s1–s3 (R1: board network); Av2: averaging, s2; 45: 10 × 45 ReLU.</w:t>
       </w:r>
     </w:p>
     <w:p>
@@ -781,7 +817,7 @@
         <w:pStyle w:val="2"/>
       </w:pPr>
       <w:r>
-        <w:t>Eighty Images and Baselines</w:t>
+        <w:t>The Board Network on 79 Images</w:t>
       </w:r>
     </w:p>
     <w:p>
@@ -789,7 +825,7 @@
         <w:pStyle w:val="a3"/>
       </w:pPr>
       <w:r>
-        <w:t>At W = 4 (Fig. 3), Frozen saved 5.13–10.94% per image on the 79 images other than its calibration image (pooled 7.46%), Multi-start 5.62–11.19% on the 77 other than its three (pooled 8.11%); perfect balance would save 7.99–16.62% (pooled 12.02%). From the smallest saving, 05.png ranks 34th (Frozen) and 32nd (Multi-start) of 80.</w:t>
+        <w:t>At W = 4, L2 saved more than both board relabelings on each of the 79 images (Fig. 3); L3 reached 82.6% of the perfect-balance saving (Table II). On 05.png the counts give 9.39% (L3) and 8.64% (L2), against 7.02% and 7.60% for Frozen and Multi-start and 11.49% for perfect balance. Pooled, L2 also beat L1 fitted on each test image and a Sense-like sort by each channel's nonzero count in it; a density deal after SparTen [4] saved least (a comparison of procedures, not of co-activation against density). Multi-start's lead over Frozen comes from Frozen's seed (the worst of five), data and budget, not restarts: greedy search with equal data and budget beat it on four of five seeds.</w:t>
       </w:r>
     </w:p>
     <w:p>
@@ -841,29 +877,7 @@
         </w:numPr>
       </w:pPr>
       <w:r>
-        <w:t>Fig. 3. Per-image W = 4 saving of the board network (count, conv1–10) on the 79 images other than Set12 01.png, sorted by the perfect-balance bound; legend: pooled saving over these 79, which include Multi-start's calibration images Set12 02–03 (not marked). Counts, not board runs.</w:t>
-      </w:r>
-    </w:p>
-    <w:p>
-      <w:pPr>
-        <w:pStyle w:val="a3"/>
-      </w:pPr>
-      <w:r>
-        <w:t>Twenty random layouts with eight channels per class saved −5.43% to +1.73% pooled, so savings against the Original understate those against a random order. Six layouts dealing channels by their mean nonzero count on the calibration windows, after SparTen's density sort [4], captured 21–33% of the perfect-balance saving (Table II: the best on Cal-1), a Sense-like sort by each channel's nonzero count in the test image at most 40.7%, the deployable fitted layouts 62–69%; this compares procedures and does not isolate co-activation from density. Multi-start's 0.63-point lead over Frozen on the 77 images (8.11% against 7.48%) comes from Frozen's seed (the worst of five), five times the budget and Multi-start's data, not its restarts: with equal data and budget, plain greedy search (Table II) beat Multi-start on four of five seeds.</w:t>
-      </w:r>
-    </w:p>
-    <w:p>
-      <w:pPr>
-        <w:pStyle w:val="a3"/>
-      </w:pPr>
-      <w:r>
-        <w:rPr>
-          <w:b/>
-        </w:rPr>
-        <w:t>Skew (counted after the study, not run on the board).</w:t>
-      </w:r>
-      <w:r>
-        <w:t xml:space="preserve"> On the inputs of conv2–conv9 the skew saved 9.20% pooled over the 79 images (0 at W = 1 and 2, as (2) requires) against 7.46% and 8.10% for the relabelings, and fewer cycles than both on every image (Fig. 3; on the 77 without Multi-start's calibration images, 9.22% against 8.11%); on 05.png it saved 8.64%, and in the integer oracle (4096 windows per layer of 05.png) it left every output unchanged. In counts on this network, the relabeling is thus not the best static layout. Whether a relabeling fitted on top of the skew adds to it is open and will be tested under a new pre-registration; uncommitted exploratory counts of this combination, and of the skew on B and maxout s1, were seen and are not used.</w:t>
+        <w:t>Fig. 3. Per-image W = 4 saving (count) of the board network on the 79 images other than Set12 01.png (calibration of Frozen and L3; Multi-start also used 02–03), sorted by the bound; legend: pooled saving; dotted: the board image.</w:t>
       </w:r>
     </w:p>
     <w:p>
@@ -875,7 +889,7 @@
         </w:numPr>
       </w:pPr>
       <w:r>
-        <w:t>Table II. Layouts of B-32 ReLU s1 at W = 4 (count, 79 images; † 77). p.i.: uses the test image. Random: the best of 20 on these images. Share: (original − layout)/(original − perfect balance), cycles summed over the images.</w:t>
+        <w:t>Table II. B-32 ReLU s1 at W = 4 (count, 79 images): pooled saving against L0 [95% interval] and share (%) of the perfect-balance saving. p.i.: uses the test image (no interval); †: Cal-3 includes two of the 79; density, Sense-like: best of three variants on these images.</w:t>
       </w:r>
     </w:p>
     <w:tbl>
@@ -890,14 +904,15 @@
         <w:tblLook w:firstColumn="1" w:firstRow="1" w:lastColumn="0" w:lastRow="0" w:noHBand="0" w:noVBand="1" w:val="04A0"/>
       </w:tblPr>
       <w:tblGrid>
-        <w:gridCol w:w="2931"/>
-        <w:gridCol w:w="916"/>
-        <w:gridCol w:w="916"/>
+        <w:gridCol w:w="1681"/>
+        <w:gridCol w:w="700"/>
+        <w:gridCol w:w="1681"/>
+        <w:gridCol w:w="700"/>
       </w:tblGrid>
       <w:tr>
         <w:tc>
           <w:tcPr>
-            <w:tcW w:type="dxa" w:w="2931"/>
+            <w:tcW w:type="dxa" w:w="1681"/>
           </w:tcPr>
           <w:p>
             <w:pPr>
@@ -911,7 +926,7 @@
         </w:tc>
         <w:tc>
           <w:tcPr>
-            <w:tcW w:type="dxa" w:w="916"/>
+            <w:tcW w:type="dxa" w:w="700"/>
           </w:tcPr>
           <w:p>
             <w:pPr>
@@ -920,13 +935,28 @@
               <w:jc w:val="center"/>
             </w:pPr>
             <w:r>
+              <w:t>Data</w:t>
+            </w:r>
+          </w:p>
+        </w:tc>
+        <w:tc>
+          <w:tcPr>
+            <w:tcW w:type="dxa" w:w="1681"/>
+          </w:tcPr>
+          <w:p>
+            <w:pPr>
+              <w:pStyle w:val="tablecolhead"/>
+              <w:spacing w:before="20" w:after="20"/>
+              <w:jc w:val="center"/>
+            </w:pPr>
+            <w:r>
               <w:t>Pooled (%)</w:t>
             </w:r>
           </w:p>
         </w:tc>
         <w:tc>
           <w:tcPr>
-            <w:tcW w:type="dxa" w:w="916"/>
+            <w:tcW w:type="dxa" w:w="700"/>
           </w:tcPr>
           <w:p>
             <w:pPr>
@@ -935,7 +965,7 @@
               <w:jc w:val="center"/>
             </w:pPr>
             <w:r>
-              <w:t>Share (%)</w:t>
+              <w:t>Share</w:t>
             </w:r>
           </w:p>
         </w:tc>
@@ -943,45 +973,60 @@
       <w:tr>
         <w:tc>
           <w:tcPr>
-            <w:tcW w:type="dxa" w:w="2931"/>
-          </w:tcPr>
-          <w:p>
-            <w:pPr>
-              <w:pStyle w:val="tablecopy"/>
-              <w:spacing w:before="20" w:after="20"/>
-            </w:pPr>
-            <w:r>
-              <w:t>Random, best of 20</w:t>
-            </w:r>
-          </w:p>
-        </w:tc>
-        <w:tc>
-          <w:tcPr>
-            <w:tcW w:type="dxa" w:w="916"/>
-          </w:tcPr>
-          <w:p>
-            <w:pPr>
-              <w:pStyle w:val="tablecopy"/>
-              <w:spacing w:before="20" w:after="20"/>
-              <w:jc w:val="center"/>
-            </w:pPr>
-            <w:r>
-              <w:t>1.73</w:t>
-            </w:r>
-          </w:p>
-        </w:tc>
-        <w:tc>
-          <w:tcPr>
-            <w:tcW w:type="dxa" w:w="916"/>
-          </w:tcPr>
-          <w:p>
-            <w:pPr>
-              <w:pStyle w:val="tablecopy"/>
-              <w:spacing w:before="20" w:after="20"/>
-              <w:jc w:val="center"/>
-            </w:pPr>
-            <w:r>
-              <w:t>14.4</w:t>
+            <w:tcW w:type="dxa" w:w="1681"/>
+          </w:tcPr>
+          <w:p>
+            <w:pPr>
+              <w:pStyle w:val="tablecopy"/>
+              <w:spacing w:before="20" w:after="20"/>
+            </w:pPr>
+            <w:r>
+              <w:t>Density balance [4]</w:t>
+            </w:r>
+          </w:p>
+        </w:tc>
+        <w:tc>
+          <w:tcPr>
+            <w:tcW w:type="dxa" w:w="700"/>
+          </w:tcPr>
+          <w:p>
+            <w:pPr>
+              <w:pStyle w:val="tablecopy"/>
+              <w:spacing w:before="20" w:after="20"/>
+              <w:jc w:val="center"/>
+            </w:pPr>
+            <w:r>
+              <w:t>Cal-1</w:t>
+            </w:r>
+          </w:p>
+        </w:tc>
+        <w:tc>
+          <w:tcPr>
+            <w:tcW w:type="dxa" w:w="1681"/>
+          </w:tcPr>
+          <w:p>
+            <w:pPr>
+              <w:pStyle w:val="tablecopy"/>
+              <w:spacing w:before="20" w:after="20"/>
+              <w:jc w:val="center"/>
+            </w:pPr>
+            <w:r>
+              <w:t>3.69 [3.50, 3.88]</w:t>
+            </w:r>
+          </w:p>
+        </w:tc>
+        <w:tc>
+          <w:tcPr>
+            <w:tcW w:type="dxa" w:w="700"/>
+          </w:tcPr>
+          <w:p>
+            <w:pPr>
+              <w:pStyle w:val="tablecopy"/>
+              <w:spacing w:before="20" w:after="20"/>
+              <w:jc w:val="center"/>
+            </w:pPr>
+            <w:r>
+              <w:t>30.7</w:t>
             </w:r>
           </w:p>
         </w:tc>
@@ -989,45 +1034,60 @@
       <w:tr>
         <w:tc>
           <w:tcPr>
-            <w:tcW w:type="dxa" w:w="2931"/>
-          </w:tcPr>
-          <w:p>
-            <w:pPr>
-              <w:pStyle w:val="tablecopy"/>
-              <w:spacing w:before="20" w:after="20"/>
-            </w:pPr>
-            <w:r>
-              <w:t>Density balance (after [4]), Cal-1</w:t>
-            </w:r>
-          </w:p>
-        </w:tc>
-        <w:tc>
-          <w:tcPr>
-            <w:tcW w:type="dxa" w:w="916"/>
-          </w:tcPr>
-          <w:p>
-            <w:pPr>
-              <w:pStyle w:val="tablecopy"/>
-              <w:spacing w:before="20" w:after="20"/>
-              <w:jc w:val="center"/>
-            </w:pPr>
-            <w:r>
-              <w:t>3.69</w:t>
-            </w:r>
-          </w:p>
-        </w:tc>
-        <w:tc>
-          <w:tcPr>
-            <w:tcW w:type="dxa" w:w="916"/>
-          </w:tcPr>
-          <w:p>
-            <w:pPr>
-              <w:pStyle w:val="tablecopy"/>
-              <w:spacing w:before="20" w:after="20"/>
-              <w:jc w:val="center"/>
-            </w:pPr>
-            <w:r>
-              <w:t>30.7</w:t>
+            <w:tcW w:type="dxa" w:w="1681"/>
+          </w:tcPr>
+          <w:p>
+            <w:pPr>
+              <w:pStyle w:val="tablecopy"/>
+              <w:spacing w:before="20" w:after="20"/>
+            </w:pPr>
+            <w:r>
+              <w:t>Sense-like sort [3]</w:t>
+            </w:r>
+          </w:p>
+        </w:tc>
+        <w:tc>
+          <w:tcPr>
+            <w:tcW w:type="dxa" w:w="700"/>
+          </w:tcPr>
+          <w:p>
+            <w:pPr>
+              <w:pStyle w:val="tablecopy"/>
+              <w:spacing w:before="20" w:after="20"/>
+              <w:jc w:val="center"/>
+            </w:pPr>
+            <w:r>
+              <w:t>p.i.</w:t>
+            </w:r>
+          </w:p>
+        </w:tc>
+        <w:tc>
+          <w:tcPr>
+            <w:tcW w:type="dxa" w:w="1681"/>
+          </w:tcPr>
+          <w:p>
+            <w:pPr>
+              <w:pStyle w:val="tablecopy"/>
+              <w:spacing w:before="20" w:after="20"/>
+              <w:jc w:val="center"/>
+            </w:pPr>
+            <w:r>
+              <w:t>4.89</w:t>
+            </w:r>
+          </w:p>
+        </w:tc>
+        <w:tc>
+          <w:tcPr>
+            <w:tcW w:type="dxa" w:w="700"/>
+          </w:tcPr>
+          <w:p>
+            <w:pPr>
+              <w:pStyle w:val="tablecopy"/>
+              <w:spacing w:before="20" w:after="20"/>
+              <w:jc w:val="center"/>
+            </w:pPr>
+            <w:r>
+              <w:t>40.7</w:t>
             </w:r>
           </w:p>
         </w:tc>
@@ -1035,45 +1095,60 @@
       <w:tr>
         <w:tc>
           <w:tcPr>
-            <w:tcW w:type="dxa" w:w="2931"/>
-          </w:tcPr>
-          <w:p>
-            <w:pPr>
-              <w:pStyle w:val="tablecopy"/>
-              <w:spacing w:before="20" w:after="20"/>
-            </w:pPr>
-            <w:r>
-              <w:t>Sense-like sort [3] (p.i.)</w:t>
-            </w:r>
-          </w:p>
-        </w:tc>
-        <w:tc>
-          <w:tcPr>
-            <w:tcW w:type="dxa" w:w="916"/>
-          </w:tcPr>
-          <w:p>
-            <w:pPr>
-              <w:pStyle w:val="tablecopy"/>
-              <w:spacing w:before="20" w:after="20"/>
-              <w:jc w:val="center"/>
-            </w:pPr>
-            <w:r>
-              <w:t>4.89</w:t>
-            </w:r>
-          </w:p>
-        </w:tc>
-        <w:tc>
-          <w:tcPr>
-            <w:tcW w:type="dxa" w:w="916"/>
-          </w:tcPr>
-          <w:p>
-            <w:pPr>
-              <w:pStyle w:val="tablecopy"/>
-              <w:spacing w:before="20" w:after="20"/>
-              <w:jc w:val="center"/>
-            </w:pPr>
-            <w:r>
-              <w:t>40.7</w:t>
+            <w:tcW w:type="dxa" w:w="1681"/>
+          </w:tcPr>
+          <w:p>
+            <w:pPr>
+              <w:pStyle w:val="tablecopy"/>
+              <w:spacing w:before="20" w:after="20"/>
+            </w:pPr>
+            <w:r>
+              <w:t>L1 Frozen</w:t>
+            </w:r>
+          </w:p>
+        </w:tc>
+        <w:tc>
+          <w:tcPr>
+            <w:tcW w:type="dxa" w:w="700"/>
+          </w:tcPr>
+          <w:p>
+            <w:pPr>
+              <w:pStyle w:val="tablecopy"/>
+              <w:spacing w:before="20" w:after="20"/>
+              <w:jc w:val="center"/>
+            </w:pPr>
+            <w:r>
+              <w:t>Cal-1</w:t>
+            </w:r>
+          </w:p>
+        </w:tc>
+        <w:tc>
+          <w:tcPr>
+            <w:tcW w:type="dxa" w:w="1681"/>
+          </w:tcPr>
+          <w:p>
+            <w:pPr>
+              <w:pStyle w:val="tablecopy"/>
+              <w:spacing w:before="20" w:after="20"/>
+              <w:jc w:val="center"/>
+            </w:pPr>
+            <w:r>
+              <w:t>7.46 [7.16, 7.78]</w:t>
+            </w:r>
+          </w:p>
+        </w:tc>
+        <w:tc>
+          <w:tcPr>
+            <w:tcW w:type="dxa" w:w="700"/>
+          </w:tcPr>
+          <w:p>
+            <w:pPr>
+              <w:pStyle w:val="tablecopy"/>
+              <w:spacing w:before="20" w:after="20"/>
+              <w:jc w:val="center"/>
+            </w:pPr>
+            <w:r>
+              <w:t>62.1</w:t>
             </w:r>
           </w:p>
         </w:tc>
@@ -1081,45 +1156,60 @@
       <w:tr>
         <w:tc>
           <w:tcPr>
-            <w:tcW w:type="dxa" w:w="2931"/>
-          </w:tcPr>
-          <w:p>
-            <w:pPr>
-              <w:pStyle w:val="tablecopy"/>
-              <w:spacing w:before="20" w:after="20"/>
-            </w:pPr>
-            <w:r>
-              <w:t>Frozen (board), Cal-1</w:t>
-            </w:r>
-          </w:p>
-        </w:tc>
-        <w:tc>
-          <w:tcPr>
-            <w:tcW w:type="dxa" w:w="916"/>
-          </w:tcPr>
-          <w:p>
-            <w:pPr>
-              <w:pStyle w:val="tablecopy"/>
-              <w:spacing w:before="20" w:after="20"/>
-              <w:jc w:val="center"/>
-            </w:pPr>
-            <w:r>
-              <w:t>7.46</w:t>
-            </w:r>
-          </w:p>
-        </w:tc>
-        <w:tc>
-          <w:tcPr>
-            <w:tcW w:type="dxa" w:w="916"/>
-          </w:tcPr>
-          <w:p>
-            <w:pPr>
-              <w:pStyle w:val="tablecopy"/>
-              <w:spacing w:before="20" w:after="20"/>
-              <w:jc w:val="center"/>
-            </w:pPr>
-            <w:r>
-              <w:t>62.1</w:t>
+            <w:tcW w:type="dxa" w:w="1681"/>
+          </w:tcPr>
+          <w:p>
+            <w:pPr>
+              <w:pStyle w:val="tablecopy"/>
+              <w:spacing w:before="20" w:after="20"/>
+            </w:pPr>
+            <w:r>
+              <w:t>L1 Multi-start</w:t>
+            </w:r>
+          </w:p>
+        </w:tc>
+        <w:tc>
+          <w:tcPr>
+            <w:tcW w:type="dxa" w:w="700"/>
+          </w:tcPr>
+          <w:p>
+            <w:pPr>
+              <w:pStyle w:val="tablecopy"/>
+              <w:spacing w:before="20" w:after="20"/>
+              <w:jc w:val="center"/>
+            </w:pPr>
+            <w:r>
+              <w:t>Cal-3†</w:t>
+            </w:r>
+          </w:p>
+        </w:tc>
+        <w:tc>
+          <w:tcPr>
+            <w:tcW w:type="dxa" w:w="1681"/>
+          </w:tcPr>
+          <w:p>
+            <w:pPr>
+              <w:pStyle w:val="tablecopy"/>
+              <w:spacing w:before="20" w:after="20"/>
+              <w:jc w:val="center"/>
+            </w:pPr>
+            <w:r>
+              <w:t>8.10 [7.80, 8.39]</w:t>
+            </w:r>
+          </w:p>
+        </w:tc>
+        <w:tc>
+          <w:tcPr>
+            <w:tcW w:type="dxa" w:w="700"/>
+          </w:tcPr>
+          <w:p>
+            <w:pPr>
+              <w:pStyle w:val="tablecopy"/>
+              <w:spacing w:before="20" w:after="20"/>
+              <w:jc w:val="center"/>
+            </w:pPr>
+            <w:r>
+              <w:t>67.4</w:t>
             </w:r>
           </w:p>
         </w:tc>
@@ -1127,45 +1217,60 @@
       <w:tr>
         <w:tc>
           <w:tcPr>
-            <w:tcW w:type="dxa" w:w="2931"/>
-          </w:tcPr>
-          <w:p>
-            <w:pPr>
-              <w:pStyle w:val="tablecopy"/>
-              <w:spacing w:before="20" w:after="20"/>
-            </w:pPr>
-            <w:r>
-              <w:t>Multi-start (board), Cal-3†</w:t>
-            </w:r>
-          </w:p>
-        </w:tc>
-        <w:tc>
-          <w:tcPr>
-            <w:tcW w:type="dxa" w:w="916"/>
-          </w:tcPr>
-          <w:p>
-            <w:pPr>
-              <w:pStyle w:val="tablecopy"/>
-              <w:spacing w:before="20" w:after="20"/>
-              <w:jc w:val="center"/>
-            </w:pPr>
-            <w:r>
-              <w:t>8.11</w:t>
-            </w:r>
-          </w:p>
-        </w:tc>
-        <w:tc>
-          <w:tcPr>
-            <w:tcW w:type="dxa" w:w="916"/>
-          </w:tcPr>
-          <w:p>
-            <w:pPr>
-              <w:pStyle w:val="tablecopy"/>
-              <w:spacing w:before="20" w:after="20"/>
-              <w:jc w:val="center"/>
-            </w:pPr>
-            <w:r>
-              <w:t>67.4</w:t>
+            <w:tcW w:type="dxa" w:w="1681"/>
+          </w:tcPr>
+          <w:p>
+            <w:pPr>
+              <w:pStyle w:val="tablecopy"/>
+              <w:spacing w:before="20" w:after="20"/>
+            </w:pPr>
+            <w:r>
+              <w:t>L1 fitted per image</w:t>
+            </w:r>
+          </w:p>
+        </w:tc>
+        <w:tc>
+          <w:tcPr>
+            <w:tcW w:type="dxa" w:w="700"/>
+          </w:tcPr>
+          <w:p>
+            <w:pPr>
+              <w:pStyle w:val="tablecopy"/>
+              <w:spacing w:before="20" w:after="20"/>
+              <w:jc w:val="center"/>
+            </w:pPr>
+            <w:r>
+              <w:t>p.i.</w:t>
+            </w:r>
+          </w:p>
+        </w:tc>
+        <w:tc>
+          <w:tcPr>
+            <w:tcW w:type="dxa" w:w="1681"/>
+          </w:tcPr>
+          <w:p>
+            <w:pPr>
+              <w:pStyle w:val="tablecopy"/>
+              <w:spacing w:before="20" w:after="20"/>
+              <w:jc w:val="center"/>
+            </w:pPr>
+            <w:r>
+              <w:t>8.45</w:t>
+            </w:r>
+          </w:p>
+        </w:tc>
+        <w:tc>
+          <w:tcPr>
+            <w:tcW w:type="dxa" w:w="700"/>
+          </w:tcPr>
+          <w:p>
+            <w:pPr>
+              <w:pStyle w:val="tablecopy"/>
+              <w:spacing w:before="20" w:after="20"/>
+              <w:jc w:val="center"/>
+            </w:pPr>
+            <w:r>
+              <w:t>70.3</w:t>
             </w:r>
           </w:p>
         </w:tc>
@@ -1173,45 +1278,60 @@
       <w:tr>
         <w:tc>
           <w:tcPr>
-            <w:tcW w:type="dxa" w:w="2931"/>
-          </w:tcPr>
-          <w:p>
-            <w:pPr>
-              <w:pStyle w:val="tablecopy"/>
-              <w:spacing w:before="20" w:after="20"/>
-            </w:pPr>
-            <w:r>
-              <w:t>Greedy, 5-seed mean, Cal-3†</w:t>
-            </w:r>
-          </w:p>
-        </w:tc>
-        <w:tc>
-          <w:tcPr>
-            <w:tcW w:type="dxa" w:w="916"/>
-          </w:tcPr>
-          <w:p>
-            <w:pPr>
-              <w:pStyle w:val="tablecopy"/>
-              <w:spacing w:before="20" w:after="20"/>
-              <w:jc w:val="center"/>
-            </w:pPr>
-            <w:r>
-              <w:t>8.24</w:t>
-            </w:r>
-          </w:p>
-        </w:tc>
-        <w:tc>
-          <w:tcPr>
-            <w:tcW w:type="dxa" w:w="916"/>
-          </w:tcPr>
-          <w:p>
-            <w:pPr>
-              <w:pStyle w:val="tablecopy"/>
-              <w:spacing w:before="20" w:after="20"/>
-              <w:jc w:val="center"/>
-            </w:pPr>
-            <w:r>
-              <w:t>68.5</w:t>
+            <w:tcW w:type="dxa" w:w="1681"/>
+          </w:tcPr>
+          <w:p>
+            <w:pPr>
+              <w:pStyle w:val="tablecopy"/>
+              <w:spacing w:before="20" w:after="20"/>
+            </w:pPr>
+            <w:r>
+              <w:t>L2 skew</w:t>
+            </w:r>
+          </w:p>
+        </w:tc>
+        <w:tc>
+          <w:tcPr>
+            <w:tcW w:type="dxa" w:w="700"/>
+          </w:tcPr>
+          <w:p>
+            <w:pPr>
+              <w:pStyle w:val="tablecopy"/>
+              <w:spacing w:before="20" w:after="20"/>
+              <w:jc w:val="center"/>
+            </w:pPr>
+            <w:r>
+              <w:t>none</w:t>
+            </w:r>
+          </w:p>
+        </w:tc>
+        <w:tc>
+          <w:tcPr>
+            <w:tcW w:type="dxa" w:w="1681"/>
+          </w:tcPr>
+          <w:p>
+            <w:pPr>
+              <w:pStyle w:val="tablecopy"/>
+              <w:spacing w:before="20" w:after="20"/>
+              <w:jc w:val="center"/>
+            </w:pPr>
+            <w:r>
+              <w:t>9.20 [8.82, 9.58]</w:t>
+            </w:r>
+          </w:p>
+        </w:tc>
+        <w:tc>
+          <w:tcPr>
+            <w:tcW w:type="dxa" w:w="700"/>
+          </w:tcPr>
+          <w:p>
+            <w:pPr>
+              <w:pStyle w:val="tablecopy"/>
+              <w:spacing w:before="20" w:after="20"/>
+              <w:jc w:val="center"/>
+            </w:pPr>
+            <w:r>
+              <w:t>76.6</w:t>
             </w:r>
           </w:p>
         </w:tc>
@@ -1219,45 +1339,60 @@
       <w:tr>
         <w:tc>
           <w:tcPr>
-            <w:tcW w:type="dxa" w:w="2931"/>
-          </w:tcPr>
-          <w:p>
-            <w:pPr>
-              <w:pStyle w:val="tablecopy"/>
-              <w:spacing w:before="20" w:after="20"/>
-            </w:pPr>
-            <w:r>
-              <w:t>Recipe fitted per image (p.i.)</w:t>
-            </w:r>
-          </w:p>
-        </w:tc>
-        <w:tc>
-          <w:tcPr>
-            <w:tcW w:type="dxa" w:w="916"/>
-          </w:tcPr>
-          <w:p>
-            <w:pPr>
-              <w:pStyle w:val="tablecopy"/>
-              <w:spacing w:before="20" w:after="20"/>
-              <w:jc w:val="center"/>
-            </w:pPr>
-            <w:r>
-              <w:t>8.45</w:t>
-            </w:r>
-          </w:p>
-        </w:tc>
-        <w:tc>
-          <w:tcPr>
-            <w:tcW w:type="dxa" w:w="916"/>
-          </w:tcPr>
-          <w:p>
-            <w:pPr>
-              <w:pStyle w:val="tablecopy"/>
-              <w:spacing w:before="20" w:after="20"/>
-              <w:jc w:val="center"/>
-            </w:pPr>
-            <w:r>
-              <w:t>70.3</w:t>
+            <w:tcW w:type="dxa" w:w="1681"/>
+          </w:tcPr>
+          <w:p>
+            <w:pPr>
+              <w:pStyle w:val="tablecopy"/>
+              <w:spacing w:before="20" w:after="20"/>
+            </w:pPr>
+            <w:r>
+              <w:t>L3 skew + relabeling</w:t>
+            </w:r>
+          </w:p>
+        </w:tc>
+        <w:tc>
+          <w:tcPr>
+            <w:tcW w:type="dxa" w:w="700"/>
+          </w:tcPr>
+          <w:p>
+            <w:pPr>
+              <w:pStyle w:val="tablecopy"/>
+              <w:spacing w:before="20" w:after="20"/>
+              <w:jc w:val="center"/>
+            </w:pPr>
+            <w:r>
+              <w:t>Cal-1</w:t>
+            </w:r>
+          </w:p>
+        </w:tc>
+        <w:tc>
+          <w:tcPr>
+            <w:tcW w:type="dxa" w:w="1681"/>
+          </w:tcPr>
+          <w:p>
+            <w:pPr>
+              <w:pStyle w:val="tablecopy"/>
+              <w:spacing w:before="20" w:after="20"/>
+              <w:jc w:val="center"/>
+            </w:pPr>
+            <w:r>
+              <w:t>9.93 [9.54, 10.32]</w:t>
+            </w:r>
+          </w:p>
+        </w:tc>
+        <w:tc>
+          <w:tcPr>
+            <w:tcW w:type="dxa" w:w="700"/>
+          </w:tcPr>
+          <w:p>
+            <w:pPr>
+              <w:pStyle w:val="tablecopy"/>
+              <w:spacing w:before="20" w:after="20"/>
+              <w:jc w:val="center"/>
+            </w:pPr>
+            <w:r>
+              <w:t>82.6</w:t>
             </w:r>
           </w:p>
         </w:tc>
@@ -1265,82 +1400,51 @@
       <w:tr>
         <w:tc>
           <w:tcPr>
-            <w:tcW w:type="dxa" w:w="2931"/>
-          </w:tcPr>
-          <w:p>
-            <w:pPr>
-              <w:pStyle w:val="tablecopy"/>
-              <w:spacing w:before="20" w:after="20"/>
-            </w:pPr>
-            <w:r>
-              <w:t>Skew, data-free (post hoc)</w:t>
-            </w:r>
-          </w:p>
-        </w:tc>
-        <w:tc>
-          <w:tcPr>
-            <w:tcW w:type="dxa" w:w="916"/>
-          </w:tcPr>
-          <w:p>
-            <w:pPr>
-              <w:pStyle w:val="tablecopy"/>
-              <w:spacing w:before="20" w:after="20"/>
-              <w:jc w:val="center"/>
-            </w:pPr>
-            <w:r>
-              <w:t>9.20</w:t>
-            </w:r>
-          </w:p>
-        </w:tc>
-        <w:tc>
-          <w:tcPr>
-            <w:tcW w:type="dxa" w:w="916"/>
-          </w:tcPr>
-          <w:p>
-            <w:pPr>
-              <w:pStyle w:val="tablecopy"/>
-              <w:spacing w:before="20" w:after="20"/>
-              <w:jc w:val="center"/>
-            </w:pPr>
-            <w:r>
-              <w:t>76.6</w:t>
-            </w:r>
-          </w:p>
-        </w:tc>
-      </w:tr>
-      <w:tr>
-        <w:tc>
-          <w:tcPr>
-            <w:tcW w:type="dxa" w:w="2931"/>
-          </w:tcPr>
-          <w:p>
-            <w:pPr>
-              <w:pStyle w:val="tablecopy"/>
-              <w:spacing w:before="20" w:after="20"/>
-            </w:pPr>
-            <w:r>
-              <w:t>Perfect balance (bound)</w:t>
-            </w:r>
-          </w:p>
-        </w:tc>
-        <w:tc>
-          <w:tcPr>
-            <w:tcW w:type="dxa" w:w="916"/>
-          </w:tcPr>
-          <w:p>
-            <w:pPr>
-              <w:pStyle w:val="tablecopy"/>
-              <w:spacing w:before="20" w:after="20"/>
-              <w:jc w:val="center"/>
-            </w:pPr>
-            <w:r>
-              <w:t>12.02</w:t>
-            </w:r>
-          </w:p>
-        </w:tc>
-        <w:tc>
-          <w:tcPr>
-            <w:tcW w:type="dxa" w:w="916"/>
+            <w:tcW w:type="dxa" w:w="1681"/>
+          </w:tcPr>
+          <w:p>
+            <w:pPr>
+              <w:pStyle w:val="tablecopy"/>
+              <w:spacing w:before="20" w:after="20"/>
+            </w:pPr>
+            <w:r>
+              <w:t>Perfect balance</w:t>
+            </w:r>
+          </w:p>
+        </w:tc>
+        <w:tc>
+          <w:tcPr>
+            <w:tcW w:type="dxa" w:w="700"/>
+          </w:tcPr>
+          <w:p>
+            <w:pPr>
+              <w:pStyle w:val="tablecopy"/>
+              <w:spacing w:before="20" w:after="20"/>
+              <w:jc w:val="center"/>
+            </w:pPr>
+            <w:r>
+              <w:t>—</w:t>
+            </w:r>
+          </w:p>
+        </w:tc>
+        <w:tc>
+          <w:tcPr>
+            <w:tcW w:type="dxa" w:w="1681"/>
+          </w:tcPr>
+          <w:p>
+            <w:pPr>
+              <w:pStyle w:val="tablecopy"/>
+              <w:spacing w:before="20" w:after="20"/>
+              <w:jc w:val="center"/>
+            </w:pPr>
+            <w:r>
+              <w:t>12.02 [11.59, 12.44]</w:t>
+            </w:r>
+          </w:p>
+        </w:tc>
+        <w:tc>
+          <w:tcPr>
+            <w:tcW w:type="dxa" w:w="700"/>
           </w:tcPr>
           <w:p>
             <w:pPr>
@@ -1355,6 +1459,22 @@
         </w:tc>
       </w:tr>
     </w:tbl>
+    <w:p>
+      <w:pPr>
+        <w:pStyle w:val="2"/>
+      </w:pPr>
+      <w:r>
+        <w:t>Cost</w:t>
+      </w:r>
+    </w:p>
+    <w:p>
+      <w:pPr>
+        <w:pStyle w:val="a3"/>
+      </w:pPr>
+      <w:r>
+        <w:t>Fitting a network took under 30 s (L1 or L3); L2 needs none. Single-threaded on an x86 server, the host's work for 05.png (input, im2col, requantization) took 31 ms (32 ms on the Multi-start export) against the core's 266 ms at 50 MHz: back to back, Multi-start's 7.60% core saving is 6.3–6.8% end to end, and all of it if the host overlaps the next image; L2's reordering after im2col adds 4.2 ms. This bound omits the transfer of windows and results and the JTAG harness that ran the board (315 s per image, 0.08% of it in the core), and the Zynq's ARM cores would be slower than the server; energy was not measured.</w:t>
+      </w:r>
+    </w:p>
     <w:p>
       <w:pPr>
         <w:pStyle w:val="1"/>
@@ -1378,7 +1498,7 @@
         <w:t>Board evidence.</w:t>
       </w:r>
       <w:r>
-        <w:t xml:space="preserve"> The relabelings were measured on one network and one image, and the fill-and-drain constants come from board runs of four networks on the same image. This bitstream's IN_STALL misses DMA starvation at window boundaries (fixed in later RTL), so the exact match rules out only hidden stalls that differ between layouts; that the rule also holds in RTL simulation, which has no DMA, suggests the constants contain none.</w:t>
+        <w:t xml:space="preserve"> The board measured just two relabelings, on one network and one image; L2 and L3 are counts.</w:t>
       </w:r>
     </w:p>
     <w:p>
@@ -1393,44 +1513,26 @@
         <w:rPr>
           <w:b/>
         </w:rPr>
-        <w:t>Scope.</w:t>
-      </w:r>
-      <w:r>
-        <w:t xml:space="preserve"> Only core cycles are reported; host time, energy and FIFO-decoupled banks were not measured. The skew has no export or ten-network count yet.</w:t>
+        <w:t>Scope and selection.</w:t>
+      </w:r>
+      <w:r>
+        <w:t xml:space="preserve"> Only DnCNN-family denoisers at σ = 25, one noise draw per image (the intervals resample images only); BSD68 was part of the networks' development; banks decoupled by FIFOs and other P, T or kernel sizes were not evaluated. Multi-start was chosen for the board after its BSD68 counts had been seen. Before PROTOCOL_2, L2 had been counted on the board network (and on 05.png of four others), and uncommitted counts of L2 on eight images of B and maxout s1 and of L3 on seven of the board network had been seen (PROTOCOL_2 lists them).</w:t>
+      </w:r>
+    </w:p>
+    <w:p>
+      <w:pPr>
+        <w:pStyle w:val="1"/>
+      </w:pPr>
+      <w:r>
+        <w:t>Conclusion</w:t>
       </w:r>
     </w:p>
     <w:p>
       <w:pPr>
         <w:pStyle w:val="a3"/>
-        <w:ind w:firstLine="0" w:left="198"/>
-      </w:pPr>
-      <w:r>
-        <w:t xml:space="preserve">• </w:t>
-      </w:r>
-      <w:r>
-        <w:rPr>
-          <w:b/>
-        </w:rPr>
-        <w:t>Statistics.</w:t>
-      </w:r>
-      <w:r>
-        <w:t xml:space="preserve"> Only σ = 25 with one noise draw per image and no confidence intervals; BSD68 was part of the networks' development.</w:t>
-      </w:r>
-    </w:p>
-    <w:p>
-      <w:pPr>
-        <w:pStyle w:val="1"/>
-      </w:pPr>
-      <w:r>
-        <w:t>Conclusion</w:t>
-      </w:r>
-    </w:p>
-    <w:p>
-      <w:pPr>
-        <w:pStyle w:val="a3"/>
-      </w:pPr>
-      <w:r>
-        <w:t>On a zero-skipping core with lockstep banks, the layer shapes tell where the tap-to-bank layout can matter, and a folded relabeling changed the cycles measured on one image exactly as predicted, with identical output. It lowered the pooled count on all ten networks, but on the measured denoiser a data-free skew, counted and not yet run, saved more. Scripts, layouts, per-image counts and the source of every number are in bankperm/ of https://github.com/qewr1234/FPGA.</w:t>
+      </w:pPr>
+      <w:r>
+        <w:t>The layer shapes tell where the tap-to-bank layout of a lockstep zero-skipping core can matter. Where it can, in counts over 79 images, the data-free skew removed more bank imbalance than a fitted relabeling, and a relabeling fitted under the skew removed more still, on all nine networks with N mod 4 = 0. Scripts, layouts, per-image counts and the source of every number are at https://github.com/qewr1234/FPGA (bankperm/).</w:t>
       </w:r>
     </w:p>
     <w:p>

--- a/bankperm/PAPER_EN.docx
+++ b/bankperm/PAPER_EN.docx
@@ -305,7 +305,7 @@
         <w:t>Skew + relabeling (L3).</w:t>
       </w:r>
       <w:r>
-        <w:t xml:space="preserve"> Under the skew, the channel in position p is in bank (s + p) mod 4 at 3×3 position s, so a relabeling still decides which channels share a bank at each s; L3 refits it under this rule and then skews.</w:t>
+        <w:t xml:space="preserve"> Under the skew, the channel in position p is in bank (s + p) mod 4 at 3×3 position s, so a relabeling still decides which channels share a bank at each s; L3 refits it under this rule and then skews (Fig. 1d).</w:t>
       </w:r>
     </w:p>
     <w:p>
@@ -344,7 +344,7 @@
       <w:r>
         <w:drawing>
           <wp:inline xmlns:a="http://schemas.openxmlformats.org/drawingml/2006/main" xmlns:pic="http://schemas.openxmlformats.org/drawingml/2006/picture">
-            <wp:extent cx="2880000" cy="2413220"/>
+            <wp:extent cx="2880000" cy="3026441"/>
             <wp:docPr id="1" name="Picture 1"/>
             <wp:cNvGraphicFramePr>
               <a:graphicFrameLocks noChangeAspect="1"/>
@@ -365,7 +365,7 @@
                   <pic:spPr>
                     <a:xfrm>
                       <a:off x="0" y="0"/>
-                      <a:ext cx="2880000" cy="2413220"/>
+                      <a:ext cx="2880000" cy="3026441"/>
                     </a:xfrm>
                     <a:prstGeom prst="rect"/>
                   </pic:spPr>
@@ -385,7 +385,7 @@
         </w:numPr>
       </w:pPr>
       <w:r>
-        <w:t>Fig. 1. A conv5 input window of the board network on Set12 05.png (the first compute-bound one at W = 4 with the median m, 48). Filled: nonzero, colored by bank (bank 1 dotted). (a) L0, bank p mod 4; (b) Frozen, an L1 (16 of 32 channels change bank); (c) L2, bank (p + s) mod 4. Bars: nonzeros per bank; the fullest, m, costs 2m cycles; dashed: m = 36.5, where 2m equals the load of 73 cycles.</w:t>
+        <w:t>Fig. 1. A conv5 input window of the board network on Set12 05.png (the first compute-bound one at W = 4 with the median m, 48). Filled: nonzero, colored by bank (bank 1 dotted). (a) L0, bank p mod 4; (b) Frozen, an L1 (16 of 32 channels change bank); (c) L2, bank (p + s) mod 4; (d) L3, bank (class + s) mod 4. Bars: nonzeros per bank; the fullest, m, costs 2m cycles; dashed: m = 36.5, where 2m equals the load of 73 cycles. Here L3 ties L2; over all of conv5's windows the mean m is 47.6, 42.1, 40.4 and 39.7.</w:t>
       </w:r>
     </w:p>
     <w:p>

--- a/bankperm/PAPER_EN.docx
+++ b/bankperm/PAPER_EN.docx
@@ -129,6 +129,7 @@
         <w:pStyle w:val="Abstract"/>
       </w:pPr>
       <w:r>
+        <w:rPr/>
         <w:t>Abstract—A zero-skipping convolution core whose input banks run in lockstep waits, in every window, for the bank with the most nonzero activations, so the assignment of window taps to banks sets its cycle count. On our integer CNN core for a Zynq XC7Z020, a condition on the layer shapes alone tells where no tap-to-bank layout can change the cycles. We compare three layouts that keep the bitstream and the integer output unchanged: a channel relabeling fitted offline and folded into the adjacent layers, a data-free skew that spreads each channel's taps over the banks, and the two combined. At four values per cycle, two relabelings of a 32-channel denoiser cut the core cycles measured on one image by 7.02% and 7.60%, as a model pushed before the export predicted to the cycle. In counts over 79 test images the skew saves 9.20% and the combination 9.93%, against 7.46% and 8.10% for the relabelings; under pre-registered protocols this order held on all nine networks whose channel count is a multiple of four, and no layout changed the count where the shape condition says it cannot.</w:t>
       </w:r>
     </w:p>
@@ -137,6 +138,7 @@
         <w:pStyle w:val="keywords"/>
       </w:pPr>
       <w:r>
+        <w:rPr/>
         <w:t>Keywords—zero skipping, activation sparsity, load balancing, bank layout, channel permutation, FPGA, CNN accelerator, cycle model</w:t>
       </w:r>
     </w:p>
@@ -145,6 +147,7 @@
         <w:pStyle w:val="1"/>
       </w:pPr>
       <w:r>
+        <w:rPr/>
         <w:t>Introduction</w:t>
       </w:r>
     </w:p>
@@ -153,7 +156,8 @@
         <w:pStyle w:val="a3"/>
       </w:pPr>
       <w:r>
-        <w:t>A core that skips zero activations saves multiplications, but lanes that advance together make each window cost as much as the busiest one, a stall Cnvlutin measures as its own category [1]. Known remedies for activation imbalance change the network or add hardware: S2TA bounds the nonzeros per block by discarding activations [2], and Sense rebalances channels at run time, noting that input maps "cannot be trained offline to balance IFM workload" [3]. Offline reorderings target weights: SparTen sorts filters by density and reorders the next layer's weights to match [4], and Pool and Yu fold into the preceding layer a channel permutation that lets N:M pruning keep more weight magnitude [5]. VARA permutes inputs offline from activation statistics to cluster co-zero inputs, reading them through an index unit [6], and skewed storage gives conflict-free parallel access to the rows and columns of a matrix [7]. Permutation, folding, profiling and skewing are thus not new; our search (Crossref, arXiv, web; October 2026) found no work that spreads co-active channels over lockstep zero-skipping banks by an exact, folded relabeling.</w:t>
+        <w:rPr/>
+        <w:t>A core that skips zero activations saves multiplications, but lanes that advance together make each window cost as much as the busiest one, a stall Cnvlutin measures as its own category [1]. Known remedies change the network or add hardware: S2TA bounds the nonzeros per block [2], and Sense rebalances channels at run time, noting that input maps "cannot be trained offline to balance IFM workload" [3]. Offline reorderings target weights: SparTen sorts filters by density [4], and Pool and Yu fold a channel permutation into the preceding layer for N:M pruning [5]; VARA permutes inputs offline to cluster co-zero inputs behind an index unit [6], and skewed storage gives conflict-free parallel access to a matrix's rows and columns [7]. Permutation, folding, profiling and skewing are thus not new; our search (Crossref, arXiv, web; October 2026) found no work that spreads co-active channels over lockstep zero-skipping banks by an exact, folded relabeling.</w:t>
       </w:r>
     </w:p>
     <w:p>
@@ -161,7 +165,8 @@
         <w:pStyle w:val="a3"/>
       </w:pPr>
       <w:r>
-        <w:t>In our core, four tap banks run in lockstep, and the slot in which the host puts a tap decides its bank. We contribute (i) a shape-only condition necessary for any layout to change a layer's cycles, and its window-port regimes (Section II); (ii) three layouts that keep the bitstream and the integer output unchanged, with checks: a folded channel relabeling, a data-free skew and both combined (Section III); (iii) board cycles of two relabelings, predicted to the cycle (V-A); (iv) two pre-registered ten-network studies with bootstrap intervals (V-B, V-C); (v) fit time and a host-time bound (V-D).</w:t>
+        <w:rPr/>
+        <w:t>In our core, four tap banks run in lockstep, and the slot in which the host puts a tap decides its bank. We contribute (i) a shape-only condition necessary for any layout to change a layer's cycles (Section II); (ii) three layouts that keep the bitstream and the integer output unchanged: a folded channel relabeling, a data-free skew and both combined (Section III); (iii) board cycles of two relabelings, predicted to the cycle (V-A); (iv) two pre-registered ten-network studies (V-B, V-C).</w:t>
       </w:r>
     </w:p>
     <w:p>
@@ -169,6 +174,7 @@
         <w:pStyle w:val="1"/>
       </w:pPr>
       <w:r>
+        <w:rPr/>
         <w:t>Core, Cost Model and Shape Condition</w:t>
       </w:r>
     </w:p>
@@ -183,6 +189,7 @@
         <w:t>Core.</w:t>
       </w:r>
       <w:r>
+        <w:rPr/>
         <w:t xml:space="preserve"> The host builds each layer's windows (im2col), sends them with the layer's weights and requantizes between layers; the core computes every convolution with INT8 weights, 7-bit unsigned activations and INT32 accumulation. Its 64 multipliers form P = 16 output lanes times T = 4 tap banks; its window port takes W values per cycle (W = 2 only in RTL simulation). In sparse mode, used throughout, each bank processes only its nonzero taps; slot j of a window belongs to bank j mod 4.</w:t>
       </w:r>
     </w:p>
@@ -197,30 +204,96 @@
         <w:t>Cost of a window.</w:t>
       </w:r>
       <w:r>
+        <w:rPr/>
         <w:t xml:space="preserve"> For a window with K taps and COUT outputs, and m the largest number of nonzero taps in one bank, the core spends C cycles:</w:t>
       </w:r>
     </w:p>
     <w:p>
       <w:pPr>
         <w:pStyle w:val="a3"/>
+        <w:spacing w:lineRule="exact" w:line="220"/>
         <w:ind w:firstLine="0"/>
         <w:jc w:val="center"/>
       </w:pPr>
       <w:r>
-        <w:t>C = max( ⌈K/W⌉ + 1, ⌈COUT/P⌉ · max(1, m), COUT ),   (1)</w:t>
+        <w:rPr/>
+        <w:t xml:space="preserve">C = max( </w:t>
+      </w:r>
+      <w:r>
+        <w:rPr>
+          <w:rFonts w:ascii="Cambria Math" w:hAnsi="Cambria Math"/>
+        </w:rPr>
+        <w:t>⌈</w:t>
+      </w:r>
+      <w:r>
+        <w:rPr/>
+        <w:t>K/W</w:t>
+      </w:r>
+      <w:r>
+        <w:rPr>
+          <w:rFonts w:ascii="Cambria Math" w:hAnsi="Cambria Math"/>
+        </w:rPr>
+        <w:t>⌉</w:t>
+      </w:r>
+      <w:r>
+        <w:rPr/>
+        <w:t xml:space="preserve"> + 1, </w:t>
+      </w:r>
+      <w:r>
+        <w:rPr>
+          <w:rFonts w:ascii="Cambria Math" w:hAnsi="Cambria Math"/>
+        </w:rPr>
+        <w:t>⌈</w:t>
+      </w:r>
+      <w:r>
+        <w:rPr/>
+        <w:t>COUT/P</w:t>
+      </w:r>
+      <w:r>
+        <w:rPr>
+          <w:rFonts w:ascii="Cambria Math" w:hAnsi="Cambria Math"/>
+        </w:rPr>
+        <w:t>⌉</w:t>
+      </w:r>
+      <w:r>
+        <w:rPr/>
+        <w:t xml:space="preserve"> · max(1, m), COUT ),   (1)</w:t>
       </w:r>
     </w:p>
     <w:p>
       <w:pPr>
         <w:pStyle w:val="a3"/>
-      </w:pPr>
-      <w:r>
-        <w:t>for loading the next window, computing ⌈COUT/P⌉ output groups and emitting COUT results. Each layer adds a fill and drain of min(load, compute of the last window) + 3 + g cycles, g being the outputs in the last group of P, a rule read off board runs of four networks on one image; the first layer has a measured constant (17 cycles for the board network at W = 4). We call (1) summed over the windows the count, and the count plus the fill and drain the exact prediction.</w:t>
+        <w:spacing w:lineRule="exact" w:line="220"/>
+      </w:pPr>
+      <w:r>
+        <w:rPr/>
+        <w:t xml:space="preserve">for loading the next window, computing </w:t>
+      </w:r>
+      <w:r>
+        <w:rPr>
+          <w:rFonts w:ascii="Cambria Math" w:hAnsi="Cambria Math"/>
+        </w:rPr>
+        <w:t>⌈</w:t>
+      </w:r>
+      <w:r>
+        <w:rPr/>
+        <w:t>COUT/P</w:t>
+      </w:r>
+      <w:r>
+        <w:rPr>
+          <w:rFonts w:ascii="Cambria Math" w:hAnsi="Cambria Math"/>
+        </w:rPr>
+        <w:t>⌉</w:t>
+      </w:r>
+      <w:r>
+        <w:rPr/>
+        <w:t xml:space="preserve"> output groups and emitting COUT results. Each layer adds a fill and drain of min(load, compute of the last window) + 3 + g cycles, g being the outputs in the last group of P, a rule read off board runs of four networks on one image; the first layer has a measured constant (17 cycles for the board network at W = 4). We call (1) summed over the windows the count, and the count plus the fill and drain the exact prediction.</w:t>
       </w:r>
     </w:p>
     <w:p>
       <w:pPr>
         <w:pStyle w:val="a3"/>
+        <w:spacing w:lineRule="exact" w:line="220"/>
       </w:pPr>
       <w:r>
         <w:rPr>
@@ -229,25 +302,126 @@
         <w:t>When a layout can pay.</w:t>
       </w:r>
       <w:r>
-        <w:t xml:space="preserve"> A bank holds at most ⌈K/T⌉ taps. No window is then compute-bound for any input, and no layout can change the count, if</w:t>
+        <w:rPr/>
+        <w:t xml:space="preserve"> A bank holds at most </w:t>
+      </w:r>
+      <w:r>
+        <w:rPr>
+          <w:rFonts w:ascii="Cambria Math" w:hAnsi="Cambria Math"/>
+        </w:rPr>
+        <w:t>⌈</w:t>
+      </w:r>
+      <w:r>
+        <w:rPr/>
+        <w:t>K/T</w:t>
+      </w:r>
+      <w:r>
+        <w:rPr>
+          <w:rFonts w:ascii="Cambria Math" w:hAnsi="Cambria Math"/>
+        </w:rPr>
+        <w:t>⌉</w:t>
+      </w:r>
+      <w:r>
+        <w:rPr/>
+        <w:t xml:space="preserve"> taps. No window is then compute-bound for any input, and no layout can change the count, if</w:t>
       </w:r>
     </w:p>
     <w:p>
       <w:pPr>
         <w:pStyle w:val="a3"/>
+        <w:spacing w:lineRule="exact" w:line="220"/>
         <w:ind w:firstLine="0"/>
         <w:jc w:val="center"/>
       </w:pPr>
       <w:r>
-        <w:t>⌈COUT/P⌉ · ⌈K/T⌉ ≤ max( ⌈K/W⌉ + 1, COUT ).   (2)</w:t>
+        <w:rPr>
+          <w:rFonts w:ascii="Cambria Math" w:hAnsi="Cambria Math"/>
+        </w:rPr>
+        <w:t>⌈</w:t>
+      </w:r>
+      <w:r>
+        <w:rPr/>
+        <w:t>COUT/P</w:t>
+      </w:r>
+      <w:r>
+        <w:rPr>
+          <w:rFonts w:ascii="Cambria Math" w:hAnsi="Cambria Math"/>
+        </w:rPr>
+        <w:t>⌉</w:t>
+      </w:r>
+      <w:r>
+        <w:rPr/>
+        <w:t xml:space="preserve"> · </w:t>
+      </w:r>
+      <w:r>
+        <w:rPr>
+          <w:rFonts w:ascii="Cambria Math" w:hAnsi="Cambria Math"/>
+        </w:rPr>
+        <w:t>⌈</w:t>
+      </w:r>
+      <w:r>
+        <w:rPr/>
+        <w:t>K/T</w:t>
+      </w:r>
+      <w:r>
+        <w:rPr>
+          <w:rFonts w:ascii="Cambria Math" w:hAnsi="Cambria Math"/>
+        </w:rPr>
+        <w:t>⌉</w:t>
+      </w:r>
+      <w:r>
+        <w:rPr/>
+        <w:t xml:space="preserve"> ≤ max( </w:t>
+      </w:r>
+      <w:r>
+        <w:rPr>
+          <w:rFonts w:ascii="Cambria Math" w:hAnsi="Cambria Math"/>
+        </w:rPr>
+        <w:t>⌈</w:t>
+      </w:r>
+      <w:r>
+        <w:rPr/>
+        <w:t>K/W</w:t>
+      </w:r>
+      <w:r>
+        <w:rPr>
+          <w:rFonts w:ascii="Cambria Math" w:hAnsi="Cambria Math"/>
+        </w:rPr>
+        <w:t>⌉</w:t>
+      </w:r>
+      <w:r>
+        <w:rPr/>
+        <w:t xml:space="preserve"> + 1, COUT ).   (2)</w:t>
       </w:r>
     </w:p>
     <w:p>
       <w:pPr>
         <w:pStyle w:val="a3"/>
-      </w:pPr>
-      <w:r>
-        <w:t>Failing (2) is thus necessary for a gain; without the rounding, (2) reads COUT ≤ P·T/W, the ridge point of a roofline [8] whose bandwidth roof is the load. So 32-output hidden layers (K = 288: 144 against 145 at W = 2 and 73 at W = 4) can pay only at W = 4, layers with 45 or 64 outputs also at W = 2, and none at W = 1 or in the last layer (COUT ≤ 4). As a reference, perfect balance, m = ⌈n/T⌉ for n nonzero taps, bounds every assignment of a window's taps to lockstep banks.</w:t>
+        <w:spacing w:lineRule="exact" w:line="220"/>
+      </w:pPr>
+      <w:r>
+        <w:rPr/>
+        <w:t xml:space="preserve">Failing (2) is thus necessary for a gain; without the rounding, (2) reads COUT ≤ P·T/W, the ridge point of a roofline [8] whose bandwidth roof is the load. So 32-output hidden layers (K = 288: 144 against 145 at W = 2 and 73 at W = 4) can pay only at W = 4, layers with 45 or 64 outputs also at W = 2, and none at W = 1 or in the last layer (COUT ≤ 4). Perfect balance, m = </w:t>
+      </w:r>
+      <w:r>
+        <w:rPr>
+          <w:rFonts w:ascii="Cambria Math" w:hAnsi="Cambria Math"/>
+        </w:rPr>
+        <w:t>⌈</w:t>
+      </w:r>
+      <w:r>
+        <w:rPr/>
+        <w:t>n/T</w:t>
+      </w:r>
+      <w:r>
+        <w:rPr>
+          <w:rFonts w:ascii="Cambria Math" w:hAnsi="Cambria Math"/>
+        </w:rPr>
+        <w:t>⌉</w:t>
+      </w:r>
+      <w:r>
+        <w:rPr/>
+        <w:t xml:space="preserve"> for n nonzero taps, bounds every tap-to-bank assignment.</w:t>
       </w:r>
     </w:p>
     <w:p>
@@ -255,6 +429,7 @@
         <w:pStyle w:val="1"/>
       </w:pPr>
       <w:r>
+        <w:rPr/>
         <w:t>Three Function-Preserving Layouts</w:t>
       </w:r>
     </w:p>
@@ -263,6 +438,7 @@
         <w:pStyle w:val="a3"/>
       </w:pPr>
       <w:r>
+        <w:rPr/>
         <w:t>In (ky, kx, channel) order, tap s·N + p (s the 3×3 position, p the channel, N the input channels) is in bank p mod 4 when 4 divides N: in this conventional order, L0 or the Original, each bank holds N/4 whole channels (Fig. 1a).</w:t>
       </w:r>
     </w:p>
@@ -277,7 +453,8 @@
         <w:t>Relabeling (L1).</w:t>
       </w:r>
       <w:r>
-        <w:t xml:space="preserve"> Let π map a position p of a hidden map to its original channel. The producer computes its output channels in the order π, with weight rows, biases and requantization scales reordered, and the consumer's weight column for tap s·N + p comes from channel π(p). As ReLU and requantization act per channel and the consumer adds the same INT32 products, the integer output is identical for every input, while π decides which channels share a bank (Fig. 1b). We permute the outputs of conv1 to conv(L−2) of an L-layer network; the last layer, which can never pay, keeps its input. In the maxout and averaging networks, which keep the maximum or mean of maps j and j + N of 2N computed maps, both maps move with π.</w:t>
+        <w:rPr/>
+        <w:t xml:space="preserve"> Let π map a position p of a hidden map to its original channel. The producer computes its output channels in the order π, with weight rows, biases and requantization scales reordered, and the consumer's weight column for tap s·N + p comes from channel π(p). As ReLU and requantization act per channel and the consumer adds the same INT32 products, the integer output is identical for every input, while π decides which channels share a bank (Fig. 1b). We permute the outputs of conv1 to conv(L−2) of an L-layer network; the last layer, which can never pay, keeps its input. In the maxout and averaging networks (maximum or mean of maps j and j + N), both maps move with π.</w:t>
       </w:r>
     </w:p>
     <w:p>
@@ -291,7 +468,8 @@
         <w:t>Skew (L2).</w:t>
       </w:r>
       <w:r>
-        <w:t xml:space="preserve"> Skewed storage [7] applied to the taps: the host puts channel p of position s in slot s·N + (p + s) mod N, bank (p + s) mod 4, which spreads each channel's nine taps 3/2/2/2 over the banks (Fig. 1c). It permutes each window's taps and the consumer's weight columns alike and needs no data and no RTL change; no partial sum, in any order, exceeds |bias| + K·127·128 &lt; 2³¹, so the INT32 result is unchanged. For N = 45, tap s·45 + p is already in bank (s + p) mod 4: there L2 = L0.</w:t>
+        <w:rPr/>
+        <w:t xml:space="preserve"> Skewed storage [7] applied to the taps: the host puts channel p of position s in slot s·N + (p + s) mod N, bank (p + s) mod 4, which spreads each channel's nine taps 3/2/2/2 over the banks (Fig. 1c). It permutes each window's taps and the consumer's weight columns alike and needs no data and no RTL change; no partial sum, in any order, exceeds |bias| + K·127·128 &lt; 2³¹, so the INT32 result is unchanged.</w:t>
       </w:r>
     </w:p>
     <w:p>
@@ -305,7 +483,8 @@
         <w:t>Skew + relabeling (L3).</w:t>
       </w:r>
       <w:r>
-        <w:t xml:space="preserve"> Under the skew, the channel in position p is in bank (s + p) mod 4 at 3×3 position s, so a relabeling still decides which channels share a bank at each s; L3 refits it under this rule and then skews (Fig. 1d).</w:t>
+        <w:rPr/>
+        <w:t xml:space="preserve"> Under the skew, bank b holds at position s the channels of class (b − s) mod 4 (class: p mod 4): class b at positions 0, 4 and 8, each other class at two. The skew thus dilutes a class's excess of nonzeros without removing it, and which channels form a class is still free: L3 refits the relabeling under this rule, then skews (Fig. 1d).</w:t>
       </w:r>
     </w:p>
     <w:p>
@@ -319,7 +498,8 @@
         <w:t>Fitting.</w:t>
       </w:r>
       <w:r>
-        <w:t xml:space="preserve"> Each layer is fitted alone, as relabeled windows are the original's with permuted columns. The recipe draws 2048 windows per fitted layer from Set12 01.png (Cal-1; σ = 25, one noise draw), minimizes their mean of (1) at W = 4, and searches from the identity with 400 proposals, each swapping two channels of different classes (position mod 4), kept only if the objective falls. Under the conventional rule it gave Frozen, the first board layout, and under the skewed rule L3. A second relabeling of the board network, Multi-start, adds Set12 02–03, two noise draws per image (Cal-3) and four random starts (2005 objective evaluations per layer against 401).</w:t>
+        <w:rPr/>
+        <w:t xml:space="preserve"> Each layer is fitted alone, as relabeled windows are the original's with permuted columns. The recipe draws 2048 windows per fitted layer from Set12 01.png (Cal-1; σ = 25, one noise draw), minimizes their mean of (1) at W = 4, and searches from the identity with 400 proposals, each swapping two channels of different classes (position mod 4), kept only if the objective falls. Under the conventional rule it gave Frozen, the first board layout, and under the skewed rule L3. A second relabeling of the board network, Multi-start, adds Set12 02–03, two noise draws per image (Cal-3) and four random starts.</w:t>
       </w:r>
     </w:p>
     <w:p>
@@ -333,11 +513,13 @@
         <w:t>Function preserved.</w:t>
       </w:r>
       <w:r>
-        <w:t xml:space="preserve"> In host emulation every folded L1 relabeling reproduced the original's output on Set12 05.png and BSD68 test001.png (Frozen and Multi-start on all 80 images); on every window of every layer of 05.png, on every network, L2 and L3 reproduced the INT32 accumulators (L3 up to its column order) and the folded L3 the output; and the board driver's own skew path gave identical accumulators and PNGs on both images.</w:t>
-      </w:r>
-    </w:p>
-    <w:p>
-      <w:pPr>
+        <w:rPr/>
+        <w:t xml:space="preserve"> In host emulation every folded L1 reproduced the original's output on Set12 05.png and BSD68 test001.png (Frozen and Multi-start: all 80 images); on 05.png, L2 and L3 reproduced every network's INT32 accumulators in every window (L3 up to its column order) and the folded L3 the output; the board driver's skew path gave identical accumulators and PNGs on both images.</w:t>
+      </w:r>
+    </w:p>
+    <w:p>
+      <w:pPr>
+        <w:spacing w:line="240" w:lineRule="auto"/>
         <w:ind w:firstLine="0"/>
         <w:jc w:val="center"/>
       </w:pPr>
@@ -385,6 +567,7 @@
         </w:numPr>
       </w:pPr>
       <w:r>
+        <w:rPr/>
         <w:t>Fig. 1. A conv5 input window of the board network on Set12 05.png (the first compute-bound one at W = 4 with the median m, 48). Filled: nonzero, colored by bank (bank 1 dotted). (a) L0, bank p mod 4; (b) Frozen, an L1 (16 of 32 channels change bank); (c) L2, bank (p + s) mod 4; (d) L3, bank (class + s) mod 4. Bars: nonzeros per bank; the fullest, m, costs 2m cycles; dashed: m = 36.5, where 2m equals the load of 73 cycles. Here L3 ties L2; over all of conv5's windows the mean m is 47.6, 42.1, 40.4 and 39.7.</w:t>
       </w:r>
     </w:p>
@@ -393,6 +576,7 @@
         <w:pStyle w:val="1"/>
       </w:pPr>
       <w:r>
+        <w:rPr/>
         <w:t>Experimental Setup</w:t>
       </w:r>
     </w:p>
@@ -407,7 +591,8 @@
         <w:t>Networks and images.</w:t>
       </w:r>
       <w:r>
-        <w:t xml:space="preserve"> Ten trained integer DnCNN-style networks [9] of six architectures, for Gaussian noise of σ = 25 on 7-bit inputs: A, 7 layers of 32 channels; B, 10 layers of 64 channels behind a 2×2 space-to-depth input; B-32, the same with 32 channels, with ReLU (training seeds s1–s3), maxout over pairs of 64 computed outputs (s1–s3) or their mean (s2); and a 45-channel ReLU variant. All but A had quantization-aware training. The board network, B-32 ReLU s1, reaches 29.54 dB on Set12 05.png; 37–55% of its hidden layers' window values are nonzero. Test images: Set12 [9] and BSD68 [10], 80 images, one noise draw each; savings are pooled over the 79 other than Set12 01.png, with paired bootstrap 95% intervals over images.</w:t>
+        <w:rPr/>
+        <w:t xml:space="preserve"> Ten trained integer DnCNN-style networks [9] for Gaussian noise of σ = 25 on 7-bit inputs: A, 7 layers of 32 channels; B, 10 layers of 64 channels behind a 2×2 space-to-depth input; B-32, the same with 32 channels, with ReLU (R1–R3, training seeds s1–s3), maxout over pairs of 64 computed outputs (M1–M3) or their mean (Av2, seed s2); and 45, a 45-channel ReLU variant. All but A had quantization-aware training. The board network, B-32 ReLU s1 (R1), reaches 29.54 dB on Set12 05.png; 37–55% of its hidden layers' window values are nonzero. Test images: Set12 [9] and BSD68 [10], 80 images, one noise draw each; savings are pooled over the 79 other than Set12 01.png, with paired bootstrap 95% intervals over images.</w:t>
       </w:r>
     </w:p>
     <w:p>
@@ -421,7 +606,8 @@
         <w:t>Board.</w:t>
       </w:r>
       <w:r>
-        <w:t xml:space="preserve"> The W = 4 bitstream for the XC7Z020 closes timing at 100 MHz (worst negative slack +0.130 ns), uses 11,151 LUTs (21%), 71 of 140 BRAM36-equivalent tiles and no DSP slice, and ran at the board preset's 50 MHz. One bitstream ran all layouts; per layer the driver checks the output against the integer model and reads the cycle counter CYCLES and the DMA-wait counter IN_STALL. On 05.png the Original ran once as a canary, then each layout three times in alternation. These board cycles are transcribed from run notes, each checked by a script against its cited line, until the raw reports are committed (only an earlier run of the Original is). All other cycle numbers are counts over the windows of the host emulation, which reproduces every network's reference PSNR on all 80 images.</w:t>
+        <w:rPr/>
+        <w:t xml:space="preserve"> The W = 4 bitstream for the XC7Z020 closes timing at 100 MHz (slack +0.130 ns), uses 11,151 LUTs (21%), 71 of 140 BRAM36-equivalent tiles and no DSP slice, and ran at the board preset's 50 MHz. One bitstream ran all layouts; per layer the driver checks the output against the integer model and reads the cycle counter CYCLES and the DMA-wait counter IN_STALL. On 05.png the Original ran once as a canary, then each layout three times in alternation. Until the raw reports are committed (only an earlier run of the Original is), these board cycles are transcribed from run notes, each checked by a script against its line. All other cycle numbers are counts in the host emulation, which reproduces every network's reference PSNR on all 80 images.</w:t>
       </w:r>
     </w:p>
     <w:p>
@@ -435,6 +621,7 @@
         <w:t>What was fixed when</w:t>
       </w:r>
       <w:r>
+        <w:rPr/>
         <w:t xml:space="preserve"> (GitHub push times, UTC). The fill-and-drain rule (6dc0e60, 10-17 13:15) preceded both exports, and Frozen's per-layer count savings on 05.png (9cf9c79, 10-17 18:38) preceded the board runs. PROTOCOL (c2299e2, 10-18 18:32) fixed the recipe, the evaluation, condition (2) per layer and hypotheses H0–H3 before any fit on the other nine networks; PROTOCOL_2 (951c8f1, 10-19 06:07) fixed L2, L3, the bootstrap and H4–H6 before the L3 fit and the study's counts (earlier ones: Sec. VI).</w:t>
       </w:r>
     </w:p>
@@ -443,6 +630,7 @@
         <w:pStyle w:val="1"/>
       </w:pPr>
       <w:r>
+        <w:rPr/>
         <w:t>Results</w:t>
       </w:r>
     </w:p>
@@ -451,6 +639,7 @@
         <w:pStyle w:val="2"/>
       </w:pPr>
       <w:r>
+        <w:rPr/>
         <w:t>Board Measurement</w:t>
       </w:r>
     </w:p>
@@ -459,7 +648,8 @@
         <w:pStyle w:val="a3"/>
       </w:pPr>
       <w:r>
-        <w:t>On Set12 05.png, Multi-start lowered the board cycles by 7.60% and Frozen by 7.02% (Table I). The repeats gave the same numbers, except 12 more cycles in Frozen's third run, all in conv10, where IN_STALL was also 12; none of the 90 layer runs of the repeats had an output mismatch. In all 63 comparisons (every layer of Original and Multi-start, sums and totals of canary, repeats and the earlier run), CYCLES − IN_STALL equaled the exact prediction. The fill-and-drain rule was read off runs that include the Original's layers, the repeats are deterministic, and conv1 and conv10 see the same windows in every layout; so nine comparisons are out of sample, all on one image: Multi-start's conv2–conv9 and Frozen's conv2–9 sum. This bitstream's IN_STALL misses DMA starvation at window boundaries (fixed in later RTL); the fill-and-drain rule could absorb a stall common to all layouts, so the match excludes only stalls that differ between them. Board runs of L0, Frozen, Multi-start and L2 on Set12 05–08, with every layer's cycles predicted before them (7312a84), are under way, and an addendum (d6521ec) adds L3; no result of them is claimed here.</w:t>
+        <w:rPr/>
+        <w:t>On Set12 05.png, Multi-start lowered the board cycles by 7.60% and Frozen by 7.02% (Table I). The repeats gave the same numbers, except 12 more cycles in Frozen's third run, all in conv10, where IN_STALL was also 12; none of their 90 layer runs had an output mismatch. In all 63 comparisons (every layer of Original and Multi-start, sums and totals of canary, repeats and the earlier run), CYCLES − IN_STALL equaled the exact prediction. As the fill-and-drain rule was read off runs including the Original's layers, the repeats are deterministic and conv1 and conv10 see the same windows in every layout, nine comparisons are out of sample, all on one image: Multi-start's conv2–conv9 and Frozen's conv2–9 sum. This bitstream's IN_STALL misses DMA starvation at window boundaries; the rule could absorb a stall common to all layouts, so the match excludes only stalls that differ between them. Board runs of L0, Frozen, Multi-start and L2 on Set12 05–08, every layer predicted before them (7312a84), and of L3 (addendum d6521ec) are under way; no result of them is claimed here.</w:t>
       </w:r>
     </w:p>
     <w:p>
@@ -471,6 +661,7 @@
         </w:numPr>
       </w:pPr>
       <w:r>
+        <w:rPr/>
         <w:t>Table I. Board cycles of B-32 ReLU s1 on Set12 05.png at W = 4 (repeat 1, transcribed), each equal to its exact prediction, and savings from them.</w:t>
       </w:r>
     </w:p>
@@ -502,6 +693,7 @@
               <w:spacing w:before="20" w:after="20"/>
             </w:pPr>
             <w:r>
+              <w:rPr/>
               <w:t>Layout</w:t>
             </w:r>
           </w:p>
@@ -517,6 +709,7 @@
               <w:jc w:val="center"/>
             </w:pPr>
             <w:r>
+              <w:rPr/>
               <w:t>conv2–9</w:t>
             </w:r>
           </w:p>
@@ -532,6 +725,7 @@
               <w:jc w:val="center"/>
             </w:pPr>
             <w:r>
+              <w:rPr/>
               <w:t>Total</w:t>
             </w:r>
           </w:p>
@@ -547,6 +741,7 @@
               <w:jc w:val="center"/>
             </w:pPr>
             <w:r>
+              <w:rPr/>
               <w:t>Saving (%), conv2–9/total</w:t>
             </w:r>
           </w:p>
@@ -563,6 +758,7 @@
               <w:spacing w:before="20" w:after="20"/>
             </w:pPr>
             <w:r>
+              <w:rPr/>
               <w:t>Original</w:t>
             </w:r>
           </w:p>
@@ -578,6 +774,7 @@
               <w:jc w:val="center"/>
             </w:pPr>
             <w:r>
+              <w:rPr/>
               <w:t>11,421,202</w:t>
             </w:r>
           </w:p>
@@ -593,6 +790,7 @@
               <w:jc w:val="center"/>
             </w:pPr>
             <w:r>
+              <w:rPr/>
               <w:t>13,289,030</w:t>
             </w:r>
           </w:p>
@@ -608,6 +806,7 @@
               <w:jc w:val="center"/>
             </w:pPr>
             <w:r>
+              <w:rPr/>
               <w:t>—</w:t>
             </w:r>
           </w:p>
@@ -624,6 +823,7 @@
               <w:spacing w:before="20" w:after="20"/>
             </w:pPr>
             <w:r>
+              <w:rPr/>
               <w:t>Frozen</w:t>
             </w:r>
           </w:p>
@@ -639,6 +839,7 @@
               <w:jc w:val="center"/>
             </w:pPr>
             <w:r>
+              <w:rPr/>
               <w:t>10,487,986</w:t>
             </w:r>
           </w:p>
@@ -654,6 +855,7 @@
               <w:jc w:val="center"/>
             </w:pPr>
             <w:r>
+              <w:rPr/>
               <w:t>12,355,814</w:t>
             </w:r>
           </w:p>
@@ -669,6 +871,7 @@
               <w:jc w:val="center"/>
             </w:pPr>
             <w:r>
+              <w:rPr/>
               <w:t>8.17/7.02</w:t>
             </w:r>
           </w:p>
@@ -685,6 +888,7 @@
               <w:spacing w:before="20" w:after="20"/>
             </w:pPr>
             <w:r>
+              <w:rPr/>
               <w:t>Multi-start</w:t>
             </w:r>
           </w:p>
@@ -700,6 +904,7 @@
               <w:jc w:val="center"/>
             </w:pPr>
             <w:r>
+              <w:rPr/>
               <w:t>10,410,591</w:t>
             </w:r>
           </w:p>
@@ -715,6 +920,7 @@
               <w:jc w:val="center"/>
             </w:pPr>
             <w:r>
+              <w:rPr/>
               <w:t>12,278,419</w:t>
             </w:r>
           </w:p>
@@ -730,6 +936,7 @@
               <w:jc w:val="center"/>
             </w:pPr>
             <w:r>
+              <w:rPr/>
               <w:t>8.85/7.60</w:t>
             </w:r>
           </w:p>
@@ -741,6 +948,7 @@
         <w:pStyle w:val="2"/>
       </w:pPr>
       <w:r>
+        <w:rPr/>
         <w:t>Ten Networks under Two Protocols</w:t>
       </w:r>
     </w:p>
@@ -749,7 +957,8 @@
         <w:pStyle w:val="a3"/>
       </w:pPr>
       <w:r>
-        <w:t>PROTOCOL fixed two checks and two sign predictions, which all held. H0: our code reproduced Frozen in all eight layers, and its export byte for byte. H1: wherever (2) holds, at W = 1 on all networks and at W = 2 on A and B-32 ReLU s1–s3, the relabeled count equaled the original on all 80 images. H2: the pooled W = 4 saving of L1 was positive on all ten networks, 1.09–10.80% (Fig. 2; the sign was known for B, maxout s1 and the board network). H3: the pooled W = 2 saving was positive on all six networks where (2) allows it, 3.36–7.37% on five and 0.022% on the 45-channel network.</w:t>
+        <w:rPr/>
+        <w:t>PROTOCOL's two checks and two sign predictions all held. H0: our code reproduced Frozen in all eight layers, and its export byte for byte. H1: wherever (2) holds, at W = 1 on all networks and at W = 2 on A and R1–R3, the relabeled count equaled the original on all 80 images. H2: the pooled W = 4 saving of L1 was positive on all ten networks, 1.09–10.80% (Fig. 2; the sign was known for B, M1 and R1). H3: the pooled W = 2 saving was positive on all six networks where (2) allows it, 3.36–7.37% on five and 0.022% on 45.</w:t>
       </w:r>
     </w:p>
     <w:p>
@@ -757,11 +966,13 @@
         <w:pStyle w:val="a3"/>
       </w:pPr>
       <w:r>
-        <w:t>PROTOCOL_2 fixed three more, which also held. H4: wherever (2) holds, L2 and L3 counted exactly as L0 on all 80 images, in every layer. H5: at W = 4, L2 saved more than L1 on all nine networks with N mod 4 = 0, by 0.90–2.36 points (known for the board network). H6: L3 saved more than L2 on all nine, by 0.48–1.18 points, and on the board network by 0.73 points (95% interval [0.70, 0.75]): under the skew a relabeling still pays, but far less than alone (7.46%). Not hypotheses: L3 saved more than L2 on each of the 79 images of all nine; at W = 2 the order L3 &gt; L2 &gt; L1 held on the five networks with N mod 4 = 0 where (2) allows a gain, L3 by 0.46–0.85 points over L2; no image counted more cycles under any layout at any W.</w:t>
-      </w:r>
-    </w:p>
-    <w:p>
-      <w:pPr>
+        <w:rPr/>
+        <w:t>PROTOCOL_2's three also held. H4: wherever (2) holds, L2 and L3 counted exactly as L0 on all 80 images, in every layer. H5: at W = 4, L2 saved more than L1 on all nine networks with N mod 4 = 0, by 0.90–2.36 points (known for R1). H6: L3 saved more than L2 on all nine, by 0.48–1.18 points, on R1 by 0.73 (95% interval [0.70, 0.75]). L3 was fitted on 01.png alone, so this gain is out of sample, and it is consistent: on each of the nine networks the interval of L3 − L2 excludes 0; L3 counted fewer cycles than L2 on all 711 image–network pairs and, pooled, in all 69 fitted layers; on R1, 01.png itself gained 0.71 points, the test images a median of 0.72. At W = 2, L3 &gt; L2 &gt; L1 held on the five networks with N mod 4 = 0 where (2) allows a gain, L3 by 0.46–0.85 points; no image counted more cycles under any layout at any W.</w:t>
+      </w:r>
+    </w:p>
+    <w:p>
+      <w:pPr>
+        <w:spacing w:line="240" w:lineRule="auto"/>
         <w:ind w:firstLine="0"/>
         <w:jc w:val="center"/>
       </w:pPr>
@@ -809,7 +1020,8 @@
         </w:numPr>
       </w:pPr>
       <w:r>
-        <w:t>Fig. 2. Pooled saving over the 79 images (count, conv1–convL) at W = 4 (top) and W = 2 (bottom) of L1 (relabeling), L2 (skew) and L3 (skew + relabeling); 95% intervals (at most ±0.39 points) are narrower than the markers. ×: (2) holds in every layer; all layouts count as L0 on all 80 images. On 45 (N mod 4 = 1), L2 = L0 and L3 = L1. A: 7 × 32; B: 10 × 64; R1–R3, M1–M3: B-32 ReLU and maxout, seeds s1–s3 (R1: board network); Av2: averaging, s2; 45: 10 × 45 ReLU.</w:t>
+        <w:rPr/>
+        <w:t>Fig. 2. Pooled saving over the 79 images (count, conv1–convL) at W = 4 (top) and W = 2 (bottom) of L1 (relabeling), L2 (skew) and L3 (skew + relabeling); 95% intervals (at most ±0.39 points) are narrower than the markers. ×: (2) holds in every layer; all layouts count as L0 on all 80 images. On 45 (N mod 4 = 1), L2 = L0 and L3 = L1. Networks: Sec. IV (R1: board network).</w:t>
       </w:r>
     </w:p>
     <w:p>
@@ -817,6 +1029,7 @@
         <w:pStyle w:val="2"/>
       </w:pPr>
       <w:r>
+        <w:rPr/>
         <w:t>The Board Network on 79 Images</w:t>
       </w:r>
     </w:p>
@@ -825,11 +1038,13 @@
         <w:pStyle w:val="a3"/>
       </w:pPr>
       <w:r>
-        <w:t>At W = 4, L2 saved more than both board relabelings on each of the 79 images (Fig. 3); L3 reached 82.6% of the perfect-balance saving (Table II). On 05.png the counts give 9.39% (L3) and 8.64% (L2), against 7.02% and 7.60% for Frozen and Multi-start and 11.49% for perfect balance. Pooled, L2 also beat L1 fitted on each test image and a Sense-like sort by each channel's nonzero count in it; a density deal after SparTen [4] saved least (a comparison of procedures, not of co-activation against density). Multi-start's lead over Frozen comes from Frozen's seed (the worst of five), data and budget, not restarts: greedy search with equal data and budget beat it on four of five seeds.</w:t>
-      </w:r>
-    </w:p>
-    <w:p>
-      <w:pPr>
+        <w:rPr/>
+        <w:t>At W = 4, L2 saved more than both board relabelings, and L3 more than L2, on each of the 79 images (Fig. 3). L3 removed 26% of the imbalance that L2 leaves, reaching 82.6% of the perfect-balance saving against 76.6% (Table II), with the same host reorder as L2. On 05.png the counts give 9.39% (L3) and 8.64% (L2), against 7.02% and 7.60% for Frozen and Multi-start and 11.49% for perfect balance. Pooled, L2 also beat L1 fitted on each test image (8.45%) and a Sense-like sort by each channel's nonzero count in it; a density deal after SparTen [4] saved least (a comparison of procedures, not of co-activation against density).</w:t>
+      </w:r>
+    </w:p>
+    <w:p>
+      <w:pPr>
+        <w:spacing w:line="240" w:lineRule="auto"/>
         <w:ind w:firstLine="0"/>
         <w:jc w:val="center"/>
       </w:pPr>
@@ -877,6 +1092,7 @@
         </w:numPr>
       </w:pPr>
       <w:r>
+        <w:rPr/>
         <w:t>Fig. 3. Per-image W = 4 saving (count) of the board network on the 79 images other than Set12 01.png (calibration of Frozen and L3; Multi-start also used 02–03), sorted by the bound; legend: pooled saving; dotted: the board image.</w:t>
       </w:r>
     </w:p>
@@ -889,6 +1105,7 @@
         </w:numPr>
       </w:pPr>
       <w:r>
+        <w:rPr/>
         <w:t>Table II. B-32 ReLU s1 at W = 4 (count, 79 images): pooled saving against L0 [95% interval] and share (%) of the perfect-balance saving. p.i.: uses the test image (no interval); †: Cal-3 includes two of the 79; density, Sense-like: best of three variants on these images.</w:t>
       </w:r>
     </w:p>
@@ -920,6 +1137,7 @@
               <w:spacing w:before="20" w:after="20"/>
             </w:pPr>
             <w:r>
+              <w:rPr/>
               <w:t>Layout</w:t>
             </w:r>
           </w:p>
@@ -935,6 +1153,7 @@
               <w:jc w:val="center"/>
             </w:pPr>
             <w:r>
+              <w:rPr/>
               <w:t>Data</w:t>
             </w:r>
           </w:p>
@@ -950,6 +1169,7 @@
               <w:jc w:val="center"/>
             </w:pPr>
             <w:r>
+              <w:rPr/>
               <w:t>Pooled (%)</w:t>
             </w:r>
           </w:p>
@@ -965,6 +1185,7 @@
               <w:jc w:val="center"/>
             </w:pPr>
             <w:r>
+              <w:rPr/>
               <w:t>Share</w:t>
             </w:r>
           </w:p>
@@ -981,6 +1202,7 @@
               <w:spacing w:before="20" w:after="20"/>
             </w:pPr>
             <w:r>
+              <w:rPr/>
               <w:t>Density balance [4]</w:t>
             </w:r>
           </w:p>
@@ -996,6 +1218,7 @@
               <w:jc w:val="center"/>
             </w:pPr>
             <w:r>
+              <w:rPr/>
               <w:t>Cal-1</w:t>
             </w:r>
           </w:p>
@@ -1011,6 +1234,7 @@
               <w:jc w:val="center"/>
             </w:pPr>
             <w:r>
+              <w:rPr/>
               <w:t>3.69 [3.50, 3.88]</w:t>
             </w:r>
           </w:p>
@@ -1026,6 +1250,7 @@
               <w:jc w:val="center"/>
             </w:pPr>
             <w:r>
+              <w:rPr/>
               <w:t>30.7</w:t>
             </w:r>
           </w:p>
@@ -1042,6 +1267,7 @@
               <w:spacing w:before="20" w:after="20"/>
             </w:pPr>
             <w:r>
+              <w:rPr/>
               <w:t>Sense-like sort [3]</w:t>
             </w:r>
           </w:p>
@@ -1057,6 +1283,7 @@
               <w:jc w:val="center"/>
             </w:pPr>
             <w:r>
+              <w:rPr/>
               <w:t>p.i.</w:t>
             </w:r>
           </w:p>
@@ -1072,6 +1299,7 @@
               <w:jc w:val="center"/>
             </w:pPr>
             <w:r>
+              <w:rPr/>
               <w:t>4.89</w:t>
             </w:r>
           </w:p>
@@ -1087,6 +1315,7 @@
               <w:jc w:val="center"/>
             </w:pPr>
             <w:r>
+              <w:rPr/>
               <w:t>40.7</w:t>
             </w:r>
           </w:p>
@@ -1103,6 +1332,7 @@
               <w:spacing w:before="20" w:after="20"/>
             </w:pPr>
             <w:r>
+              <w:rPr/>
               <w:t>L1 Frozen</w:t>
             </w:r>
           </w:p>
@@ -1118,6 +1348,7 @@
               <w:jc w:val="center"/>
             </w:pPr>
             <w:r>
+              <w:rPr/>
               <w:t>Cal-1</w:t>
             </w:r>
           </w:p>
@@ -1133,6 +1364,7 @@
               <w:jc w:val="center"/>
             </w:pPr>
             <w:r>
+              <w:rPr/>
               <w:t>7.46 [7.16, 7.78]</w:t>
             </w:r>
           </w:p>
@@ -1148,6 +1380,7 @@
               <w:jc w:val="center"/>
             </w:pPr>
             <w:r>
+              <w:rPr/>
               <w:t>62.1</w:t>
             </w:r>
           </w:p>
@@ -1164,6 +1397,7 @@
               <w:spacing w:before="20" w:after="20"/>
             </w:pPr>
             <w:r>
+              <w:rPr/>
               <w:t>L1 Multi-start</w:t>
             </w:r>
           </w:p>
@@ -1179,6 +1413,7 @@
               <w:jc w:val="center"/>
             </w:pPr>
             <w:r>
+              <w:rPr/>
               <w:t>Cal-3†</w:t>
             </w:r>
           </w:p>
@@ -1194,6 +1429,7 @@
               <w:jc w:val="center"/>
             </w:pPr>
             <w:r>
+              <w:rPr/>
               <w:t>8.10 [7.80, 8.39]</w:t>
             </w:r>
           </w:p>
@@ -1209,6 +1445,7 @@
               <w:jc w:val="center"/>
             </w:pPr>
             <w:r>
+              <w:rPr/>
               <w:t>67.4</w:t>
             </w:r>
           </w:p>
@@ -1225,7 +1462,8 @@
               <w:spacing w:before="20" w:after="20"/>
             </w:pPr>
             <w:r>
-              <w:t>L1 fitted per image</w:t>
+              <w:rPr/>
+              <w:t>L2 skew</w:t>
             </w:r>
           </w:p>
         </w:tc>
@@ -1240,7 +1478,8 @@
               <w:jc w:val="center"/>
             </w:pPr>
             <w:r>
-              <w:t>p.i.</w:t>
+              <w:rPr/>
+              <w:t>none</w:t>
             </w:r>
           </w:p>
         </w:tc>
@@ -1255,7 +1494,8 @@
               <w:jc w:val="center"/>
             </w:pPr>
             <w:r>
-              <w:t>8.45</w:t>
+              <w:rPr/>
+              <w:t>9.20 [8.82, 9.58]</w:t>
             </w:r>
           </w:p>
         </w:tc>
@@ -1270,7 +1510,8 @@
               <w:jc w:val="center"/>
             </w:pPr>
             <w:r>
-              <w:t>70.3</w:t>
+              <w:rPr/>
+              <w:t>76.6</w:t>
             </w:r>
           </w:p>
         </w:tc>
@@ -1286,7 +1527,8 @@
               <w:spacing w:before="20" w:after="20"/>
             </w:pPr>
             <w:r>
-              <w:t>L2 skew</w:t>
+              <w:rPr/>
+              <w:t>L3 skew + relabeling</w:t>
             </w:r>
           </w:p>
         </w:tc>
@@ -1301,7 +1543,8 @@
               <w:jc w:val="center"/>
             </w:pPr>
             <w:r>
-              <w:t>none</w:t>
+              <w:rPr/>
+              <w:t>Cal-1</w:t>
             </w:r>
           </w:p>
         </w:tc>
@@ -1316,7 +1559,8 @@
               <w:jc w:val="center"/>
             </w:pPr>
             <w:r>
-              <w:t>9.20 [8.82, 9.58]</w:t>
+              <w:rPr/>
+              <w:t>9.93 [9.54, 10.32]</w:t>
             </w:r>
           </w:p>
         </w:tc>
@@ -1331,7 +1575,8 @@
               <w:jc w:val="center"/>
             </w:pPr>
             <w:r>
-              <w:t>76.6</w:t>
+              <w:rPr/>
+              <w:t>82.6</w:t>
             </w:r>
           </w:p>
         </w:tc>
@@ -1347,7 +1592,8 @@
               <w:spacing w:before="20" w:after="20"/>
             </w:pPr>
             <w:r>
-              <w:t>L3 skew + relabeling</w:t>
+              <w:rPr/>
+              <w:t>Perfect balance</w:t>
             </w:r>
           </w:p>
         </w:tc>
@@ -1362,7 +1608,8 @@
               <w:jc w:val="center"/>
             </w:pPr>
             <w:r>
-              <w:t>Cal-1</w:t>
+              <w:rPr/>
+              <w:t>—</w:t>
             </w:r>
           </w:p>
         </w:tc>
@@ -1377,7 +1624,8 @@
               <w:jc w:val="center"/>
             </w:pPr>
             <w:r>
-              <w:t>9.93 [9.54, 10.32]</w:t>
+              <w:rPr/>
+              <w:t>12.02 [11.59, 12.44]</w:t>
             </w:r>
           </w:p>
         </w:tc>
@@ -1392,67 +1640,7 @@
               <w:jc w:val="center"/>
             </w:pPr>
             <w:r>
-              <w:t>82.6</w:t>
-            </w:r>
-          </w:p>
-        </w:tc>
-      </w:tr>
-      <w:tr>
-        <w:tc>
-          <w:tcPr>
-            <w:tcW w:type="dxa" w:w="1681"/>
-          </w:tcPr>
-          <w:p>
-            <w:pPr>
-              <w:pStyle w:val="tablecopy"/>
-              <w:spacing w:before="20" w:after="20"/>
-            </w:pPr>
-            <w:r>
-              <w:t>Perfect balance</w:t>
-            </w:r>
-          </w:p>
-        </w:tc>
-        <w:tc>
-          <w:tcPr>
-            <w:tcW w:type="dxa" w:w="700"/>
-          </w:tcPr>
-          <w:p>
-            <w:pPr>
-              <w:pStyle w:val="tablecopy"/>
-              <w:spacing w:before="20" w:after="20"/>
-              <w:jc w:val="center"/>
-            </w:pPr>
-            <w:r>
-              <w:t>—</w:t>
-            </w:r>
-          </w:p>
-        </w:tc>
-        <w:tc>
-          <w:tcPr>
-            <w:tcW w:type="dxa" w:w="1681"/>
-          </w:tcPr>
-          <w:p>
-            <w:pPr>
-              <w:pStyle w:val="tablecopy"/>
-              <w:spacing w:before="20" w:after="20"/>
-              <w:jc w:val="center"/>
-            </w:pPr>
-            <w:r>
-              <w:t>12.02 [11.59, 12.44]</w:t>
-            </w:r>
-          </w:p>
-        </w:tc>
-        <w:tc>
-          <w:tcPr>
-            <w:tcW w:type="dxa" w:w="700"/>
-          </w:tcPr>
-          <w:p>
-            <w:pPr>
-              <w:pStyle w:val="tablecopy"/>
-              <w:spacing w:before="20" w:after="20"/>
-              <w:jc w:val="center"/>
-            </w:pPr>
-            <w:r>
+              <w:rPr/>
               <w:t>100</w:t>
             </w:r>
           </w:p>
@@ -1464,6 +1652,7 @@
         <w:pStyle w:val="2"/>
       </w:pPr>
       <w:r>
+        <w:rPr/>
         <w:t>Cost</w:t>
       </w:r>
     </w:p>
@@ -1472,7 +1661,8 @@
         <w:pStyle w:val="a3"/>
       </w:pPr>
       <w:r>
-        <w:t>Fitting a network took under 30 s (L1 or L3); L2 needs none. Single-threaded on an x86 server, the host's work for 05.png (input, im2col, requantization) took 31 ms (32 ms on the Multi-start export) against the core's 266 ms at 50 MHz: back to back, Multi-start's 7.60% core saving is 6.3–6.8% end to end, and all of it if the host overlaps the next image; L2's reordering after im2col adds 4.2 ms. This bound omits the transfer of windows and results and the JTAG harness that ran the board (315 s per image, 0.08% of it in the core), and the Zynq's ARM cores would be slower than the server; energy was not measured.</w:t>
+        <w:rPr/>
+        <w:t>Fitting a network took under 30 s (L1 or L3); L2 needs none. Single-threaded on an x86 server, the host's work for 05.png (input, im2col, requantization) took 31 ms (32 ms on the Multi-start export) against the core's 266 ms at 50 MHz: back to back, Multi-start's 7.60% core saving is 6.3–6.8% end to end, and all of it if the host overlaps the next image; the skew's reordering after im2col adds 4.2 ms. This omits the transfer of windows and results and the JTAG harness that ran the board (315 s per image); the Zynq's ARM cores would be slower than the server; energy was not measured.</w:t>
       </w:r>
     </w:p>
     <w:p>
@@ -1480,6 +1670,7 @@
         <w:pStyle w:val="1"/>
       </w:pPr>
       <w:r>
+        <w:rPr/>
         <w:t>Limitations</w:t>
       </w:r>
     </w:p>
@@ -1489,6 +1680,7 @@
         <w:ind w:firstLine="0" w:left="198"/>
       </w:pPr>
       <w:r>
+        <w:rPr/>
         <w:t xml:space="preserve">• </w:t>
       </w:r>
       <w:r>
@@ -1498,6 +1690,7 @@
         <w:t>Board evidence.</w:t>
       </w:r>
       <w:r>
+        <w:rPr/>
         <w:t xml:space="preserve"> The board measured just two relabelings, on one network and one image; L2 and L3 are counts.</w:t>
       </w:r>
     </w:p>
@@ -1507,6 +1700,7 @@
         <w:ind w:firstLine="0" w:left="198"/>
       </w:pPr>
       <w:r>
+        <w:rPr/>
         <w:t xml:space="preserve">• </w:t>
       </w:r>
       <w:r>
@@ -1516,7 +1710,8 @@
         <w:t>Scope and selection.</w:t>
       </w:r>
       <w:r>
-        <w:t xml:space="preserve"> Only DnCNN-family denoisers at σ = 25, one noise draw per image (the intervals resample images only); BSD68 was part of the networks' development; banks decoupled by FIFOs and other P, T or kernel sizes were not evaluated. Multi-start was chosen for the board after its BSD68 counts had been seen. Before PROTOCOL_2, L2 had been counted on the board network (and on 05.png of four others), and uncommitted counts of L2 on eight images of B and maxout s1 and of L3 on seven of the board network had been seen (PROTOCOL_2 lists them).</w:t>
+        <w:rPr/>
+        <w:t xml:space="preserve"> Only DnCNN-family denoisers at σ = 25, one noise draw per image (the intervals resample images only); BSD68 was part of the networks' development; FIFO-decoupled banks and other P, T or kernel sizes were not evaluated. Multi-start was chosen for the board after its BSD68 counts had been seen. Before PROTOCOL_2, L2 had been counted on R1 (and on 05.png of four others), and uncommitted counts of L2 on eight images of B and M1 and of L3 on seven of R1 had been seen (PROTOCOL_2 lists them).</w:t>
       </w:r>
     </w:p>
     <w:p>
@@ -1524,6 +1719,7 @@
         <w:pStyle w:val="1"/>
       </w:pPr>
       <w:r>
+        <w:rPr/>
         <w:t>Conclusion</w:t>
       </w:r>
     </w:p>
@@ -1532,7 +1728,8 @@
         <w:pStyle w:val="a3"/>
       </w:pPr>
       <w:r>
-        <w:t>The layer shapes tell where the tap-to-bank layout of a lockstep zero-skipping core can matter. Where it can, in counts over 79 images, the data-free skew removed more bank imbalance than a fitted relabeling, and a relabeling fitted under the skew removed more still, on all nine networks with N mod 4 = 0. Scripts, layouts, per-image counts and the source of every number are at https://github.com/qewr1234/FPGA (bankperm/).</w:t>
+        <w:rPr/>
+        <w:t>The layer shapes tell where the tap-to-bank layout of a lockstep zero-skipping core can matter. Where it can, in counts over 79 images, the data-free skew removed more bank imbalance than a fitted relabeling, and a relabeling fitted under the skew removed more still, on all nine networks with N mod 4 = 0, on every test image and in every fitted layer. The two are complementary: the skew spreads each channel over the banks, the relabeling chooses which channels travel together. Scripts, layouts, per-image counts and the source of every number are at https://github.com/qewr1234/FPGA (bankperm/).</w:t>
       </w:r>
     </w:p>
     <w:p>
@@ -1540,6 +1737,7 @@
         <w:pStyle w:val="5"/>
       </w:pPr>
       <w:r>
+        <w:rPr/>
         <w:t>Acknowledgment</w:t>
       </w:r>
     </w:p>
@@ -1548,6 +1746,7 @@
         <w:pStyle w:val="a3"/>
       </w:pPr>
       <w:r>
+        <w:rPr/>
         <w:t>This study was conducted with the support of the Ministry of Science and ICT and the Institute for Information &amp; Communications Technology Planning &amp; Evaluation (IITP) under the 'SW-oriented University Program.'</w:t>
       </w:r>
     </w:p>
@@ -1556,6 +1755,7 @@
         <w:pStyle w:val="5"/>
       </w:pPr>
       <w:r>
+        <w:rPr/>
         <w:t>References</w:t>
       </w:r>
     </w:p>
@@ -1564,6 +1764,7 @@
         <w:pStyle w:val="references"/>
       </w:pPr>
       <w:r>
+        <w:rPr/>
         <w:t xml:space="preserve">J. Albericio, P. Judd, T. Hetherington, T. Aamodt, N. Enright Jerger, and A. Moshovos, "Cnvlutin: Ineffectual-neuron-free deep neural network computing," in </w:t>
       </w:r>
       <w:r>
@@ -1573,7 +1774,8 @@
         <w:t>Proc. ACM/IEEE 43rd Annu. Int. Symp. Comput. Archit. (ISCA)</w:t>
       </w:r>
       <w:r>
-        <w:t>, 2016, pp. 1–13, doi: 10.1109/ISCA.2016.11.</w:t>
+        <w:rPr/>
+        <w:t>, 2016, pp. 1–13.</w:t>
       </w:r>
     </w:p>
     <w:p>
@@ -1581,6 +1783,7 @@
         <w:pStyle w:val="references"/>
       </w:pPr>
       <w:r>
+        <w:rPr/>
         <w:t xml:space="preserve">Z.-G. Liu, P. N. Whatmough, Y. Zhu, and M. Mattina, "S2TA: Exploiting structured sparsity for energy-efficient mobile CNN acceleration," in </w:t>
       </w:r>
       <w:r>
@@ -1590,7 +1793,8 @@
         <w:t>Proc. IEEE Int. Symp. High-Perform. Comput. Archit. (HPCA)</w:t>
       </w:r>
       <w:r>
-        <w:t>, 2022, pp. 573–586, doi: 10.1109/HPCA53966.2022.00049.</w:t>
+        <w:rPr/>
+        <w:t>, 2022, pp. 573–586.</w:t>
       </w:r>
     </w:p>
     <w:p>
@@ -1598,6 +1802,7 @@
         <w:pStyle w:val="references"/>
       </w:pPr>
       <w:r>
+        <w:rPr/>
         <w:t xml:space="preserve">W. Sun, D. Liu, Z. Zou, W. Sun, S. Chen, and Y. Kang, "Sense: Model-hardware codesign for accelerating sparse CNNs on systolic arrays," </w:t>
       </w:r>
       <w:r>
@@ -1607,7 +1812,8 @@
         <w:t>IEEE Trans. Very Large Scale Integr. (VLSI) Syst.</w:t>
       </w:r>
       <w:r>
-        <w:t>, vol. 31, no. 4, pp. 470–483, 2023, doi: 10.1109/TVLSI.2023.3241933.</w:t>
+        <w:rPr/>
+        <w:t>, vol. 31, no. 4, pp. 470–483, 2023.</w:t>
       </w:r>
     </w:p>
     <w:p>
@@ -1615,6 +1821,7 @@
         <w:pStyle w:val="references"/>
       </w:pPr>
       <w:r>
+        <w:rPr/>
         <w:t xml:space="preserve">A. Gondimalla, N. Chesnut, M. Thottethodi, and T. N. Vijaykumar, "SparTen: A sparse tensor accelerator for convolutional neural networks," in </w:t>
       </w:r>
       <w:r>
@@ -1624,7 +1831,8 @@
         <w:t>Proc. 52nd Annu. IEEE/ACM Int. Symp. Microarchit. (MICRO)</w:t>
       </w:r>
       <w:r>
-        <w:t>, 2019, pp. 151–165, doi: 10.1145/3352460.3358291.</w:t>
+        <w:rPr/>
+        <w:t>, 2019, pp. 151–165.</w:t>
       </w:r>
     </w:p>
     <w:p>
@@ -1632,6 +1840,7 @@
         <w:pStyle w:val="references"/>
       </w:pPr>
       <w:r>
+        <w:rPr/>
         <w:t xml:space="preserve">J. Pool and C. Yu, "Channel permutations for N:M sparsity," in </w:t>
       </w:r>
       <w:r>
@@ -1641,6 +1850,7 @@
         <w:t>Proc. Adv. Neural Inf. Process. Syst. (NeurIPS)</w:t>
       </w:r>
       <w:r>
+        <w:rPr/>
         <w:t>, vol. 34, 2021, pp. 13316–13327.</w:t>
       </w:r>
     </w:p>
@@ -1649,6 +1859,7 @@
         <w:pStyle w:val="references"/>
       </w:pPr>
       <w:r>
+        <w:rPr/>
         <w:t>P. Dang, Y. He, and H. Li, "VARA: A voltage-aware ReRAM-based accelerator for energy-efficient computing," arXiv:2609.00421, 2026.</w:t>
       </w:r>
     </w:p>
@@ -1657,6 +1868,7 @@
         <w:pStyle w:val="references"/>
       </w:pPr>
       <w:r>
+        <w:rPr/>
         <w:t xml:space="preserve">P. Budnik and D. J. Kuck, "The organization and use of parallel memories," </w:t>
       </w:r>
       <w:r>
@@ -1666,7 +1878,8 @@
         <w:t>IEEE Trans. Comput.</w:t>
       </w:r>
       <w:r>
-        <w:t>, vol. C-20, no. 12, pp. 1566–1569, 1971, doi: 10.1109/T-C.1971.223171.</w:t>
+        <w:rPr/>
+        <w:t>, vol. C-20, no. 12, pp. 1566–1569, 1971.</w:t>
       </w:r>
     </w:p>
     <w:p>
@@ -1674,6 +1887,7 @@
         <w:pStyle w:val="references"/>
       </w:pPr>
       <w:r>
+        <w:rPr/>
         <w:t xml:space="preserve">S. Williams, A. Waterman, and D. Patterson, "Roofline: An insightful visual performance model for multicore architectures," </w:t>
       </w:r>
       <w:r>
@@ -1683,7 +1897,8 @@
         <w:t>Commun. ACM</w:t>
       </w:r>
       <w:r>
-        <w:t>, vol. 52, no. 4, pp. 65–76, 2009, doi: 10.1145/1498765.1498785.</w:t>
+        <w:rPr/>
+        <w:t>, vol. 52, no. 4, pp. 65–76, 2009.</w:t>
       </w:r>
     </w:p>
     <w:p>
@@ -1691,6 +1906,7 @@
         <w:pStyle w:val="references"/>
       </w:pPr>
       <w:r>
+        <w:rPr/>
         <w:t xml:space="preserve">K. Zhang, W. Zuo, Y. Chen, D. Meng, and L. Zhang, "Beyond a Gaussian denoiser: Residual learning of deep CNN for image denoising," </w:t>
       </w:r>
       <w:r>
@@ -1700,7 +1916,8 @@
         <w:t>IEEE Trans. Image Process.</w:t>
       </w:r>
       <w:r>
-        <w:t>, vol. 26, no. 7, pp. 3142–3155, 2017, doi: 10.1109/TIP.2017.2662206.</w:t>
+        <w:rPr/>
+        <w:t>, vol. 26, no. 7, pp. 3142–3155, 2017.</w:t>
       </w:r>
     </w:p>
     <w:p>
@@ -1708,6 +1925,7 @@
         <w:pStyle w:val="references"/>
       </w:pPr>
       <w:r>
+        <w:rPr/>
         <w:t xml:space="preserve">S. Roth and M. J. Black, "Fields of experts," </w:t>
       </w:r>
       <w:r>
@@ -1717,7 +1935,8 @@
         <w:t>Int. J. Comput. Vis.</w:t>
       </w:r>
       <w:r>
-        <w:t>, vol. 82, no. 2, pp. 205–229, 2009, doi: 10.1007/s11263-008-0197-6.</w:t>
+        <w:rPr/>
+        <w:t>, vol. 82, no. 2, pp. 205–229, 2009.</w:t>
       </w:r>
     </w:p>
     <w:p>

--- a/bankperm/PAPER_EN.docx
+++ b/bankperm/PAPER_EN.docx
@@ -129,7 +129,6 @@
         <w:pStyle w:val="Abstract"/>
       </w:pPr>
       <w:r>
-        <w:rPr/>
         <w:t>Abstract—A zero-skipping convolution core whose input banks run in lockstep waits, in every window, for the bank with the most nonzero activations, so the assignment of window taps to banks sets its cycle count. On our integer CNN core for a Zynq XC7Z020, a condition on the layer shapes alone tells where no tap-to-bank layout can change the cycles. We compare three layouts that keep the bitstream and the integer output unchanged: a channel relabeling fitted offline and folded into the adjacent layers, a data-free skew that spreads each channel's taps over the banks, and the two combined. At four values per cycle, two relabelings of a 32-channel denoiser cut the core cycles measured on one image by 7.02% and 7.60%, as a model pushed before the export predicted to the cycle. In counts over 79 test images the skew saves 9.20% and the combination 9.93%, against 7.46% and 8.10% for the relabelings; under pre-registered protocols this order held on all nine networks whose channel count is a multiple of four, and no layout changed the count where the shape condition says it cannot.</w:t>
       </w:r>
     </w:p>
@@ -138,7 +137,6 @@
         <w:pStyle w:val="keywords"/>
       </w:pPr>
       <w:r>
-        <w:rPr/>
         <w:t>Keywords—zero skipping, activation sparsity, load balancing, bank layout, channel permutation, FPGA, CNN accelerator, cycle model</w:t>
       </w:r>
     </w:p>
@@ -147,7 +145,6 @@
         <w:pStyle w:val="1"/>
       </w:pPr>
       <w:r>
-        <w:rPr/>
         <w:t>Introduction</w:t>
       </w:r>
     </w:p>
@@ -156,8 +153,7 @@
         <w:pStyle w:val="a3"/>
       </w:pPr>
       <w:r>
-        <w:rPr/>
-        <w:t>A core that skips zero activations saves multiplications, but lanes that advance together make each window cost as much as the busiest one, a stall Cnvlutin measures as its own category [1]. Known remedies change the network or add hardware: S2TA bounds the nonzeros per block [2], and Sense rebalances channels at run time, noting that input maps "cannot be trained offline to balance IFM workload" [3]. Offline reorderings target weights: SparTen sorts filters by density [4], and Pool and Yu fold a channel permutation into the preceding layer for N:M pruning [5]; VARA permutes inputs offline to cluster co-zero inputs behind an index unit [6], and skewed storage gives conflict-free parallel access to a matrix's rows and columns [7]. Permutation, folding, profiling and skewing are thus not new; our search (Crossref, arXiv, web; October 2026) found no work that spreads co-active channels over lockstep zero-skipping banks by an exact, folded relabeling.</w:t>
+        <w:t>A core that skips zero activations saves multiplications, but lanes that advance together make each window cost as much as the busiest one, a stall Cnvlutin measures as its own category [1]. Known remedies change the network or add hardware: S2TA bounds the nonzeros per block [2], and Sense rebalances channels at run time, noting that input maps "cannot be trained offline to balance IFM workload" [3]. Offline reorderings mostly target weights: SparTen sorts filters by density [4], and Pool and Yu fold a channel permutation into the preceding layer for N:M pruning [5]; VARA permutes inputs offline from activation statistics to cluster co-zero inputs behind an index unit [6], and skewed storage gives conflict-free parallel access to a matrix's rows and columns [7]. Permutation, folding, profiling and skewing are thus not new; our search (Crossref, arXiv, web; October 2026) found no work that spreads co-active channels over lockstep zero-skipping banks by an exact, folded relabeling.</w:t>
       </w:r>
     </w:p>
     <w:p>
@@ -165,8 +161,7 @@
         <w:pStyle w:val="a3"/>
       </w:pPr>
       <w:r>
-        <w:rPr/>
-        <w:t>In our core, four tap banks run in lockstep, and the slot in which the host puts a tap decides its bank. We contribute (i) a shape-only condition necessary for any layout to change a layer's cycles (Section II); (ii) three layouts that keep the bitstream and the integer output unchanged: a folded channel relabeling, a data-free skew and both combined (Section III); (iii) board cycles of two relabelings, predicted to the cycle (V-A); (iv) two pre-registered ten-network studies (V-B, V-C).</w:t>
+        <w:t>In our core, whose four tap banks run in lockstep, the host's choice of slot decides a tap's bank. We contribute (i) a shape-only condition necessary for any layout to change a layer's cycles (Section II); (ii) three layouts that keep the bitstream and the integer output unchanged: a folded channel relabeling, a data-free skew and both combined (Section III); (iii) board cycles of two relabelings, predicted to the cycle (V-A); (iv) two pre-registered ten-network studies (V-B) and the board network on 79 images (V-C).</w:t>
       </w:r>
     </w:p>
     <w:p>
@@ -174,7 +169,6 @@
         <w:pStyle w:val="1"/>
       </w:pPr>
       <w:r>
-        <w:rPr/>
         <w:t>Core, Cost Model and Shape Condition</w:t>
       </w:r>
     </w:p>
@@ -189,7 +183,6 @@
         <w:t>Core.</w:t>
       </w:r>
       <w:r>
-        <w:rPr/>
         <w:t xml:space="preserve"> The host builds each layer's windows (im2col), sends them with the layer's weights and requantizes between layers; the core computes every convolution with INT8 weights, 7-bit unsigned activations and INT32 accumulation. Its 64 multipliers form P = 16 output lanes times T = 4 tap banks; its window port takes W values per cycle (W = 2 only in RTL simulation). In sparse mode, used throughout, each bank processes only its nonzero taps; slot j of a window belongs to bank j mod 4.</w:t>
       </w:r>
     </w:p>
@@ -204,7 +197,6 @@
         <w:t>Cost of a window.</w:t>
       </w:r>
       <w:r>
-        <w:rPr/>
         <w:t xml:space="preserve"> For a window with K taps and COUT outputs, and m the largest number of nonzero taps in one bank, the core spends C cycles:</w:t>
       </w:r>
     </w:p>
@@ -216,7 +208,6 @@
         <w:jc w:val="center"/>
       </w:pPr>
       <w:r>
-        <w:rPr/>
         <w:t xml:space="preserve">C = max( </w:t>
       </w:r>
       <w:r>
@@ -226,7 +217,6 @@
         <w:t>⌈</w:t>
       </w:r>
       <w:r>
-        <w:rPr/>
         <w:t>K/W</w:t>
       </w:r>
       <w:r>
@@ -236,7 +226,6 @@
         <w:t>⌉</w:t>
       </w:r>
       <w:r>
-        <w:rPr/>
         <w:t xml:space="preserve"> + 1, </w:t>
       </w:r>
       <w:r>
@@ -246,7 +235,6 @@
         <w:t>⌈</w:t>
       </w:r>
       <w:r>
-        <w:rPr/>
         <w:t>COUT/P</w:t>
       </w:r>
       <w:r>
@@ -256,7 +244,6 @@
         <w:t>⌉</w:t>
       </w:r>
       <w:r>
-        <w:rPr/>
         <w:t xml:space="preserve"> · max(1, m), COUT ),   (1)</w:t>
       </w:r>
     </w:p>
@@ -266,7 +253,6 @@
         <w:spacing w:lineRule="exact" w:line="220"/>
       </w:pPr>
       <w:r>
-        <w:rPr/>
         <w:t xml:space="preserve">for loading the next window, computing </w:t>
       </w:r>
       <w:r>
@@ -276,7 +262,6 @@
         <w:t>⌈</w:t>
       </w:r>
       <w:r>
-        <w:rPr/>
         <w:t>COUT/P</w:t>
       </w:r>
       <w:r>
@@ -286,7 +271,6 @@
         <w:t>⌉</w:t>
       </w:r>
       <w:r>
-        <w:rPr/>
         <w:t xml:space="preserve"> output groups and emitting COUT results. Each layer adds a fill and drain of min(load, compute of the last window) + 3 + g cycles, g being the outputs in the last group of P, a rule read off board runs of four networks on one image; the first layer has a measured constant (17 cycles for the board network at W = 4). We call (1) summed over the windows the count, and the count plus the fill and drain the exact prediction.</w:t>
       </w:r>
     </w:p>
@@ -302,7 +286,6 @@
         <w:t>When a layout can pay.</w:t>
       </w:r>
       <w:r>
-        <w:rPr/>
         <w:t xml:space="preserve"> A bank holds at most </w:t>
       </w:r>
       <w:r>
@@ -312,7 +295,6 @@
         <w:t>⌈</w:t>
       </w:r>
       <w:r>
-        <w:rPr/>
         <w:t>K/T</w:t>
       </w:r>
       <w:r>
@@ -322,7 +304,6 @@
         <w:t>⌉</w:t>
       </w:r>
       <w:r>
-        <w:rPr/>
         <w:t xml:space="preserve"> taps. No window is then compute-bound for any input, and no layout can change the count, if</w:t>
       </w:r>
     </w:p>
@@ -340,7 +321,6 @@
         <w:t>⌈</w:t>
       </w:r>
       <w:r>
-        <w:rPr/>
         <w:t>COUT/P</w:t>
       </w:r>
       <w:r>
@@ -350,7 +330,6 @@
         <w:t>⌉</w:t>
       </w:r>
       <w:r>
-        <w:rPr/>
         <w:t xml:space="preserve"> · </w:t>
       </w:r>
       <w:r>
@@ -360,7 +339,6 @@
         <w:t>⌈</w:t>
       </w:r>
       <w:r>
-        <w:rPr/>
         <w:t>K/T</w:t>
       </w:r>
       <w:r>
@@ -370,7 +348,6 @@
         <w:t>⌉</w:t>
       </w:r>
       <w:r>
-        <w:rPr/>
         <w:t xml:space="preserve"> ≤ max( </w:t>
       </w:r>
       <w:r>
@@ -380,7 +357,6 @@
         <w:t>⌈</w:t>
       </w:r>
       <w:r>
-        <w:rPr/>
         <w:t>K/W</w:t>
       </w:r>
       <w:r>
@@ -390,7 +366,6 @@
         <w:t>⌉</w:t>
       </w:r>
       <w:r>
-        <w:rPr/>
         <w:t xml:space="preserve"> + 1, COUT ).   (2)</w:t>
       </w:r>
     </w:p>
@@ -400,8 +375,7 @@
         <w:spacing w:lineRule="exact" w:line="220"/>
       </w:pPr>
       <w:r>
-        <w:rPr/>
-        <w:t xml:space="preserve">Failing (2) is thus necessary for a gain; without the rounding, (2) reads COUT ≤ P·T/W, the ridge point of a roofline [8] whose bandwidth roof is the load. So 32-output hidden layers (K = 288: 144 against 145 at W = 2 and 73 at W = 4) can pay only at W = 4, layers with 45 or 64 outputs also at W = 2, and none at W = 1 or in the last layer (COUT ≤ 4). Perfect balance, m = </w:t>
+        <w:t xml:space="preserve">Failing (2) is thus necessary for a gain; without the rounding, (2) reads COUT ≤ P·T/W. So 32-output hidden layers (K = 288: 144 against 145 at W = 2 and 73 at W = 4) can pay only at W = 4, layers with 45 or 64 outputs also at W = 2, and none at W = 1 or in the last layer (COUT ≤ 4). Perfect balance, m = </w:t>
       </w:r>
       <w:r>
         <w:rPr>
@@ -410,7 +384,6 @@
         <w:t>⌈</w:t>
       </w:r>
       <w:r>
-        <w:rPr/>
         <w:t>n/T</w:t>
       </w:r>
       <w:r>
@@ -420,7 +393,6 @@
         <w:t>⌉</w:t>
       </w:r>
       <w:r>
-        <w:rPr/>
         <w:t xml:space="preserve"> for n nonzero taps, bounds every tap-to-bank assignment.</w:t>
       </w:r>
     </w:p>
@@ -429,7 +401,6 @@
         <w:pStyle w:val="1"/>
       </w:pPr>
       <w:r>
-        <w:rPr/>
         <w:t>Three Function-Preserving Layouts</w:t>
       </w:r>
     </w:p>
@@ -438,7 +409,6 @@
         <w:pStyle w:val="a3"/>
       </w:pPr>
       <w:r>
-        <w:rPr/>
         <w:t>In (ky, kx, channel) order, tap s·N + p (s the 3×3 position, p the channel, N the input channels) is in bank p mod 4 when 4 divides N: in this conventional order, L0 or the Original, each bank holds N/4 whole channels (Fig. 1a).</w:t>
       </w:r>
     </w:p>
@@ -453,7 +423,6 @@
         <w:t>Relabeling (L1).</w:t>
       </w:r>
       <w:r>
-        <w:rPr/>
         <w:t xml:space="preserve"> Let π map a position p of a hidden map to its original channel. The producer computes its output channels in the order π, with weight rows, biases and requantization scales reordered, and the consumer's weight column for tap s·N + p comes from channel π(p). As ReLU and requantization act per channel and the consumer adds the same INT32 products, the integer output is identical for every input, while π decides which channels share a bank (Fig. 1b). We permute the outputs of conv1 to conv(L−2) of an L-layer network; the last layer, which can never pay, keeps its input. In the maxout and averaging networks (maximum or mean of maps j and j + N), both maps move with π.</w:t>
       </w:r>
     </w:p>
@@ -468,8 +437,7 @@
         <w:t>Skew (L2).</w:t>
       </w:r>
       <w:r>
-        <w:rPr/>
-        <w:t xml:space="preserve"> Skewed storage [7] applied to the taps: the host puts channel p of position s in slot s·N + (p + s) mod N, bank (p + s) mod 4, which spreads each channel's nine taps 3/2/2/2 over the banks (Fig. 1c). It permutes each window's taps and the consumer's weight columns alike and needs no data and no RTL change; no partial sum, in any order, exceeds |bias| + K·127·128 &lt; 2³¹, so the INT32 result is unchanged.</w:t>
+        <w:t xml:space="preserve"> Skewed storage [7] applied to the taps: the host puts channel p of position s in slot s·N + (p + s) mod N when 4 divides N, bank (p + s) mod 4, which spreads each channel's nine taps 3/2/2/2 over the banks (Fig. 1c). It permutes each window's taps and the consumer's weight columns alike and needs no data and no RTL change; no partial sum, in any order, exceeds |bias| + K·127·128 &lt; 2³¹, so the INT32 result is unchanged.</w:t>
       </w:r>
     </w:p>
     <w:p>
@@ -483,8 +451,7 @@
         <w:t>Skew + relabeling (L3).</w:t>
       </w:r>
       <w:r>
-        <w:rPr/>
-        <w:t xml:space="preserve"> Under the skew, bank b holds at position s the channels of class (b − s) mod 4 (class: p mod 4): class b at positions 0, 4 and 8, each other class at two. The skew thus dilutes a class's excess of nonzeros without removing it, and which channels form a class is still free: L3 refits the relabeling under this rule, then skews (Fig. 1d).</w:t>
+        <w:t xml:space="preserve"> Under the skew, bank b holds at position s the channels of class (b − s) mod 4 (class: p mod 4): class b at positions 0, 4 and 8, each other class at two. The skew thus dilutes a class's excess of nonzeros without removing it, and which channels form a class is still free: L3 refits the relabeling under this rule, starting from L2, then skews (Fig. 1d).</w:t>
       </w:r>
     </w:p>
     <w:p>
@@ -498,8 +465,7 @@
         <w:t>Fitting.</w:t>
       </w:r>
       <w:r>
-        <w:rPr/>
-        <w:t xml:space="preserve"> Each layer is fitted alone, as relabeled windows are the original's with permuted columns. The recipe draws 2048 windows per fitted layer from Set12 01.png (Cal-1; σ = 25, one noise draw), minimizes their mean of (1) at W = 4, and searches from the identity with 400 proposals, each swapping two channels of different classes (position mod 4), kept only if the objective falls. Under the conventional rule it gave Frozen, the first board layout, and under the skewed rule L3. A second relabeling of the board network, Multi-start, adds Set12 02–03, two noise draws per image (Cal-3) and four random starts.</w:t>
+        <w:t xml:space="preserve"> Each layer is fitted alone, as relabeled windows are the original's with permuted columns. The recipe draws 2048 windows per fitted layer from Set12 01.png (Cal-1; σ = 25, one noise draw), minimizes their mean of (1) at W = 4, and searches from the identity with 400 proposals, each swapping two channels of different classes (p mod 4), kept only if the objective falls. Under the conventional rule it gave Frozen, the first board layout, and under the skewed rule L3. A second relabeling of the board network, Multi-start, adds Set12 02–03, two noise draws per image (Cal-3) and four random starts (2005 objective evaluations per layer against 401).</w:t>
       </w:r>
     </w:p>
     <w:p>
@@ -513,7 +479,6 @@
         <w:t>Function preserved.</w:t>
       </w:r>
       <w:r>
-        <w:rPr/>
         <w:t xml:space="preserve"> In host emulation every folded L1 reproduced the original's output on Set12 05.png and BSD68 test001.png (Frozen and Multi-start: all 80 images); on 05.png, L2 and L3 reproduced every network's INT32 accumulators in every window (L3 up to its column order) and the folded L3 the output; the board driver's skew path gave identical accumulators and PNGs on both images.</w:t>
       </w:r>
     </w:p>
@@ -567,7 +532,6 @@
         </w:numPr>
       </w:pPr>
       <w:r>
-        <w:rPr/>
         <w:t>Fig. 1. A conv5 input window of the board network on Set12 05.png (the first compute-bound one at W = 4 with the median m, 48). Filled: nonzero, colored by bank (bank 1 dotted). (a) L0, bank p mod 4; (b) Frozen, an L1 (16 of 32 channels change bank); (c) L2, bank (p + s) mod 4; (d) L3, bank (class + s) mod 4. Bars: nonzeros per bank; the fullest, m, costs 2m cycles; dashed: m = 36.5, where 2m equals the load of 73 cycles. Here L3 ties L2; over all of conv5's windows the mean m is 47.6, 42.1, 40.4 and 39.7.</w:t>
       </w:r>
     </w:p>
@@ -576,7 +540,6 @@
         <w:pStyle w:val="1"/>
       </w:pPr>
       <w:r>
-        <w:rPr/>
         <w:t>Experimental Setup</w:t>
       </w:r>
     </w:p>
@@ -591,8 +554,7 @@
         <w:t>Networks and images.</w:t>
       </w:r>
       <w:r>
-        <w:rPr/>
-        <w:t xml:space="preserve"> Ten trained integer DnCNN-style networks [9] for Gaussian noise of σ = 25 on 7-bit inputs: A, 7 layers of 32 channels; B, 10 layers of 64 channels behind a 2×2 space-to-depth input; B-32, the same with 32 channels, with ReLU (R1–R3, training seeds s1–s3), maxout over pairs of 64 computed outputs (M1–M3) or their mean (Av2, seed s2); and 45, a 45-channel ReLU variant. All but A had quantization-aware training. The board network, B-32 ReLU s1 (R1), reaches 29.54 dB on Set12 05.png; 37–55% of its hidden layers' window values are nonzero. Test images: Set12 [9] and BSD68 [10], 80 images, one noise draw each; savings are pooled over the 79 other than Set12 01.png, with paired bootstrap 95% intervals over images.</w:t>
+        <w:t xml:space="preserve"> Ten trained integer DnCNN-style networks [8] for Gaussian noise of σ = 25 on 7-bit inputs: A, 7 layers of 32 channels; B, 10 layers of 64 channels behind a 2×2 space-to-depth input; B-32, the same with 32 channels, with ReLU (R1–R3, training seeds s1–s3), maxout over pairs of 64 computed outputs (M1–M3, seeds s1–s3) or their mean (Av2, seed s2); and 45, the same with 45 channels and ReLU. All but A had quantization-aware training. The board network, B-32 ReLU s1 (R1), reaches 29.54 dB on Set12 05.png; 37–55% of its hidden layers' window values are nonzero. Test images: Set12 [8] and BSD68 [9], 80 images, one noise draw each; savings are pooled over the 79 other than Set12 01.png, with paired bootstrap 95% intervals over images.</w:t>
       </w:r>
     </w:p>
     <w:p>
@@ -606,8 +568,7 @@
         <w:t>Board.</w:t>
       </w:r>
       <w:r>
-        <w:rPr/>
-        <w:t xml:space="preserve"> The W = 4 bitstream for the XC7Z020 closes timing at 100 MHz (slack +0.130 ns), uses 11,151 LUTs (21%), 71 of 140 BRAM36-equivalent tiles and no DSP slice, and ran at the board preset's 50 MHz. One bitstream ran all layouts; per layer the driver checks the output against the integer model and reads the cycle counter CYCLES and the DMA-wait counter IN_STALL. On 05.png the Original ran once as a canary, then each layout three times in alternation. Until the raw reports are committed (only an earlier run of the Original is), these board cycles are transcribed from run notes, each checked by a script against its line. All other cycle numbers are counts in the host emulation, which reproduces every network's reference PSNR on all 80 images.</w:t>
+        <w:t xml:space="preserve"> The W = 4 bitstream for the XC7Z020 closes timing at 100 MHz (worst slack +0.130 ns), uses 11,151 LUTs (21%), 71 of 140 BRAM36-equivalent tiles and no DSP slice, and ran at the board preset's 50 MHz. One bitstream ran all layouts; per layer the driver checks the output against the integer model and reads the cycle counter CYCLES and the DMA-wait counter IN_STALL. On 05.png the Original ran once as a canary, then each layout three times in alternation. Until the raw reports are committed (only an earlier run of the Original is), these board cycles are transcribed from run notes, each checked by a script against its line in the notes. All other cycle numbers are counts in the host emulation, which reproduces every network's reference PSNR on all 80 images.</w:t>
       </w:r>
     </w:p>
     <w:p>
@@ -621,8 +582,7 @@
         <w:t>What was fixed when</w:t>
       </w:r>
       <w:r>
-        <w:rPr/>
-        <w:t xml:space="preserve"> (GitHub push times, UTC). The fill-and-drain rule (6dc0e60, 10-17 13:15) preceded both exports, and Frozen's per-layer count savings on 05.png (9cf9c79, 10-17 18:38) preceded the board runs. PROTOCOL (c2299e2, 10-18 18:32) fixed the recipe, the evaluation, condition (2) per layer and hypotheses H0–H3 before any fit on the other nine networks; PROTOCOL_2 (951c8f1, 10-19 06:07) fixed L2, L3, the bootstrap and H4–H6 before the L3 fit and the study's counts (earlier ones: Sec. VI).</w:t>
+        <w:t xml:space="preserve"> (commits; push times in bankperm/README.md). The fill-and-drain rule (6dc0e60) preceded both exports, and Frozen's per-layer count savings on 05.png (9cf9c79) preceded the board runs. PROTOCOL (c2299e2) fixed the recipe, the evaluation, condition (2) per layer and hypotheses H0–H3 before any fit on the other nine networks; PROTOCOL_2 (951c8f1) fixed L2, L3, the bootstrap and H4–H6 before the L3 fit and the study's counts (earlier ones: Sec. VI).</w:t>
       </w:r>
     </w:p>
     <w:p>
@@ -630,7 +590,6 @@
         <w:pStyle w:val="1"/>
       </w:pPr>
       <w:r>
-        <w:rPr/>
         <w:t>Results</w:t>
       </w:r>
     </w:p>
@@ -639,7 +598,6 @@
         <w:pStyle w:val="2"/>
       </w:pPr>
       <w:r>
-        <w:rPr/>
         <w:t>Board Measurement</w:t>
       </w:r>
     </w:p>
@@ -648,8 +606,7 @@
         <w:pStyle w:val="a3"/>
       </w:pPr>
       <w:r>
-        <w:rPr/>
-        <w:t>On Set12 05.png, Multi-start lowered the board cycles by 7.60% and Frozen by 7.02% (Table I). The repeats gave the same numbers, except 12 more cycles in Frozen's third run, all in conv10, where IN_STALL was also 12; none of their 90 layer runs had an output mismatch. In all 63 comparisons (every layer of Original and Multi-start, sums and totals of canary, repeats and the earlier run), CYCLES − IN_STALL equaled the exact prediction. As the fill-and-drain rule was read off runs including the Original's layers, the repeats are deterministic and conv1 and conv10 see the same windows in every layout, nine comparisons are out of sample, all on one image: Multi-start's conv2–conv9 and Frozen's conv2–9 sum. This bitstream's IN_STALL misses DMA starvation at window boundaries; the rule could absorb a stall common to all layouts, so the match excludes only stalls that differ between them. Board runs of L0, Frozen, Multi-start and L2 on Set12 05–08, every layer predicted before them (7312a84), and of L3 (addendum d6521ec) are under way; no result of them is claimed here.</w:t>
+        <w:t>On Set12 05.png, Multi-start lowered the board cycles by 7.60% and Frozen by 7.02% (Table I). The repeats gave the same numbers, except 12 more cycles in Frozen's third run, all in conv10, where IN_STALL was also 12; none of their 90 layer runs had an output mismatch. In all 63 comparisons (every layer of Original and Multi-start, sums and totals of canary, repeats and the earlier run), CYCLES − IN_STALL equaled the exact prediction. Because the fill-and-drain rule was read off runs including the Original's layers, the repeats are deterministic and conv1 and conv10 see the same windows in every layout, only nine comparisons are out of sample, all on one image: Multi-start's conv2–conv9 and Frozen's conv2–9 sum. This bitstream's IN_STALL misses DMA starvation at window boundaries; the rule could absorb a stall common to all layouts, so the match excludes only stalls that differ between them. Board runs of L0, Frozen, Multi-start and L2 on Set12 05–08, every layer predicted before them (7312a84), and of L3 (addendum d6521ec) are under way; no result of them is claimed here.</w:t>
       </w:r>
     </w:p>
     <w:p>
@@ -661,7 +618,6 @@
         </w:numPr>
       </w:pPr>
       <w:r>
-        <w:rPr/>
         <w:t>Table I. Board cycles of B-32 ReLU s1 on Set12 05.png at W = 4 (repeat 1, transcribed), each equal to its exact prediction, and savings from them.</w:t>
       </w:r>
     </w:p>
@@ -693,7 +649,6 @@
               <w:spacing w:before="20" w:after="20"/>
             </w:pPr>
             <w:r>
-              <w:rPr/>
               <w:t>Layout</w:t>
             </w:r>
           </w:p>
@@ -709,7 +664,6 @@
               <w:jc w:val="center"/>
             </w:pPr>
             <w:r>
-              <w:rPr/>
               <w:t>conv2–9</w:t>
             </w:r>
           </w:p>
@@ -725,7 +679,6 @@
               <w:jc w:val="center"/>
             </w:pPr>
             <w:r>
-              <w:rPr/>
               <w:t>Total</w:t>
             </w:r>
           </w:p>
@@ -741,7 +694,6 @@
               <w:jc w:val="center"/>
             </w:pPr>
             <w:r>
-              <w:rPr/>
               <w:t>Saving (%), conv2–9/total</w:t>
             </w:r>
           </w:p>
@@ -758,7 +710,6 @@
               <w:spacing w:before="20" w:after="20"/>
             </w:pPr>
             <w:r>
-              <w:rPr/>
               <w:t>Original</w:t>
             </w:r>
           </w:p>
@@ -774,7 +725,6 @@
               <w:jc w:val="center"/>
             </w:pPr>
             <w:r>
-              <w:rPr/>
               <w:t>11,421,202</w:t>
             </w:r>
           </w:p>
@@ -790,7 +740,6 @@
               <w:jc w:val="center"/>
             </w:pPr>
             <w:r>
-              <w:rPr/>
               <w:t>13,289,030</w:t>
             </w:r>
           </w:p>
@@ -806,7 +755,6 @@
               <w:jc w:val="center"/>
             </w:pPr>
             <w:r>
-              <w:rPr/>
               <w:t>—</w:t>
             </w:r>
           </w:p>
@@ -823,7 +771,6 @@
               <w:spacing w:before="20" w:after="20"/>
             </w:pPr>
             <w:r>
-              <w:rPr/>
               <w:t>Frozen</w:t>
             </w:r>
           </w:p>
@@ -839,7 +786,6 @@
               <w:jc w:val="center"/>
             </w:pPr>
             <w:r>
-              <w:rPr/>
               <w:t>10,487,986</w:t>
             </w:r>
           </w:p>
@@ -855,7 +801,6 @@
               <w:jc w:val="center"/>
             </w:pPr>
             <w:r>
-              <w:rPr/>
               <w:t>12,355,814</w:t>
             </w:r>
           </w:p>
@@ -871,7 +816,6 @@
               <w:jc w:val="center"/>
             </w:pPr>
             <w:r>
-              <w:rPr/>
               <w:t>8.17/7.02</w:t>
             </w:r>
           </w:p>
@@ -888,7 +832,6 @@
               <w:spacing w:before="20" w:after="20"/>
             </w:pPr>
             <w:r>
-              <w:rPr/>
               <w:t>Multi-start</w:t>
             </w:r>
           </w:p>
@@ -904,7 +847,6 @@
               <w:jc w:val="center"/>
             </w:pPr>
             <w:r>
-              <w:rPr/>
               <w:t>10,410,591</w:t>
             </w:r>
           </w:p>
@@ -920,7 +862,6 @@
               <w:jc w:val="center"/>
             </w:pPr>
             <w:r>
-              <w:rPr/>
               <w:t>12,278,419</w:t>
             </w:r>
           </w:p>
@@ -936,7 +877,6 @@
               <w:jc w:val="center"/>
             </w:pPr>
             <w:r>
-              <w:rPr/>
               <w:t>8.85/7.60</w:t>
             </w:r>
           </w:p>
@@ -948,7 +888,6 @@
         <w:pStyle w:val="2"/>
       </w:pPr>
       <w:r>
-        <w:rPr/>
         <w:t>Ten Networks under Two Protocols</w:t>
       </w:r>
     </w:p>
@@ -957,7 +896,6 @@
         <w:pStyle w:val="a3"/>
       </w:pPr>
       <w:r>
-        <w:rPr/>
         <w:t>PROTOCOL's two checks and two sign predictions all held. H0: our code reproduced Frozen in all eight layers, and its export byte for byte. H1: wherever (2) holds, at W = 1 on all networks and at W = 2 on A and R1–R3, the relabeled count equaled the original on all 80 images. H2: the pooled W = 4 saving of L1 was positive on all ten networks, 1.09–10.80% (Fig. 2; the sign was known for B, M1 and R1). H3: the pooled W = 2 saving was positive on all six networks where (2) allows it, 3.36–7.37% on five and 0.022% on 45.</w:t>
       </w:r>
     </w:p>
@@ -966,8 +904,7 @@
         <w:pStyle w:val="a3"/>
       </w:pPr>
       <w:r>
-        <w:rPr/>
-        <w:t>PROTOCOL_2's three also held. H4: wherever (2) holds, L2 and L3 counted exactly as L0 on all 80 images, in every layer. H5: at W = 4, L2 saved more than L1 on all nine networks with N mod 4 = 0, by 0.90–2.36 points (known for R1). H6: L3 saved more than L2 on all nine, by 0.48–1.18 points, on R1 by 0.73 (95% interval [0.70, 0.75]). L3 was fitted on 01.png alone, so this gain is out of sample, and it is consistent: on each of the nine networks the interval of L3 − L2 excludes 0; L3 counted fewer cycles than L2 on all 711 image–network pairs and, pooled, in all 69 fitted layers; on R1, 01.png itself gained 0.71 points, the test images a median of 0.72. At W = 2, L3 &gt; L2 &gt; L1 held on the five networks with N mod 4 = 0 where (2) allows a gain, L3 by 0.46–0.85 points; no image counted more cycles under any layout at any W.</w:t>
+        <w:t>PROTOCOL_2's three hypotheses also held. H4: wherever (2) holds, L2 and L3 counted exactly as L0 on all 80 images, in every layer. H5: at W = 4, L2 saved more than L1 on all nine networks with N mod 4 = 0, by 0.90–2.36 points (known for R1). H6: L3 saved more than L2 on all nine, by 0.48–1.18 points, on R1 by 0.73 (95% interval [0.70, 0.75]; seven images had shown it, Sec. VI). Not pre-registered: L3 was fitted on 01.png alone, so the gain is out of sample, and it is consistent: on each of the nine networks the interval of L3 − L2 excludes 0; L3 counted fewer cycles than L2 on all 711 image–network pairs and, pooled, in all 69 fitted layers; at W = 2, L3 &gt; L2 &gt; L1 held on the five networks with N mod 4 = 0 where (2) allows a gain, L3 by 0.46–0.85 points over L2. No image counted more cycles under any layout at any W.</w:t>
       </w:r>
     </w:p>
     <w:p>
@@ -1020,8 +957,7 @@
         </w:numPr>
       </w:pPr>
       <w:r>
-        <w:rPr/>
-        <w:t>Fig. 2. Pooled saving over the 79 images (count, conv1–convL) at W = 4 (top) and W = 2 (bottom) of L1 (relabeling), L2 (skew) and L3 (skew + relabeling); 95% intervals (at most ±0.39 points) are narrower than the markers. ×: (2) holds in every layer; all layouts count as L0 on all 80 images. On 45 (N mod 4 = 1), L2 = L0 and L3 = L1. Networks: Sec. IV (R1: board network).</w:t>
+        <w:t>Fig. 2. Pooled saving over the 79 images (count, conv1–convL) at W = 4 (top) and W = 2 (bottom) of L1 (relabeling), L2 (skew) and L3 (skew + relabeling); 95% intervals (at most ±0.39 points) are narrower than the markers. ×: (2) holds in every layer; all layouts count as L0 on all 80 images. On 45 (N mod 4 = 1), L0 already has bank (s + p) mod 4, so L2 = L0 and L3 = L1. Networks: Sec. IV (R1: board network).</w:t>
       </w:r>
     </w:p>
     <w:p>
@@ -1029,7 +965,6 @@
         <w:pStyle w:val="2"/>
       </w:pPr>
       <w:r>
-        <w:rPr/>
         <w:t>The Board Network on 79 Images</w:t>
       </w:r>
     </w:p>
@@ -1038,7 +973,6 @@
         <w:pStyle w:val="a3"/>
       </w:pPr>
       <w:r>
-        <w:rPr/>
         <w:t>At W = 4, L2 saved more than both board relabelings, and L3 more than L2, on each of the 79 images (Fig. 3). L3 removed 26% of the imbalance that L2 leaves, reaching 82.6% of the perfect-balance saving against 76.6% (Table II), with the same host reorder as L2. On 05.png the counts give 9.39% (L3) and 8.64% (L2), against 7.02% and 7.60% for Frozen and Multi-start and 11.49% for perfect balance. Pooled, L2 also beat L1 fitted on each test image (8.45%) and a Sense-like sort by each channel's nonzero count in it; a density deal after SparTen [4] saved least (a comparison of procedures, not of co-activation against density).</w:t>
       </w:r>
     </w:p>
@@ -1092,7 +1026,6 @@
         </w:numPr>
       </w:pPr>
       <w:r>
-        <w:rPr/>
         <w:t>Fig. 3. Per-image W = 4 saving (count) of the board network on the 79 images other than Set12 01.png (calibration of Frozen and L3; Multi-start also used 02–03), sorted by the bound; legend: pooled saving; dotted: the board image.</w:t>
       </w:r>
     </w:p>
@@ -1105,7 +1038,6 @@
         </w:numPr>
       </w:pPr>
       <w:r>
-        <w:rPr/>
         <w:t>Table II. B-32 ReLU s1 at W = 4 (count, 79 images): pooled saving against L0 [95% interval] and share (%) of the perfect-balance saving. p.i.: uses the test image (no interval); †: Cal-3 includes two of the 79; density, Sense-like: best of three variants on these images.</w:t>
       </w:r>
     </w:p>
@@ -1137,7 +1069,6 @@
               <w:spacing w:before="20" w:after="20"/>
             </w:pPr>
             <w:r>
-              <w:rPr/>
               <w:t>Layout</w:t>
             </w:r>
           </w:p>
@@ -1153,7 +1084,6 @@
               <w:jc w:val="center"/>
             </w:pPr>
             <w:r>
-              <w:rPr/>
               <w:t>Data</w:t>
             </w:r>
           </w:p>
@@ -1169,7 +1099,6 @@
               <w:jc w:val="center"/>
             </w:pPr>
             <w:r>
-              <w:rPr/>
               <w:t>Pooled (%)</w:t>
             </w:r>
           </w:p>
@@ -1185,7 +1114,6 @@
               <w:jc w:val="center"/>
             </w:pPr>
             <w:r>
-              <w:rPr/>
               <w:t>Share</w:t>
             </w:r>
           </w:p>
@@ -1202,7 +1130,6 @@
               <w:spacing w:before="20" w:after="20"/>
             </w:pPr>
             <w:r>
-              <w:rPr/>
               <w:t>Density balance [4]</w:t>
             </w:r>
           </w:p>
@@ -1218,7 +1145,6 @@
               <w:jc w:val="center"/>
             </w:pPr>
             <w:r>
-              <w:rPr/>
               <w:t>Cal-1</w:t>
             </w:r>
           </w:p>
@@ -1234,7 +1160,6 @@
               <w:jc w:val="center"/>
             </w:pPr>
             <w:r>
-              <w:rPr/>
               <w:t>3.69 [3.50, 3.88]</w:t>
             </w:r>
           </w:p>
@@ -1250,7 +1175,6 @@
               <w:jc w:val="center"/>
             </w:pPr>
             <w:r>
-              <w:rPr/>
               <w:t>30.7</w:t>
             </w:r>
           </w:p>
@@ -1267,7 +1191,6 @@
               <w:spacing w:before="20" w:after="20"/>
             </w:pPr>
             <w:r>
-              <w:rPr/>
               <w:t>Sense-like sort [3]</w:t>
             </w:r>
           </w:p>
@@ -1283,7 +1206,6 @@
               <w:jc w:val="center"/>
             </w:pPr>
             <w:r>
-              <w:rPr/>
               <w:t>p.i.</w:t>
             </w:r>
           </w:p>
@@ -1299,7 +1221,6 @@
               <w:jc w:val="center"/>
             </w:pPr>
             <w:r>
-              <w:rPr/>
               <w:t>4.89</w:t>
             </w:r>
           </w:p>
@@ -1315,7 +1236,6 @@
               <w:jc w:val="center"/>
             </w:pPr>
             <w:r>
-              <w:rPr/>
               <w:t>40.7</w:t>
             </w:r>
           </w:p>
@@ -1332,7 +1252,6 @@
               <w:spacing w:before="20" w:after="20"/>
             </w:pPr>
             <w:r>
-              <w:rPr/>
               <w:t>L1 Frozen</w:t>
             </w:r>
           </w:p>
@@ -1348,7 +1267,6 @@
               <w:jc w:val="center"/>
             </w:pPr>
             <w:r>
-              <w:rPr/>
               <w:t>Cal-1</w:t>
             </w:r>
           </w:p>
@@ -1364,7 +1282,6 @@
               <w:jc w:val="center"/>
             </w:pPr>
             <w:r>
-              <w:rPr/>
               <w:t>7.46 [7.16, 7.78]</w:t>
             </w:r>
           </w:p>
@@ -1380,7 +1297,6 @@
               <w:jc w:val="center"/>
             </w:pPr>
             <w:r>
-              <w:rPr/>
               <w:t>62.1</w:t>
             </w:r>
           </w:p>
@@ -1397,7 +1313,6 @@
               <w:spacing w:before="20" w:after="20"/>
             </w:pPr>
             <w:r>
-              <w:rPr/>
               <w:t>L1 Multi-start</w:t>
             </w:r>
           </w:p>
@@ -1413,7 +1328,6 @@
               <w:jc w:val="center"/>
             </w:pPr>
             <w:r>
-              <w:rPr/>
               <w:t>Cal-3†</w:t>
             </w:r>
           </w:p>
@@ -1429,7 +1343,6 @@
               <w:jc w:val="center"/>
             </w:pPr>
             <w:r>
-              <w:rPr/>
               <w:t>8.10 [7.80, 8.39]</w:t>
             </w:r>
           </w:p>
@@ -1445,7 +1358,6 @@
               <w:jc w:val="center"/>
             </w:pPr>
             <w:r>
-              <w:rPr/>
               <w:t>67.4</w:t>
             </w:r>
           </w:p>
@@ -1462,7 +1374,6 @@
               <w:spacing w:before="20" w:after="20"/>
             </w:pPr>
             <w:r>
-              <w:rPr/>
               <w:t>L2 skew</w:t>
             </w:r>
           </w:p>
@@ -1478,7 +1389,6 @@
               <w:jc w:val="center"/>
             </w:pPr>
             <w:r>
-              <w:rPr/>
               <w:t>none</w:t>
             </w:r>
           </w:p>
@@ -1494,7 +1404,6 @@
               <w:jc w:val="center"/>
             </w:pPr>
             <w:r>
-              <w:rPr/>
               <w:t>9.20 [8.82, 9.58]</w:t>
             </w:r>
           </w:p>
@@ -1510,7 +1419,6 @@
               <w:jc w:val="center"/>
             </w:pPr>
             <w:r>
-              <w:rPr/>
               <w:t>76.6</w:t>
             </w:r>
           </w:p>
@@ -1527,7 +1435,6 @@
               <w:spacing w:before="20" w:after="20"/>
             </w:pPr>
             <w:r>
-              <w:rPr/>
               <w:t>L3 skew + relabeling</w:t>
             </w:r>
           </w:p>
@@ -1543,7 +1450,6 @@
               <w:jc w:val="center"/>
             </w:pPr>
             <w:r>
-              <w:rPr/>
               <w:t>Cal-1</w:t>
             </w:r>
           </w:p>
@@ -1559,7 +1465,6 @@
               <w:jc w:val="center"/>
             </w:pPr>
             <w:r>
-              <w:rPr/>
               <w:t>9.93 [9.54, 10.32]</w:t>
             </w:r>
           </w:p>
@@ -1575,7 +1480,6 @@
               <w:jc w:val="center"/>
             </w:pPr>
             <w:r>
-              <w:rPr/>
               <w:t>82.6</w:t>
             </w:r>
           </w:p>
@@ -1592,7 +1496,6 @@
               <w:spacing w:before="20" w:after="20"/>
             </w:pPr>
             <w:r>
-              <w:rPr/>
               <w:t>Perfect balance</w:t>
             </w:r>
           </w:p>
@@ -1608,7 +1511,6 @@
               <w:jc w:val="center"/>
             </w:pPr>
             <w:r>
-              <w:rPr/>
               <w:t>—</w:t>
             </w:r>
           </w:p>
@@ -1624,7 +1526,6 @@
               <w:jc w:val="center"/>
             </w:pPr>
             <w:r>
-              <w:rPr/>
               <w:t>12.02 [11.59, 12.44]</w:t>
             </w:r>
           </w:p>
@@ -1640,7 +1541,6 @@
               <w:jc w:val="center"/>
             </w:pPr>
             <w:r>
-              <w:rPr/>
               <w:t>100</w:t>
             </w:r>
           </w:p>
@@ -1652,7 +1552,6 @@
         <w:pStyle w:val="2"/>
       </w:pPr>
       <w:r>
-        <w:rPr/>
         <w:t>Cost</w:t>
       </w:r>
     </w:p>
@@ -1661,8 +1560,7 @@
         <w:pStyle w:val="a3"/>
       </w:pPr>
       <w:r>
-        <w:rPr/>
-        <w:t>Fitting a network took under 30 s (L1 or L3); L2 needs none. Single-threaded on an x86 server, the host's work for 05.png (input, im2col, requantization) took 31 ms (32 ms on the Multi-start export) against the core's 266 ms at 50 MHz: back to back, Multi-start's 7.60% core saving is 6.3–6.8% end to end, and all of it if the host overlaps the next image; the skew's reordering after im2col adds 4.2 ms. This omits the transfer of windows and results and the JTAG harness that ran the board (315 s per image); the Zynq's ARM cores would be slower than the server; energy was not measured.</w:t>
+        <w:t>Fitting a network took under 30 s (L1 or L3); L2 needs none. Single-threaded on an x86 server, the host's work for 05.png (input, im2col, requantization) took 31 ms (32 ms on the Multi-start export) against the core's 266 ms at 50 MHz: back to back, Multi-start's 7.60% core saving is 6.3–6.8% end to end, and all of it if the host overlaps the next image; the skew's reordering after im2col adds 4.2 ms. This bound omits the transfer of windows and results and the JTAG harness that ran the board (315 s per image); the Zynq's ARM cores would be slower than the server; energy was not measured.</w:t>
       </w:r>
     </w:p>
     <w:p>
@@ -1670,7 +1568,6 @@
         <w:pStyle w:val="1"/>
       </w:pPr>
       <w:r>
-        <w:rPr/>
         <w:t>Limitations</w:t>
       </w:r>
     </w:p>
@@ -1680,7 +1577,6 @@
         <w:ind w:firstLine="0" w:left="198"/>
       </w:pPr>
       <w:r>
-        <w:rPr/>
         <w:t xml:space="preserve">• </w:t>
       </w:r>
       <w:r>
@@ -1690,7 +1586,6 @@
         <w:t>Board evidence.</w:t>
       </w:r>
       <w:r>
-        <w:rPr/>
         <w:t xml:space="preserve"> The board measured just two relabelings, on one network and one image; L2 and L3 are counts.</w:t>
       </w:r>
     </w:p>
@@ -1700,7 +1595,6 @@
         <w:ind w:firstLine="0" w:left="198"/>
       </w:pPr>
       <w:r>
-        <w:rPr/>
         <w:t xml:space="preserve">• </w:t>
       </w:r>
       <w:r>
@@ -1710,8 +1604,7 @@
         <w:t>Scope and selection.</w:t>
       </w:r>
       <w:r>
-        <w:rPr/>
-        <w:t xml:space="preserve"> Only DnCNN-family denoisers at σ = 25, one noise draw per image (the intervals resample images only); BSD68 was part of the networks' development; FIFO-decoupled banks and other P, T or kernel sizes were not evaluated. Multi-start was chosen for the board after its BSD68 counts had been seen. Before PROTOCOL_2, L2 had been counted on R1 (and on 05.png of four others), and uncommitted counts of L2 on eight images of B and M1 and of L3 on seven of R1 had been seen (PROTOCOL_2 lists them).</w:t>
+        <w:t xml:space="preserve"> Only DnCNN-family denoisers at σ = 25, one noise draw per image and one fit per layout (the intervals resample images only); BSD68 was part of the networks' development; FIFO-decoupled banks and other P, T or kernel sizes were not evaluated. Multi-start was chosen for the board after its BSD68 counts had been seen. Before PROTOCOL_2, L2 had been counted on R1 (and on 05.png of four others), and uncommitted counts of L2 on eight images of B and M1 and of L3 on seven of R1 had been seen (PROTOCOL_2 lists them).</w:t>
       </w:r>
     </w:p>
     <w:p>
@@ -1719,7 +1612,6 @@
         <w:pStyle w:val="1"/>
       </w:pPr>
       <w:r>
-        <w:rPr/>
         <w:t>Conclusion</w:t>
       </w:r>
     </w:p>
@@ -1728,8 +1620,7 @@
         <w:pStyle w:val="a3"/>
       </w:pPr>
       <w:r>
-        <w:rPr/>
-        <w:t>The layer shapes tell where the tap-to-bank layout of a lockstep zero-skipping core can matter. Where it can, in counts over 79 images, the data-free skew removed more bank imbalance than a fitted relabeling, and a relabeling fitted under the skew removed more still, on all nine networks with N mod 4 = 0, on every test image and in every fitted layer. The two are complementary: the skew spreads each channel over the banks, the relabeling chooses which channels travel together. Scripts, layouts, per-image counts and the source of every number are at https://github.com/qewr1234/FPGA (bankperm/).</w:t>
+        <w:t>The layer shapes tell where the tap-to-bank layout of a lockstep zero-skipping core can matter. Where it can, in counts over 79 images, the data-free skew removed more bank imbalance than a fitted relabeling on all nine networks with N mod 4 = 0, and a relabeling fitted under the skew removed more than the skew on every test image and, pooled, in every fitted layer. The two only partly add (under the skew the relabeling gains 0.48–1.18 points, alone 3.50–10.80%): the skew spreads each channel over the banks, the relabeling still chooses which channels share one. Scripts, layouts, per-image counts and every number's source: https://github.com/qewr1234/FPGA (bankperm/).</w:t>
       </w:r>
     </w:p>
     <w:p>
@@ -1737,7 +1628,6 @@
         <w:pStyle w:val="5"/>
       </w:pPr>
       <w:r>
-        <w:rPr/>
         <w:t>Acknowledgment</w:t>
       </w:r>
     </w:p>
@@ -1746,7 +1636,6 @@
         <w:pStyle w:val="a3"/>
       </w:pPr>
       <w:r>
-        <w:rPr/>
         <w:t>This study was conducted with the support of the Ministry of Science and ICT and the Institute for Information &amp; Communications Technology Planning &amp; Evaluation (IITP) under the 'SW-oriented University Program.'</w:t>
       </w:r>
     </w:p>
@@ -1755,7 +1644,6 @@
         <w:pStyle w:val="5"/>
       </w:pPr>
       <w:r>
-        <w:rPr/>
         <w:t>References</w:t>
       </w:r>
     </w:p>
@@ -1764,7 +1652,6 @@
         <w:pStyle w:val="references"/>
       </w:pPr>
       <w:r>
-        <w:rPr/>
         <w:t xml:space="preserve">J. Albericio, P. Judd, T. Hetherington, T. Aamodt, N. Enright Jerger, and A. Moshovos, "Cnvlutin: Ineffectual-neuron-free deep neural network computing," in </w:t>
       </w:r>
       <w:r>
@@ -1774,7 +1661,6 @@
         <w:t>Proc. ACM/IEEE 43rd Annu. Int. Symp. Comput. Archit. (ISCA)</w:t>
       </w:r>
       <w:r>
-        <w:rPr/>
         <w:t>, 2016, pp. 1–13.</w:t>
       </w:r>
     </w:p>
@@ -1783,7 +1669,6 @@
         <w:pStyle w:val="references"/>
       </w:pPr>
       <w:r>
-        <w:rPr/>
         <w:t xml:space="preserve">Z.-G. Liu, P. N. Whatmough, Y. Zhu, and M. Mattina, "S2TA: Exploiting structured sparsity for energy-efficient mobile CNN acceleration," in </w:t>
       </w:r>
       <w:r>
@@ -1793,7 +1678,6 @@
         <w:t>Proc. IEEE Int. Symp. High-Perform. Comput. Archit. (HPCA)</w:t>
       </w:r>
       <w:r>
-        <w:rPr/>
         <w:t>, 2022, pp. 573–586.</w:t>
       </w:r>
     </w:p>
@@ -1802,7 +1686,6 @@
         <w:pStyle w:val="references"/>
       </w:pPr>
       <w:r>
-        <w:rPr/>
         <w:t xml:space="preserve">W. Sun, D. Liu, Z. Zou, W. Sun, S. Chen, and Y. Kang, "Sense: Model-hardware codesign for accelerating sparse CNNs on systolic arrays," </w:t>
       </w:r>
       <w:r>
@@ -1812,7 +1695,6 @@
         <w:t>IEEE Trans. Very Large Scale Integr. (VLSI) Syst.</w:t>
       </w:r>
       <w:r>
-        <w:rPr/>
         <w:t>, vol. 31, no. 4, pp. 470–483, 2023.</w:t>
       </w:r>
     </w:p>
@@ -1821,7 +1703,6 @@
         <w:pStyle w:val="references"/>
       </w:pPr>
       <w:r>
-        <w:rPr/>
         <w:t xml:space="preserve">A. Gondimalla, N. Chesnut, M. Thottethodi, and T. N. Vijaykumar, "SparTen: A sparse tensor accelerator for convolutional neural networks," in </w:t>
       </w:r>
       <w:r>
@@ -1831,7 +1712,6 @@
         <w:t>Proc. 52nd Annu. IEEE/ACM Int. Symp. Microarchit. (MICRO)</w:t>
       </w:r>
       <w:r>
-        <w:rPr/>
         <w:t>, 2019, pp. 151–165.</w:t>
       </w:r>
     </w:p>
@@ -1840,7 +1720,6 @@
         <w:pStyle w:val="references"/>
       </w:pPr>
       <w:r>
-        <w:rPr/>
         <w:t xml:space="preserve">J. Pool and C. Yu, "Channel permutations for N:M sparsity," in </w:t>
       </w:r>
       <w:r>
@@ -1850,7 +1729,6 @@
         <w:t>Proc. Adv. Neural Inf. Process. Syst. (NeurIPS)</w:t>
       </w:r>
       <w:r>
-        <w:rPr/>
         <w:t>, vol. 34, 2021, pp. 13316–13327.</w:t>
       </w:r>
     </w:p>
@@ -1859,7 +1737,6 @@
         <w:pStyle w:val="references"/>
       </w:pPr>
       <w:r>
-        <w:rPr/>
         <w:t>P. Dang, Y. He, and H. Li, "VARA: A voltage-aware ReRAM-based accelerator for energy-efficient computing," arXiv:2609.00421, 2026.</w:t>
       </w:r>
     </w:p>
@@ -1868,7 +1745,6 @@
         <w:pStyle w:val="references"/>
       </w:pPr>
       <w:r>
-        <w:rPr/>
         <w:t xml:space="preserve">P. Budnik and D. J. Kuck, "The organization and use of parallel memories," </w:t>
       </w:r>
       <w:r>
@@ -1878,7 +1754,6 @@
         <w:t>IEEE Trans. Comput.</w:t>
       </w:r>
       <w:r>
-        <w:rPr/>
         <w:t>, vol. C-20, no. 12, pp. 1566–1569, 1971.</w:t>
       </w:r>
     </w:p>
@@ -1887,26 +1762,6 @@
         <w:pStyle w:val="references"/>
       </w:pPr>
       <w:r>
-        <w:rPr/>
-        <w:t xml:space="preserve">S. Williams, A. Waterman, and D. Patterson, "Roofline: An insightful visual performance model for multicore architectures," </w:t>
-      </w:r>
-      <w:r>
-        <w:rPr>
-          <w:i/>
-        </w:rPr>
-        <w:t>Commun. ACM</w:t>
-      </w:r>
-      <w:r>
-        <w:rPr/>
-        <w:t>, vol. 52, no. 4, pp. 65–76, 2009.</w:t>
-      </w:r>
-    </w:p>
-    <w:p>
-      <w:pPr>
-        <w:pStyle w:val="references"/>
-      </w:pPr>
-      <w:r>
-        <w:rPr/>
         <w:t xml:space="preserve">K. Zhang, W. Zuo, Y. Chen, D. Meng, and L. Zhang, "Beyond a Gaussian denoiser: Residual learning of deep CNN for image denoising," </w:t>
       </w:r>
       <w:r>
@@ -1916,7 +1771,6 @@
         <w:t>IEEE Trans. Image Process.</w:t>
       </w:r>
       <w:r>
-        <w:rPr/>
         <w:t>, vol. 26, no. 7, pp. 3142–3155, 2017.</w:t>
       </w:r>
     </w:p>
@@ -1925,7 +1779,6 @@
         <w:pStyle w:val="references"/>
       </w:pPr>
       <w:r>
-        <w:rPr/>
         <w:t xml:space="preserve">S. Roth and M. J. Black, "Fields of experts," </w:t>
       </w:r>
       <w:r>
@@ -1935,7 +1788,6 @@
         <w:t>Int. J. Comput. Vis.</w:t>
       </w:r>
       <w:r>
-        <w:rPr/>
         <w:t>, vol. 82, no. 2, pp. 205–229, 2009.</w:t>
       </w:r>
     </w:p>

--- a/bankperm/PAPER_EN.docx
+++ b/bankperm/PAPER_EN.docx
@@ -7,7 +7,15 @@
         <w:pStyle w:val="papertitle"/>
       </w:pPr>
       <w:r>
-        <w:t xml:space="preserve">When Does Bank Layout Pay? Function-Preserving Channel Relabeling and Tap Skew on a Lockstep Zero-Skipping FPGA CNN Core</w:t>
+        <w:t xml:space="preserve">Bank Layout Optimization for Zero-Skipping</w:t>
+      </w:r>
+    </w:p>
+    <w:p>
+      <w:pPr>
+        <w:pStyle w:val="papertitle"/>
+      </w:pPr>
+      <w:r>
+        <w:t xml:space="preserve">FPGA CNNs</w:t>
       </w:r>
     </w:p>
     <w:p>
@@ -129,7 +137,7 @@
         <w:pStyle w:val="Abstract"/>
       </w:pPr>
       <w:r>
-        <w:t>Abstract—A zero-skipping convolution core whose input banks run in lockstep waits, in every window, for the bank with the most nonzero activations, so the assignment of window taps to banks sets its cycle count. On our integer CNN core for a Zynq XC7Z020, a condition on the layer shapes alone tells where no tap-to-bank layout can change the cycles. We compare three layouts that keep the bitstream and the integer output unchanged: a channel relabeling fitted offline and folded into the adjacent layers, a data-free skew that spreads each channel's taps over the banks, and the two combined. At four values per cycle, two relabelings of a 32-channel denoiser cut the core cycles measured on one image by 7.02% and 7.60%, as a model pushed before the export predicted to the cycle. In counts over 79 test images the skew saves 9.20% and the combination 9.93%, against 7.46% and 8.10% for the relabelings; under pre-registered protocols this order held on all nine networks whose channel count is a multiple of four, and no layout changed the count where the shape condition says it cannot.</w:t>
+        <w:t>Abstract—A zero-skipping convolution core whose input banks run in lockstep waits, in every window, for the bank with the most nonzero activations, so the assignment of window taps to banks sets its cycle count. On our integer CNN core for a Zynq XC7Z020, we derive a shape-only condition necessary for any layout to change a layer's cycles. We compare three layouts that keep the bitstream and the integer output unchanged: a channel relabeling fitted offline and folded into the adjacent layers, a data-free skew that spreads each channel's taps over the banks, and the two combined. At four values per cycle, on four test images of a 32-channel denoiser, the board measured core-cycle savings of 5.9–9.0% for two relabelings, 7.3–10.0% for the skew and 7.9–10.7% for the combination, and predictions committed before the runs matched 176 of 180 layer counts to the cycle and the other four within one. In counts over 79 test images the skew saves 9.20% and the combination 9.93%, against 7.46% and 8.10% for the relabelings; under pre-registered protocols this order held on all nine networks whose channel count is a multiple of four, and no layout changed the count where the shape condition says it cannot.</w:t>
       </w:r>
     </w:p>
     <w:p>
@@ -161,7 +169,7 @@
         <w:pStyle w:val="a3"/>
       </w:pPr>
       <w:r>
-        <w:t>In our core, whose four tap banks run in lockstep, the host's choice of slot decides a tap's bank. We contribute (i) a shape-only condition necessary for any layout to change a layer's cycles (Section II); (ii) three layouts that keep the bitstream and the integer output unchanged: a folded channel relabeling, a data-free skew and both combined (Section III); (iii) board cycles of two relabelings, predicted to the cycle (V-A); (iv) two pre-registered ten-network studies (V-B) and the board network on 79 images (V-C).</w:t>
+        <w:t>In our core, whose four tap banks run in lockstep, the host's choice of slot decides a tap's bank. We contribute (i) a shape-only condition necessary for any layout to change a layer's cycles (Section II); (ii) three layouts that keep the bitstream and the integer output unchanged: a folded channel relabeling, a data-free skew and both combined (Section III); (iii) pre-registered board cycles of all three on four images, predicted to the cycle but for four layers (V-A); (iv) two pre-registered ten-network studies (V-B) and the board network on 79 images (V-C).</w:t>
       </w:r>
     </w:p>
     <w:p>
@@ -532,7 +540,7 @@
         </w:numPr>
       </w:pPr>
       <w:r>
-        <w:t>Fig. 1. A conv5 input window of the board network on Set12 05.png (the first compute-bound one at W = 4 with the median m, 48). Filled: nonzero, colored by bank (bank 1 dotted). (a) L0, bank p mod 4; (b) Frozen, an L1 (16 of 32 channels change bank); (c) L2, bank (p + s) mod 4; (d) L3, bank (class + s) mod 4. Bars: nonzeros per bank; the fullest, m, costs 2m cycles; dashed: m = 36.5, where 2m equals the load of 73 cycles. Here L3 ties L2; over all of conv5's windows the mean m is 47.6, 42.1, 40.4 and 39.7.</w:t>
+        <w:t>Fig. 1. A conv5 input window of the board network on Set12 05.png (the first compute-bound one at W = 4 with the median m, 48). Filled: nonzero, colored by bank (bank 1 dotted). (a) L0, bank p mod 4; (b) Frozen, an L1; (c) L2, bank (p + s) mod 4; (d) L3, bank (class + s) mod 4. Bars: nonzeros per bank; the fullest, m, costs 2m cycles; dashed: m = 36.5, where 2m equals the load of 73 cycles. Here L3 ties L2; over all of conv5's windows the mean m is 47.6, 42.1, 40.4 and 39.7.</w:t>
       </w:r>
     </w:p>
     <w:p>
@@ -568,7 +576,7 @@
         <w:t>Board.</w:t>
       </w:r>
       <w:r>
-        <w:t xml:space="preserve"> The W = 4 bitstream for the XC7Z020 closes timing at 100 MHz (worst slack +0.130 ns), uses 11,151 LUTs (21%), 71 of 140 BRAM36-equivalent tiles and no DSP slice, and ran at the board preset's 50 MHz. One bitstream ran all layouts; per layer the driver checks the output against the integer model and reads the cycle counter CYCLES and the DMA-wait counter IN_STALL. On 05.png the Original ran once as a canary, then each layout three times in alternation. Until the raw reports are committed (only an earlier run of the Original is), these board cycles are transcribed from run notes, each checked by a script against its line in the notes. All other cycle numbers are counts in the host emulation, which reproduces every network's reference PSNR on all 80 images.</w:t>
+        <w:t xml:space="preserve"> The W = 4 bitstream for the XC7Z020 closes timing at 100 MHz (worst slack +0.130 ns), uses 11,151 LUTs (21%), 71 of 140 BRAM36-equivalent tiles and no DSP slice, and ran at the board preset's 50 MHz. One bitstream ran all layouts; per layer the driver checks the output against the integer model and reads the cycle counter CYCLES and the DMA-wait counter IN_STALL. The pre-registered runs ran L0, Frozen, Multi-start, L2 and L3 once each on Set12 05–08. Earlier, L0, Frozen and Multi-start had run up to three times each, in alternation, on Set12 04–12 (05 after an L0 canary); these runs were not used by any prediction. All other cycle numbers are counts in the host emulation, which reproduces every network's reference PSNR on all 80 images.</w:t>
       </w:r>
     </w:p>
     <w:p>
@@ -582,7 +590,7 @@
         <w:t>What was fixed when</w:t>
       </w:r>
       <w:r>
-        <w:t xml:space="preserve"> (commits; push times in bankperm/README.md). The fill-and-drain rule (6dc0e60) preceded both exports, and Frozen's per-layer count savings on 05.png (9cf9c79) preceded the board runs. PROTOCOL (c2299e2) fixed the recipe, the evaluation, condition (2) per layer and hypotheses H0–H3 before any fit on the other nine networks; PROTOCOL_2 (951c8f1) fixed L2, L3, the bootstrap and H4–H6 before the L3 fit and the study's counts (earlier ones: Sec. VI).</w:t>
+        <w:t xml:space="preserve"> (commits; push times in bankperm/README.md). The fill-and-drain rule (6dc0e60) preceded both exports, and Frozen's per-layer count savings on 05.png (9cf9c79) preceded the board runs. PROTOCOL (c2299e2) fixed the recipe, the evaluation, condition (2) per layer and hypotheses H0–H3 before any fit on the other nine networks; PROTOCOL_2 (951c8f1) fixed L2, L3, the bootstrap and H4–H6 before the L3 fit and the study's counts (earlier ones: Sec. VI); every layer of its board runs was predicted before them (7312a84; L3: 0887924).</w:t>
       </w:r>
     </w:p>
     <w:p>
@@ -606,7 +614,7 @@
         <w:pStyle w:val="a3"/>
       </w:pPr>
       <w:r>
-        <w:t>On Set12 05.png, Multi-start lowered the board cycles by 7.60% and Frozen by 7.02% (Table I). The repeats gave the same numbers, except 12 more cycles in Frozen's third run, all in conv10, where IN_STALL was also 12; none of their 90 layer runs had an output mismatch. In all 63 comparisons (every layer of Original and Multi-start, sums and totals of canary, repeats and the earlier run), CYCLES − IN_STALL equaled the exact prediction. Because the fill-and-drain rule was read off runs including the Original's layers, the repeats are deterministic and conv1 and conv10 see the same windows in every layout, only nine comparisons are out of sample, all on one image: Multi-start's conv2–conv9 and Frozen's conv2–9 sum. This bitstream's IN_STALL misses DMA starvation at window boundaries; the rule could absorb a stall common to all layouts, so the match excludes only stalls that differ between them. Board runs of L0, Frozen, Multi-start and L2 on Set12 05–08, every layer predicted before them (7312a84), and of L3 (addendum d6521ec) are under way; no result of them is claimed here.</w:t>
+        <w:t>On all four images the board ranked the layouts as the counts did, L3 &lt; L2 &lt; Multi-start &lt; Frozen &lt; L0 in cycles (Table I); pooled, L2 saved 8.13% and L3 8.80%. No run had an output mismatch, and 176 of the 180 predicted layer counts (conv2–conv10) equaled their prediction; the other four, all in conv8, were one cycle over with IN_STALL = 0, exactly the conv2–conv9 layers whose last window computes 30 cycles (all others: 32–56), where the fill-and-drain rule, read off runs of 05.png, is one cycle short. All layers on 06–08 are thus out of sample, as are L2's and L3's conv2–conv9 on 05; L2 and L3 had never run on the board. The L0, Frozen and Multi-start runs repeat the earlier ones (Sec. IV) to the cycle, up to IN_STALL; there, on Set12 04–12, 758 of 770 layer counts were exact (the 12 misses: the same conv8 cycle), and Frozen saved 5.93–7.91%, Multi-start 6.58–9.01%. This bitstream's IN_STALL misses DMA starvation at window boundaries; the rule could absorb a stall common to all layouts, so the match excludes only stalls that differ between them.</w:t>
       </w:r>
     </w:p>
     <w:p>
@@ -618,7 +626,7 @@
         </w:numPr>
       </w:pPr>
       <w:r>
-        <w:t>Table I. Board cycles of B-32 ReLU s1 on Set12 05.png at W = 4 (repeat 1, transcribed), each equal to its exact prediction, and savings from them.</w:t>
+        <w:t>Table I. Board saving (%) against L0 of R1 at W = 4 on Set12 05–08, one pre-registered run each (L0 row: total cycles); each total is its prediction, +1 cycle for L0 and Multi-start on 08, Multi-start and L3 on 07.</w:t>
       </w:r>
     </w:p>
     <w:tbl>
@@ -633,15 +641,16 @@
         <w:tblLook w:firstColumn="1" w:firstRow="1" w:lastColumn="0" w:lastRow="0" w:noHBand="0" w:noVBand="1" w:val="04A0"/>
       </w:tblPr>
       <w:tblGrid>
-        <w:gridCol w:w="1143"/>
-        <w:gridCol w:w="1143"/>
-        <w:gridCol w:w="1143"/>
-        <w:gridCol w:w="1333"/>
+        <w:gridCol w:w="1673"/>
+        <w:gridCol w:w="772"/>
+        <w:gridCol w:w="772"/>
+        <w:gridCol w:w="772"/>
+        <w:gridCol w:w="772"/>
       </w:tblGrid>
       <w:tr>
         <w:tc>
           <w:tcPr>
-            <w:tcW w:type="dxa" w:w="1143"/>
+            <w:tcW w:type="dxa" w:w="1673"/>
           </w:tcPr>
           <w:p>
             <w:pPr>
@@ -655,7 +664,7 @@
         </w:tc>
         <w:tc>
           <w:tcPr>
-            <w:tcW w:type="dxa" w:w="1143"/>
+            <w:tcW w:type="dxa" w:w="772"/>
           </w:tcPr>
           <w:p>
             <w:pPr>
@@ -664,13 +673,13 @@
               <w:jc w:val="center"/>
             </w:pPr>
             <w:r>
-              <w:t>conv2–9</w:t>
-            </w:r>
-          </w:p>
-        </w:tc>
-        <w:tc>
-          <w:tcPr>
-            <w:tcW w:type="dxa" w:w="1143"/>
+              <w:t>05</w:t>
+            </w:r>
+          </w:p>
+        </w:tc>
+        <w:tc>
+          <w:tcPr>
+            <w:tcW w:type="dxa" w:w="772"/>
           </w:tcPr>
           <w:p>
             <w:pPr>
@@ -679,13 +688,13 @@
               <w:jc w:val="center"/>
             </w:pPr>
             <w:r>
-              <w:t>Total</w:t>
-            </w:r>
-          </w:p>
-        </w:tc>
-        <w:tc>
-          <w:tcPr>
-            <w:tcW w:type="dxa" w:w="1333"/>
+              <w:t>06</w:t>
+            </w:r>
+          </w:p>
+        </w:tc>
+        <w:tc>
+          <w:tcPr>
+            <w:tcW w:type="dxa" w:w="772"/>
           </w:tcPr>
           <w:p>
             <w:pPr>
@@ -694,7 +703,22 @@
               <w:jc w:val="center"/>
             </w:pPr>
             <w:r>
-              <w:t>Saving (%), conv2–9/total</w:t>
+              <w:t>07</w:t>
+            </w:r>
+          </w:p>
+        </w:tc>
+        <w:tc>
+          <w:tcPr>
+            <w:tcW w:type="dxa" w:w="772"/>
+          </w:tcPr>
+          <w:p>
+            <w:pPr>
+              <w:pStyle w:val="tablecolhead"/>
+              <w:spacing w:before="20" w:after="20"/>
+              <w:jc w:val="center"/>
+            </w:pPr>
+            <w:r>
+              <w:t>08</w:t>
             </w:r>
           </w:p>
         </w:tc>
@@ -702,60 +726,75 @@
       <w:tr>
         <w:tc>
           <w:tcPr>
-            <w:tcW w:type="dxa" w:w="1143"/>
-          </w:tcPr>
-          <w:p>
-            <w:pPr>
-              <w:pStyle w:val="tablecopy"/>
-              <w:spacing w:before="20" w:after="20"/>
-            </w:pPr>
-            <w:r>
-              <w:t>Original</w:t>
-            </w:r>
-          </w:p>
-        </w:tc>
-        <w:tc>
-          <w:tcPr>
-            <w:tcW w:type="dxa" w:w="1143"/>
-          </w:tcPr>
-          <w:p>
-            <w:pPr>
-              <w:pStyle w:val="tablecopy"/>
-              <w:spacing w:before="20" w:after="20"/>
-              <w:jc w:val="center"/>
-            </w:pPr>
-            <w:r>
-              <w:t>11,421,202</w:t>
-            </w:r>
-          </w:p>
-        </w:tc>
-        <w:tc>
-          <w:tcPr>
-            <w:tcW w:type="dxa" w:w="1143"/>
-          </w:tcPr>
-          <w:p>
-            <w:pPr>
-              <w:pStyle w:val="tablecopy"/>
-              <w:spacing w:before="20" w:after="20"/>
-              <w:jc w:val="center"/>
-            </w:pPr>
-            <w:r>
-              <w:t>13,289,030</w:t>
-            </w:r>
-          </w:p>
-        </w:tc>
-        <w:tc>
-          <w:tcPr>
-            <w:tcW w:type="dxa" w:w="1333"/>
-          </w:tcPr>
-          <w:p>
-            <w:pPr>
-              <w:pStyle w:val="tablecopy"/>
-              <w:spacing w:before="20" w:after="20"/>
-              <w:jc w:val="center"/>
-            </w:pPr>
-            <w:r>
-              <w:t>—</w:t>
+            <w:tcW w:type="dxa" w:w="1673"/>
+          </w:tcPr>
+          <w:p>
+            <w:pPr>
+              <w:pStyle w:val="tablecopy"/>
+              <w:spacing w:before="20" w:after="20"/>
+            </w:pPr>
+            <w:r>
+              <w:t>L0 (10⁶ cycles)</w:t>
+            </w:r>
+          </w:p>
+        </w:tc>
+        <w:tc>
+          <w:tcPr>
+            <w:tcW w:type="dxa" w:w="772"/>
+          </w:tcPr>
+          <w:p>
+            <w:pPr>
+              <w:pStyle w:val="tablecopy"/>
+              <w:spacing w:before="20" w:after="20"/>
+              <w:jc w:val="center"/>
+            </w:pPr>
+            <w:r>
+              <w:t>13.289</w:t>
+            </w:r>
+          </w:p>
+        </w:tc>
+        <w:tc>
+          <w:tcPr>
+            <w:tcW w:type="dxa" w:w="772"/>
+          </w:tcPr>
+          <w:p>
+            <w:pPr>
+              <w:pStyle w:val="tablecopy"/>
+              <w:spacing w:before="20" w:after="20"/>
+              <w:jc w:val="center"/>
+            </w:pPr>
+            <w:r>
+              <w:t>13.466</w:t>
+            </w:r>
+          </w:p>
+        </w:tc>
+        <w:tc>
+          <w:tcPr>
+            <w:tcW w:type="dxa" w:w="772"/>
+          </w:tcPr>
+          <w:p>
+            <w:pPr>
+              <w:pStyle w:val="tablecopy"/>
+              <w:spacing w:before="20" w:after="20"/>
+              <w:jc w:val="center"/>
+            </w:pPr>
+            <w:r>
+              <w:t>13.412</w:t>
+            </w:r>
+          </w:p>
+        </w:tc>
+        <w:tc>
+          <w:tcPr>
+            <w:tcW w:type="dxa" w:w="772"/>
+          </w:tcPr>
+          <w:p>
+            <w:pPr>
+              <w:pStyle w:val="tablecopy"/>
+              <w:spacing w:before="20" w:after="20"/>
+              <w:jc w:val="center"/>
+            </w:pPr>
+            <w:r>
+              <w:t>51.977</w:t>
             </w:r>
           </w:p>
         </w:tc>
@@ -763,60 +802,75 @@
       <w:tr>
         <w:tc>
           <w:tcPr>
-            <w:tcW w:type="dxa" w:w="1143"/>
-          </w:tcPr>
-          <w:p>
-            <w:pPr>
-              <w:pStyle w:val="tablecopy"/>
-              <w:spacing w:before="20" w:after="20"/>
-            </w:pPr>
-            <w:r>
-              <w:t>Frozen</w:t>
-            </w:r>
-          </w:p>
-        </w:tc>
-        <w:tc>
-          <w:tcPr>
-            <w:tcW w:type="dxa" w:w="1143"/>
-          </w:tcPr>
-          <w:p>
-            <w:pPr>
-              <w:pStyle w:val="tablecopy"/>
-              <w:spacing w:before="20" w:after="20"/>
-              <w:jc w:val="center"/>
-            </w:pPr>
-            <w:r>
-              <w:t>10,487,986</w:t>
-            </w:r>
-          </w:p>
-        </w:tc>
-        <w:tc>
-          <w:tcPr>
-            <w:tcW w:type="dxa" w:w="1143"/>
-          </w:tcPr>
-          <w:p>
-            <w:pPr>
-              <w:pStyle w:val="tablecopy"/>
-              <w:spacing w:before="20" w:after="20"/>
-              <w:jc w:val="center"/>
-            </w:pPr>
-            <w:r>
-              <w:t>12,355,814</w:t>
-            </w:r>
-          </w:p>
-        </w:tc>
-        <w:tc>
-          <w:tcPr>
-            <w:tcW w:type="dxa" w:w="1333"/>
-          </w:tcPr>
-          <w:p>
-            <w:pPr>
-              <w:pStyle w:val="tablecopy"/>
-              <w:spacing w:before="20" w:after="20"/>
-              <w:jc w:val="center"/>
-            </w:pPr>
-            <w:r>
-              <w:t>8.17/7.02</w:t>
+            <w:tcW w:type="dxa" w:w="1673"/>
+          </w:tcPr>
+          <w:p>
+            <w:pPr>
+              <w:pStyle w:val="tablecopy"/>
+              <w:spacing w:before="20" w:after="20"/>
+            </w:pPr>
+            <w:r>
+              <w:t>L1 Frozen</w:t>
+            </w:r>
+          </w:p>
+        </w:tc>
+        <w:tc>
+          <w:tcPr>
+            <w:tcW w:type="dxa" w:w="772"/>
+          </w:tcPr>
+          <w:p>
+            <w:pPr>
+              <w:pStyle w:val="tablecopy"/>
+              <w:spacing w:before="20" w:after="20"/>
+              <w:jc w:val="center"/>
+            </w:pPr>
+            <w:r>
+              <w:t>7.02</w:t>
+            </w:r>
+          </w:p>
+        </w:tc>
+        <w:tc>
+          <w:tcPr>
+            <w:tcW w:type="dxa" w:w="772"/>
+          </w:tcPr>
+          <w:p>
+            <w:pPr>
+              <w:pStyle w:val="tablecopy"/>
+              <w:spacing w:before="20" w:after="20"/>
+              <w:jc w:val="center"/>
+            </w:pPr>
+            <w:r>
+              <w:t>7.91</w:t>
+            </w:r>
+          </w:p>
+        </w:tc>
+        <w:tc>
+          <w:tcPr>
+            <w:tcW w:type="dxa" w:w="772"/>
+          </w:tcPr>
+          <w:p>
+            <w:pPr>
+              <w:pStyle w:val="tablecopy"/>
+              <w:spacing w:before="20" w:after="20"/>
+              <w:jc w:val="center"/>
+            </w:pPr>
+            <w:r>
+              <w:t>7.22</w:t>
+            </w:r>
+          </w:p>
+        </w:tc>
+        <w:tc>
+          <w:tcPr>
+            <w:tcW w:type="dxa" w:w="772"/>
+          </w:tcPr>
+          <w:p>
+            <w:pPr>
+              <w:pStyle w:val="tablecopy"/>
+              <w:spacing w:before="20" w:after="20"/>
+              <w:jc w:val="center"/>
+            </w:pPr>
+            <w:r>
+              <w:t>5.93</w:t>
             </w:r>
           </w:p>
         </w:tc>
@@ -824,60 +878,227 @@
       <w:tr>
         <w:tc>
           <w:tcPr>
-            <w:tcW w:type="dxa" w:w="1143"/>
-          </w:tcPr>
-          <w:p>
-            <w:pPr>
-              <w:pStyle w:val="tablecopy"/>
-              <w:spacing w:before="20" w:after="20"/>
-            </w:pPr>
-            <w:r>
-              <w:t>Multi-start</w:t>
-            </w:r>
-          </w:p>
-        </w:tc>
-        <w:tc>
-          <w:tcPr>
-            <w:tcW w:type="dxa" w:w="1143"/>
-          </w:tcPr>
-          <w:p>
-            <w:pPr>
-              <w:pStyle w:val="tablecopy"/>
-              <w:spacing w:before="20" w:after="20"/>
-              <w:jc w:val="center"/>
-            </w:pPr>
-            <w:r>
-              <w:t>10,410,591</w:t>
-            </w:r>
-          </w:p>
-        </w:tc>
-        <w:tc>
-          <w:tcPr>
-            <w:tcW w:type="dxa" w:w="1143"/>
-          </w:tcPr>
-          <w:p>
-            <w:pPr>
-              <w:pStyle w:val="tablecopy"/>
-              <w:spacing w:before="20" w:after="20"/>
-              <w:jc w:val="center"/>
-            </w:pPr>
-            <w:r>
-              <w:t>12,278,419</w:t>
-            </w:r>
-          </w:p>
-        </w:tc>
-        <w:tc>
-          <w:tcPr>
-            <w:tcW w:type="dxa" w:w="1333"/>
-          </w:tcPr>
-          <w:p>
-            <w:pPr>
-              <w:pStyle w:val="tablecopy"/>
-              <w:spacing w:before="20" w:after="20"/>
-              <w:jc w:val="center"/>
-            </w:pPr>
-            <w:r>
-              <w:t>8.85/7.60</w:t>
+            <w:tcW w:type="dxa" w:w="1673"/>
+          </w:tcPr>
+          <w:p>
+            <w:pPr>
+              <w:pStyle w:val="tablecopy"/>
+              <w:spacing w:before="20" w:after="20"/>
+            </w:pPr>
+            <w:r>
+              <w:t>L1 Multi-start</w:t>
+            </w:r>
+          </w:p>
+        </w:tc>
+        <w:tc>
+          <w:tcPr>
+            <w:tcW w:type="dxa" w:w="772"/>
+          </w:tcPr>
+          <w:p>
+            <w:pPr>
+              <w:pStyle w:val="tablecopy"/>
+              <w:spacing w:before="20" w:after="20"/>
+              <w:jc w:val="center"/>
+            </w:pPr>
+            <w:r>
+              <w:t>7.60</w:t>
+            </w:r>
+          </w:p>
+        </w:tc>
+        <w:tc>
+          <w:tcPr>
+            <w:tcW w:type="dxa" w:w="772"/>
+          </w:tcPr>
+          <w:p>
+            <w:pPr>
+              <w:pStyle w:val="tablecopy"/>
+              <w:spacing w:before="20" w:after="20"/>
+              <w:jc w:val="center"/>
+            </w:pPr>
+            <w:r>
+              <w:t>9.01</w:t>
+            </w:r>
+          </w:p>
+        </w:tc>
+        <w:tc>
+          <w:tcPr>
+            <w:tcW w:type="dxa" w:w="772"/>
+          </w:tcPr>
+          <w:p>
+            <w:pPr>
+              <w:pStyle w:val="tablecopy"/>
+              <w:spacing w:before="20" w:after="20"/>
+              <w:jc w:val="center"/>
+            </w:pPr>
+            <w:r>
+              <w:t>7.89</w:t>
+            </w:r>
+          </w:p>
+        </w:tc>
+        <w:tc>
+          <w:tcPr>
+            <w:tcW w:type="dxa" w:w="772"/>
+          </w:tcPr>
+          <w:p>
+            <w:pPr>
+              <w:pStyle w:val="tablecopy"/>
+              <w:spacing w:before="20" w:after="20"/>
+              <w:jc w:val="center"/>
+            </w:pPr>
+            <w:r>
+              <w:t>6.58</w:t>
+            </w:r>
+          </w:p>
+        </w:tc>
+      </w:tr>
+      <w:tr>
+        <w:tc>
+          <w:tcPr>
+            <w:tcW w:type="dxa" w:w="1673"/>
+          </w:tcPr>
+          <w:p>
+            <w:pPr>
+              <w:pStyle w:val="tablecopy"/>
+              <w:spacing w:before="20" w:after="20"/>
+            </w:pPr>
+            <w:r>
+              <w:t>L2 skew</w:t>
+            </w:r>
+          </w:p>
+        </w:tc>
+        <w:tc>
+          <w:tcPr>
+            <w:tcW w:type="dxa" w:w="772"/>
+          </w:tcPr>
+          <w:p>
+            <w:pPr>
+              <w:pStyle w:val="tablecopy"/>
+              <w:spacing w:before="20" w:after="20"/>
+              <w:jc w:val="center"/>
+            </w:pPr>
+            <w:r>
+              <w:t>8.64</w:t>
+            </w:r>
+          </w:p>
+        </w:tc>
+        <w:tc>
+          <w:tcPr>
+            <w:tcW w:type="dxa" w:w="772"/>
+          </w:tcPr>
+          <w:p>
+            <w:pPr>
+              <w:pStyle w:val="tablecopy"/>
+              <w:spacing w:before="20" w:after="20"/>
+              <w:jc w:val="center"/>
+            </w:pPr>
+            <w:r>
+              <w:t>9.97</w:t>
+            </w:r>
+          </w:p>
+        </w:tc>
+        <w:tc>
+          <w:tcPr>
+            <w:tcW w:type="dxa" w:w="772"/>
+          </w:tcPr>
+          <w:p>
+            <w:pPr>
+              <w:pStyle w:val="tablecopy"/>
+              <w:spacing w:before="20" w:after="20"/>
+              <w:jc w:val="center"/>
+            </w:pPr>
+            <w:r>
+              <w:t>8.95</w:t>
+            </w:r>
+          </w:p>
+        </w:tc>
+        <w:tc>
+          <w:tcPr>
+            <w:tcW w:type="dxa" w:w="772"/>
+          </w:tcPr>
+          <w:p>
+            <w:pPr>
+              <w:pStyle w:val="tablecopy"/>
+              <w:spacing w:before="20" w:after="20"/>
+              <w:jc w:val="center"/>
+            </w:pPr>
+            <w:r>
+              <w:t>7.31</w:t>
+            </w:r>
+          </w:p>
+        </w:tc>
+      </w:tr>
+      <w:tr>
+        <w:tc>
+          <w:tcPr>
+            <w:tcW w:type="dxa" w:w="1673"/>
+          </w:tcPr>
+          <w:p>
+            <w:pPr>
+              <w:pStyle w:val="tablecopy"/>
+              <w:spacing w:before="20" w:after="20"/>
+            </w:pPr>
+            <w:r>
+              <w:t>L3 skew + relabeling</w:t>
+            </w:r>
+          </w:p>
+        </w:tc>
+        <w:tc>
+          <w:tcPr>
+            <w:tcW w:type="dxa" w:w="772"/>
+          </w:tcPr>
+          <w:p>
+            <w:pPr>
+              <w:pStyle w:val="tablecopy"/>
+              <w:spacing w:before="20" w:after="20"/>
+              <w:jc w:val="center"/>
+            </w:pPr>
+            <w:r>
+              <w:t>9.39</w:t>
+            </w:r>
+          </w:p>
+        </w:tc>
+        <w:tc>
+          <w:tcPr>
+            <w:tcW w:type="dxa" w:w="772"/>
+          </w:tcPr>
+          <w:p>
+            <w:pPr>
+              <w:pStyle w:val="tablecopy"/>
+              <w:spacing w:before="20" w:after="20"/>
+              <w:jc w:val="center"/>
+            </w:pPr>
+            <w:r>
+              <w:t>10.68</w:t>
+            </w:r>
+          </w:p>
+        </w:tc>
+        <w:tc>
+          <w:tcPr>
+            <w:tcW w:type="dxa" w:w="772"/>
+          </w:tcPr>
+          <w:p>
+            <w:pPr>
+              <w:pStyle w:val="tablecopy"/>
+              <w:spacing w:before="20" w:after="20"/>
+              <w:jc w:val="center"/>
+            </w:pPr>
+            <w:r>
+              <w:t>9.64</w:t>
+            </w:r>
+          </w:p>
+        </w:tc>
+        <w:tc>
+          <w:tcPr>
+            <w:tcW w:type="dxa" w:w="772"/>
+          </w:tcPr>
+          <w:p>
+            <w:pPr>
+              <w:pStyle w:val="tablecopy"/>
+              <w:spacing w:before="20" w:after="20"/>
+              <w:jc w:val="center"/>
+            </w:pPr>
+            <w:r>
+              <w:t>7.95</w:t>
             </w:r>
           </w:p>
         </w:tc>
@@ -896,7 +1117,7 @@
         <w:pStyle w:val="a3"/>
       </w:pPr>
       <w:r>
-        <w:t>PROTOCOL's two checks and two sign predictions all held. H0: our code reproduced Frozen in all eight layers, and its export byte for byte. H1: wherever (2) holds, at W = 1 on all networks and at W = 2 on A and R1–R3, the relabeled count equaled the original on all 80 images. H2: the pooled W = 4 saving of L1 was positive on all ten networks, 1.09–10.80% (Fig. 2; the sign was known for B, M1 and R1). H3: the pooled W = 2 saving was positive on all six networks where (2) allows it, 3.36–7.37% on five and 0.022% on 45.</w:t>
+        <w:t>PROTOCOL's two checks and two sign predictions all held. H0: our code reproduced Frozen and its export byte for byte. H1: wherever (2) holds, at W = 1 on all networks and at W = 2 on A and R1–R3, the relabeled count equaled the original on all 80 images. H2, H3: the pooled saving of L1 was positive on all ten networks at W = 4, 1.09–10.80% (Fig. 2; the sign was known for B, M1 and R1), and on all six where (2) allows it at W = 2, 3.36–7.37% on five and 0.022% on 45.</w:t>
       </w:r>
     </w:p>
     <w:p>
@@ -916,7 +1137,7 @@
       <w:r>
         <w:drawing>
           <wp:inline xmlns:a="http://schemas.openxmlformats.org/drawingml/2006/main" xmlns:pic="http://schemas.openxmlformats.org/drawingml/2006/picture">
-            <wp:extent cx="2880000" cy="1906780"/>
+            <wp:extent cx="2880000" cy="1800000"/>
             <wp:docPr id="2" name="Picture 2"/>
             <wp:cNvGraphicFramePr>
               <a:graphicFrameLocks noChangeAspect="1"/>
@@ -937,7 +1158,7 @@
                   <pic:spPr>
                     <a:xfrm>
                       <a:off x="0" y="0"/>
-                      <a:ext cx="2880000" cy="1906780"/>
+                      <a:ext cx="2880000" cy="1800000"/>
                     </a:xfrm>
                     <a:prstGeom prst="rect"/>
                   </pic:spPr>
@@ -973,7 +1194,7 @@
         <w:pStyle w:val="a3"/>
       </w:pPr>
       <w:r>
-        <w:t>At W = 4, L2 saved more than both board relabelings, and L3 more than L2, on each of the 79 images (Fig. 3). L3 removed 26% of the imbalance that L2 leaves, reaching 82.6% of the perfect-balance saving against 76.6% (Table II), with the same host reorder as L2. On 05.png the counts give 9.39% (L3) and 8.64% (L2), against 7.02% and 7.60% for Frozen and Multi-start and 11.49% for perfect balance. Pooled, L2 also beat L1 fitted on each test image (8.45%) and a Sense-like sort by each channel's nonzero count in it; a density deal after SparTen [4] saved least (a comparison of procedures, not of co-activation against density).</w:t>
+        <w:t>At W = 4, L2 saved more than both board relabelings, and L3 more than L2, on each of the 79 images (Fig. 3). L3 removed 26% of the imbalance that L2 leaves, reaching 82.6% of the perfect-balance saving against 76.6% (Table II), with the same host reorder as L2. On the four board images the counts' savings equal Table I's within 0.001 points. Pooled, L2 also beat L1 fitted on each test image (8.45%) and a Sense-like sort by each channel's nonzero count in it; a density deal after SparTen [4] saved least (a comparison of procedures, not of co-activation against density).</w:t>
       </w:r>
     </w:p>
     <w:p>
@@ -985,7 +1206,7 @@
       <w:r>
         <w:drawing>
           <wp:inline xmlns:a="http://schemas.openxmlformats.org/drawingml/2006/main" xmlns:pic="http://schemas.openxmlformats.org/drawingml/2006/picture">
-            <wp:extent cx="2880000" cy="1980000"/>
+            <wp:extent cx="2880000" cy="1836610"/>
             <wp:docPr id="3" name="Picture 3"/>
             <wp:cNvGraphicFramePr>
               <a:graphicFrameLocks noChangeAspect="1"/>
@@ -1006,7 +1227,7 @@
                   <pic:spPr>
                     <a:xfrm>
                       <a:off x="0" y="0"/>
-                      <a:ext cx="2880000" cy="1980000"/>
+                      <a:ext cx="2880000" cy="1836610"/>
                     </a:xfrm>
                     <a:prstGeom prst="rect"/>
                   </pic:spPr>
@@ -1026,7 +1247,7 @@
         </w:numPr>
       </w:pPr>
       <w:r>
-        <w:t>Fig. 3. Per-image W = 4 saving (count) of the board network on the 79 images other than Set12 01.png (calibration of Frozen and L3; Multi-start also used 02–03), sorted by the bound; legend: pooled saving; dotted: the board image.</w:t>
+        <w:t>Fig. 3. Per-image W = 4 saving (count) of the board network on the 79 images other than Set12 01.png (calibration of Frozen and L3; Multi-start also used 02–03), sorted by the bound; legend: pooled saving; dotted: Set12 05.png.</w:t>
       </w:r>
     </w:p>
     <w:p>
@@ -1560,7 +1781,7 @@
         <w:pStyle w:val="a3"/>
       </w:pPr>
       <w:r>
-        <w:t>Fitting a network took under 30 s (L1 or L3); L2 needs none. Single-threaded on an x86 server, the host's work for 05.png (input, im2col, requantization) took 31 ms (32 ms on the Multi-start export) against the core's 266 ms at 50 MHz: back to back, Multi-start's 7.60% core saving is 6.3–6.8% end to end, and all of it if the host overlaps the next image; the skew's reordering after im2col adds 4.2 ms. This bound omits the transfer of windows and results and the JTAG harness that ran the board (315 s per image); the Zynq's ARM cores would be slower than the server; energy was not measured.</w:t>
+        <w:t>Fitting a network took under 30 s (L1 or L3); L2 needs none. Single-threaded on an x86 server, the host's work for 05.png (input, im2col, requantization) took 31 ms (32 ms on the Multi-start export) against the core's 266 ms at 50 MHz: back to back, Multi-start's 7.60% core saving is 6.3–6.8% end to end, and all of it if the host overlaps the next image; the skew's reordering after im2col adds 4.2 ms. This bound omits the transfer of windows and results and the JTAG harness that ran the board; the Zynq's ARM cores would be slower than the server; energy was not measured.</w:t>
       </w:r>
     </w:p>
     <w:p>
@@ -1586,7 +1807,7 @@
         <w:t>Board evidence.</w:t>
       </w:r>
       <w:r>
-        <w:t xml:space="preserve"> The board measured just two relabelings, on one network and one image; L2 and L3 are counts.</w:t>
+        <w:t xml:space="preserve"> One network; L2 and L3 on four images, one run each, the relabelings on nine. The earlier runs on 06–08 had been made, though not committed or used, when their predictions were written.</w:t>
       </w:r>
     </w:p>
     <w:p>
@@ -1620,7 +1841,7 @@
         <w:pStyle w:val="a3"/>
       </w:pPr>
       <w:r>
-        <w:t>The layer shapes tell where the tap-to-bank layout of a lockstep zero-skipping core can matter. Where it can, in counts over 79 images, the data-free skew removed more bank imbalance than a fitted relabeling on all nine networks with N mod 4 = 0, and a relabeling fitted under the skew removed more than the skew on every test image and, pooled, in every fitted layer. The two only partly add (under the skew the relabeling gains 0.48–1.18 points, alone 3.50–10.80%): the skew spreads each channel over the banks, the relabeling still chooses which channels share one. Scripts, layouts, per-image counts and every number's source: https://github.com/qewr1234/FPGA (bankperm/).</w:t>
+        <w:t>The layer shapes tell where the tap-to-bank layout of a lockstep zero-skipping core can matter. Where it can, in counts over 79 images, the data-free skew removed more bank imbalance than a fitted relabeling on all nine networks with N mod 4 = 0, and a relabeling fitted under the skew removed more than the skew on every test image and, pooled, in every fitted layer. On the board the same order held on all four images, predicted to the cycle in 176 of 180 layers. The two only partly add (under the skew the relabeling gains 0.48–1.18 points, alone 3.50–10.80%): the skew spreads each channel over the banks, the relabeling still chooses which channels share one. Scripts, layouts, per-image counts and every number's source: https://github.com/qewr1234/FPGA (bankperm/).</w:t>
       </w:r>
     </w:p>
     <w:p>

--- a/bankperm/PAPER_EN.docx
+++ b/bankperm/PAPER_EN.docx
@@ -137,7 +137,7 @@
         <w:pStyle w:val="Abstract"/>
       </w:pPr>
       <w:r>
-        <w:t>Abstract—A zero-skipping convolution core whose input banks run in lockstep waits, in every window, for the bank with the most nonzero activations, so the assignment of window taps to banks sets its cycle count. On our integer CNN core for a Zynq XC7Z020, we derive a shape-only condition necessary for any layout to change a layer's cycles. We compare three layouts that keep the bitstream and the integer output unchanged: a channel relabeling fitted offline and folded into the adjacent layers, a data-free skew that spreads each channel's taps over the banks, and the two combined. At four values per cycle, on four test images of a 32-channel denoiser, the board measured core-cycle savings of 5.9–9.0% for two relabelings, 7.3–10.0% for the skew and 7.9–10.7% for the combination, and predictions committed before the runs matched 176 of 180 layer counts to the cycle and the other four within one. In counts over 79 test images the skew saves 9.20% and the combination 9.93%, against 7.46% and 8.10% for the relabelings; under pre-registered protocols this order held on all nine networks whose channel count is a multiple of four, and no layout changed the count where the shape condition says it cannot.</w:t>
+        <w:t>Abstract—A zero-skipping convolution core whose input banks run in lockstep waits, in every window, for the bank with the most nonzero activations, so the assignment of window taps to banks sets its cycle count. On our integer CNN core for a Zynq XC7Z020, we derive a shape-only condition necessary for any layout to change a layer's cycle count. We compare three layouts that keep the bitstream and the integer output unchanged: a channel relabeling fitted offline and folded into the adjacent layers, a data-free skew that spreads each channel's taps over the banks, and the two combined. At four values per cycle, on four test images of a 32-channel denoiser, the board measured core-cycle savings of 5.9–9.0% for two relabelings, 7.3–10.0% for the skew and 7.9–10.7% for the combination, and predictions committed before the runs matched the measured cycles of 176 of 180 layers exactly (71 of 72 for the skew and the combination, which had never run) and the other four within one cycle. In counts over 79 test images the skew saves 9.20% and the combination 9.93%, against 7.46% and 8.10% for the relabelings; under pre-registered protocols this order held on all nine networks whose channel count is a multiple of four, and no layout changed the count where the shape condition says it cannot.</w:t>
       </w:r>
     </w:p>
     <w:p>
@@ -169,7 +169,7 @@
         <w:pStyle w:val="a3"/>
       </w:pPr>
       <w:r>
-        <w:t>In our core, whose four tap banks run in lockstep, the host's choice of slot decides a tap's bank. We contribute (i) a shape-only condition necessary for any layout to change a layer's cycles (Section II); (ii) three layouts that keep the bitstream and the integer output unchanged: a folded channel relabeling, a data-free skew and both combined (Section III); (iii) pre-registered board cycles of all three on four images, predicted to the cycle but for four layers (V-A); (iv) two pre-registered ten-network studies (V-B) and the board network on 79 images (V-C).</w:t>
+        <w:t>In our core, whose four tap banks run in lockstep, the host's choice of slot decides a tap's bank. We contribute (i) a shape-only condition necessary for any layout to change a layer's cycle count (Section II); (ii) three layouts that keep the bitstream and the integer output unchanged: a folded channel relabeling, a data-free skew and both combined (Section III); (iii) pre-registered board runs of all three on four images, with every layer's cycles predicted, exactly in 176 of 180 (V-A); (iv) two pre-registered ten-network studies (V-B) and the board network on 79 images (V-C).</w:t>
       </w:r>
     </w:p>
     <w:p>
@@ -576,7 +576,7 @@
         <w:t>Board.</w:t>
       </w:r>
       <w:r>
-        <w:t xml:space="preserve"> The W = 4 bitstream for the XC7Z020 closes timing at 100 MHz (worst slack +0.130 ns), uses 11,151 LUTs (21%), 71 of 140 BRAM36-equivalent tiles and no DSP slice, and ran at the board preset's 50 MHz. One bitstream ran all layouts; per layer the driver checks the output against the integer model and reads the cycle counter CYCLES and the DMA-wait counter IN_STALL. The pre-registered runs ran L0, Frozen, Multi-start, L2 and L3 once each on Set12 05–08. Earlier, L0, Frozen and Multi-start had run up to three times each, in alternation, on Set12 04–12 (05 after an L0 canary); these runs were not used by any prediction. All other cycle numbers are counts in the host emulation, which reproduces every network's reference PSNR on all 80 images.</w:t>
+        <w:t xml:space="preserve"> The W = 4 bitstream for the XC7Z020 closes timing at 100 MHz (worst slack +0.130 ns), uses 11,151 LUTs (21%), 71 of 140 BRAM36-equivalent tiles and no DSP slice, and ran at the board preset's 50 MHz. One bitstream ran all layouts; per layer the driver checks the output against the integer model and reads the cycle counter CYCLES and the DMA-wait counter IN_STALL. In the pre-registered runs, L0, Frozen, Multi-start, L2 and L3 ran once each on Set12 05–08. Earlier, L0, Frozen and Multi-start had run up to three times each, in alternation, on Set12 04–12 (05 after an L0 canary; dates not recorded); apart from 05.png, whose totals the prediction code had to reproduce, these runs were not used by any prediction. All other cycle numbers are counts in the host emulation, which reproduces every network's reference PSNR on all 80 images.</w:t>
       </w:r>
     </w:p>
     <w:p>
@@ -590,7 +590,7 @@
         <w:t>What was fixed when</w:t>
       </w:r>
       <w:r>
-        <w:t xml:space="preserve"> (commits; push times in bankperm/README.md). The fill-and-drain rule (6dc0e60) preceded both exports, and Frozen's per-layer count savings on 05.png (9cf9c79) preceded the board runs. PROTOCOL (c2299e2) fixed the recipe, the evaluation, condition (2) per layer and hypotheses H0–H3 before any fit on the other nine networks; PROTOCOL_2 (951c8f1) fixed L2, L3, the bootstrap and H4–H6 before the L3 fit and the study's counts (earlier ones: Sec. VI); every layer of its board runs was predicted before them (7312a84; L3: 0887924).</w:t>
+        <w:t xml:space="preserve"> (commits; push times in bankperm/README.md). The fill-and-drain rule (6dc0e60) preceded both exports. PROTOCOL (c2299e2) fixed the recipe, the evaluation, condition (2) per layer and hypotheses H0–H3 before any fit on the other nine networks; PROTOCOL_2 (951c8f1) fixed L2, L3, the bootstrap and H4–H6 before the L3 fit and the study's counts (earlier ones: Sec. VI); the cycles of every layer of its board runs, and of the L3 runs its addendum (d6521ec) added after its counts, were committed before them (7312a84, 0887924), conv1's from its measured constant.</w:t>
       </w:r>
     </w:p>
     <w:p>
@@ -611,22 +611,15 @@
     </w:p>
     <w:p>
       <w:pPr>
-        <w:pStyle w:val="a3"/>
-      </w:pPr>
-      <w:r>
-        <w:t>On all four images the board ranked the layouts as the counts did, L3 &lt; L2 &lt; Multi-start &lt; Frozen &lt; L0 in cycles (Table I); pooled, L2 saved 8.13% and L3 8.80%. No run had an output mismatch, and 176 of the 180 predicted layer counts (conv2–conv10) equaled their prediction; the other four, all in conv8, were one cycle over with IN_STALL = 0, exactly the conv2–conv9 layers whose last window computes 30 cycles (all others: 32–56), where the fill-and-drain rule, read off runs of 05.png, is one cycle short. All layers on 06–08 are thus out of sample, as are L2's and L3's conv2–conv9 on 05; L2 and L3 had never run on the board. The L0, Frozen and Multi-start runs repeat the earlier ones (Sec. IV) to the cycle, up to IN_STALL; there, on Set12 04–12, 758 of 770 layer counts were exact (the 12 misses: the same conv8 cycle), and Frozen saved 5.93–7.91%, Multi-start 6.58–9.01%. This bitstream's IN_STALL misses DMA starvation at window boundaries; the rule could absorb a stall common to all layouts, so the match excludes only stalls that differ between them.</w:t>
-      </w:r>
-    </w:p>
-    <w:p>
-      <w:pPr>
         <w:pStyle w:val="tablehead"/>
+        <w:keepNext/>
         <w:numPr>
           <w:ilvl w:val="0"/>
           <w:numId w:val="0"/>
         </w:numPr>
       </w:pPr>
       <w:r>
-        <w:t>Table I. Board saving (%) against L0 of R1 at W = 4 on Set12 05–08, one pre-registered run each (L0 row: total cycles); each total is its prediction, +1 cycle for L0 and Multi-start on 08, Multi-start and L3 on 07.</w:t>
+        <w:t>Table I. Board saving (%) against L0 of R1 at W = 4 on Set12 05–08, one pre-registered run each (L0 row: total cycles); each run's total equals its prediction or exceeds it by one cycle (in conv8), for L0 and Multi-start on 08 and for Multi-start and L3 on 07.</w:t>
       </w:r>
     </w:p>
     <w:tbl>
@@ -648,6 +641,9 @@
         <w:gridCol w:w="772"/>
       </w:tblGrid>
       <w:tr>
+        <w:trPr>
+          <w:cantSplit/>
+        </w:trPr>
         <w:tc>
           <w:tcPr>
             <w:tcW w:type="dxa" w:w="1673"/>
@@ -655,6 +651,7 @@
           <w:p>
             <w:pPr>
               <w:pStyle w:val="tablecolhead"/>
+              <w:keepNext/>
               <w:spacing w:before="20" w:after="20"/>
             </w:pPr>
             <w:r>
@@ -669,6 +666,7 @@
           <w:p>
             <w:pPr>
               <w:pStyle w:val="tablecolhead"/>
+              <w:keepNext/>
               <w:spacing w:before="20" w:after="20"/>
               <w:jc w:val="center"/>
             </w:pPr>
@@ -684,6 +682,7 @@
           <w:p>
             <w:pPr>
               <w:pStyle w:val="tablecolhead"/>
+              <w:keepNext/>
               <w:spacing w:before="20" w:after="20"/>
               <w:jc w:val="center"/>
             </w:pPr>
@@ -699,6 +698,7 @@
           <w:p>
             <w:pPr>
               <w:pStyle w:val="tablecolhead"/>
+              <w:keepNext/>
               <w:spacing w:before="20" w:after="20"/>
               <w:jc w:val="center"/>
             </w:pPr>
@@ -714,6 +714,7 @@
           <w:p>
             <w:pPr>
               <w:pStyle w:val="tablecolhead"/>
+              <w:keepNext/>
               <w:spacing w:before="20" w:after="20"/>
               <w:jc w:val="center"/>
             </w:pPr>
@@ -724,6 +725,9 @@
         </w:tc>
       </w:tr>
       <w:tr>
+        <w:trPr>
+          <w:cantSplit/>
+        </w:trPr>
         <w:tc>
           <w:tcPr>
             <w:tcW w:type="dxa" w:w="1673"/>
@@ -731,6 +735,7 @@
           <w:p>
             <w:pPr>
               <w:pStyle w:val="tablecopy"/>
+              <w:keepNext/>
               <w:spacing w:before="20" w:after="20"/>
             </w:pPr>
             <w:r>
@@ -745,6 +750,7 @@
           <w:p>
             <w:pPr>
               <w:pStyle w:val="tablecopy"/>
+              <w:keepNext/>
               <w:spacing w:before="20" w:after="20"/>
               <w:jc w:val="center"/>
             </w:pPr>
@@ -760,6 +766,7 @@
           <w:p>
             <w:pPr>
               <w:pStyle w:val="tablecopy"/>
+              <w:keepNext/>
               <w:spacing w:before="20" w:after="20"/>
               <w:jc w:val="center"/>
             </w:pPr>
@@ -775,6 +782,7 @@
           <w:p>
             <w:pPr>
               <w:pStyle w:val="tablecopy"/>
+              <w:keepNext/>
               <w:spacing w:before="20" w:after="20"/>
               <w:jc w:val="center"/>
             </w:pPr>
@@ -790,6 +798,7 @@
           <w:p>
             <w:pPr>
               <w:pStyle w:val="tablecopy"/>
+              <w:keepNext/>
               <w:spacing w:before="20" w:after="20"/>
               <w:jc w:val="center"/>
             </w:pPr>
@@ -800,6 +809,9 @@
         </w:tc>
       </w:tr>
       <w:tr>
+        <w:trPr>
+          <w:cantSplit/>
+        </w:trPr>
         <w:tc>
           <w:tcPr>
             <w:tcW w:type="dxa" w:w="1673"/>
@@ -807,6 +819,7 @@
           <w:p>
             <w:pPr>
               <w:pStyle w:val="tablecopy"/>
+              <w:keepNext/>
               <w:spacing w:before="20" w:after="20"/>
             </w:pPr>
             <w:r>
@@ -821,6 +834,7 @@
           <w:p>
             <w:pPr>
               <w:pStyle w:val="tablecopy"/>
+              <w:keepNext/>
               <w:spacing w:before="20" w:after="20"/>
               <w:jc w:val="center"/>
             </w:pPr>
@@ -836,6 +850,7 @@
           <w:p>
             <w:pPr>
               <w:pStyle w:val="tablecopy"/>
+              <w:keepNext/>
               <w:spacing w:before="20" w:after="20"/>
               <w:jc w:val="center"/>
             </w:pPr>
@@ -851,6 +866,7 @@
           <w:p>
             <w:pPr>
               <w:pStyle w:val="tablecopy"/>
+              <w:keepNext/>
               <w:spacing w:before="20" w:after="20"/>
               <w:jc w:val="center"/>
             </w:pPr>
@@ -866,6 +882,7 @@
           <w:p>
             <w:pPr>
               <w:pStyle w:val="tablecopy"/>
+              <w:keepNext/>
               <w:spacing w:before="20" w:after="20"/>
               <w:jc w:val="center"/>
             </w:pPr>
@@ -876,6 +893,9 @@
         </w:tc>
       </w:tr>
       <w:tr>
+        <w:trPr>
+          <w:cantSplit/>
+        </w:trPr>
         <w:tc>
           <w:tcPr>
             <w:tcW w:type="dxa" w:w="1673"/>
@@ -883,6 +903,7 @@
           <w:p>
             <w:pPr>
               <w:pStyle w:val="tablecopy"/>
+              <w:keepNext/>
               <w:spacing w:before="20" w:after="20"/>
             </w:pPr>
             <w:r>
@@ -897,6 +918,7 @@
           <w:p>
             <w:pPr>
               <w:pStyle w:val="tablecopy"/>
+              <w:keepNext/>
               <w:spacing w:before="20" w:after="20"/>
               <w:jc w:val="center"/>
             </w:pPr>
@@ -912,6 +934,7 @@
           <w:p>
             <w:pPr>
               <w:pStyle w:val="tablecopy"/>
+              <w:keepNext/>
               <w:spacing w:before="20" w:after="20"/>
               <w:jc w:val="center"/>
             </w:pPr>
@@ -927,6 +950,7 @@
           <w:p>
             <w:pPr>
               <w:pStyle w:val="tablecopy"/>
+              <w:keepNext/>
               <w:spacing w:before="20" w:after="20"/>
               <w:jc w:val="center"/>
             </w:pPr>
@@ -942,6 +966,7 @@
           <w:p>
             <w:pPr>
               <w:pStyle w:val="tablecopy"/>
+              <w:keepNext/>
               <w:spacing w:before="20" w:after="20"/>
               <w:jc w:val="center"/>
             </w:pPr>
@@ -952,6 +977,9 @@
         </w:tc>
       </w:tr>
       <w:tr>
+        <w:trPr>
+          <w:cantSplit/>
+        </w:trPr>
         <w:tc>
           <w:tcPr>
             <w:tcW w:type="dxa" w:w="1673"/>
@@ -959,6 +987,7 @@
           <w:p>
             <w:pPr>
               <w:pStyle w:val="tablecopy"/>
+              <w:keepNext/>
               <w:spacing w:before="20" w:after="20"/>
             </w:pPr>
             <w:r>
@@ -973,6 +1002,7 @@
           <w:p>
             <w:pPr>
               <w:pStyle w:val="tablecopy"/>
+              <w:keepNext/>
               <w:spacing w:before="20" w:after="20"/>
               <w:jc w:val="center"/>
             </w:pPr>
@@ -988,6 +1018,7 @@
           <w:p>
             <w:pPr>
               <w:pStyle w:val="tablecopy"/>
+              <w:keepNext/>
               <w:spacing w:before="20" w:after="20"/>
               <w:jc w:val="center"/>
             </w:pPr>
@@ -1003,6 +1034,7 @@
           <w:p>
             <w:pPr>
               <w:pStyle w:val="tablecopy"/>
+              <w:keepNext/>
               <w:spacing w:before="20" w:after="20"/>
               <w:jc w:val="center"/>
             </w:pPr>
@@ -1018,6 +1050,7 @@
           <w:p>
             <w:pPr>
               <w:pStyle w:val="tablecopy"/>
+              <w:keepNext/>
               <w:spacing w:before="20" w:after="20"/>
               <w:jc w:val="center"/>
             </w:pPr>
@@ -1028,6 +1061,9 @@
         </w:tc>
       </w:tr>
       <w:tr>
+        <w:trPr>
+          <w:cantSplit/>
+        </w:trPr>
         <w:tc>
           <w:tcPr>
             <w:tcW w:type="dxa" w:w="1673"/>
@@ -1083,7 +1119,7 @@
               <w:jc w:val="center"/>
             </w:pPr>
             <w:r>
-              <w:t>9.64</w:t>
+              <w:t>9.63</w:t>
             </w:r>
           </w:p>
         </w:tc>
@@ -1104,6 +1140,15 @@
         </w:tc>
       </w:tr>
     </w:tbl>
+    <w:p>
+      <w:pPr>
+        <w:pStyle w:val="a3"/>
+        <w:spacing w:before="120"/>
+      </w:pPr>
+      <w:r>
+        <w:t>On all four images the board gave L3 &lt; L2 &lt; Multi-start &lt; Frozen &lt; L0 in cycles, as predicted (Table I); pooled over the four images, L2 saved 8.13% and L3 8.80%. No run had an output mismatch, and in 176 of the 180 predicted layers (conv2–conv10) CYCLES − IN_STALL, the pre-registered test, equaled the prediction. The other four, all in conv8, were one cycle over with IN_STALL = 0; after the runs we found them to be exactly the conv2–conv9 layers whose last window computes 30 cycles (all others: 32–56), a case absent from the 05.png runs the fill-and-drain rule was read off, and left the rule unchanged. All layers on 06–08 are out of sample, as are L2's and L3's conv2–conv9 on 05 (147 of these 151 exact); L2 and L3 had never run on the board before. The L0, Frozen and Multi-start runs repeat the earlier ones (Sec. IV) in CYCLES − IN_STALL to the cycle. This bitstream's IN_STALL misses DMA starvation at window boundaries; the rule could absorb a stall common to all layouts, so the match excludes only stalls that differ between them.</w:t>
+      </w:r>
+    </w:p>
     <w:p>
       <w:pPr>
         <w:pStyle w:val="2"/>
@@ -1194,7 +1239,7 @@
         <w:pStyle w:val="a3"/>
       </w:pPr>
       <w:r>
-        <w:t>At W = 4, L2 saved more than both board relabelings, and L3 more than L2, on each of the 79 images (Fig. 3). L3 removed 26% of the imbalance that L2 leaves, reaching 82.6% of the perfect-balance saving against 76.6% (Table II), with the same host reorder as L2. On the four board images the counts' savings equal Table I's within 0.001 points. Pooled, L2 also beat L1 fitted on each test image (8.45%) and a Sense-like sort by each channel's nonzero count in it; a density deal after SparTen [4] saved least (a comparison of procedures, not of co-activation against density).</w:t>
+        <w:t>At W = 4, L2 saved more than both board relabelings, and L3 more than L2, on each of the 79 images (Fig. 3). L3 removed 26% of the imbalance that L2 leaves, reaching 82.6% of the perfect-balance saving against 76.6% (Table II), with the same host reorder as L2. Pooled, L2 also beat L1 fitted on each test image (8.45%) and a Sense-like sort by each channel's nonzero count in it; a density deal after SparTen [4] saved least (a comparison of procedures, not of co-activation against density).</w:t>
       </w:r>
     </w:p>
     <w:p>
@@ -1253,6 +1298,7 @@
     <w:p>
       <w:pPr>
         <w:pStyle w:val="tablehead"/>
+        <w:keepNext/>
         <w:numPr>
           <w:ilvl w:val="0"/>
           <w:numId w:val="0"/>
@@ -1280,6 +1326,9 @@
         <w:gridCol w:w="700"/>
       </w:tblGrid>
       <w:tr>
+        <w:trPr>
+          <w:cantSplit/>
+        </w:trPr>
         <w:tc>
           <w:tcPr>
             <w:tcW w:type="dxa" w:w="1681"/>
@@ -1287,6 +1336,7 @@
           <w:p>
             <w:pPr>
               <w:pStyle w:val="tablecolhead"/>
+              <w:keepNext/>
               <w:spacing w:before="20" w:after="20"/>
             </w:pPr>
             <w:r>
@@ -1301,6 +1351,7 @@
           <w:p>
             <w:pPr>
               <w:pStyle w:val="tablecolhead"/>
+              <w:keepNext/>
               <w:spacing w:before="20" w:after="20"/>
               <w:jc w:val="center"/>
             </w:pPr>
@@ -1316,6 +1367,7 @@
           <w:p>
             <w:pPr>
               <w:pStyle w:val="tablecolhead"/>
+              <w:keepNext/>
               <w:spacing w:before="20" w:after="20"/>
               <w:jc w:val="center"/>
             </w:pPr>
@@ -1331,6 +1383,7 @@
           <w:p>
             <w:pPr>
               <w:pStyle w:val="tablecolhead"/>
+              <w:keepNext/>
               <w:spacing w:before="20" w:after="20"/>
               <w:jc w:val="center"/>
             </w:pPr>
@@ -1341,6 +1394,9 @@
         </w:tc>
       </w:tr>
       <w:tr>
+        <w:trPr>
+          <w:cantSplit/>
+        </w:trPr>
         <w:tc>
           <w:tcPr>
             <w:tcW w:type="dxa" w:w="1681"/>
@@ -1348,6 +1404,7 @@
           <w:p>
             <w:pPr>
               <w:pStyle w:val="tablecopy"/>
+              <w:keepNext/>
               <w:spacing w:before="20" w:after="20"/>
             </w:pPr>
             <w:r>
@@ -1362,6 +1419,7 @@
           <w:p>
             <w:pPr>
               <w:pStyle w:val="tablecopy"/>
+              <w:keepNext/>
               <w:spacing w:before="20" w:after="20"/>
               <w:jc w:val="center"/>
             </w:pPr>
@@ -1377,6 +1435,7 @@
           <w:p>
             <w:pPr>
               <w:pStyle w:val="tablecopy"/>
+              <w:keepNext/>
               <w:spacing w:before="20" w:after="20"/>
               <w:jc w:val="center"/>
             </w:pPr>
@@ -1392,6 +1451,7 @@
           <w:p>
             <w:pPr>
               <w:pStyle w:val="tablecopy"/>
+              <w:keepNext/>
               <w:spacing w:before="20" w:after="20"/>
               <w:jc w:val="center"/>
             </w:pPr>
@@ -1402,6 +1462,9 @@
         </w:tc>
       </w:tr>
       <w:tr>
+        <w:trPr>
+          <w:cantSplit/>
+        </w:trPr>
         <w:tc>
           <w:tcPr>
             <w:tcW w:type="dxa" w:w="1681"/>
@@ -1409,6 +1472,7 @@
           <w:p>
             <w:pPr>
               <w:pStyle w:val="tablecopy"/>
+              <w:keepNext/>
               <w:spacing w:before="20" w:after="20"/>
             </w:pPr>
             <w:r>
@@ -1423,6 +1487,7 @@
           <w:p>
             <w:pPr>
               <w:pStyle w:val="tablecopy"/>
+              <w:keepNext/>
               <w:spacing w:before="20" w:after="20"/>
               <w:jc w:val="center"/>
             </w:pPr>
@@ -1438,6 +1503,7 @@
           <w:p>
             <w:pPr>
               <w:pStyle w:val="tablecopy"/>
+              <w:keepNext/>
               <w:spacing w:before="20" w:after="20"/>
               <w:jc w:val="center"/>
             </w:pPr>
@@ -1453,6 +1519,7 @@
           <w:p>
             <w:pPr>
               <w:pStyle w:val="tablecopy"/>
+              <w:keepNext/>
               <w:spacing w:before="20" w:after="20"/>
               <w:jc w:val="center"/>
             </w:pPr>
@@ -1463,6 +1530,9 @@
         </w:tc>
       </w:tr>
       <w:tr>
+        <w:trPr>
+          <w:cantSplit/>
+        </w:trPr>
         <w:tc>
           <w:tcPr>
             <w:tcW w:type="dxa" w:w="1681"/>
@@ -1470,6 +1540,7 @@
           <w:p>
             <w:pPr>
               <w:pStyle w:val="tablecopy"/>
+              <w:keepNext/>
               <w:spacing w:before="20" w:after="20"/>
             </w:pPr>
             <w:r>
@@ -1484,6 +1555,7 @@
           <w:p>
             <w:pPr>
               <w:pStyle w:val="tablecopy"/>
+              <w:keepNext/>
               <w:spacing w:before="20" w:after="20"/>
               <w:jc w:val="center"/>
             </w:pPr>
@@ -1499,6 +1571,7 @@
           <w:p>
             <w:pPr>
               <w:pStyle w:val="tablecopy"/>
+              <w:keepNext/>
               <w:spacing w:before="20" w:after="20"/>
               <w:jc w:val="center"/>
             </w:pPr>
@@ -1514,6 +1587,7 @@
           <w:p>
             <w:pPr>
               <w:pStyle w:val="tablecopy"/>
+              <w:keepNext/>
               <w:spacing w:before="20" w:after="20"/>
               <w:jc w:val="center"/>
             </w:pPr>
@@ -1524,6 +1598,9 @@
         </w:tc>
       </w:tr>
       <w:tr>
+        <w:trPr>
+          <w:cantSplit/>
+        </w:trPr>
         <w:tc>
           <w:tcPr>
             <w:tcW w:type="dxa" w:w="1681"/>
@@ -1531,6 +1608,7 @@
           <w:p>
             <w:pPr>
               <w:pStyle w:val="tablecopy"/>
+              <w:keepNext/>
               <w:spacing w:before="20" w:after="20"/>
             </w:pPr>
             <w:r>
@@ -1545,6 +1623,7 @@
           <w:p>
             <w:pPr>
               <w:pStyle w:val="tablecopy"/>
+              <w:keepNext/>
               <w:spacing w:before="20" w:after="20"/>
               <w:jc w:val="center"/>
             </w:pPr>
@@ -1560,6 +1639,7 @@
           <w:p>
             <w:pPr>
               <w:pStyle w:val="tablecopy"/>
+              <w:keepNext/>
               <w:spacing w:before="20" w:after="20"/>
               <w:jc w:val="center"/>
             </w:pPr>
@@ -1575,6 +1655,7 @@
           <w:p>
             <w:pPr>
               <w:pStyle w:val="tablecopy"/>
+              <w:keepNext/>
               <w:spacing w:before="20" w:after="20"/>
               <w:jc w:val="center"/>
             </w:pPr>
@@ -1585,6 +1666,9 @@
         </w:tc>
       </w:tr>
       <w:tr>
+        <w:trPr>
+          <w:cantSplit/>
+        </w:trPr>
         <w:tc>
           <w:tcPr>
             <w:tcW w:type="dxa" w:w="1681"/>
@@ -1592,6 +1676,7 @@
           <w:p>
             <w:pPr>
               <w:pStyle w:val="tablecopy"/>
+              <w:keepNext/>
               <w:spacing w:before="20" w:after="20"/>
             </w:pPr>
             <w:r>
@@ -1606,6 +1691,7 @@
           <w:p>
             <w:pPr>
               <w:pStyle w:val="tablecopy"/>
+              <w:keepNext/>
               <w:spacing w:before="20" w:after="20"/>
               <w:jc w:val="center"/>
             </w:pPr>
@@ -1621,6 +1707,7 @@
           <w:p>
             <w:pPr>
               <w:pStyle w:val="tablecopy"/>
+              <w:keepNext/>
               <w:spacing w:before="20" w:after="20"/>
               <w:jc w:val="center"/>
             </w:pPr>
@@ -1636,6 +1723,7 @@
           <w:p>
             <w:pPr>
               <w:pStyle w:val="tablecopy"/>
+              <w:keepNext/>
               <w:spacing w:before="20" w:after="20"/>
               <w:jc w:val="center"/>
             </w:pPr>
@@ -1646,6 +1734,9 @@
         </w:tc>
       </w:tr>
       <w:tr>
+        <w:trPr>
+          <w:cantSplit/>
+        </w:trPr>
         <w:tc>
           <w:tcPr>
             <w:tcW w:type="dxa" w:w="1681"/>
@@ -1653,6 +1744,7 @@
           <w:p>
             <w:pPr>
               <w:pStyle w:val="tablecopy"/>
+              <w:keepNext/>
               <w:spacing w:before="20" w:after="20"/>
             </w:pPr>
             <w:r>
@@ -1667,6 +1759,7 @@
           <w:p>
             <w:pPr>
               <w:pStyle w:val="tablecopy"/>
+              <w:keepNext/>
               <w:spacing w:before="20" w:after="20"/>
               <w:jc w:val="center"/>
             </w:pPr>
@@ -1682,6 +1775,7 @@
           <w:p>
             <w:pPr>
               <w:pStyle w:val="tablecopy"/>
+              <w:keepNext/>
               <w:spacing w:before="20" w:after="20"/>
               <w:jc w:val="center"/>
             </w:pPr>
@@ -1697,6 +1791,7 @@
           <w:p>
             <w:pPr>
               <w:pStyle w:val="tablecopy"/>
+              <w:keepNext/>
               <w:spacing w:before="20" w:after="20"/>
               <w:jc w:val="center"/>
             </w:pPr>
@@ -1707,6 +1802,9 @@
         </w:tc>
       </w:tr>
       <w:tr>
+        <w:trPr>
+          <w:cantSplit/>
+        </w:trPr>
         <w:tc>
           <w:tcPr>
             <w:tcW w:type="dxa" w:w="1681"/>
@@ -1779,6 +1877,7 @@
     <w:p>
       <w:pPr>
         <w:pStyle w:val="a3"/>
+        <w:spacing w:before="120"/>
       </w:pPr>
       <w:r>
         <w:t>Fitting a network took under 30 s (L1 or L3); L2 needs none. Single-threaded on an x86 server, the host's work for 05.png (input, im2col, requantization) took 31 ms (32 ms on the Multi-start export) against the core's 266 ms at 50 MHz: back to back, Multi-start's 7.60% core saving is 6.3–6.8% end to end, and all of it if the host overlaps the next image; the skew's reordering after im2col adds 4.2 ms. This bound omits the transfer of windows and results and the JTAG harness that ran the board; the Zynq's ARM cores would be slower than the server; energy was not measured.</w:t>
@@ -1807,7 +1906,7 @@
         <w:t>Board evidence.</w:t>
       </w:r>
       <w:r>
-        <w:t xml:space="preserve"> One network; L2 and L3 on four images, one run each, the relabelings on nine. The earlier runs on 06–08 had been made, though not committed or used, when their predictions were written.</w:t>
+        <w:t xml:space="preserve"> One network, four images, one run each; by board time the earlier runs on 06–08 (Sec. IV) preceded the pre-registered ones, and the prediction files wrongly list them as never run.</w:t>
       </w:r>
     </w:p>
     <w:p>
@@ -1841,7 +1940,7 @@
         <w:pStyle w:val="a3"/>
       </w:pPr>
       <w:r>
-        <w:t>The layer shapes tell where the tap-to-bank layout of a lockstep zero-skipping core can matter. Where it can, in counts over 79 images, the data-free skew removed more bank imbalance than a fitted relabeling on all nine networks with N mod 4 = 0, and a relabeling fitted under the skew removed more than the skew on every test image and, pooled, in every fitted layer. On the board the same order held on all four images, predicted to the cycle in 176 of 180 layers. The two only partly add (under the skew the relabeling gains 0.48–1.18 points, alone 3.50–10.80%): the skew spreads each channel over the banks, the relabeling still chooses which channels share one. Scripts, layouts, per-image counts and every number's source: https://github.com/qewr1234/FPGA (bankperm/).</w:t>
+        <w:t>The layer shapes tell where the tap-to-bank layout of a lockstep zero-skipping core can matter. Where it can, in counts over 79 images, the data-free skew removed more bank imbalance than a fitted relabeling on all nine networks with N mod 4 = 0, and a relabeling fitted under the skew removed more than the skew on every test image and, pooled, in every fitted layer. On the board the same order held on all four images, and the cycles of 71 of the 72 layers of the never-run L2 and L3 were predicted exactly. Skew and relabeling only partly add (under the skew the relabeling gains 0.48–1.18 points, alone 3.50–10.80%): the skew spreads each channel over the banks, the relabeling still chooses which channels share one. Scripts, layouts, per-image counts and every number's source: https://github.com/qewr1234/FPGA (bankperm/).</w:t>
       </w:r>
     </w:p>
     <w:p>

--- a/bankperm/PAPER_EN.docx
+++ b/bankperm/PAPER_EN.docx
@@ -161,7 +161,7 @@
         <w:pStyle w:val="a3"/>
       </w:pPr>
       <w:r>
-        <w:t>A core that skips zero activations saves multiplications, but lanes that advance together make each window cost as much as the busiest one, a stall Cnvlutin measures as its own category [1]. Known remedies change the network or add hardware: S2TA bounds the nonzeros per block [2], and Sense rebalances channels at run time, noting that input maps "cannot be trained offline to balance IFM workload" [3]. Offline reorderings mostly target weights: SparTen sorts filters by density [4], and Pool and Yu fold a channel permutation into the preceding layer for N:M pruning [5]; VARA permutes inputs offline from activation statistics to cluster co-zero inputs behind an index unit [6], and skewed storage gives conflict-free parallel access to a matrix's rows and columns [7]. Permutation, folding, profiling and skewing are thus not new; our search (Crossref, arXiv, web; October 2026) found no work that spreads co-active channels over lockstep zero-skipping banks by an exact, folded relabeling.</w:t>
+        <w:t>A core that skips zero activations saves multiplications, but lanes that advance together make each window cost as much as the busiest one, a stall Cnvlutin measures as its own category [1]. Known remedies change the network or add hardware: S2TA bounds the nonzeros per block [2], and Sense rebalances channels at run time, noting that input maps "cannot be trained offline to balance IFM workload" [3]. Offline reorderings mostly target weights: SparTen sorts filters by density [4], and Pool and Yu fold a channel permutation into the preceding layer for N:M pruning [5]; VARA permutes inputs offline from activation statistics to cluster co-zero inputs behind an index unit [6], and skewed storage gives conflict-free parallel access to a matrix's rows and columns [7]. Permutation, folding, profiling and skewing are thus not new; we found no work that spreads co-active channels over lockstep zero-skipping banks by an exact, folded relabeling.</w:t>
       </w:r>
     </w:p>
     <w:p>
@@ -169,7 +169,79 @@
         <w:pStyle w:val="a3"/>
       </w:pPr>
       <w:r>
-        <w:t>In our core, whose four tap banks run in lockstep, the host's choice of slot decides a tap's bank. We contribute (i) a shape-only condition necessary for any layout to change a layer's cycle count (Section II); (ii) three layouts that keep the bitstream and the integer output unchanged: a folded channel relabeling, a data-free skew and both combined (Section III); (iii) pre-registered board runs of all three on four images, with every layer's cycles predicted, exactly in 176 of 180 (V-A); (iv) two pre-registered ten-network studies (V-B) and the board network on 79 images (V-C).</w:t>
+        <w:t>In our core, whose four tap banks run in lockstep, the host's choice of slot decides a tap's bank (Fig. 1). We contribute (i) a shape-only condition necessary for any layout to change a layer's cycle count (Section II); (ii) three layouts that keep the bitstream and the integer output unchanged: a folded channel relabeling, a data-free skew and both combined (Section III); (iii) pre-registered board runs of all three on four images, with every layer's cycles predicted, exactly in 176 of 180 (V-A); (iv) two pre-registered ten-network studies (V-B) and the board network on 79 images (V-C).</w:t>
+      </w:r>
+    </w:p>
+    <w:p>
+      <w:pPr>
+        <w:keepNext/>
+        <w:spacing w:line="240" w:lineRule="auto"/>
+        <w:ind w:firstLine="0"/>
+        <w:jc w:val="center"/>
+      </w:pPr>
+      <w:r>
+        <w:drawing>
+          <wp:inline xmlns:a="http://schemas.openxmlformats.org/drawingml/2006/main" xmlns:pic="http://schemas.openxmlformats.org/drawingml/2006/picture">
+            <wp:extent cx="2880000" cy="1440000"/>
+            <wp:docPr id="1" name="Picture 1"/>
+            <wp:cNvGraphicFramePr>
+              <a:graphicFrameLocks noChangeAspect="1"/>
+            </wp:cNvGraphicFramePr>
+            <a:graphic>
+              <a:graphicData uri="http://schemas.openxmlformats.org/drawingml/2006/picture">
+                <pic:pic>
+                  <pic:nvPicPr>
+                    <pic:cNvPr id="0" name="fig_system.png"/>
+                    <pic:cNvPicPr/>
+                  </pic:nvPicPr>
+                  <pic:blipFill>
+                    <a:blip r:embed="rId8"/>
+                    <a:stretch>
+                      <a:fillRect/>
+                    </a:stretch>
+                  </pic:blipFill>
+                  <pic:spPr>
+                    <a:xfrm>
+                      <a:off x="0" y="0"/>
+                      <a:ext cx="2880000" cy="1440000"/>
+                    </a:xfrm>
+                    <a:prstGeom prst="rect"/>
+                  </pic:spPr>
+                </pic:pic>
+              </a:graphicData>
+            </a:graphic>
+          </wp:inline>
+        </w:drawing>
+      </w:r>
+    </w:p>
+    <w:p>
+      <w:pPr>
+        <w:pStyle w:val="figurecaption"/>
+        <w:numPr>
+          <w:ilvl w:val="0"/>
+          <w:numId w:val="0"/>
+        </w:numPr>
+      </w:pPr>
+      <w:r>
+        <w:t xml:space="preserve">Fig. 1. The system and where the layouts act. The host builds each layer's windows, and the slot it gives a tap decides the tap's bank; the core's four banks skip zeros but advance in lockstep, so a window costs the fullest bank's m (1); for 32 outputs, </w:t>
+      </w:r>
+      <w:r>
+        <w:rPr>
+          <w:rFonts w:ascii="Cambria Math" w:hAnsi="Cambria Math"/>
+        </w:rPr>
+        <w:t>⌈</w:t>
+      </w:r>
+      <w:r>
+        <w:t>COUT/P</w:t>
+      </w:r>
+      <w:r>
+        <w:rPr>
+          <w:rFonts w:ascii="Cambria Math" w:hAnsi="Cambria Math"/>
+        </w:rPr>
+        <w:t>⌉</w:t>
+      </w:r>
+      <w:r>
+        <w:t xml:space="preserve"> = 2. The relabeling is folded into the weights offline and the skew is the host's slot order, so the bitstream is the same for every layout. The window shown is a drawn example.</w:t>
       </w:r>
     </w:p>
     <w:p>
@@ -417,7 +489,7 @@
         <w:pStyle w:val="a3"/>
       </w:pPr>
       <w:r>
-        <w:t>In (ky, kx, channel) order, tap s·N + p (s the 3×3 position, p the channel, N the input channels) is in bank p mod 4 when 4 divides N: in this conventional order, L0 or the Original, each bank holds N/4 whole channels (Fig. 1a).</w:t>
+        <w:t>In (ky, kx, channel) order, tap s·N + p (s the 3×3 position, p the channel, N the input channels) is in bank p mod 4 when 4 divides N: in this conventional order, L0 or the Original, each bank holds N/4 whole channels (Fig. 2a).</w:t>
       </w:r>
     </w:p>
     <w:p>
@@ -431,7 +503,7 @@
         <w:t>Relabeling (L1).</w:t>
       </w:r>
       <w:r>
-        <w:t xml:space="preserve"> Let π map a position p of a hidden map to its original channel. The producer computes its output channels in the order π, with weight rows, biases and requantization scales reordered, and the consumer's weight column for tap s·N + p comes from channel π(p). As ReLU and requantization act per channel and the consumer adds the same INT32 products, the integer output is identical for every input, while π decides which channels share a bank (Fig. 1b). We permute the outputs of conv1 to conv(L−2) of an L-layer network; the last layer, which can never pay, keeps its input. In the maxout and averaging networks (maximum or mean of maps j and j + N), both maps move with π.</w:t>
+        <w:t xml:space="preserve"> Let π map a position p of a hidden map to its original channel. The producer computes its output channels in the order π, with weight rows, biases and requantization scales reordered, and the consumer's weight column for tap s·N + p comes from channel π(p). As ReLU and requantization act per channel and the consumer adds the same INT32 products, the integer output is identical for every input, while π decides which channels share a bank (Fig. 2b). We permute the outputs of conv1 to conv(L−2) of an L-layer network; the last layer, which can never pay, keeps its input. In the maxout and averaging networks (maximum or mean of maps j and j + N), both maps move with π.</w:t>
       </w:r>
     </w:p>
     <w:p>
@@ -445,7 +517,7 @@
         <w:t>Skew (L2).</w:t>
       </w:r>
       <w:r>
-        <w:t xml:space="preserve"> Skewed storage [7] applied to the taps: the host puts channel p of position s in slot s·N + (p + s) mod N when 4 divides N, bank (p + s) mod 4, which spreads each channel's nine taps 3/2/2/2 over the banks (Fig. 1c). It permutes each window's taps and the consumer's weight columns alike and needs no data and no RTL change; no partial sum, in any order, exceeds |bias| + K·127·128 &lt; 2³¹, so the INT32 result is unchanged.</w:t>
+        <w:t xml:space="preserve"> Skewed storage [7] applied to the taps: the host puts channel p of position s in slot s·N + (p + s) mod N when 4 divides N, bank (p + s) mod 4, which spreads each channel's nine taps 3/2/2/2 over the banks (Fig. 2c). It permutes each window's taps and the consumer's weight columns alike and needs no data and no RTL change; no partial sum, in any order, exceeds |bias| + K·127·128 &lt; 2³¹, so the INT32 result is unchanged.</w:t>
       </w:r>
     </w:p>
     <w:p>
@@ -459,7 +531,7 @@
         <w:t>Skew + relabeling (L3).</w:t>
       </w:r>
       <w:r>
-        <w:t xml:space="preserve"> Under the skew, bank b holds at position s the channels of class (b − s) mod 4 (class: p mod 4): class b at positions 0, 4 and 8, each other class at two. The skew thus dilutes a class's excess of nonzeros without removing it, and which channels form a class is still free: L3 refits the relabeling under this rule, starting from L2, then skews (Fig. 1d).</w:t>
+        <w:t xml:space="preserve"> Under the skew, bank b holds at position s the channels of class (b − s) mod 4 (class: p mod 4): class b at positions 0, 4 and 8, each other class at two. The skew thus dilutes a class's excess of nonzeros without removing it, and which channels form a class is still free: L3 refits the relabeling under this rule, starting from L2, then skews (Fig. 2d).</w:t>
       </w:r>
     </w:p>
     <w:p>
@@ -487,11 +559,12 @@
         <w:t>Function preserved.</w:t>
       </w:r>
       <w:r>
-        <w:t xml:space="preserve"> In host emulation every folded L1 reproduced the original's output on Set12 05.png and BSD68 test001.png (Frozen and Multi-start: all 80 images); on 05.png, L2 and L3 reproduced every network's INT32 accumulators in every window (L3 up to its column order) and the folded L3 the output; the board driver's skew path gave identical accumulators and PNGs on both images.</w:t>
-      </w:r>
-    </w:p>
-    <w:p>
-      <w:pPr>
+        <w:t xml:space="preserve"> In host emulation every layout reproduced the original's output (Frozen and Multi-start on all 80 images), and L2 and L3 every network's INT32 accumulators in every window of a test image; on the board every layer's output matched the integer model.</w:t>
+      </w:r>
+    </w:p>
+    <w:p>
+      <w:pPr>
+        <w:keepNext/>
         <w:spacing w:line="240" w:lineRule="auto"/>
         <w:ind w:firstLine="0"/>
         <w:jc w:val="center"/>
@@ -500,7 +573,7 @@
         <w:drawing>
           <wp:inline xmlns:a="http://schemas.openxmlformats.org/drawingml/2006/main" xmlns:pic="http://schemas.openxmlformats.org/drawingml/2006/picture">
             <wp:extent cx="2880000" cy="3026441"/>
-            <wp:docPr id="1" name="Picture 1"/>
+            <wp:docPr id="2" name="Picture 2"/>
             <wp:cNvGraphicFramePr>
               <a:graphicFrameLocks noChangeAspect="1"/>
             </wp:cNvGraphicFramePr>
@@ -512,7 +585,7 @@
                     <pic:cNvPicPr/>
                   </pic:nvPicPr>
                   <pic:blipFill>
-                    <a:blip r:embed="rId8"/>
+                    <a:blip r:embed="rId9"/>
                     <a:stretch>
                       <a:fillRect/>
                     </a:stretch>
@@ -540,7 +613,7 @@
         </w:numPr>
       </w:pPr>
       <w:r>
-        <w:t>Fig. 1. A conv5 input window of the board network on Set12 05.png (the first compute-bound one at W = 4 with the median m, 48). Filled: nonzero, colored by bank (bank 1 dotted). (a) L0, bank p mod 4; (b) Frozen, an L1; (c) L2, bank (p + s) mod 4; (d) L3, bank (class + s) mod 4. Bars: nonzeros per bank; the fullest, m, costs 2m cycles; dashed: m = 36.5, where 2m equals the load of 73 cycles. Here L3 ties L2; over all of conv5's windows the mean m is 47.6, 42.1, 40.4 and 39.7.</w:t>
+        <w:t>Fig. 2. A conv5 input window of the board network on Set12 05.png (the first compute-bound one at W = 4 with the median m, 48). Filled: nonzero, colored by bank (bank 1 dotted). (a) L0, bank p mod 4; (b) Frozen, an L1; (c) L2, bank (p + s) mod 4; (d) L3, bank (class + s) mod 4. Bars: nonzeros per bank; the fullest, m, costs 2m cycles; dashed: m = 36.5, where 2m equals the load of 73 cycles. Here L3 ties L2; over all of conv5's windows the mean m is 47.6, 42.1, 40.4 and 39.7.</w:t>
       </w:r>
     </w:p>
     <w:p>
@@ -562,7 +635,7 @@
         <w:t>Networks and images.</w:t>
       </w:r>
       <w:r>
-        <w:t xml:space="preserve"> Ten trained integer DnCNN-style networks [8] for Gaussian noise of σ = 25 on 7-bit inputs: A, 7 layers of 32 channels; B, 10 layers of 64 channels behind a 2×2 space-to-depth input; B-32, the same with 32 channels, with ReLU (R1–R3, training seeds s1–s3), maxout over pairs of 64 computed outputs (M1–M3, seeds s1–s3) or their mean (Av2, seed s2); and 45, the same with 45 channels and ReLU. All but A had quantization-aware training. The board network, B-32 ReLU s1 (R1), reaches 29.54 dB on Set12 05.png; 37–55% of its hidden layers' window values are nonzero. Test images: Set12 [8] and BSD68 [9], 80 images, one noise draw each; savings are pooled over the 79 other than Set12 01.png, with paired bootstrap 95% intervals over images.</w:t>
+        <w:t xml:space="preserve"> Ten trained integer DnCNN-style networks [8] for Gaussian noise of σ = 25 on 7-bit inputs: A, 7 layers of 32 channels; B, 10 layers of 64 channels behind a 2×2 space-to-depth input; B-32, the same with 32 channels, with ReLU (R1–R3, training seeds s1–s3), maxout over pairs of 64 computed outputs (M1–M3, seeds s1–s3) or their mean (Av2, seed s2); and 45, the same with 45 channels and ReLU. All but A had quantization-aware training. The board network, B-32 ReLU s1 (R1), reaches 29.54 dB on Set12 05.png; 37–55% of its hidden layers' window values are nonzero. Test images: Set12 [8] and BSD68 [9], 80 images, one noise draw each; savings are pooled over the 79 other than Set12 01.png, with paired bootstrap 95% intervals over images. Two protocols fixed the recipes, evaluations and hypotheses before the fits and counts they concern.</w:t>
       </w:r>
     </w:p>
     <w:p>
@@ -576,21 +649,7 @@
         <w:t>Board.</w:t>
       </w:r>
       <w:r>
-        <w:t xml:space="preserve"> The W = 4 bitstream for the XC7Z020 closes timing at 100 MHz (worst slack +0.130 ns), uses 11,151 LUTs (21%), 71 of 140 BRAM36-equivalent tiles and no DSP slice, and ran at the board preset's 50 MHz. One bitstream ran all layouts; per layer the driver checks the output against the integer model and reads the cycle counter CYCLES and the DMA-wait counter IN_STALL. In the pre-registered runs, L0, Frozen, Multi-start, L2 and L3 ran once each on Set12 05–08. Earlier, L0, Frozen and Multi-start had run up to three times each, in alternation, on Set12 04–12 (05 after an L0 canary; dates not recorded); apart from 05.png, whose totals the prediction code had to reproduce, these runs were not used by any prediction. All other cycle numbers are counts in the host emulation, which reproduces every network's reference PSNR on all 80 images.</w:t>
-      </w:r>
-    </w:p>
-    <w:p>
-      <w:pPr>
-        <w:pStyle w:val="a3"/>
-      </w:pPr>
-      <w:r>
-        <w:rPr>
-          <w:b/>
-        </w:rPr>
-        <w:t>What was fixed when</w:t>
-      </w:r>
-      <w:r>
-        <w:t xml:space="preserve"> (commits; push times in bankperm/README.md). The fill-and-drain rule (6dc0e60) preceded both exports. PROTOCOL (c2299e2) fixed the recipe, the evaluation, condition (2) per layer and hypotheses H0–H3 before any fit on the other nine networks; PROTOCOL_2 (951c8f1) fixed L2, L3, the bootstrap and H4–H6 before the L3 fit and the study's counts (earlier ones: Sec. VI); the cycles of every layer of its board runs, and of the L3 runs its addendum (d6521ec) added after its counts, were committed before them (7312a84, 0887924), conv1's from its measured constant.</w:t>
+        <w:t xml:space="preserve"> The W = 4 bitstream for the XC7Z020 closes timing at 100 MHz (worst slack +0.130 ns), uses 11,151 LUTs (21%), 71 of 140 BRAM36-equivalent tiles and no DSP slice, and ran at the board preset's 50 MHz. One bitstream ran all layouts; per layer the driver checks the output against the integer model and reads the cycle counter CYCLES and the DMA-wait counter IN_STALL. Every layout ran once on Set12 05–08, with every layer's cycles predicted beforehand; L0, Frozen and Multi-start had also run earlier, and of those runs only the 05.png totals were used, to check the prediction code. All other cycle numbers are counts in the host emulation, which reproduces every network's reference PSNR on all 80 images.</w:t>
       </w:r>
     </w:p>
     <w:p>
@@ -1146,7 +1205,7 @@
         <w:spacing w:before="120"/>
       </w:pPr>
       <w:r>
-        <w:t>On all four images the board gave L3 &lt; L2 &lt; Multi-start &lt; Frozen &lt; L0 in cycles, as predicted (Table I); pooled over the four images, L2 saved 8.13% and L3 8.80%. No run had an output mismatch, and in 176 of the 180 predicted layers (conv2–conv10) CYCLES − IN_STALL, the pre-registered test, equaled the prediction. The other four, all in conv8, were one cycle over with IN_STALL = 0; after the runs we found them to be exactly the conv2–conv9 layers whose last window computes 30 cycles (all others: 32–56), a case absent from the 05.png runs the fill-and-drain rule was read off, and left the rule unchanged. All layers on 06–08 are out of sample, as are L2's and L3's conv2–conv9 on 05 (147 of these 151 exact); L2 and L3 had never run on the board before. The L0, Frozen and Multi-start runs repeat the earlier ones (Sec. IV) in CYCLES − IN_STALL to the cycle. This bitstream's IN_STALL misses DMA starvation at window boundaries; the rule could absorb a stall common to all layouts, so the match excludes only stalls that differ between them.</w:t>
+        <w:t>On all four images the board gave L3 &lt; L2 &lt; Multi-start &lt; Frozen &lt; L0 in cycles, as predicted (Table I); pooled over the four images, L2 saved 8.13% and L3 8.80%. In 176 of the 180 predicted layers (conv2–conv10) CYCLES − IN_STALL equaled the prediction. The other four, all in conv8, were one cycle over; after the runs we found them to be exactly the layers whose last window computes 30 cycles, a case absent from the runs the fill-and-drain rule was read off. L2 and L3 had never run on the board before, and 71 of their 72 layers were exact. This bitstream's IN_STALL misses DMA starvation at window boundaries; the rule could absorb a stall common to all layouts, so the match excludes only stalls that differ between them.</w:t>
       </w:r>
     </w:p>
     <w:p>
@@ -1162,7 +1221,7 @@
         <w:pStyle w:val="a3"/>
       </w:pPr>
       <w:r>
-        <w:t>PROTOCOL's two checks and two sign predictions all held. H0: our code reproduced Frozen and its export byte for byte. H1: wherever (2) holds, at W = 1 on all networks and at W = 2 on A and R1–R3, the relabeled count equaled the original on all 80 images. H2, H3: the pooled saving of L1 was positive on all ten networks at W = 4, 1.09–10.80% (Fig. 2; the sign was known for B, M1 and R1), and on all six where (2) allows it at W = 2, 3.36–7.37% on five and 0.022% on 45.</w:t>
+        <w:t>The first protocol's hypotheses all held. H1: wherever (2) holds, at W = 1 on all networks and at W = 2 on A and R1–R3, the relabeled count equaled the original on all 80 images. H2, H3: the pooled saving of L1 was positive on all ten networks at W = 4, 1.09–10.80% (Fig. 3; the sign was known for B, M1 and R1), and on all six where (2) allows it at W = 2, 3.36–7.37% on five and 0.022% on 45.</w:t>
       </w:r>
     </w:p>
     <w:p>
@@ -1170,11 +1229,12 @@
         <w:pStyle w:val="a3"/>
       </w:pPr>
       <w:r>
-        <w:t>PROTOCOL_2's three hypotheses also held. H4: wherever (2) holds, L2 and L3 counted exactly as L0 on all 80 images, in every layer. H5: at W = 4, L2 saved more than L1 on all nine networks with N mod 4 = 0, by 0.90–2.36 points (known for R1). H6: L3 saved more than L2 on all nine, by 0.48–1.18 points, on R1 by 0.73 (95% interval [0.70, 0.75]; seven images had shown it, Sec. VI). Not pre-registered: L3 was fitted on 01.png alone, so the gain is out of sample, and it is consistent: on each of the nine networks the interval of L3 − L2 excludes 0; L3 counted fewer cycles than L2 on all 711 image–network pairs and, pooled, in all 69 fitted layers; at W = 2, L3 &gt; L2 &gt; L1 held on the five networks with N mod 4 = 0 where (2) allows a gain, L3 by 0.46–0.85 points over L2. No image counted more cycles under any layout at any W.</w:t>
-      </w:r>
-    </w:p>
-    <w:p>
-      <w:pPr>
+        <w:t>The second protocol's three also held. H4: wherever (2) holds, L2 and L3 counted exactly as L0 on all 80 images, in every layer. H5: at W = 4, L2 saved more than L1 on all nine networks with N mod 4 = 0, by 0.90–2.36 points (known for R1). H6: L3 saved more than L2 on all nine, by 0.48–1.18 points, on R1 by 0.73 (95% interval [0.70, 0.75]). Not pre-registered: L3 was fitted on 01.png alone, so the gain is out of sample, and it is consistent: on each of the nine networks the interval of L3 − L2 excludes 0; L3 counted fewer cycles than L2 on all 711 image–network pairs and, pooled, in all 69 fitted layers; at W = 2, L3 &gt; L2 &gt; L1 held on the five networks with N mod 4 = 0 where (2) allows a gain, L3 by 0.46–0.85 points over L2. No image counted more cycles under any layout at any W.</w:t>
+      </w:r>
+    </w:p>
+    <w:p>
+      <w:pPr>
+        <w:keepNext/>
         <w:spacing w:line="240" w:lineRule="auto"/>
         <w:ind w:firstLine="0"/>
         <w:jc w:val="center"/>
@@ -1183,7 +1243,7 @@
         <w:drawing>
           <wp:inline xmlns:a="http://schemas.openxmlformats.org/drawingml/2006/main" xmlns:pic="http://schemas.openxmlformats.org/drawingml/2006/picture">
             <wp:extent cx="2880000" cy="1800000"/>
-            <wp:docPr id="2" name="Picture 2"/>
+            <wp:docPr id="3" name="Picture 3"/>
             <wp:cNvGraphicFramePr>
               <a:graphicFrameLocks noChangeAspect="1"/>
             </wp:cNvGraphicFramePr>
@@ -1195,7 +1255,7 @@
                     <pic:cNvPicPr/>
                   </pic:nvPicPr>
                   <pic:blipFill>
-                    <a:blip r:embed="rId9"/>
+                    <a:blip r:embed="rId10"/>
                     <a:stretch>
                       <a:fillRect/>
                     </a:stretch>
@@ -1223,7 +1283,7 @@
         </w:numPr>
       </w:pPr>
       <w:r>
-        <w:t>Fig. 2. Pooled saving over the 79 images (count, conv1–convL) at W = 4 (top) and W = 2 (bottom) of L1 (relabeling), L2 (skew) and L3 (skew + relabeling); 95% intervals (at most ±0.39 points) are narrower than the markers. ×: (2) holds in every layer; all layouts count as L0 on all 80 images. On 45 (N mod 4 = 1), L0 already has bank (s + p) mod 4, so L2 = L0 and L3 = L1. Networks: Sec. IV (R1: board network).</w:t>
+        <w:t>Fig. 3. Pooled saving over the 79 images (count, conv1–convL) at W = 4 (top) and W = 2 (bottom) of L1 (relabeling), L2 (skew) and L3 (skew + relabeling); 95% intervals (at most ±0.39 points) are narrower than the markers. ×: (2) holds in every layer; all layouts count as L0 on all 80 images. On 45 (N mod 4 = 1), L0 already has bank (s + p) mod 4, so L2 = L0 and L3 = L1. Networks: Sec. IV (R1: board network).</w:t>
       </w:r>
     </w:p>
     <w:p>
@@ -1239,11 +1299,12 @@
         <w:pStyle w:val="a3"/>
       </w:pPr>
       <w:r>
-        <w:t>At W = 4, L2 saved more than both board relabelings, and L3 more than L2, on each of the 79 images (Fig. 3). L3 removed 26% of the imbalance that L2 leaves, reaching 82.6% of the perfect-balance saving against 76.6% (Table II), with the same host reorder as L2. Pooled, L2 also beat L1 fitted on each test image (8.45%) and a Sense-like sort by each channel's nonzero count in it; a density deal after SparTen [4] saved least (a comparison of procedures, not of co-activation against density).</w:t>
-      </w:r>
-    </w:p>
-    <w:p>
-      <w:pPr>
+        <w:t>At W = 4, L2 saved more than both board relabelings, and L3 more than L2, on each of the 79 images (Fig. 4). L3 removed 26% of the imbalance that L2 leaves, reaching 82.6% of the perfect-balance saving against 76.6% (Table II), with the same host reorder as L2. Pooled, L2 also beat L1 fitted on each test image (8.45%) and a Sense-like sort by each channel's nonzero count in it; a density deal after SparTen [4] saved least (a comparison of procedures, not of co-activation against density).</w:t>
+      </w:r>
+    </w:p>
+    <w:p>
+      <w:pPr>
+        <w:keepNext/>
         <w:spacing w:line="240" w:lineRule="auto"/>
         <w:ind w:firstLine="0"/>
         <w:jc w:val="center"/>
@@ -1252,7 +1313,7 @@
         <w:drawing>
           <wp:inline xmlns:a="http://schemas.openxmlformats.org/drawingml/2006/main" xmlns:pic="http://schemas.openxmlformats.org/drawingml/2006/picture">
             <wp:extent cx="2880000" cy="1836610"/>
-            <wp:docPr id="3" name="Picture 3"/>
+            <wp:docPr id="4" name="Picture 4"/>
             <wp:cNvGraphicFramePr>
               <a:graphicFrameLocks noChangeAspect="1"/>
             </wp:cNvGraphicFramePr>
@@ -1264,7 +1325,7 @@
                     <pic:cNvPicPr/>
                   </pic:nvPicPr>
                   <pic:blipFill>
-                    <a:blip r:embed="rId10"/>
+                    <a:blip r:embed="rId11"/>
                     <a:stretch>
                       <a:fillRect/>
                     </a:stretch>
@@ -1292,7 +1353,7 @@
         </w:numPr>
       </w:pPr>
       <w:r>
-        <w:t>Fig. 3. Per-image W = 4 saving (count) of the board network on the 79 images other than Set12 01.png (calibration of Frozen and L3; Multi-start also used 02–03), sorted by the bound; legend: pooled saving; dotted: Set12 05.png.</w:t>
+        <w:t>Fig. 4. Per-image W = 4 saving (count) of the board network on the 79 images other than Set12 01.png (calibration of Frozen and L3; Multi-start also used 02–03), sorted by the bound; legend: pooled saving; dotted: Set12 05.png.</w:t>
       </w:r>
     </w:p>
     <w:p>
@@ -1906,7 +1967,7 @@
         <w:t>Board evidence.</w:t>
       </w:r>
       <w:r>
-        <w:t xml:space="preserve"> One network, four images, one run each; by board time the earlier runs on 06–08 (Sec. IV) preceded the pre-registered ones, and the prediction files wrongly list them as never run.</w:t>
+        <w:t xml:space="preserve"> One network, four images, one run each; L0, Frozen and Multi-start had run on these images before.</w:t>
       </w:r>
     </w:p>
     <w:p>
@@ -1924,7 +1985,7 @@
         <w:t>Scope and selection.</w:t>
       </w:r>
       <w:r>
-        <w:t xml:space="preserve"> Only DnCNN-family denoisers at σ = 25, one noise draw per image and one fit per layout (the intervals resample images only); BSD68 was part of the networks' development; FIFO-decoupled banks and other P, T or kernel sizes were not evaluated. Multi-start was chosen for the board after its BSD68 counts had been seen. Before PROTOCOL_2, L2 had been counted on R1 (and on 05.png of four others), and uncommitted counts of L2 on eight images of B and M1 and of L3 on seven of R1 had been seen (PROTOCOL_2 lists them).</w:t>
+        <w:t xml:space="preserve"> Only DnCNN-family denoisers at σ = 25, one noise draw per image and one fit per layout (the intervals resample images only); BSD68 was part of the networks' development; FIFO-decoupled banks and other P, T or kernel sizes were not evaluated. Multi-start was chosen for the board after its BSD68 counts had been seen, and some L2 and L3 counts had been seen before the second protocol was fixed.</w:t>
       </w:r>
     </w:p>
     <w:p>
@@ -1940,7 +2001,7 @@
         <w:pStyle w:val="a3"/>
       </w:pPr>
       <w:r>
-        <w:t>The layer shapes tell where the tap-to-bank layout of a lockstep zero-skipping core can matter. Where it can, in counts over 79 images, the data-free skew removed more bank imbalance than a fitted relabeling on all nine networks with N mod 4 = 0, and a relabeling fitted under the skew removed more than the skew on every test image and, pooled, in every fitted layer. On the board the same order held on all four images, and the cycles of 71 of the 72 layers of the never-run L2 and L3 were predicted exactly. Skew and relabeling only partly add (under the skew the relabeling gains 0.48–1.18 points, alone 3.50–10.80%): the skew spreads each channel over the banks, the relabeling still chooses which channels share one. Scripts, layouts, per-image counts and every number's source: https://github.com/qewr1234/FPGA (bankperm/).</w:t>
+        <w:t>The layer shapes tell where the tap-to-bank layout of a lockstep zero-skipping core can matter. Where it can, in counts over 79 images, the data-free skew removed more bank imbalance than a fitted relabeling on all nine networks with N mod 4 = 0, and a relabeling fitted under the skew removed more than the skew on every test image and, pooled, in every fitted layer. On the board the same order held on all four images, and the cycles of 71 of the 72 layers of the never-run L2 and L3 were predicted exactly. Skew and relabeling only partly add (under the skew the relabeling gains 0.48–1.18 points, alone 3.50–10.80%): the skew spreads each channel over the banks, the relabeling still chooses which channels share one. Code and data: https://github.com/qewr1234/FPGA.</w:t>
       </w:r>
     </w:p>
     <w:p>

--- a/bankperm/PAPER_EN.docx
+++ b/bankperm/PAPER_EN.docx
@@ -223,7 +223,7 @@
         </w:numPr>
       </w:pPr>
       <w:r>
-        <w:t xml:space="preserve">Fig. 1. The system and where the layouts act. The host builds each layer's windows, and the slot it gives a tap decides the tap's bank; the core's four banks skip zeros but advance in lockstep, so a window costs the fullest bank's m (1); for 32 outputs, </w:t>
+        <w:t xml:space="preserve">Fig. 1. The system. The slot the host gives a tap decides its bank; the four banks skip zeros in lockstep, so the fullest bank's m sets a window's compute, </w:t>
       </w:r>
       <w:r>
         <w:rPr>
@@ -241,7 +241,7 @@
         <w:t>⌉</w:t>
       </w:r>
       <w:r>
-        <w:t xml:space="preserve"> = 2. The relabeling is folded into the weights offline and the skew is the host's slot order, so the bitstream is the same for every layout. The window shown is a drawn example.</w:t>
+        <w:t>·m cycles in (1), 2m for 32 outputs. The relabeling and the skew's weight-column order are folded into the weights offline; the host applies the skew's slot order to each window. One bitstream serves every layout; the window is a toy.</w:t>
       </w:r>
     </w:p>
     <w:p>
@@ -559,7 +559,7 @@
         <w:t>Function preserved.</w:t>
       </w:r>
       <w:r>
-        <w:t xml:space="preserve"> In host emulation every layout reproduced the original's output (Frozen and Multi-start on all 80 images), and L2 and L3 every network's INT32 accumulators in every window of a test image; on the board every layer's output matched the integer model.</w:t>
+        <w:t xml:space="preserve"> In host emulation every exported layout reproduced the original's output (Frozen and Multi-start on all 80 images), and L2 and L3 (L3 up to channel order) every network's INT32 accumulators in every window of a test image; on the board every layer's output matched the integer model.</w:t>
       </w:r>
     </w:p>
     <w:p>
@@ -635,7 +635,7 @@
         <w:t>Networks and images.</w:t>
       </w:r>
       <w:r>
-        <w:t xml:space="preserve"> Ten trained integer DnCNN-style networks [8] for Gaussian noise of σ = 25 on 7-bit inputs: A, 7 layers of 32 channels; B, 10 layers of 64 channels behind a 2×2 space-to-depth input; B-32, the same with 32 channels, with ReLU (R1–R3, training seeds s1–s3), maxout over pairs of 64 computed outputs (M1–M3, seeds s1–s3) or their mean (Av2, seed s2); and 45, the same with 45 channels and ReLU. All but A had quantization-aware training. The board network, B-32 ReLU s1 (R1), reaches 29.54 dB on Set12 05.png; 37–55% of its hidden layers' window values are nonzero. Test images: Set12 [8] and BSD68 [9], 80 images, one noise draw each; savings are pooled over the 79 other than Set12 01.png, with paired bootstrap 95% intervals over images. Two protocols fixed the recipes, evaluations and hypotheses before the fits and counts they concern.</w:t>
+        <w:t xml:space="preserve"> Ten trained integer DnCNN-style networks [8] for Gaussian noise of σ = 25 on 7-bit inputs: A, 7 layers of 32 channels; B, 10 layers of 64 channels behind a 2×2 space-to-depth input; B-32, the same with 32 channels, with ReLU (R1–R3, training seeds s1–s3), maxout over pairs of 64 computed outputs (M1–M3, seeds s1–s3) or their mean (Av2, seed s2); and 45, the same with 45 channels and ReLU. All but A had quantization-aware training. The board network, B-32 ReLU s1 (R1), reaches 29.54 dB on Set12 05.png; 37–55% of its hidden layers' window values are nonzero. Test images: Set12 [8] and BSD68 [9], 80 images, one noise draw each; savings are pooled over the 79 other than Set12 01.png, with paired bootstrap 95% intervals over images. Two protocols fixed the recipes, evaluations and hypotheses in advance; Sec. VI lists what had been counted before them.</w:t>
       </w:r>
     </w:p>
     <w:p>
@@ -649,7 +649,7 @@
         <w:t>Board.</w:t>
       </w:r>
       <w:r>
-        <w:t xml:space="preserve"> The W = 4 bitstream for the XC7Z020 closes timing at 100 MHz (worst slack +0.130 ns), uses 11,151 LUTs (21%), 71 of 140 BRAM36-equivalent tiles and no DSP slice, and ran at the board preset's 50 MHz. One bitstream ran all layouts; per layer the driver checks the output against the integer model and reads the cycle counter CYCLES and the DMA-wait counter IN_STALL. Every layout ran once on Set12 05–08, with every layer's cycles predicted beforehand; L0, Frozen and Multi-start had also run earlier, and of those runs only the 05.png totals were used, to check the prediction code. All other cycle numbers are counts in the host emulation, which reproduces every network's reference PSNR on all 80 images.</w:t>
+        <w:t xml:space="preserve"> The W = 4 bitstream for the XC7Z020 closes timing at 100 MHz (worst slack +0.130 ns), uses 11,151 LUTs (21%), 71 of 140 BRAM36-equivalent tiles and no DSP slice, and ran at the board preset's 50 MHz. One bitstream ran all layouts; per layer the driver checks the output against the integer model and reads the cycle counter CYCLES and the DMA-wait counter IN_STALL. The five layouts of Table I ran once each on Set12 05–08, with the cycles of conv2–conv10 predicted beforehand (conv1: the constant of Sec. II); L0, Frozen and Multi-start had also run earlier, and of those runs only the 05.png ones were used: L0's for the rule and constant of Sec. II, the totals to check the prediction code. All other cycle numbers are counts in the host emulation, which reproduces every network's reference PSNR on all 80 images.</w:t>
       </w:r>
     </w:p>
     <w:p>
@@ -1205,7 +1205,7 @@
         <w:spacing w:before="120"/>
       </w:pPr>
       <w:r>
-        <w:t>On all four images the board gave L3 &lt; L2 &lt; Multi-start &lt; Frozen &lt; L0 in cycles, as predicted (Table I); pooled over the four images, L2 saved 8.13% and L3 8.80%. In 176 of the 180 predicted layers (conv2–conv10) CYCLES − IN_STALL equaled the prediction. The other four, all in conv8, were one cycle over; after the runs we found them to be exactly the layers whose last window computes 30 cycles, a case absent from the runs the fill-and-drain rule was read off. L2 and L3 had never run on the board before, and 71 of their 72 layers were exact. This bitstream's IN_STALL misses DMA starvation at window boundaries; the rule could absorb a stall common to all layouts, so the match excludes only stalls that differ between them.</w:t>
+        <w:t>On all four images the board gave L3 &lt; L2 &lt; Multi-start &lt; Frozen &lt; L0 in cycles, as predicted (Table I); pooled over the four images, L2 saved 8.13% and L3 8.80%. In 176 of the 180 predicted layers (conv2–conv10) CYCLES − IN_STALL equaled the prediction. The other four, all in conv8, were one cycle over; after the runs we found them to be exactly the layers whose last window computes 30 cycles (all other conv2–conv9 layers: 32–56), a case absent from the runs the fill-and-drain rule was read off. L2 and L3 had never run on the board before, and 71 of their 72 layers were exact. This bitstream's IN_STALL misses DMA starvation at window boundaries; the rule could absorb a stall common to all layouts, so the match excludes only stalls that differ between them.</w:t>
       </w:r>
     </w:p>
     <w:p>
@@ -1229,7 +1229,7 @@
         <w:pStyle w:val="a3"/>
       </w:pPr>
       <w:r>
-        <w:t>The second protocol's three also held. H4: wherever (2) holds, L2 and L3 counted exactly as L0 on all 80 images, in every layer. H5: at W = 4, L2 saved more than L1 on all nine networks with N mod 4 = 0, by 0.90–2.36 points (known for R1). H6: L3 saved more than L2 on all nine, by 0.48–1.18 points, on R1 by 0.73 (95% interval [0.70, 0.75]). Not pre-registered: L3 was fitted on 01.png alone, so the gain is out of sample, and it is consistent: on each of the nine networks the interval of L3 − L2 excludes 0; L3 counted fewer cycles than L2 on all 711 image–network pairs and, pooled, in all 69 fitted layers; at W = 2, L3 &gt; L2 &gt; L1 held on the five networks with N mod 4 = 0 where (2) allows a gain, L3 by 0.46–0.85 points over L2. No image counted more cycles under any layout at any W.</w:t>
+        <w:t>The second protocol's three also held. H4: wherever (2) holds, L2 and L3 counted exactly as L0 on all 80 images, in every layer. H5: at W = 4, L2 saved more than L1 on all nine networks with N mod 4 = 0, by 0.90–2.36 points (known for R1). H6: L3 saved more than L2 on all nine, by 0.48–1.18 points, on R1 by 0.73 (95% interval [0.70, 0.75]; seen on seven images before the protocol). Not pre-registered: L3 was fitted on 01.png alone, so the gain is out of sample, and it is consistent: on each of the nine networks the interval of L3 − L2 excludes 0; L3 counted fewer cycles than L2 on all 711 image–network pairs and, pooled, in all 69 fitted layers; at W = 2, L3 &gt; L2 &gt; L1 held on the five networks with N mod 4 = 0 where (2) allows a gain, L3 by 0.46–0.85 points over L2. No image counted more cycles under any layout at any W.</w:t>
       </w:r>
     </w:p>
     <w:p>
@@ -1985,7 +1985,7 @@
         <w:t>Scope and selection.</w:t>
       </w:r>
       <w:r>
-        <w:t xml:space="preserve"> Only DnCNN-family denoisers at σ = 25, one noise draw per image and one fit per layout (the intervals resample images only); BSD68 was part of the networks' development; FIFO-decoupled banks and other P, T or kernel sizes were not evaluated. Multi-start was chosen for the board after its BSD68 counts had been seen, and some L2 and L3 counts had been seen before the second protocol was fixed.</w:t>
+        <w:t xml:space="preserve"> Only DnCNN-family denoisers at σ = 25, one noise draw per image and one fit per layout (the intervals resample images only); BSD68 was part of the networks' development; FIFO-decoupled banks and other P, T or kernel sizes were not evaluated. Multi-start was chosen for the board after its BSD68 counts had been seen; Frozen had been counted on R1 before the first protocol, and L2 on R1 (all 80 images) and L3 on seven of its images before the second.</w:t>
       </w:r>
     </w:p>
     <w:p>

--- a/bankperm/PAPER_EN.docx
+++ b/bankperm/PAPER_EN.docx
@@ -174,7 +174,6 @@
     </w:p>
     <w:p>
       <w:pPr>
-        <w:keepNext/>
         <w:spacing w:line="240" w:lineRule="auto"/>
         <w:ind w:firstLine="0"/>
         <w:jc w:val="center"/>
@@ -564,7 +563,6 @@
     </w:p>
     <w:p>
       <w:pPr>
-        <w:keepNext/>
         <w:spacing w:line="240" w:lineRule="auto"/>
         <w:ind w:firstLine="0"/>
         <w:jc w:val="center"/>
@@ -671,7 +669,6 @@
     <w:p>
       <w:pPr>
         <w:pStyle w:val="tablehead"/>
-        <w:keepNext/>
         <w:numPr>
           <w:ilvl w:val="0"/>
           <w:numId w:val="0"/>
@@ -700,9 +697,6 @@
         <w:gridCol w:w="772"/>
       </w:tblGrid>
       <w:tr>
-        <w:trPr>
-          <w:cantSplit/>
-        </w:trPr>
         <w:tc>
           <w:tcPr>
             <w:tcW w:type="dxa" w:w="1673"/>
@@ -710,7 +704,6 @@
           <w:p>
             <w:pPr>
               <w:pStyle w:val="tablecolhead"/>
-              <w:keepNext/>
               <w:spacing w:before="20" w:after="20"/>
             </w:pPr>
             <w:r>
@@ -725,7 +718,6 @@
           <w:p>
             <w:pPr>
               <w:pStyle w:val="tablecolhead"/>
-              <w:keepNext/>
               <w:spacing w:before="20" w:after="20"/>
               <w:jc w:val="center"/>
             </w:pPr>
@@ -741,7 +733,6 @@
           <w:p>
             <w:pPr>
               <w:pStyle w:val="tablecolhead"/>
-              <w:keepNext/>
               <w:spacing w:before="20" w:after="20"/>
               <w:jc w:val="center"/>
             </w:pPr>
@@ -757,7 +748,6 @@
           <w:p>
             <w:pPr>
               <w:pStyle w:val="tablecolhead"/>
-              <w:keepNext/>
               <w:spacing w:before="20" w:after="20"/>
               <w:jc w:val="center"/>
             </w:pPr>
@@ -773,7 +763,6 @@
           <w:p>
             <w:pPr>
               <w:pStyle w:val="tablecolhead"/>
-              <w:keepNext/>
               <w:spacing w:before="20" w:after="20"/>
               <w:jc w:val="center"/>
             </w:pPr>
@@ -784,9 +773,6 @@
         </w:tc>
       </w:tr>
       <w:tr>
-        <w:trPr>
-          <w:cantSplit/>
-        </w:trPr>
         <w:tc>
           <w:tcPr>
             <w:tcW w:type="dxa" w:w="1673"/>
@@ -794,7 +780,6 @@
           <w:p>
             <w:pPr>
               <w:pStyle w:val="tablecopy"/>
-              <w:keepNext/>
               <w:spacing w:before="20" w:after="20"/>
             </w:pPr>
             <w:r>
@@ -809,7 +794,6 @@
           <w:p>
             <w:pPr>
               <w:pStyle w:val="tablecopy"/>
-              <w:keepNext/>
               <w:spacing w:before="20" w:after="20"/>
               <w:jc w:val="center"/>
             </w:pPr>
@@ -825,7 +809,6 @@
           <w:p>
             <w:pPr>
               <w:pStyle w:val="tablecopy"/>
-              <w:keepNext/>
               <w:spacing w:before="20" w:after="20"/>
               <w:jc w:val="center"/>
             </w:pPr>
@@ -841,7 +824,6 @@
           <w:p>
             <w:pPr>
               <w:pStyle w:val="tablecopy"/>
-              <w:keepNext/>
               <w:spacing w:before="20" w:after="20"/>
               <w:jc w:val="center"/>
             </w:pPr>
@@ -857,7 +839,6 @@
           <w:p>
             <w:pPr>
               <w:pStyle w:val="tablecopy"/>
-              <w:keepNext/>
               <w:spacing w:before="20" w:after="20"/>
               <w:jc w:val="center"/>
             </w:pPr>
@@ -868,9 +849,6 @@
         </w:tc>
       </w:tr>
       <w:tr>
-        <w:trPr>
-          <w:cantSplit/>
-        </w:trPr>
         <w:tc>
           <w:tcPr>
             <w:tcW w:type="dxa" w:w="1673"/>
@@ -878,7 +856,6 @@
           <w:p>
             <w:pPr>
               <w:pStyle w:val="tablecopy"/>
-              <w:keepNext/>
               <w:spacing w:before="20" w:after="20"/>
             </w:pPr>
             <w:r>
@@ -893,7 +870,6 @@
           <w:p>
             <w:pPr>
               <w:pStyle w:val="tablecopy"/>
-              <w:keepNext/>
               <w:spacing w:before="20" w:after="20"/>
               <w:jc w:val="center"/>
             </w:pPr>
@@ -909,7 +885,6 @@
           <w:p>
             <w:pPr>
               <w:pStyle w:val="tablecopy"/>
-              <w:keepNext/>
               <w:spacing w:before="20" w:after="20"/>
               <w:jc w:val="center"/>
             </w:pPr>
@@ -925,7 +900,6 @@
           <w:p>
             <w:pPr>
               <w:pStyle w:val="tablecopy"/>
-              <w:keepNext/>
               <w:spacing w:before="20" w:after="20"/>
               <w:jc w:val="center"/>
             </w:pPr>
@@ -941,7 +915,6 @@
           <w:p>
             <w:pPr>
               <w:pStyle w:val="tablecopy"/>
-              <w:keepNext/>
               <w:spacing w:before="20" w:after="20"/>
               <w:jc w:val="center"/>
             </w:pPr>
@@ -952,9 +925,6 @@
         </w:tc>
       </w:tr>
       <w:tr>
-        <w:trPr>
-          <w:cantSplit/>
-        </w:trPr>
         <w:tc>
           <w:tcPr>
             <w:tcW w:type="dxa" w:w="1673"/>
@@ -962,7 +932,6 @@
           <w:p>
             <w:pPr>
               <w:pStyle w:val="tablecopy"/>
-              <w:keepNext/>
               <w:spacing w:before="20" w:after="20"/>
             </w:pPr>
             <w:r>
@@ -977,7 +946,6 @@
           <w:p>
             <w:pPr>
               <w:pStyle w:val="tablecopy"/>
-              <w:keepNext/>
               <w:spacing w:before="20" w:after="20"/>
               <w:jc w:val="center"/>
             </w:pPr>
@@ -993,7 +961,6 @@
           <w:p>
             <w:pPr>
               <w:pStyle w:val="tablecopy"/>
-              <w:keepNext/>
               <w:spacing w:before="20" w:after="20"/>
               <w:jc w:val="center"/>
             </w:pPr>
@@ -1009,7 +976,6 @@
           <w:p>
             <w:pPr>
               <w:pStyle w:val="tablecopy"/>
-              <w:keepNext/>
               <w:spacing w:before="20" w:after="20"/>
               <w:jc w:val="center"/>
             </w:pPr>
@@ -1025,7 +991,6 @@
           <w:p>
             <w:pPr>
               <w:pStyle w:val="tablecopy"/>
-              <w:keepNext/>
               <w:spacing w:before="20" w:after="20"/>
               <w:jc w:val="center"/>
             </w:pPr>
@@ -1036,9 +1001,6 @@
         </w:tc>
       </w:tr>
       <w:tr>
-        <w:trPr>
-          <w:cantSplit/>
-        </w:trPr>
         <w:tc>
           <w:tcPr>
             <w:tcW w:type="dxa" w:w="1673"/>
@@ -1046,7 +1008,6 @@
           <w:p>
             <w:pPr>
               <w:pStyle w:val="tablecopy"/>
-              <w:keepNext/>
               <w:spacing w:before="20" w:after="20"/>
             </w:pPr>
             <w:r>
@@ -1061,7 +1022,6 @@
           <w:p>
             <w:pPr>
               <w:pStyle w:val="tablecopy"/>
-              <w:keepNext/>
               <w:spacing w:before="20" w:after="20"/>
               <w:jc w:val="center"/>
             </w:pPr>
@@ -1077,7 +1037,6 @@
           <w:p>
             <w:pPr>
               <w:pStyle w:val="tablecopy"/>
-              <w:keepNext/>
               <w:spacing w:before="20" w:after="20"/>
               <w:jc w:val="center"/>
             </w:pPr>
@@ -1093,7 +1052,6 @@
           <w:p>
             <w:pPr>
               <w:pStyle w:val="tablecopy"/>
-              <w:keepNext/>
               <w:spacing w:before="20" w:after="20"/>
               <w:jc w:val="center"/>
             </w:pPr>
@@ -1109,7 +1067,6 @@
           <w:p>
             <w:pPr>
               <w:pStyle w:val="tablecopy"/>
-              <w:keepNext/>
               <w:spacing w:before="20" w:after="20"/>
               <w:jc w:val="center"/>
             </w:pPr>
@@ -1120,9 +1077,6 @@
         </w:tc>
       </w:tr>
       <w:tr>
-        <w:trPr>
-          <w:cantSplit/>
-        </w:trPr>
         <w:tc>
           <w:tcPr>
             <w:tcW w:type="dxa" w:w="1673"/>
@@ -1234,7 +1188,6 @@
     </w:p>
     <w:p>
       <w:pPr>
-        <w:keepNext/>
         <w:spacing w:line="240" w:lineRule="auto"/>
         <w:ind w:firstLine="0"/>
         <w:jc w:val="center"/>
@@ -1304,7 +1257,6 @@
     </w:p>
     <w:p>
       <w:pPr>
-        <w:keepNext/>
         <w:spacing w:line="240" w:lineRule="auto"/>
         <w:ind w:firstLine="0"/>
         <w:jc w:val="center"/>
@@ -1359,7 +1311,6 @@
     <w:p>
       <w:pPr>
         <w:pStyle w:val="tablehead"/>
-        <w:keepNext/>
         <w:numPr>
           <w:ilvl w:val="0"/>
           <w:numId w:val="0"/>
@@ -1387,9 +1338,6 @@
         <w:gridCol w:w="700"/>
       </w:tblGrid>
       <w:tr>
-        <w:trPr>
-          <w:cantSplit/>
-        </w:trPr>
         <w:tc>
           <w:tcPr>
             <w:tcW w:type="dxa" w:w="1681"/>
@@ -1397,7 +1345,6 @@
           <w:p>
             <w:pPr>
               <w:pStyle w:val="tablecolhead"/>
-              <w:keepNext/>
               <w:spacing w:before="20" w:after="20"/>
             </w:pPr>
             <w:r>
@@ -1412,7 +1359,6 @@
           <w:p>
             <w:pPr>
               <w:pStyle w:val="tablecolhead"/>
-              <w:keepNext/>
               <w:spacing w:before="20" w:after="20"/>
               <w:jc w:val="center"/>
             </w:pPr>
@@ -1428,7 +1374,6 @@
           <w:p>
             <w:pPr>
               <w:pStyle w:val="tablecolhead"/>
-              <w:keepNext/>
               <w:spacing w:before="20" w:after="20"/>
               <w:jc w:val="center"/>
             </w:pPr>
@@ -1444,7 +1389,6 @@
           <w:p>
             <w:pPr>
               <w:pStyle w:val="tablecolhead"/>
-              <w:keepNext/>
               <w:spacing w:before="20" w:after="20"/>
               <w:jc w:val="center"/>
             </w:pPr>
@@ -1455,9 +1399,6 @@
         </w:tc>
       </w:tr>
       <w:tr>
-        <w:trPr>
-          <w:cantSplit/>
-        </w:trPr>
         <w:tc>
           <w:tcPr>
             <w:tcW w:type="dxa" w:w="1681"/>
@@ -1465,7 +1406,6 @@
           <w:p>
             <w:pPr>
               <w:pStyle w:val="tablecopy"/>
-              <w:keepNext/>
               <w:spacing w:before="20" w:after="20"/>
             </w:pPr>
             <w:r>
@@ -1480,7 +1420,6 @@
           <w:p>
             <w:pPr>
               <w:pStyle w:val="tablecopy"/>
-              <w:keepNext/>
               <w:spacing w:before="20" w:after="20"/>
               <w:jc w:val="center"/>
             </w:pPr>
@@ -1496,7 +1435,6 @@
           <w:p>
             <w:pPr>
               <w:pStyle w:val="tablecopy"/>
-              <w:keepNext/>
               <w:spacing w:before="20" w:after="20"/>
               <w:jc w:val="center"/>
             </w:pPr>
@@ -1512,7 +1450,6 @@
           <w:p>
             <w:pPr>
               <w:pStyle w:val="tablecopy"/>
-              <w:keepNext/>
               <w:spacing w:before="20" w:after="20"/>
               <w:jc w:val="center"/>
             </w:pPr>
@@ -1523,9 +1460,6 @@
         </w:tc>
       </w:tr>
       <w:tr>
-        <w:trPr>
-          <w:cantSplit/>
-        </w:trPr>
         <w:tc>
           <w:tcPr>
             <w:tcW w:type="dxa" w:w="1681"/>
@@ -1533,7 +1467,6 @@
           <w:p>
             <w:pPr>
               <w:pStyle w:val="tablecopy"/>
-              <w:keepNext/>
               <w:spacing w:before="20" w:after="20"/>
             </w:pPr>
             <w:r>
@@ -1548,7 +1481,6 @@
           <w:p>
             <w:pPr>
               <w:pStyle w:val="tablecopy"/>
-              <w:keepNext/>
               <w:spacing w:before="20" w:after="20"/>
               <w:jc w:val="center"/>
             </w:pPr>
@@ -1564,7 +1496,6 @@
           <w:p>
             <w:pPr>
               <w:pStyle w:val="tablecopy"/>
-              <w:keepNext/>
               <w:spacing w:before="20" w:after="20"/>
               <w:jc w:val="center"/>
             </w:pPr>
@@ -1580,7 +1511,6 @@
           <w:p>
             <w:pPr>
               <w:pStyle w:val="tablecopy"/>
-              <w:keepNext/>
               <w:spacing w:before="20" w:after="20"/>
               <w:jc w:val="center"/>
             </w:pPr>
@@ -1591,9 +1521,6 @@
         </w:tc>
       </w:tr>
       <w:tr>
-        <w:trPr>
-          <w:cantSplit/>
-        </w:trPr>
         <w:tc>
           <w:tcPr>
             <w:tcW w:type="dxa" w:w="1681"/>
@@ -1601,7 +1528,6 @@
           <w:p>
             <w:pPr>
               <w:pStyle w:val="tablecopy"/>
-              <w:keepNext/>
               <w:spacing w:before="20" w:after="20"/>
             </w:pPr>
             <w:r>
@@ -1616,7 +1542,6 @@
           <w:p>
             <w:pPr>
               <w:pStyle w:val="tablecopy"/>
-              <w:keepNext/>
               <w:spacing w:before="20" w:after="20"/>
               <w:jc w:val="center"/>
             </w:pPr>
@@ -1632,7 +1557,6 @@
           <w:p>
             <w:pPr>
               <w:pStyle w:val="tablecopy"/>
-              <w:keepNext/>
               <w:spacing w:before="20" w:after="20"/>
               <w:jc w:val="center"/>
             </w:pPr>
@@ -1648,7 +1572,6 @@
           <w:p>
             <w:pPr>
               <w:pStyle w:val="tablecopy"/>
-              <w:keepNext/>
               <w:spacing w:before="20" w:after="20"/>
               <w:jc w:val="center"/>
             </w:pPr>
@@ -1659,9 +1582,6 @@
         </w:tc>
       </w:tr>
       <w:tr>
-        <w:trPr>
-          <w:cantSplit/>
-        </w:trPr>
         <w:tc>
           <w:tcPr>
             <w:tcW w:type="dxa" w:w="1681"/>
@@ -1669,7 +1589,6 @@
           <w:p>
             <w:pPr>
               <w:pStyle w:val="tablecopy"/>
-              <w:keepNext/>
               <w:spacing w:before="20" w:after="20"/>
             </w:pPr>
             <w:r>
@@ -1684,7 +1603,6 @@
           <w:p>
             <w:pPr>
               <w:pStyle w:val="tablecopy"/>
-              <w:keepNext/>
               <w:spacing w:before="20" w:after="20"/>
               <w:jc w:val="center"/>
             </w:pPr>
@@ -1700,7 +1618,6 @@
           <w:p>
             <w:pPr>
               <w:pStyle w:val="tablecopy"/>
-              <w:keepNext/>
               <w:spacing w:before="20" w:after="20"/>
               <w:jc w:val="center"/>
             </w:pPr>
@@ -1716,7 +1633,6 @@
           <w:p>
             <w:pPr>
               <w:pStyle w:val="tablecopy"/>
-              <w:keepNext/>
               <w:spacing w:before="20" w:after="20"/>
               <w:jc w:val="center"/>
             </w:pPr>
@@ -1727,9 +1643,6 @@
         </w:tc>
       </w:tr>
       <w:tr>
-        <w:trPr>
-          <w:cantSplit/>
-        </w:trPr>
         <w:tc>
           <w:tcPr>
             <w:tcW w:type="dxa" w:w="1681"/>
@@ -1737,7 +1650,6 @@
           <w:p>
             <w:pPr>
               <w:pStyle w:val="tablecopy"/>
-              <w:keepNext/>
               <w:spacing w:before="20" w:after="20"/>
             </w:pPr>
             <w:r>
@@ -1752,7 +1664,6 @@
           <w:p>
             <w:pPr>
               <w:pStyle w:val="tablecopy"/>
-              <w:keepNext/>
               <w:spacing w:before="20" w:after="20"/>
               <w:jc w:val="center"/>
             </w:pPr>
@@ -1768,7 +1679,6 @@
           <w:p>
             <w:pPr>
               <w:pStyle w:val="tablecopy"/>
-              <w:keepNext/>
               <w:spacing w:before="20" w:after="20"/>
               <w:jc w:val="center"/>
             </w:pPr>
@@ -1784,7 +1694,6 @@
           <w:p>
             <w:pPr>
               <w:pStyle w:val="tablecopy"/>
-              <w:keepNext/>
               <w:spacing w:before="20" w:after="20"/>
               <w:jc w:val="center"/>
             </w:pPr>
@@ -1795,9 +1704,6 @@
         </w:tc>
       </w:tr>
       <w:tr>
-        <w:trPr>
-          <w:cantSplit/>
-        </w:trPr>
         <w:tc>
           <w:tcPr>
             <w:tcW w:type="dxa" w:w="1681"/>
@@ -1805,7 +1711,6 @@
           <w:p>
             <w:pPr>
               <w:pStyle w:val="tablecopy"/>
-              <w:keepNext/>
               <w:spacing w:before="20" w:after="20"/>
             </w:pPr>
             <w:r>
@@ -1820,7 +1725,6 @@
           <w:p>
             <w:pPr>
               <w:pStyle w:val="tablecopy"/>
-              <w:keepNext/>
               <w:spacing w:before="20" w:after="20"/>
               <w:jc w:val="center"/>
             </w:pPr>
@@ -1836,7 +1740,6 @@
           <w:p>
             <w:pPr>
               <w:pStyle w:val="tablecopy"/>
-              <w:keepNext/>
               <w:spacing w:before="20" w:after="20"/>
               <w:jc w:val="center"/>
             </w:pPr>
@@ -1852,7 +1755,6 @@
           <w:p>
             <w:pPr>
               <w:pStyle w:val="tablecopy"/>
-              <w:keepNext/>
               <w:spacing w:before="20" w:after="20"/>
               <w:jc w:val="center"/>
             </w:pPr>
@@ -1863,9 +1765,6 @@
         </w:tc>
       </w:tr>
       <w:tr>
-        <w:trPr>
-          <w:cantSplit/>
-        </w:trPr>
         <w:tc>
           <w:tcPr>
             <w:tcW w:type="dxa" w:w="1681"/>

--- a/bankperm/PAPER_EN.docx
+++ b/bankperm/PAPER_EN.docx
@@ -137,7 +137,7 @@
         <w:pStyle w:val="Abstract"/>
       </w:pPr>
       <w:r>
-        <w:t>Abstract—A zero-skipping convolution core whose input banks run in lockstep waits, in every window, for the bank with the most nonzero activations, so the assignment of window taps to banks sets its cycle count. On our integer CNN core for a Zynq XC7Z020, we derive a shape-only condition necessary for any layout to change a layer's cycle count. We compare three layouts that keep the bitstream and the integer output unchanged: a channel relabeling fitted offline and folded into the adjacent layers, a data-free skew that spreads each channel's taps over the banks, and the two combined. At four values per cycle, on four test images of a 32-channel denoiser, the board measured core-cycle savings of 5.9–9.0% for two relabelings, 7.3–10.0% for the skew and 7.9–10.7% for the combination, and predictions committed before the runs matched the measured cycles of 176 of 180 layers exactly (71 of 72 for the skew and the combination, which had never run) and the other four within one cycle. In counts over 79 test images the skew saves 9.20% and the combination 9.93%, against 7.46% and 8.10% for the relabelings; under pre-registered protocols this order held on all nine networks whose channel count is a multiple of four, and no layout changed the count where the shape condition says it cannot.</w:t>
+        <w:t>Abstract—Zero-skipping CNN accelerators often split each convolution window over parallel banks that advance in lockstep, so every window waits for the bank holding the most nonzero activations. The host decides which bank each tap of a window goes to, so the imbalance can be reduced in software: an offline layout of the taps changes the cycle count but neither the bitstream nor the integer output. On an integer CNN core for a Zynq XC7Z020 we give a test, from the layer shapes alone, of where any layout can gain, and compare three layouts: a channel relabeling fitted to activation statistics and folded into the weights, a data-free skew that spreads each channel's taps over the banks, and the two combined. Over the test images of a denoising CNN the skew cuts the core cycles by 9.2%, more than the fitted relabeling, and the combination by 9.9%; this order held on every tested network whose channel count is a multiple of four. On the board, a cycle model fixed before the runs predicted the cycles of 176 of 180 layers exactly, including those of layouts never run before.</w:t>
       </w:r>
     </w:p>
     <w:p>
@@ -161,7 +161,7 @@
         <w:pStyle w:val="a3"/>
       </w:pPr>
       <w:r>
-        <w:t>A core that skips zero activations saves multiplications, but lanes that advance together make each window cost as much as the busiest one, a stall Cnvlutin measures as its own category [1]. Known remedies change the network or add hardware: S2TA bounds the nonzeros per block [2], and Sense rebalances channels at run time, noting that input maps "cannot be trained offline to balance IFM workload" [3]. Offline reorderings mostly target weights: SparTen sorts filters by density [4], and Pool and Yu fold a channel permutation into the preceding layer for N:M pruning [5]; VARA permutes inputs offline from activation statistics to cluster co-zero inputs behind an index unit [6], and skewed storage gives conflict-free parallel access to a matrix's rows and columns [7]. Permutation, folding, profiling and skewing are thus not new; we found no work that spreads co-active channels over lockstep zero-skipping banks by an exact, folded relabeling.</w:t>
+        <w:t>A core that skips zero activations saves multiplications, but lanes that advance together make each window cost as much as the busiest one, a stall Cnvlutin measures as its own category [1]. Known remedies change the network or add hardware: S2TA bounds the nonzeros per block [2], and Sense rebalances channels at run time, noting that input maps "cannot be trained offline to balance IFM workload" [3]. Offline reorderings mostly target weights: SparTen sorts filters by density [4], and Pool and Yu fold a channel permutation into the preceding layer for N:M pruning [5]. VARA, a ReRAM accelerator, permutes inputs offline from activation statistics to cluster co-zero inputs, read back through an index unit [6], and skewed storage gives conflict-free parallel access to a matrix's rows and columns [7]. We found no work that spreads co-active channels over lockstep zero-skipping banks by an exact, folded relabeling, or that compares this with a skew.</w:t>
       </w:r>
     </w:p>
     <w:p>
@@ -169,7 +169,7 @@
         <w:pStyle w:val="a3"/>
       </w:pPr>
       <w:r>
-        <w:t>In our core, whose four tap banks run in lockstep, the host's choice of slot decides a tap's bank (Fig. 1). We contribute (i) a shape-only condition necessary for any layout to change a layer's cycle count (Section II); (ii) three layouts that keep the bitstream and the integer output unchanged: a folded channel relabeling, a data-free skew and both combined (Section III); (iii) pre-registered board runs of all three on four images, with every layer's cycles predicted, exactly in 176 of 180 (V-A); (iv) two pre-registered ten-network studies (V-B) and the board network on 79 images (V-C).</w:t>
+        <w:t>In our core, the slot in which the host places a tap decides the tap's bank (Fig. 1), so the tap layout is a software choice. We contribute (i) a test, from the layer shapes alone, of where a layout can change a layer's cycle count (Section II); (ii) three layouts that keep the bitstream and the integer output unchanged: a folded channel relabeling, a data-free skew and both combined (Section III); (iii) board runs of all three on four images, every layer's cycles predicted before them (V-A); and (iv) two pre-registered studies of ten networks (V-B) and the board network on 79 images (V-C).</w:t>
       </w:r>
     </w:p>
     <w:p>
@@ -240,7 +240,7 @@
         <w:t>⌉</w:t>
       </w:r>
       <w:r>
-        <w:t>·m cycles in (1), 2m for 32 outputs. The relabeling and the skew's weight-column order are folded into the weights offline; the host applies the skew's slot order to each window. One bitstream serves every layout; the window is a toy.</w:t>
+        <w:t>·m cycles in (1), 2m for 32 outputs. The relabeling and the skew's weight-column order are folded into the weights offline; the host applies the skew's slot order to each window. One bitstream serves every layout; the window is an example.</w:t>
       </w:r>
     </w:p>
     <w:p>
@@ -273,6 +273,20 @@
         <w:rPr>
           <w:b/>
         </w:rPr>
+        <w:t>Why lockstep.</w:t>
+      </w:r>
+      <w:r>
+        <w:t xml:space="preserve"> Each output lane adds the four banks' products in one adder tree every cycle, into one accumulator, and the banks share one issue position; so the banks must advance together. Decoupling them would need a buffer and an accumulator per bank and lane and a final reduction; we keep the simpler core, change only the layout, and measure each layout against the perfect-balance bound below.</w:t>
+      </w:r>
+    </w:p>
+    <w:p>
+      <w:pPr>
+        <w:pStyle w:val="a3"/>
+      </w:pPr>
+      <w:r>
+        <w:rPr>
+          <w:b/>
+        </w:rPr>
         <w:t>Cost of a window.</w:t>
       </w:r>
       <w:r>
@@ -350,7 +364,7 @@
         <w:t>⌉</w:t>
       </w:r>
       <w:r>
-        <w:t xml:space="preserve"> output groups and emitting COUT results. Each layer adds a fill and drain of min(load, compute of the last window) + 3 + g cycles, g being the outputs in the last group of P, a rule read off board runs of four networks on one image; the first layer has a measured constant (17 cycles for the board network at W = 4). We call (1) summed over the windows the count, and the count plus the fill and drain the exact prediction.</w:t>
+        <w:t xml:space="preserve"> output groups and emitting COUT results. We call (1) summed over a layer's windows the layer's cycle count, computed in host emulation. On the board each layer also pays a short fill and drain, min(load, compute of the last window) + 3 + g cycles (g: outputs in the last group of P), a rule we read off board runs of four networks on one image; the first layer takes a measured 17 cycles instead. The count plus the fill and drain is the predicted cycles.</w:t>
       </w:r>
     </w:p>
     <w:p>
@@ -362,7 +376,7 @@
         <w:rPr>
           <w:b/>
         </w:rPr>
-        <w:t>When a layout can pay.</w:t>
+        <w:t>When a layout can gain.</w:t>
       </w:r>
       <w:r>
         <w:t xml:space="preserve"> A bank holds at most </w:t>
@@ -454,7 +468,7 @@
         <w:spacing w:lineRule="exact" w:line="220"/>
       </w:pPr>
       <w:r>
-        <w:t xml:space="preserve">Failing (2) is thus necessary for a gain; without the rounding, (2) reads COUT ≤ P·T/W. So 32-output hidden layers (K = 288: 144 against 145 at W = 2 and 73 at W = 4) can pay only at W = 4, layers with 45 or 64 outputs also at W = 2, and none at W = 1 or in the last layer (COUT ≤ 4). Perfect balance, m = </w:t>
+        <w:t xml:space="preserve">Failing (2) is thus necessary for a gain; without the rounding, (2) reads COUT ≤ P·T/W. So 32-output hidden layers (K = 288: 144 against 145 at W = 2 and 73 at W = 4) can gain only at W = 4, layers with 45 or 64 outputs also at W = 2, and none at W = 1 or in the last layer (COUT ≤ 4). Perfect balance, m = </w:t>
       </w:r>
       <w:r>
         <w:rPr>
@@ -472,7 +486,7 @@
         <w:t>⌉</w:t>
       </w:r>
       <w:r>
-        <w:t xml:space="preserve"> for n nonzero taps, bounds every tap-to-bank assignment.</w:t>
+        <w:t xml:space="preserve"> for n nonzero taps, bounds every lockstep layout.</w:t>
       </w:r>
     </w:p>
     <w:p>
@@ -488,7 +502,7 @@
         <w:pStyle w:val="a3"/>
       </w:pPr>
       <w:r>
-        <w:t>In (ky, kx, channel) order, tap s·N + p (s the 3×3 position, p the channel, N the input channels) is in bank p mod 4 when 4 divides N: in this conventional order, L0 or the Original, each bank holds N/4 whole channels (Fig. 2a).</w:t>
+        <w:t>In (ky, kx, channel) order, tap s·N + p (s the 3×3 position, p the channel, N the input channels) is in bank p mod 4 when 4 divides N: in this conventional layout, L0, each bank holds N/4 whole channels (Fig. 2a).</w:t>
       </w:r>
     </w:p>
     <w:p>
@@ -502,7 +516,7 @@
         <w:t>Relabeling (L1).</w:t>
       </w:r>
       <w:r>
-        <w:t xml:space="preserve"> Let π map a position p of a hidden map to its original channel. The producer computes its output channels in the order π, with weight rows, biases and requantization scales reordered, and the consumer's weight column for tap s·N + p comes from channel π(p). As ReLU and requantization act per channel and the consumer adds the same INT32 products, the integer output is identical for every input, while π decides which channels share a bank (Fig. 2b). We permute the outputs of conv1 to conv(L−2) of an L-layer network; the last layer, which can never pay, keeps its input. In the maxout and averaging networks (maximum or mean of maps j and j + N), both maps move with π.</w:t>
+        <w:t xml:space="preserve"> Let π map a position p of a hidden map to its original channel. The producer computes its output channels in the order π, with weight rows, biases and requantization scales reordered, and the consumer's weight column for tap s·N + p comes from channel π(p). As ReLU and requantization act per channel and the consumer adds the same INT32 products, the integer output is identical for every input, while π decides which channels share a bank (Fig. 2b). We permute the outputs of conv1 to conv(L−2) of an L-layer network; the last layer, which can never gain, keeps its input. In maxout and averaging networks both maps of a pair move with π.</w:t>
       </w:r>
     </w:p>
     <w:p>
@@ -516,7 +530,7 @@
         <w:t>Skew (L2).</w:t>
       </w:r>
       <w:r>
-        <w:t xml:space="preserve"> Skewed storage [7] applied to the taps: the host puts channel p of position s in slot s·N + (p + s) mod N when 4 divides N, bank (p + s) mod 4, which spreads each channel's nine taps 3/2/2/2 over the banks (Fig. 2c). It permutes each window's taps and the consumer's weight columns alike and needs no data and no RTL change; no partial sum, in any order, exceeds |bias| + K·127·128 &lt; 2³¹, so the INT32 result is unchanged.</w:t>
+        <w:t xml:space="preserve"> Skewed storage [7] applied to the taps: when 4 divides N, the host puts channel p of position s in slot s·N + (p + s) mod N, bank (p + s) mod 4, which spreads each channel's nine taps 3/2/2/2 over the banks (Fig. 2c). It permutes each window's taps and the consumer's weight columns alike and needs no data and no RTL change; no partial sum, in any order, exceeds |bias| + K·127·128 &lt; 2³¹, so the INT32 result is unchanged.</w:t>
       </w:r>
     </w:p>
     <w:p>
@@ -531,34 +545,6 @@
       </w:r>
       <w:r>
         <w:t xml:space="preserve"> Under the skew, bank b holds at position s the channels of class (b − s) mod 4 (class: p mod 4): class b at positions 0, 4 and 8, each other class at two. The skew thus dilutes a class's excess of nonzeros without removing it, and which channels form a class is still free: L3 refits the relabeling under this rule, starting from L2, then skews (Fig. 2d).</w:t>
-      </w:r>
-    </w:p>
-    <w:p>
-      <w:pPr>
-        <w:pStyle w:val="a3"/>
-      </w:pPr>
-      <w:r>
-        <w:rPr>
-          <w:b/>
-        </w:rPr>
-        <w:t>Fitting.</w:t>
-      </w:r>
-      <w:r>
-        <w:t xml:space="preserve"> Each layer is fitted alone, as relabeled windows are the original's with permuted columns. The recipe draws 2048 windows per fitted layer from Set12 01.png (Cal-1; σ = 25, one noise draw), minimizes their mean of (1) at W = 4, and searches from the identity with 400 proposals, each swapping two channels of different classes (p mod 4), kept only if the objective falls. Under the conventional rule it gave Frozen, the first board layout, and under the skewed rule L3. A second relabeling of the board network, Multi-start, adds Set12 02–03, two noise draws per image (Cal-3) and four random starts (2005 objective evaluations per layer against 401).</w:t>
-      </w:r>
-    </w:p>
-    <w:p>
-      <w:pPr>
-        <w:pStyle w:val="a3"/>
-      </w:pPr>
-      <w:r>
-        <w:rPr>
-          <w:b/>
-        </w:rPr>
-        <w:t>Function preserved.</w:t>
-      </w:r>
-      <w:r>
-        <w:t xml:space="preserve"> In host emulation every exported layout reproduced the original's output (Frozen and Multi-start on all 80 images), and L2 and L3 (L3 up to channel order) every network's INT32 accumulators in every window of a test image; on the board every layer's output matched the integer model.</w:t>
       </w:r>
     </w:p>
     <w:p>
@@ -611,7 +597,35 @@
         </w:numPr>
       </w:pPr>
       <w:r>
-        <w:t>Fig. 2. A conv5 input window of the board network on Set12 05.png (the first compute-bound one at W = 4 with the median m, 48). Filled: nonzero, colored by bank (bank 1 dotted). (a) L0, bank p mod 4; (b) Frozen, an L1; (c) L2, bank (p + s) mod 4; (d) L3, bank (class + s) mod 4. Bars: nonzeros per bank; the fullest, m, costs 2m cycles; dashed: m = 36.5, where 2m equals the load of 73 cycles. Here L3 ties L2; over all of conv5's windows the mean m is 47.6, 42.1, 40.4 and 39.7.</w:t>
+        <w:t>Fig. 2. A conv5 input window of the board network on Set12 05.png (the first compute-bound one at W = 4 with the median m, 48) under L0–L3 (a–d); filled: nonzero, colored by bank. Bars: nonzeros per bank; the fullest, m, costs 2m cycles, against the load of 73 (dashed). Over all of conv5's windows the mean m is 47.6, 42.1, 40.4 and 39.7.</w:t>
+      </w:r>
+    </w:p>
+    <w:p>
+      <w:pPr>
+        <w:pStyle w:val="a3"/>
+      </w:pPr>
+      <w:r>
+        <w:rPr>
+          <w:b/>
+        </w:rPr>
+        <w:t>Fitting.</w:t>
+      </w:r>
+      <w:r>
+        <w:t xml:space="preserve"> Each layer is fitted alone, as relabeled windows are the original's with permuted columns. The recipe draws 2048 windows per layer from one calibration image, Set12 01.png, minimizes their mean of (1) at W = 4, and searches from the identity with 400 proposals, each swapping two channels of different classes and kept only if the objective falls. Under the conventional bank rule this gives L1, under the skewed rule L3. For the board network we also use L1′, fitted on Set12 01–03 with two noise draws each and four random starts (2005 objective evaluations per layer instead of 401).</w:t>
+      </w:r>
+    </w:p>
+    <w:p>
+      <w:pPr>
+        <w:pStyle w:val="a3"/>
+      </w:pPr>
+      <w:r>
+        <w:rPr>
+          <w:b/>
+        </w:rPr>
+        <w:t>Function preserved.</w:t>
+      </w:r>
+      <w:r>
+        <w:t xml:space="preserve"> In host emulation every exported layout reproduced the original's output (L1 and L1′ on all 80 images), and L2 and L3 (L3 up to channel order) every network's INT32 accumulators in every window of a test image; on the board every layer's output matched the integer model.</w:t>
       </w:r>
     </w:p>
     <w:p>
@@ -633,7 +647,7 @@
         <w:t>Networks and images.</w:t>
       </w:r>
       <w:r>
-        <w:t xml:space="preserve"> Ten trained integer DnCNN-style networks [8] for Gaussian noise of σ = 25 on 7-bit inputs: A, 7 layers of 32 channels; B, 10 layers of 64 channels behind a 2×2 space-to-depth input; B-32, the same with 32 channels, with ReLU (R1–R3, training seeds s1–s3), maxout over pairs of 64 computed outputs (M1–M3, seeds s1–s3) or their mean (Av2, seed s2); and 45, the same with 45 channels and ReLU. All but A had quantization-aware training. The board network, B-32 ReLU s1 (R1), reaches 29.54 dB on Set12 05.png; 37–55% of its hidden layers' window values are nonzero. Test images: Set12 [8] and BSD68 [9], 80 images, one noise draw each; savings are pooled over the 79 other than Set12 01.png, with paired bootstrap 95% intervals over images. Two protocols fixed the recipes, evaluations and hypotheses in advance; Sec. VI lists what had been counted before them.</w:t>
+        <w:t xml:space="preserve"> Ten trained integer DnCNN-style networks [8] for Gaussian noise of σ = 25 on 7-bit inputs: A, 7 layers of 32 channels; B, 10 layers of 64 channels behind a 2×2 space-to-depth input; B-32, the same with 32 channels, with ReLU (R1–R3, training seeds s1–s3), maxout over pairs of 64 computed outputs (M1–M3, seeds s1–s3) or their mean (Av2, seed s2); and 45, the same with 45 channels and ReLU. All but A had quantization-aware training. The board network, R1, reaches 29.54 dB on Set12 05.png; 37–55% of its hidden layers' window values are nonzero. Test images: Set12 [8] and BSD68 [9], 80 images, one noise draw each; savings are pooled over the 79 other than the calibration image, with paired bootstrap 95% intervals over images. Two protocols fixed the recipes, evaluations and hypotheses in advance (Sec. VI).</w:t>
       </w:r>
     </w:p>
     <w:p>
@@ -647,7 +661,7 @@
         <w:t>Board.</w:t>
       </w:r>
       <w:r>
-        <w:t xml:space="preserve"> The W = 4 bitstream for the XC7Z020 closes timing at 100 MHz (worst slack +0.130 ns), uses 11,151 LUTs (21%), 71 of 140 BRAM36-equivalent tiles and no DSP slice, and ran at the board preset's 50 MHz. One bitstream ran all layouts; per layer the driver checks the output against the integer model and reads the cycle counter CYCLES and the DMA-wait counter IN_STALL. The five layouts of Table I ran once each on Set12 05–08, with the cycles of conv2–conv10 predicted beforehand (conv1: the constant of Sec. II); L0, Frozen and Multi-start had also run earlier, and of those runs only the 05.png ones were used: L0's for the rule and constant of Sec. II, the totals to check the prediction code. All other cycle numbers are counts in the host emulation, which reproduces every network's reference PSNR on all 80 images.</w:t>
+        <w:t xml:space="preserve"> The W = 4 bitstream for the XC7Z020 closes timing at 100 MHz, uses 11,151 LUTs (21%), 71 of 140 BRAM36-equivalent tiles and no DSP slice, and ran at the board preset's 50 MHz (cycle counts do not depend on the clock). One bitstream ran all layouts; per layer the driver checks the output against the integer model and reads the cycle counter CYCLES and the DMA-wait counter IN_STALL. The five layouts of Table I ran once each on Set12 05–08, with the cycles of conv2–conv10 predicted before the runs. All other cycle numbers are counts in the host emulation, which reproduces every network's reference PSNR on all 80 images.</w:t>
       </w:r>
     </w:p>
     <w:p>
@@ -675,7 +689,7 @@
         </w:numPr>
       </w:pPr>
       <w:r>
-        <w:t>Table I. Board saving (%) against L0 of R1 at W = 4 on Set12 05–08, one pre-registered run each (L0 row: total cycles); each run's total equals its prediction or exceeds it by one cycle (in conv8), for L0 and Multi-start on 08 and for Multi-start and L3 on 07.</w:t>
+        <w:t>Table I. Board saving (%) against L0 of R1 at W = 4 on Set12 05–08, one run each (L0 row: total cycles; 08.png is 512×512, the others 256×256). Each run's total equals its predicted cycles or exceeds them by one (in conv8), for L0 and L1′ on 08 and for L1′ and L3 on 07.</w:t>
       </w:r>
     </w:p>
     <w:tbl>
@@ -859,7 +873,7 @@
               <w:spacing w:before="20" w:after="20"/>
             </w:pPr>
             <w:r>
-              <w:t>L1 Frozen</w:t>
+              <w:t>L1 relabeling</w:t>
             </w:r>
           </w:p>
         </w:tc>
@@ -935,7 +949,7 @@
               <w:spacing w:before="20" w:after="20"/>
             </w:pPr>
             <w:r>
-              <w:t>L1 Multi-start</w:t>
+              <w:t>L1′ relabeling</w:t>
             </w:r>
           </w:p>
         </w:tc>
@@ -1159,7 +1173,7 @@
         <w:spacing w:before="120"/>
       </w:pPr>
       <w:r>
-        <w:t>On all four images the board gave L3 &lt; L2 &lt; Multi-start &lt; Frozen &lt; L0 in cycles, as predicted (Table I); pooled over the four images, L2 saved 8.13% and L3 8.80%. In 176 of the 180 predicted layers (conv2–conv10) CYCLES − IN_STALL equaled the prediction. The other four, all in conv8, were one cycle over; after the runs we found them to be exactly the layers whose last window computes 30 cycles (all other conv2–conv9 layers: 32–56), a case absent from the runs the fill-and-drain rule was read off. L2 and L3 had never run on the board before, and 71 of their 72 layers were exact. This bitstream's IN_STALL misses DMA starvation at window boundaries; the rule could absorb a stall common to all layouts, so the match excludes only stalls that differ between them.</w:t>
+        <w:t>On all four images the board gave L3 &lt; L2 &lt; L1′ &lt; L1 &lt; L0 in cycles, as predicted (Table I); pooled over the four images, L2 saved 8.13% and L3 8.80%. In 176 of the 180 predicted layers (conv2–conv10), CYCLES − IN_STALL equaled the predicted cycles. The other four, all in conv8, were one cycle over; after the runs we found them to be exactly the layers whose last window computes 30 cycles (all other conv2–conv9 layers: 32–56), a case absent from the runs the fill-and-drain rule was read off. L2 and L3 had never run on the board before, and 71 of their 72 layers were exact. This bitstream's IN_STALL does not count DMA starvation at window boundaries, so a stall common to all layouts could hide in the fill-and-drain rule; the match rules out only stalls that differ between layouts.</w:t>
       </w:r>
     </w:p>
     <w:p>
@@ -1175,7 +1189,7 @@
         <w:pStyle w:val="a3"/>
       </w:pPr>
       <w:r>
-        <w:t>The first protocol's hypotheses all held. H1: wherever (2) holds, at W = 1 on all networks and at W = 2 on A and R1–R3, the relabeled count equaled the original on all 80 images. H2, H3: the pooled saving of L1 was positive on all ten networks at W = 4, 1.09–10.80% (Fig. 3; the sign was known for B, M1 and R1), and on all six where (2) allows it at W = 2, 3.36–7.37% on five and 0.022% on 45.</w:t>
+        <w:t>The first protocol's hypotheses held. H1: wherever (2) holds, at W = 1 on all networks and at W = 2 on A and R1–R3, the relabeled count equaled the original on all 80 images. H2, H3: the pooled saving of L1 was positive on all ten networks at W = 4, 1.09–10.80% (Fig. 3), and on all six where (2) allows it at W = 2, 3.36–7.37% on five and 0.022% on 45.</w:t>
       </w:r>
     </w:p>
     <w:p>
@@ -1183,7 +1197,7 @@
         <w:pStyle w:val="a3"/>
       </w:pPr>
       <w:r>
-        <w:t>The second protocol's three also held. H4: wherever (2) holds, L2 and L3 counted exactly as L0 on all 80 images, in every layer. H5: at W = 4, L2 saved more than L1 on all nine networks with N mod 4 = 0, by 0.90–2.36 points (known for R1). H6: L3 saved more than L2 on all nine, by 0.48–1.18 points, on R1 by 0.73 (95% interval [0.70, 0.75]; seen on seven images before the protocol). Not pre-registered: L3 was fitted on 01.png alone, so the gain is out of sample, and it is consistent: on each of the nine networks the interval of L3 − L2 excludes 0; L3 counted fewer cycles than L2 on all 711 image–network pairs and, pooled, in all 69 fitted layers; at W = 2, L3 &gt; L2 &gt; L1 held on the five networks with N mod 4 = 0 where (2) allows a gain, L3 by 0.46–0.85 points over L2. No image counted more cycles under any layout at any W.</w:t>
+        <w:t>The second protocol's three also held. H4: wherever (2) holds, L2 and L3 counted exactly as L0 on all 80 images, in every layer. H5: at W = 4, L2 saved more than L1 on all nine networks with N mod 4 = 0, by 0.90–2.36 points. H6: L3 saved more than L2 on all nine, by 0.48–1.18 points, on R1 by 0.73 (95% interval [0.70, 0.75]). Beyond the hypotheses, the gain of L3, fitted on the calibration image alone, is consistent: L3 counted fewer cycles than L2 on all 711 image–network pairs and, pooled, in all 69 fitted layers, and at W = 2 L3 &gt; L2 &gt; L1 held on the five networks with N mod 4 = 0 where (2) allows a gain. No image counted more cycles under any layout at any W.</w:t>
       </w:r>
     </w:p>
     <w:p>
@@ -1252,60 +1266,23 @@
         <w:pStyle w:val="a3"/>
       </w:pPr>
       <w:r>
-        <w:t>At W = 4, L2 saved more than both board relabelings, and L3 more than L2, on each of the 79 images (Fig. 4). L3 removed 26% of the imbalance that L2 leaves, reaching 82.6% of the perfect-balance saving against 76.6% (Table II), with the same host reorder as L2. Pooled, L2 also beat L1 fitted on each test image (8.45%) and a Sense-like sort by each channel's nonzero count in it; a density deal after SparTen [4] saved least (a comparison of procedures, not of co-activation against density).</w:t>
-      </w:r>
-    </w:p>
-    <w:p>
-      <w:pPr>
-        <w:spacing w:line="240" w:lineRule="auto"/>
-        <w:ind w:firstLine="0"/>
-        <w:jc w:val="center"/>
-      </w:pPr>
-      <w:r>
-        <w:drawing>
-          <wp:inline xmlns:a="http://schemas.openxmlformats.org/drawingml/2006/main" xmlns:pic="http://schemas.openxmlformats.org/drawingml/2006/picture">
-            <wp:extent cx="2880000" cy="1836610"/>
-            <wp:docPr id="4" name="Picture 4"/>
-            <wp:cNvGraphicFramePr>
-              <a:graphicFrameLocks noChangeAspect="1"/>
-            </wp:cNvGraphicFramePr>
-            <a:graphic>
-              <a:graphicData uri="http://schemas.openxmlformats.org/drawingml/2006/picture">
-                <pic:pic>
-                  <pic:nvPicPr>
-                    <pic:cNvPr id="0" name="fig3_per_image.png"/>
-                    <pic:cNvPicPr/>
-                  </pic:nvPicPr>
-                  <pic:blipFill>
-                    <a:blip r:embed="rId11"/>
-                    <a:stretch>
-                      <a:fillRect/>
-                    </a:stretch>
-                  </pic:blipFill>
-                  <pic:spPr>
-                    <a:xfrm>
-                      <a:off x="0" y="0"/>
-                      <a:ext cx="2880000" cy="1836610"/>
-                    </a:xfrm>
-                    <a:prstGeom prst="rect"/>
-                  </pic:spPr>
-                </pic:pic>
-              </a:graphicData>
-            </a:graphic>
-          </wp:inline>
-        </w:drawing>
-      </w:r>
-    </w:p>
-    <w:p>
-      <w:pPr>
-        <w:pStyle w:val="figurecaption"/>
-        <w:numPr>
-          <w:ilvl w:val="0"/>
-          <w:numId w:val="0"/>
-        </w:numPr>
-      </w:pPr>
-      <w:r>
-        <w:t>Fig. 4. Per-image W = 4 saving (count) of the board network on the 79 images other than Set12 01.png (calibration of Frozen and L3; Multi-start also used 02–03), sorted by the bound; legend: pooled saving; dotted: Set12 05.png.</w:t>
+        <w:t>At W = 4, L2 saved more than both relabelings, and L3 more than L2, on each of the 79 images. Perfect balance bounds every lockstep layout; the data-free L2 reaches 76.6% of its saving and L3 82.6%, removing 26% of the imbalance that L2 leaves at the same host cost (Table II). Pooled, L2 also beat L1 fitted on each test image itself (8.45%) and a Sense-like sort by each channel's nonzero count; a density deal after SparTen [4] saved least (a comparison of procedures, not of co-activation against density).</w:t>
+      </w:r>
+    </w:p>
+    <w:p>
+      <w:pPr>
+        <w:pStyle w:val="2"/>
+      </w:pPr>
+      <w:r>
+        <w:t>Cost</w:t>
+      </w:r>
+    </w:p>
+    <w:p>
+      <w:pPr>
+        <w:pStyle w:val="a3"/>
+      </w:pPr>
+      <w:r>
+        <w:t>Fitting a network took under 30 s (L1 or L3); L2 needs none. Single-threaded on an x86 server, the host's work for 05.png (input, im2col, requantization) took 31 ms (32 ms with L1′) against the core's 266 ms at 50 MHz: run back to back, L1′'s 7.60% core saving is 6.3–6.8% end to end, and all of it if the host overlaps the next image; the skew's reordering after im2col adds 4.2 ms. This bound omits the transfer of windows and results and the JTAG harness that ran the board; the Zynq's ARM cores would be slower than the server; energy was not measured.</w:t>
       </w:r>
     </w:p>
     <w:p>
@@ -1317,7 +1294,7 @@
         </w:numPr>
       </w:pPr>
       <w:r>
-        <w:t>Table II. B-32 ReLU s1 at W = 4 (count, 79 images): pooled saving against L0 [95% interval] and share (%) of the perfect-balance saving. p.i.: uses the test image (no interval); †: Cal-3 includes two of the 79; density, Sense-like: best of three variants on these images.</w:t>
+        <w:t>Table II. R1 at W = 4 (count, 79 images): pooled saving against L0 [95% interval] and share (%) of the perfect-balance saving. Fit: images the layout was fitted on (test: each test image itself, no interval; †: two of them among the 79); density and Sense-like: best of three variants on these images.</w:t>
       </w:r>
     </w:p>
     <w:tbl>
@@ -1332,15 +1309,15 @@
         <w:tblLook w:firstColumn="1" w:firstRow="1" w:lastColumn="0" w:lastRow="0" w:noHBand="0" w:noVBand="1" w:val="04A0"/>
       </w:tblPr>
       <w:tblGrid>
-        <w:gridCol w:w="1681"/>
-        <w:gridCol w:w="700"/>
-        <w:gridCol w:w="1681"/>
-        <w:gridCol w:w="700"/>
+        <w:gridCol w:w="1732"/>
+        <w:gridCol w:w="577"/>
+        <w:gridCol w:w="1732"/>
+        <w:gridCol w:w="722"/>
       </w:tblGrid>
       <w:tr>
         <w:tc>
           <w:tcPr>
-            <w:tcW w:type="dxa" w:w="1681"/>
+            <w:tcW w:type="dxa" w:w="1732"/>
           </w:tcPr>
           <w:p>
             <w:pPr>
@@ -1354,7 +1331,7 @@
         </w:tc>
         <w:tc>
           <w:tcPr>
-            <w:tcW w:type="dxa" w:w="700"/>
+            <w:tcW w:type="dxa" w:w="577"/>
           </w:tcPr>
           <w:p>
             <w:pPr>
@@ -1363,13 +1340,13 @@
               <w:jc w:val="center"/>
             </w:pPr>
             <w:r>
-              <w:t>Data</w:t>
-            </w:r>
-          </w:p>
-        </w:tc>
-        <w:tc>
-          <w:tcPr>
-            <w:tcW w:type="dxa" w:w="1681"/>
+              <w:t>Fit</w:t>
+            </w:r>
+          </w:p>
+        </w:tc>
+        <w:tc>
+          <w:tcPr>
+            <w:tcW w:type="dxa" w:w="1732"/>
           </w:tcPr>
           <w:p>
             <w:pPr>
@@ -1384,7 +1361,7 @@
         </w:tc>
         <w:tc>
           <w:tcPr>
-            <w:tcW w:type="dxa" w:w="700"/>
+            <w:tcW w:type="dxa" w:w="722"/>
           </w:tcPr>
           <w:p>
             <w:pPr>
@@ -1401,7 +1378,7 @@
       <w:tr>
         <w:tc>
           <w:tcPr>
-            <w:tcW w:type="dxa" w:w="1681"/>
+            <w:tcW w:type="dxa" w:w="1732"/>
           </w:tcPr>
           <w:p>
             <w:pPr>
@@ -1415,22 +1392,22 @@
         </w:tc>
         <w:tc>
           <w:tcPr>
-            <w:tcW w:type="dxa" w:w="700"/>
-          </w:tcPr>
-          <w:p>
-            <w:pPr>
-              <w:pStyle w:val="tablecopy"/>
-              <w:spacing w:before="20" w:after="20"/>
-              <w:jc w:val="center"/>
-            </w:pPr>
-            <w:r>
-              <w:t>Cal-1</w:t>
-            </w:r>
-          </w:p>
-        </w:tc>
-        <w:tc>
-          <w:tcPr>
-            <w:tcW w:type="dxa" w:w="1681"/>
+            <w:tcW w:type="dxa" w:w="577"/>
+          </w:tcPr>
+          <w:p>
+            <w:pPr>
+              <w:pStyle w:val="tablecopy"/>
+              <w:spacing w:before="20" w:after="20"/>
+              <w:jc w:val="center"/>
+            </w:pPr>
+            <w:r>
+              <w:t>1</w:t>
+            </w:r>
+          </w:p>
+        </w:tc>
+        <w:tc>
+          <w:tcPr>
+            <w:tcW w:type="dxa" w:w="1732"/>
           </w:tcPr>
           <w:p>
             <w:pPr>
@@ -1445,7 +1422,7 @@
         </w:tc>
         <w:tc>
           <w:tcPr>
-            <w:tcW w:type="dxa" w:w="700"/>
+            <w:tcW w:type="dxa" w:w="722"/>
           </w:tcPr>
           <w:p>
             <w:pPr>
@@ -1462,7 +1439,7 @@
       <w:tr>
         <w:tc>
           <w:tcPr>
-            <w:tcW w:type="dxa" w:w="1681"/>
+            <w:tcW w:type="dxa" w:w="1732"/>
           </w:tcPr>
           <w:p>
             <w:pPr>
@@ -1476,22 +1453,22 @@
         </w:tc>
         <w:tc>
           <w:tcPr>
-            <w:tcW w:type="dxa" w:w="700"/>
-          </w:tcPr>
-          <w:p>
-            <w:pPr>
-              <w:pStyle w:val="tablecopy"/>
-              <w:spacing w:before="20" w:after="20"/>
-              <w:jc w:val="center"/>
-            </w:pPr>
-            <w:r>
-              <w:t>p.i.</w:t>
-            </w:r>
-          </w:p>
-        </w:tc>
-        <w:tc>
-          <w:tcPr>
-            <w:tcW w:type="dxa" w:w="1681"/>
+            <w:tcW w:type="dxa" w:w="577"/>
+          </w:tcPr>
+          <w:p>
+            <w:pPr>
+              <w:pStyle w:val="tablecopy"/>
+              <w:spacing w:before="20" w:after="20"/>
+              <w:jc w:val="center"/>
+            </w:pPr>
+            <w:r>
+              <w:t>test</w:t>
+            </w:r>
+          </w:p>
+        </w:tc>
+        <w:tc>
+          <w:tcPr>
+            <w:tcW w:type="dxa" w:w="1732"/>
           </w:tcPr>
           <w:p>
             <w:pPr>
@@ -1506,7 +1483,7 @@
         </w:tc>
         <w:tc>
           <w:tcPr>
-            <w:tcW w:type="dxa" w:w="700"/>
+            <w:tcW w:type="dxa" w:w="722"/>
           </w:tcPr>
           <w:p>
             <w:pPr>
@@ -1523,36 +1500,36 @@
       <w:tr>
         <w:tc>
           <w:tcPr>
-            <w:tcW w:type="dxa" w:w="1681"/>
-          </w:tcPr>
-          <w:p>
-            <w:pPr>
-              <w:pStyle w:val="tablecopy"/>
-              <w:spacing w:before="20" w:after="20"/>
-            </w:pPr>
-            <w:r>
-              <w:t>L1 Frozen</w:t>
-            </w:r>
-          </w:p>
-        </w:tc>
-        <w:tc>
-          <w:tcPr>
-            <w:tcW w:type="dxa" w:w="700"/>
-          </w:tcPr>
-          <w:p>
-            <w:pPr>
-              <w:pStyle w:val="tablecopy"/>
-              <w:spacing w:before="20" w:after="20"/>
-              <w:jc w:val="center"/>
-            </w:pPr>
-            <w:r>
-              <w:t>Cal-1</w:t>
-            </w:r>
-          </w:p>
-        </w:tc>
-        <w:tc>
-          <w:tcPr>
-            <w:tcW w:type="dxa" w:w="1681"/>
+            <w:tcW w:type="dxa" w:w="1732"/>
+          </w:tcPr>
+          <w:p>
+            <w:pPr>
+              <w:pStyle w:val="tablecopy"/>
+              <w:spacing w:before="20" w:after="20"/>
+            </w:pPr>
+            <w:r>
+              <w:t>L1 relabeling</w:t>
+            </w:r>
+          </w:p>
+        </w:tc>
+        <w:tc>
+          <w:tcPr>
+            <w:tcW w:type="dxa" w:w="577"/>
+          </w:tcPr>
+          <w:p>
+            <w:pPr>
+              <w:pStyle w:val="tablecopy"/>
+              <w:spacing w:before="20" w:after="20"/>
+              <w:jc w:val="center"/>
+            </w:pPr>
+            <w:r>
+              <w:t>1</w:t>
+            </w:r>
+          </w:p>
+        </w:tc>
+        <w:tc>
+          <w:tcPr>
+            <w:tcW w:type="dxa" w:w="1732"/>
           </w:tcPr>
           <w:p>
             <w:pPr>
@@ -1567,7 +1544,7 @@
         </w:tc>
         <w:tc>
           <w:tcPr>
-            <w:tcW w:type="dxa" w:w="700"/>
+            <w:tcW w:type="dxa" w:w="722"/>
           </w:tcPr>
           <w:p>
             <w:pPr>
@@ -1584,36 +1561,36 @@
       <w:tr>
         <w:tc>
           <w:tcPr>
-            <w:tcW w:type="dxa" w:w="1681"/>
-          </w:tcPr>
-          <w:p>
-            <w:pPr>
-              <w:pStyle w:val="tablecopy"/>
-              <w:spacing w:before="20" w:after="20"/>
-            </w:pPr>
-            <w:r>
-              <w:t>L1 Multi-start</w:t>
-            </w:r>
-          </w:p>
-        </w:tc>
-        <w:tc>
-          <w:tcPr>
-            <w:tcW w:type="dxa" w:w="700"/>
-          </w:tcPr>
-          <w:p>
-            <w:pPr>
-              <w:pStyle w:val="tablecopy"/>
-              <w:spacing w:before="20" w:after="20"/>
-              <w:jc w:val="center"/>
-            </w:pPr>
-            <w:r>
-              <w:t>Cal-3†</w:t>
-            </w:r>
-          </w:p>
-        </w:tc>
-        <w:tc>
-          <w:tcPr>
-            <w:tcW w:type="dxa" w:w="1681"/>
+            <w:tcW w:type="dxa" w:w="1732"/>
+          </w:tcPr>
+          <w:p>
+            <w:pPr>
+              <w:pStyle w:val="tablecopy"/>
+              <w:spacing w:before="20" w:after="20"/>
+            </w:pPr>
+            <w:r>
+              <w:t>L1′ relabeling</w:t>
+            </w:r>
+          </w:p>
+        </w:tc>
+        <w:tc>
+          <w:tcPr>
+            <w:tcW w:type="dxa" w:w="577"/>
+          </w:tcPr>
+          <w:p>
+            <w:pPr>
+              <w:pStyle w:val="tablecopy"/>
+              <w:spacing w:before="20" w:after="20"/>
+              <w:jc w:val="center"/>
+            </w:pPr>
+            <w:r>
+              <w:t>3†</w:t>
+            </w:r>
+          </w:p>
+        </w:tc>
+        <w:tc>
+          <w:tcPr>
+            <w:tcW w:type="dxa" w:w="1732"/>
           </w:tcPr>
           <w:p>
             <w:pPr>
@@ -1628,7 +1605,7 @@
         </w:tc>
         <w:tc>
           <w:tcPr>
-            <w:tcW w:type="dxa" w:w="700"/>
+            <w:tcW w:type="dxa" w:w="722"/>
           </w:tcPr>
           <w:p>
             <w:pPr>
@@ -1645,7 +1622,7 @@
       <w:tr>
         <w:tc>
           <w:tcPr>
-            <w:tcW w:type="dxa" w:w="1681"/>
+            <w:tcW w:type="dxa" w:w="1732"/>
           </w:tcPr>
           <w:p>
             <w:pPr>
@@ -1659,7 +1636,7 @@
         </w:tc>
         <w:tc>
           <w:tcPr>
-            <w:tcW w:type="dxa" w:w="700"/>
+            <w:tcW w:type="dxa" w:w="577"/>
           </w:tcPr>
           <w:p>
             <w:pPr>
@@ -1674,7 +1651,7 @@
         </w:tc>
         <w:tc>
           <w:tcPr>
-            <w:tcW w:type="dxa" w:w="1681"/>
+            <w:tcW w:type="dxa" w:w="1732"/>
           </w:tcPr>
           <w:p>
             <w:pPr>
@@ -1689,7 +1666,7 @@
         </w:tc>
         <w:tc>
           <w:tcPr>
-            <w:tcW w:type="dxa" w:w="700"/>
+            <w:tcW w:type="dxa" w:w="722"/>
           </w:tcPr>
           <w:p>
             <w:pPr>
@@ -1706,7 +1683,7 @@
       <w:tr>
         <w:tc>
           <w:tcPr>
-            <w:tcW w:type="dxa" w:w="1681"/>
+            <w:tcW w:type="dxa" w:w="1732"/>
           </w:tcPr>
           <w:p>
             <w:pPr>
@@ -1720,22 +1697,22 @@
         </w:tc>
         <w:tc>
           <w:tcPr>
-            <w:tcW w:type="dxa" w:w="700"/>
-          </w:tcPr>
-          <w:p>
-            <w:pPr>
-              <w:pStyle w:val="tablecopy"/>
-              <w:spacing w:before="20" w:after="20"/>
-              <w:jc w:val="center"/>
-            </w:pPr>
-            <w:r>
-              <w:t>Cal-1</w:t>
-            </w:r>
-          </w:p>
-        </w:tc>
-        <w:tc>
-          <w:tcPr>
-            <w:tcW w:type="dxa" w:w="1681"/>
+            <w:tcW w:type="dxa" w:w="577"/>
+          </w:tcPr>
+          <w:p>
+            <w:pPr>
+              <w:pStyle w:val="tablecopy"/>
+              <w:spacing w:before="20" w:after="20"/>
+              <w:jc w:val="center"/>
+            </w:pPr>
+            <w:r>
+              <w:t>1</w:t>
+            </w:r>
+          </w:p>
+        </w:tc>
+        <w:tc>
+          <w:tcPr>
+            <w:tcW w:type="dxa" w:w="1732"/>
           </w:tcPr>
           <w:p>
             <w:pPr>
@@ -1750,7 +1727,7 @@
         </w:tc>
         <w:tc>
           <w:tcPr>
-            <w:tcW w:type="dxa" w:w="700"/>
+            <w:tcW w:type="dxa" w:w="722"/>
           </w:tcPr>
           <w:p>
             <w:pPr>
@@ -1767,7 +1744,7 @@
       <w:tr>
         <w:tc>
           <w:tcPr>
-            <w:tcW w:type="dxa" w:w="1681"/>
+            <w:tcW w:type="dxa" w:w="1732"/>
           </w:tcPr>
           <w:p>
             <w:pPr>
@@ -1781,7 +1758,7 @@
         </w:tc>
         <w:tc>
           <w:tcPr>
-            <w:tcW w:type="dxa" w:w="700"/>
+            <w:tcW w:type="dxa" w:w="577"/>
           </w:tcPr>
           <w:p>
             <w:pPr>
@@ -1796,7 +1773,7 @@
         </w:tc>
         <w:tc>
           <w:tcPr>
-            <w:tcW w:type="dxa" w:w="1681"/>
+            <w:tcW w:type="dxa" w:w="1732"/>
           </w:tcPr>
           <w:p>
             <w:pPr>
@@ -1811,7 +1788,7 @@
         </w:tc>
         <w:tc>
           <w:tcPr>
-            <w:tcW w:type="dxa" w:w="700"/>
+            <w:tcW w:type="dxa" w:w="722"/>
           </w:tcPr>
           <w:p>
             <w:pPr>
@@ -1828,10 +1805,10 @@
     </w:tbl>
     <w:p>
       <w:pPr>
-        <w:pStyle w:val="2"/>
-      </w:pPr>
-      <w:r>
-        <w:t>Cost</w:t>
+        <w:pStyle w:val="1"/>
+      </w:pPr>
+      <w:r>
+        <w:t>Limitations</w:t>
       </w:r>
     </w:p>
     <w:p>
@@ -1839,52 +1816,28 @@
         <w:pStyle w:val="a3"/>
         <w:spacing w:before="120"/>
       </w:pPr>
-      <w:r>
-        <w:t>Fitting a network took under 30 s (L1 or L3); L2 needs none. Single-threaded on an x86 server, the host's work for 05.png (input, im2col, requantization) took 31 ms (32 ms on the Multi-start export) against the core's 266 ms at 50 MHz: back to back, Multi-start's 7.60% core saving is 6.3–6.8% end to end, and all of it if the host overlaps the next image; the skew's reordering after im2col adds 4.2 ms. This bound omits the transfer of windows and results and the JTAG harness that ran the board; the Zynq's ARM cores would be slower than the server; energy was not measured.</w:t>
-      </w:r>
-    </w:p>
-    <w:p>
-      <w:pPr>
-        <w:pStyle w:val="1"/>
-      </w:pPr>
-      <w:r>
-        <w:t>Limitations</w:t>
-      </w:r>
-    </w:p>
-    <w:p>
-      <w:pPr>
-        <w:pStyle w:val="a3"/>
-        <w:ind w:firstLine="0" w:left="198"/>
-      </w:pPr>
-      <w:r>
-        <w:t xml:space="preserve">• </w:t>
-      </w:r>
       <w:r>
         <w:rPr>
           <w:b/>
         </w:rPr>
-        <w:t>Board evidence.</w:t>
-      </w:r>
-      <w:r>
-        <w:t xml:space="preserve"> One network, four images, one run each; L0, Frozen and Multi-start had run on these images before.</w:t>
+        <w:t>Scope.</w:t>
+      </w:r>
+      <w:r>
+        <w:t xml:space="preserve"> One network on the board, four images, one run each; ten DnCNN-family denoisers at σ = 25 in the counts, one noise draw per image and one fit per layout (the intervals resample images only); BSD68 was part of the networks' development. Banks decoupled by buffers and other P, T or kernel sizes were not evaluated.</w:t>
       </w:r>
     </w:p>
     <w:p>
       <w:pPr>
         <w:pStyle w:val="a3"/>
-        <w:ind w:firstLine="0" w:left="198"/>
-      </w:pPr>
-      <w:r>
-        <w:t xml:space="preserve">• </w:t>
-      </w:r>
+      </w:pPr>
       <w:r>
         <w:rPr>
           <w:b/>
         </w:rPr>
-        <w:t>Scope and selection.</w:t>
-      </w:r>
-      <w:r>
-        <w:t xml:space="preserve"> Only DnCNN-family denoisers at σ = 25, one noise draw per image and one fit per layout (the intervals resample images only); BSD68 was part of the networks' development; FIFO-decoupled banks and other P, T or kernel sizes were not evaluated. Multi-start was chosen for the board after its BSD68 counts had been seen; Frozen had been counted on R1 before the first protocol, and L2 on R1 (all 80 images) and L3 on seven of its images before the second.</w:t>
+        <w:t>What was known in advance.</w:t>
+      </w:r>
+      <w:r>
+        <w:t xml:space="preserve"> L1's saving on R1 was counted before the first protocol, and the sign of L1 on B and M1 was known; before the second, L2 had been counted on R1 (all 80 images) and on one image of four other networks, and L3 on seven images of R1. L1′ was chosen for the board after its BSD68 counts had been seen, and L0, L1 and L1′ had run on the board images before.</w:t>
       </w:r>
     </w:p>
     <w:p>
@@ -1900,7 +1853,7 @@
         <w:pStyle w:val="a3"/>
       </w:pPr>
       <w:r>
-        <w:t>The layer shapes tell where the tap-to-bank layout of a lockstep zero-skipping core can matter. Where it can, in counts over 79 images, the data-free skew removed more bank imbalance than a fitted relabeling on all nine networks with N mod 4 = 0, and a relabeling fitted under the skew removed more than the skew on every test image and, pooled, in every fitted layer. On the board the same order held on all four images, and the cycles of 71 of the 72 layers of the never-run L2 and L3 were predicted exactly. Skew and relabeling only partly add (under the skew the relabeling gains 0.48–1.18 points, alone 3.50–10.80%): the skew spreads each channel over the banks, the relabeling still chooses which channels share one. Code and data: https://github.com/qewr1234/FPGA.</w:t>
+        <w:t>The layer shapes tell where the tap-to-bank layout of a lockstep zero-skipping core can matter. Where it can, a data-free skew of the taps removed more bank imbalance than a relabeling fitted to activation statistics, on all nine networks with N mod 4 = 0, and a relabeling fitted under the skew removed more still, on every image of every such network. The two only partly add: the skew spreads each channel over the banks, while the relabeling still chooses which channels share one. On the board the same order held on all four images, and a cycle model fixed before the runs predicted the never-run L2 and L3 to the cycle in 71 of their 72 layers. Code and data: https://github.com/qewr1234/FPGA.</w:t>
       </w:r>
     </w:p>
     <w:p>

--- a/bankperm/PAPER_EN.docx
+++ b/bankperm/PAPER_EN.docx
@@ -75,7 +75,7 @@
         <w:pStyle w:val="Author"/>
       </w:pPr>
       <w:r>
-        <w:t xml:space="preserve">(Advisor name)</w:t>
+        <w:t xml:space="preserve">*Gyu Sang Choi</w:t>
       </w:r>
     </w:p>
     <w:p>
@@ -83,7 +83,7 @@
         <w:pStyle w:val="Affiliation"/>
       </w:pPr>
       <w:r>
-        <w:t xml:space="preserve">(Dept. name of organization)</w:t>
+        <w:t xml:space="preserve">School of Computer Science and Engineering, Yeungnam University</w:t>
       </w:r>
     </w:p>
     <w:p>
@@ -91,7 +91,7 @@
         <w:pStyle w:val="Affiliation"/>
       </w:pPr>
       <w:r>
-        <w:t xml:space="preserve">(Name of organization)</w:t>
+        <w:t xml:space="preserve">Information and Communication Engineering Major</w:t>
       </w:r>
     </w:p>
     <w:p>
@@ -99,7 +99,7 @@
         <w:pStyle w:val="Affiliation"/>
       </w:pPr>
       <w:r>
-        <w:t xml:space="preserve">(City, Country)</w:t>
+        <w:t xml:space="preserve">Gyeongsan, Republic of Korea</w:t>
       </w:r>
     </w:p>
     <w:p>
@@ -117,7 +117,7 @@
         </w:sectPr>
       </w:pPr>
       <w:r>
-        <w:t xml:space="preserve">(e-mail address)</w:t>
+        <w:t xml:space="preserve">(e-mail)</w:t>
       </w:r>
     </w:p>
     <w:p/>
@@ -137,7 +137,7 @@
         <w:pStyle w:val="Abstract"/>
       </w:pPr>
       <w:r>
-        <w:t>Abstract—Zero-skipping CNN accelerators often split each convolution window over parallel banks that advance in lockstep, so every window waits for the bank holding the most nonzero activations. The host decides which bank each tap of a window goes to, so the imbalance can be reduced in software: an offline layout of the taps changes the cycle count but neither the bitstream nor the integer output. On an integer CNN core for a Zynq XC7Z020 we give a test, from the layer shapes alone, of where any layout can gain, and compare three layouts: a channel relabeling fitted to activation statistics and folded into the weights, a data-free skew that spreads each channel's taps over the banks, and the two combined. Over the test images of a denoising CNN the skew cuts the core cycles by 9.2%, more than the fitted relabeling, and the combination by 9.9%; this order held on every tested network whose channel count is a multiple of four. On the board, a cycle model fixed before the runs predicted the cycles of 176 of 180 layers exactly, including those of layouts never run before.</w:t>
+        <w:t>Abstract—Zero-skipping CNN accelerators often split each convolution window over parallel banks that advance in lockstep, so every window waits for the bank holding the most nonzero activations. When the host builds the windows, it also decides which bank each tap goes to, so the imbalance can be reduced in software: an offline layout of the taps changes the cycle count but neither the bitstream nor the integer output. On an integer CNN core for a Zynq XC7Z020 we give a test, from the layer shapes alone, of where any layout can gain, and compare three layouts: a channel relabeling fitted to activation statistics and folded into the weights, a data-free skew that spreads each channel's taps over the banks, and the two combined. In host emulation over 79 test images of a denoising CNN, at four window values per cycle, the skew cuts the core cycles by 9.2%, more than the fitted relabeling, and the combination by 9.9%; this order held on every tested network whose channel count is a multiple of four. On the board, a cycle model fixed before the runs predicted the cycles of 176 of 180 layers exactly and the other four within one cycle.</w:t>
       </w:r>
     </w:p>
     <w:p>
@@ -161,7 +161,7 @@
         <w:pStyle w:val="a3"/>
       </w:pPr>
       <w:r>
-        <w:t>A core that skips zero activations saves multiplications, but lanes that advance together make each window cost as much as the busiest one, a stall Cnvlutin measures as its own category [1]. Known remedies change the network or add hardware: S2TA bounds the nonzeros per block [2], and Sense rebalances channels at run time, noting that input maps "cannot be trained offline to balance IFM workload" [3]. Offline reorderings mostly target weights: SparTen sorts filters by density [4], and Pool and Yu fold a channel permutation into the preceding layer for N:M pruning [5]. VARA, a ReRAM accelerator, permutes inputs offline from activation statistics to cluster co-zero inputs, read back through an index unit [6], and skewed storage gives conflict-free parallel access to a matrix's rows and columns [7]. We found no work that spreads co-active channels over lockstep zero-skipping banks by an exact, folded relabeling, or that compares this with a skew.</w:t>
+        <w:t>A core that skips zero activations saves multiplications, but banks that advance in lockstep make each window cost as much as the busiest one, a stall Cnvlutin measures as its own category [1]. In our core the slot in which the host places a tap decides the tap's bank (Fig. 1), so this stall can be reduced in software, with the bitstream and the integer output unchanged. Known remedies change the network or add hardware: S2TA bounds the nonzeros per block [2], and Sense rebalances channels at run time, noting that input maps "cannot be trained offline to balance IFM workload" [3]. Offline reorderings mostly target weights: SparTen sorts filters by density [4], and Pool and Yu fold a channel permutation into the preceding layer for N:M pruning [5]. VARA, a ReRAM accelerator, permutes inputs offline from training-set activations so that co-zero ones fill skippable crossbar blocks, read through an index unit at run time [6], and skewed storage gives conflict-free parallel access to a matrix's rows and columns [7]. We found no work that spreads co-active channels over lockstep zero-skipping banks by an exact, folded relabeling.</w:t>
       </w:r>
     </w:p>
     <w:p>
@@ -169,7 +169,7 @@
         <w:pStyle w:val="a3"/>
       </w:pPr>
       <w:r>
-        <w:t>In our core, the slot in which the host places a tap decides the tap's bank (Fig. 1), so the tap layout is a software choice. We contribute (i) a test, from the layer shapes alone, of where a layout can change a layer's cycle count (Section II); (ii) three layouts that keep the bitstream and the integer output unchanged: a folded channel relabeling, a data-free skew and both combined (Section III); (iii) board runs of all three on four images, every layer's cycles predicted before them (V-A); and (iv) two pre-registered studies of ten networks (V-B) and the board network on 79 images (V-C).</w:t>
+        <w:t>We contribute (i) a test, from the layer shapes alone, of where a layout can change a layer's cycle count (Section II); (ii) three layouts that keep the bitstream and the integer output unchanged: a folded channel relabeling, a data-free skew and both combined (Section III); (iii) board runs of all three on four images, the cycles of conv2–conv10 predicted before them and exact in 176 of 180 layers (V-A); and (iv) two pre-registered ten-network studies (V-B) and a comparison with baselines on the board network over 79 images (V-C).</w:t>
       </w:r>
     </w:p>
     <w:p>
@@ -181,7 +181,7 @@
       <w:r>
         <w:drawing>
           <wp:inline xmlns:a="http://schemas.openxmlformats.org/drawingml/2006/main" xmlns:pic="http://schemas.openxmlformats.org/drawingml/2006/picture">
-            <wp:extent cx="2880000" cy="1440000"/>
+            <wp:extent cx="2880000" cy="1656610"/>
             <wp:docPr id="1" name="Picture 1"/>
             <wp:cNvGraphicFramePr>
               <a:graphicFrameLocks noChangeAspect="1"/>
@@ -202,7 +202,7 @@
                   <pic:spPr>
                     <a:xfrm>
                       <a:off x="0" y="0"/>
-                      <a:ext cx="2880000" cy="1440000"/>
+                      <a:ext cx="2880000" cy="1656610"/>
                     </a:xfrm>
                     <a:prstGeom prst="rect"/>
                   </pic:spPr>
@@ -222,7 +222,7 @@
         </w:numPr>
       </w:pPr>
       <w:r>
-        <w:t xml:space="preserve">Fig. 1. The system. The slot the host gives a tap decides its bank; the four banks skip zeros in lockstep, so the fullest bank's m sets a window's compute, </w:t>
+        <w:t xml:space="preserve">Fig. 1. The system. The slot the host gives a tap decides its bank; the four banks skip zeros in lockstep, so the number m of nonzero taps in the fullest bank sets a window's compute, </w:t>
       </w:r>
       <w:r>
         <w:rPr>
@@ -262,7 +262,7 @@
         <w:t>Core.</w:t>
       </w:r>
       <w:r>
-        <w:t xml:space="preserve"> The host builds each layer's windows (im2col), sends them with the layer's weights and requantizes between layers; the core computes every convolution with INT8 weights, 7-bit unsigned activations and INT32 accumulation. Its 64 multipliers form P = 16 output lanes times T = 4 tap banks; its window port takes W values per cycle (W = 2 only in RTL simulation). In sparse mode, used throughout, each bank processes only its nonzero taps; slot j of a window belongs to bank j mod 4.</w:t>
+        <w:t xml:space="preserve"> The host builds each layer's windows (im2col), sends them with the layer's weights and requantizes between layers; the core computes every convolution with INT8 weights, 7-bit unsigned activations, INT32 accumulation, bias and ReLU. Its 64 multipliers form P = 16 output lanes times T = 4 tap banks; its window port takes W values per cycle (W = 2 only in RTL simulation). Slot j of a window belongs to bank j mod 4. In sparse mode, used throughout, each bank stores only its nonzero taps, each with its row, in one of two window buffers, so the next window loads while the current one computes; every cycle each bank issues one stored tap to all P lanes, whose weight memories it addresses by output group and row.</w:t>
       </w:r>
     </w:p>
     <w:p>
@@ -296,11 +296,16 @@
     <w:p>
       <w:pPr>
         <w:pStyle w:val="a3"/>
+        <w:tabs>
+          <w:tab w:pos="2520" w:val="center"/>
+          <w:tab w:pos="5030" w:val="right"/>
+        </w:tabs>
         <w:spacing w:lineRule="exact" w:line="220"/>
         <w:ind w:firstLine="0"/>
-        <w:jc w:val="center"/>
-      </w:pPr>
-      <w:r>
+        <w:jc w:val="left"/>
+      </w:pPr>
+      <w:r>
+        <w:tab/>
         <w:t xml:space="preserve">C = max( </w:t>
       </w:r>
       <w:r>
@@ -337,7 +342,9 @@
         <w:t>⌉</w:t>
       </w:r>
       <w:r>
-        <w:t xml:space="preserve"> · max(1, m), COUT ),   (1)</w:t>
+        <w:t xml:space="preserve"> · max(1, m), COUT ),</w:t>
+        <w:tab/>
+        <w:t>(1)</w:t>
       </w:r>
     </w:p>
     <w:p>
@@ -364,7 +371,25 @@
         <w:t>⌉</w:t>
       </w:r>
       <w:r>
-        <w:t xml:space="preserve"> output groups and emitting COUT results. We call (1) summed over a layer's windows the layer's cycle count, computed in host emulation. On the board each layer also pays a short fill and drain, min(load, compute of the last window) + 3 + g cycles (g: outputs in the last group of P), a rule we read off board runs of four networks on one image; the first layer takes a measured 17 cycles instead. The count plus the fill and drain is the predicted cycles.</w:t>
+        <w:t xml:space="preserve"> output groups and emitting COUT results. We call (1) summed over a layer's windows the layer's cycle count, computed in host emulation. On the board each layer also pays a short fill and drain, min(</w:t>
+      </w:r>
+      <w:r>
+        <w:rPr>
+          <w:rFonts w:ascii="Cambria Math" w:hAnsi="Cambria Math"/>
+        </w:rPr>
+        <w:t>⌈</w:t>
+      </w:r>
+      <w:r>
+        <w:t>K/W</w:t>
+      </w:r>
+      <w:r>
+        <w:rPr>
+          <w:rFonts w:ascii="Cambria Math" w:hAnsi="Cambria Math"/>
+        </w:rPr>
+        <w:t>⌉</w:t>
+      </w:r>
+      <w:r>
+        <w:t xml:space="preserve"> + 1, the last window's compute) + 3 + g cycles (g: outputs in the last group of P), a rule we read off board runs of four networks on Set12 05.png; conv1 instead takes a measured 17. A layer's count plus its fill and drain gives its predicted cycles.</w:t>
       </w:r>
     </w:p>
     <w:p>
@@ -403,10 +428,17 @@
     <w:p>
       <w:pPr>
         <w:pStyle w:val="a3"/>
+        <w:tabs>
+          <w:tab w:pos="2520" w:val="center"/>
+          <w:tab w:pos="5030" w:val="right"/>
+        </w:tabs>
         <w:spacing w:lineRule="exact" w:line="220"/>
         <w:ind w:firstLine="0"/>
-        <w:jc w:val="center"/>
-      </w:pPr>
+        <w:jc w:val="left"/>
+      </w:pPr>
+      <w:r>
+        <w:tab/>
+      </w:r>
       <w:r>
         <w:rPr>
           <w:rFonts w:ascii="Cambria Math" w:hAnsi="Cambria Math"/>
@@ -459,7 +491,9 @@
         <w:t>⌉</w:t>
       </w:r>
       <w:r>
-        <w:t xml:space="preserve"> + 1, COUT ).   (2)</w:t>
+        <w:t xml:space="preserve"> + 1, COUT ).</w:t>
+        <w:tab/>
+        <w:t>(2)</w:t>
       </w:r>
     </w:p>
     <w:p>
@@ -516,7 +550,7 @@
         <w:t>Relabeling (L1).</w:t>
       </w:r>
       <w:r>
-        <w:t xml:space="preserve"> Let π map a position p of a hidden map to its original channel. The producer computes its output channels in the order π, with weight rows, biases and requantization scales reordered, and the consumer's weight column for tap s·N + p comes from channel π(p). As ReLU and requantization act per channel and the consumer adds the same INT32 products, the integer output is identical for every input, while π decides which channels share a bank (Fig. 2b). We permute the outputs of conv1 to conv(L−2) of an L-layer network; the last layer, which can never gain, keeps its input. In maxout and averaging networks both maps of a pair move with π.</w:t>
+        <w:t xml:space="preserve"> Let π map a position p of a hidden map to its original channel. The producer computes its output channels in the order π, with weight rows, biases and requantization scales reordered, and the consumer's weight column for tap s·N + p comes from channel π(p). As ReLU and requantization act per channel and the consumer adds the same INT32 products, the integer output is identical for every input, while π decides which channels share a bank (Fig. 2b). We permute the outputs of conv1 to conv(L−2) of an L-layer network; the last layer, which can never gain, keeps its input. In the maxout and averaging networks (maximum or mean of maps j and j + N), both maps move with π.</w:t>
       </w:r>
     </w:p>
     <w:p>
@@ -530,7 +564,7 @@
         <w:t>Skew (L2).</w:t>
       </w:r>
       <w:r>
-        <w:t xml:space="preserve"> Skewed storage [7] applied to the taps: when 4 divides N, the host puts channel p of position s in slot s·N + (p + s) mod N, bank (p + s) mod 4, which spreads each channel's nine taps 3/2/2/2 over the banks (Fig. 2c). It permutes each window's taps and the consumer's weight columns alike and needs no data and no RTL change; no partial sum, in any order, exceeds |bias| + K·127·128 &lt; 2³¹, so the INT32 result is unchanged.</w:t>
+        <w:t xml:space="preserve"> Skewed storage [7] applied to the taps: when 4 divides N, the host puts channel p of position s in slot s·N + (p + s) mod N, bank (p + s) mod 4, which spreads each channel's nine taps 3/2/2/2 over the banks (Fig. 2c). It permutes the taps of each window and the consumer's weight columns alike, on the inputs of conv2 to conv(L−1) as for L1, and needs no data and no RTL change; no partial sum, in any order, exceeds |bias| + K·127·128 &lt; 2³¹, so the INT32 result is unchanged.</w:t>
       </w:r>
     </w:p>
     <w:p>
@@ -597,7 +631,7 @@
         </w:numPr>
       </w:pPr>
       <w:r>
-        <w:t>Fig. 2. A conv5 input window of the board network on Set12 05.png (the first compute-bound one at W = 4 with the median m, 48) under L0–L3 (a–d); filled: nonzero, colored by bank. Bars: nonzeros per bank; the fullest, m, costs 2m cycles, against the load of 73 (dashed). Over all of conv5's windows the mean m is 47.6, 42.1, 40.4 and 39.7.</w:t>
+        <w:t>Fig. 2. A conv5 input window of the board network on Set12 05.png (the first with m = 48, the median over the windows compute-bound at W = 4) under L0–L3 (a–d); filled: nonzero, colored by bank. Bars: nonzeros per bank; the fullest, m, costs 2m cycles; dashed: m = 36.5, where 2m equals the load of 73 cycles. Here L3 ties L2; over all of conv5's windows the mean m is 47.6, 42.1, 40.4 and 39.7.</w:t>
       </w:r>
     </w:p>
     <w:p>
@@ -611,7 +645,7 @@
         <w:t>Fitting.</w:t>
       </w:r>
       <w:r>
-        <w:t xml:space="preserve"> Each layer is fitted alone, as relabeled windows are the original's with permuted columns. The recipe draws 2048 windows per layer from one calibration image, Set12 01.png, minimizes their mean of (1) at W = 4, and searches from the identity with 400 proposals, each swapping two channels of different classes and kept only if the objective falls. Under the conventional bank rule this gives L1, under the skewed rule L3. For the board network we also use L1′, fitted on Set12 01–03 with two noise draws each and four random starts (2005 objective evaluations per layer instead of 401).</w:t>
+        <w:t xml:space="preserve"> Each layer is fitted alone, as relabeled windows are the original's with permuted columns. The recipe draws 2048 windows per layer from one calibration image, Set12 01.png, minimizes their mean of (1) at W = 4, and searches from the identity with 400 proposals, each swapping two channels of different classes and kept only if the objective falls. Under the conventional bank rule this gives L1, under the skewed rule L3. For the board network we also use L1′, fitted on Set12 01–03 with two noise draws each, from the identity and four random starts (5 × 401 = 2005 objective evaluations per layer).</w:t>
       </w:r>
     </w:p>
     <w:p>
@@ -625,7 +659,7 @@
         <w:t>Function preserved.</w:t>
       </w:r>
       <w:r>
-        <w:t xml:space="preserve"> In host emulation every exported layout reproduced the original's output (L1 and L1′ on all 80 images), and L2 and L3 (L3 up to channel order) every network's INT32 accumulators in every window of a test image; on the board every layer's output matched the integer model.</w:t>
+        <w:t xml:space="preserve"> In host emulation every exported layout reproduced the original's output (every network's L1 on two test images, R1's L1 and L1′ on all 80), and L2 and L3 (L3 up to channel order) every network's INT32 accumulators in every window of Set12 05.png; on the board every layer's output matched the integer model.</w:t>
       </w:r>
     </w:p>
     <w:p>
@@ -647,7 +681,7 @@
         <w:t>Networks and images.</w:t>
       </w:r>
       <w:r>
-        <w:t xml:space="preserve"> Ten trained integer DnCNN-style networks [8] for Gaussian noise of σ = 25 on 7-bit inputs: A, 7 layers of 32 channels; B, 10 layers of 64 channels behind a 2×2 space-to-depth input; B-32, the same with 32 channels, with ReLU (R1–R3, training seeds s1–s3), maxout over pairs of 64 computed outputs (M1–M3, seeds s1–s3) or their mean (Av2, seed s2); and 45, the same with 45 channels and ReLU. All but A had quantization-aware training. The board network, R1, reaches 29.54 dB on Set12 05.png; 37–55% of its hidden layers' window values are nonzero. Test images: Set12 [8] and BSD68 [9], 80 images, one noise draw each; savings are pooled over the 79 other than the calibration image, with paired bootstrap 95% intervals over images. Two protocols fixed the recipes, evaluations and hypotheses in advance (Sec. VI).</w:t>
+        <w:t xml:space="preserve"> Ten trained integer DnCNN-style networks [8] for Gaussian noise of σ = 25 on 7-bit inputs: A, 7 layers of 32 channels; B, 10 layers of 64 channels behind a 2×2 space-to-depth input; B-32, the same with 32 channels, with ReLU (R1–R3, training seeds s1–s3), maxout over pairs of 64 computed outputs (M1–M3, seeds s1–s3) or their mean (Av2, seed s2); and B-45, the same with 45 channels and ReLU. All but A had quantization-aware training. The board network, R1, reaches 29.54 dB on Set12 05.png; 37–55% of its hidden layers' window values are nonzero. Test images: Set12 [8] and BSD68 [9], 80 images, one noise draw each; savings are pooled, i.e. computed on cycles summed over the 79 images other than the calibration image, with paired bootstrap 95% intervals over images. Two protocols fixed the recipes, evaluations and hypotheses in advance (Sec. VI).</w:t>
       </w:r>
     </w:p>
     <w:p>
@@ -661,7 +695,7 @@
         <w:t>Board.</w:t>
       </w:r>
       <w:r>
-        <w:t xml:space="preserve"> The W = 4 bitstream for the XC7Z020 closes timing at 100 MHz, uses 11,151 LUTs (21%), 71 of 140 BRAM36-equivalent tiles and no DSP slice, and ran at the board preset's 50 MHz (cycle counts do not depend on the clock). One bitstream ran all layouts; per layer the driver checks the output against the integer model and reads the cycle counter CYCLES and the DMA-wait counter IN_STALL. The five layouts of Table I ran once each on Set12 05–08, with the cycles of conv2–conv10 predicted before the runs. All other cycle numbers are counts in the host emulation, which reproduces every network's reference PSNR on all 80 images.</w:t>
+        <w:t xml:space="preserve"> The W = 4 bitstream for the XC7Z020 closes timing at 100 MHz, uses 11,151 LUTs (21%), 71 of 140 BRAM36-equivalent tiles and no DSP slice, and ran at the board preset's 50 MHz (counts do not depend on the clock; whether the DMA keeps up at 100 MHz was not measured). One bitstream ran all layouts; per layer the driver checks the output against the integer model and reads the cycle counter CYCLES and the DMA-wait counter IN_STALL. The five layouts of Table I ran once each on Set12 05–08, with the cycles of conv2–conv10 predicted before the runs (conv1's are the measured constant). All other cycle numbers are counts in the host emulation, which reproduces every network's reference PSNR on all 80 images.</w:t>
       </w:r>
     </w:p>
     <w:p>
@@ -689,7 +723,7 @@
         </w:numPr>
       </w:pPr>
       <w:r>
-        <w:t>Table I. Board saving (%) against L0 of R1 at W = 4 on Set12 05–08, one run each (L0 row: total cycles; 08.png is 512×512, the others 256×256). Each run's total equals its predicted cycles or exceeds them by one (in conv8), for L0 and L1′ on 08 and for L1′ and L3 on 07.</w:t>
+        <w:t>Table I. Board saving (%) against L0 of R1 at W = 4 on Set12 05–08, one run each (L0 row: total cycles; 08.png is 512×512, the others 256×256). Each run's total equals its predicted cycles, except L0 and L1′ on 08 and L1′ and L3 on 07: one cycle over, in conv8.</w:t>
       </w:r>
     </w:p>
     <w:tbl>
@@ -1173,7 +1207,7 @@
         <w:spacing w:before="120"/>
       </w:pPr>
       <w:r>
-        <w:t>On all four images the board gave L3 &lt; L2 &lt; L1′ &lt; L1 &lt; L0 in cycles, as predicted (Table I); pooled over the four images, L2 saved 8.13% and L3 8.80%. In 176 of the 180 predicted layers (conv2–conv10), CYCLES − IN_STALL equaled the predicted cycles. The other four, all in conv8, were one cycle over; after the runs we found them to be exactly the layers whose last window computes 30 cycles (all other conv2–conv9 layers: 32–56), a case absent from the runs the fill-and-drain rule was read off. L2 and L3 had never run on the board before, and 71 of their 72 layers were exact. This bitstream's IN_STALL does not count DMA starvation at window boundaries, so a stall common to all layouts could hide in the fill-and-drain rule; the match rules out only stalls that differ between layouts.</w:t>
+        <w:t>On all four images the board gave L3 &lt; L2 &lt; L1′ &lt; L1 &lt; L0 in cycles, as predicted (Table I); pooled over the four images, L2 saved 8.13% and L3 8.80%. In 176 of the 180 predicted layers (conv2–conv10), CYCLES − IN_STALL equaled the predicted cycles. The other four, all in conv8, were one cycle over; after the runs we found them to be exactly the layers whose last window takes 30 compute cycles (all other conv2–conv9 layers: 32–56), a case absent from the runs the fill-and-drain rule was read off. L2 and L3 had never run on the board before, and 71 of their 72 layers were exact. This bitstream's IN_STALL does not count DMA starvation at window boundaries, so a stall common to all layouts could hide in the fill-and-drain rule; the match rules out only stalls that differ between layouts.</w:t>
       </w:r>
     </w:p>
     <w:p>
@@ -1189,7 +1223,7 @@
         <w:pStyle w:val="a3"/>
       </w:pPr>
       <w:r>
-        <w:t>The first protocol's hypotheses held. H1: wherever (2) holds, at W = 1 on all networks and at W = 2 on A and R1–R3, the relabeled count equaled the original on all 80 images. H2, H3: the pooled saving of L1 was positive on all ten networks at W = 4, 1.09–10.80% (Fig. 3), and on all six where (2) allows it at W = 2, 3.36–7.37% on five and 0.022% on 45.</w:t>
+        <w:t>The first protocol's hypotheses held. H1: wherever (2) holds, at W = 1 on all networks and at W = 2 on A and R1–R3, the relabeled count equaled L0's on all 80 images. H2, H3: the pooled saving of L1 was positive on all ten networks at W = 4, 1.09–10.80% (Fig. 3), and on all six where (2) allows it at W = 2, 3.36–7.37% on five and 0.022% on B-45.</w:t>
       </w:r>
     </w:p>
     <w:p>
@@ -1197,7 +1231,7 @@
         <w:pStyle w:val="a3"/>
       </w:pPr>
       <w:r>
-        <w:t>The second protocol's three also held. H4: wherever (2) holds, L2 and L3 counted exactly as L0 on all 80 images, in every layer. H5: at W = 4, L2 saved more than L1 on all nine networks with N mod 4 = 0, by 0.90–2.36 points. H6: L3 saved more than L2 on all nine, by 0.48–1.18 points, on R1 by 0.73 (95% interval [0.70, 0.75]). Beyond the hypotheses, the gain of L3, fitted on the calibration image alone, is consistent: L3 counted fewer cycles than L2 on all 711 image–network pairs and, pooled, in all 69 fitted layers, and at W = 2 L3 &gt; L2 &gt; L1 held on the five networks with N mod 4 = 0 where (2) allows a gain. No image counted more cycles under any layout at any W.</w:t>
+        <w:t>The second protocol's three also held. H4: wherever (2) holds, L2 and L3 counted exactly as L0 on all 80 images, in every layer. H5: at W = 4, L2 saved more than L1 on all nine networks with N mod 4 = 0, by 0.90–2.36 points. H6: L3 saved more than L2 on all nine, by 0.48–1.18 points, on R1 by 0.73 (95% interval [0.70, 0.75]). Beyond the hypotheses, the gain of L3, fitted on the calibration image alone, is consistent: L3 counted fewer cycles than L2 on all 711 image–network pairs and, pooled, in all 69 fitted layers, and at W = 2 the savings ranked L3 &gt; L2 &gt; L1 on the five networks with N mod 4 = 0 where (2) allows a gain. No image had a larger count under any layout than under L0, at any W.</w:t>
       </w:r>
     </w:p>
     <w:p>
@@ -1250,7 +1284,7 @@
         </w:numPr>
       </w:pPr>
       <w:r>
-        <w:t>Fig. 3. Pooled saving over the 79 images (count, conv1–convL) at W = 4 (top) and W = 2 (bottom) of L1 (relabeling), L2 (skew) and L3 (skew + relabeling); 95% intervals (at most ±0.39 points) are narrower than the markers. ×: (2) holds in every layer; all layouts count as L0 on all 80 images. On 45 (N mod 4 = 1), L0 already has bank (s + p) mod 4, so L2 = L0 and L3 = L1. Networks: Sec. IV (R1: board network).</w:t>
+        <w:t>Fig. 3. Pooled saving over the 79 images (count, conv1–convL) at W = 4 (top) and W = 2 (bottom) of L1 (relabeling), L2 (skew) and L3 (skew + relabeling); 95% intervals (at most ±0.39 points) are narrower than the markers. ×: (2) holds in every layer; all layouts count as L0 on all 80 images, as on every network at W = 1. On B-45 (N mod 4 = 1), L0 already has bank (s + p) mod 4, so L2 = L0 and L3 = L1. Networks: Sec. IV (R1: board network).</w:t>
       </w:r>
     </w:p>
     <w:p>
@@ -1266,7 +1300,7 @@
         <w:pStyle w:val="a3"/>
       </w:pPr>
       <w:r>
-        <w:t>At W = 4, L2 saved more than both relabelings, and L3 more than L2, on each of the 79 images. Perfect balance bounds every lockstep layout; the data-free L2 reaches 76.6% of its saving and L3 82.6%, removing 26% of the imbalance that L2 leaves at the same host cost (Table II). Pooled, L2 also beat L1 fitted on each test image itself (8.45%) and a Sense-like sort by each channel's nonzero count; a density deal after SparTen [4] saved least (a comparison of procedures, not of co-activation against density).</w:t>
+        <w:t>At W = 4, L2 saved more than both relabelings, and L3 more than L2, on each of the 79 images. The data-free L2 reaches 76.6% of the perfect-balance saving, the most any lockstep layout can save, and L3 82.6%, removing 26% of the imbalance that L2 leaves at the same host cost (Table II). Pooled, L2 also beat the L1 recipe fitted on each test image itself (8.45%) and a Sense-like sort by each channel's number of nonzeros; density balance after SparTen [4] saved least (a comparison of procedures, not of co-activation against density).</w:t>
       </w:r>
     </w:p>
     <w:p>
@@ -1282,7 +1316,7 @@
         <w:pStyle w:val="a3"/>
       </w:pPr>
       <w:r>
-        <w:t>Fitting a network took under 30 s (L1 or L3); L2 needs none. Single-threaded on an x86 server, the host's work for 05.png (input, im2col, requantization) took 31 ms (32 ms with L1′) against the core's 266 ms at 50 MHz: run back to back, L1′'s 7.60% core saving is 6.3–6.8% end to end, and all of it if the host overlaps the next image; the skew's reordering after im2col adds 4.2 ms. This bound omits the transfer of windows and results and the JTAG harness that ran the board; the Zynq's ARM cores would be slower than the server; energy was not measured.</w:t>
+        <w:t>Fitting a network took under 30 s (L1 or L3); L2 needs none. Single-threaded on an x86 server, the host's work for 05.png (input, im2col, requantization) took 31–32 ms (the same work, timed on the L0 and L1′ exports) against the core's 266 ms at 50 MHz: run back to back, the 7.60% core saving of L1′ is thus 6.3–6.8% end to end, and all of it if the host overlaps the next image; the skew's reordering after im2col adds 4.2 ms. This bound omits the transfer of windows and results and the JTAG harness that ran the board; the Zynq's ARM cores would be slower than the server; energy was not measured.</w:t>
       </w:r>
     </w:p>
     <w:p>
@@ -1837,7 +1871,7 @@
         <w:t>What was known in advance.</w:t>
       </w:r>
       <w:r>
-        <w:t xml:space="preserve"> L1's saving on R1 was counted before the first protocol, and the sign of L1 on B and M1 was known; before the second, L2 had been counted on R1 (all 80 images) and on one image of four other networks, and L3 on seven images of R1. L1′ was chosen for the board after its BSD68 counts had been seen, and L0, L1 and L1′ had run on the board images before.</w:t>
+        <w:t xml:space="preserve"> L1's saving on R1 was counted before the first protocol, and other relabeling searches had shown a W = 4 saving on B and M1; before the second, L2 had been counted on R1 (all 80 images), on one image of four other networks and on eight images each of B and M1, and L3 on seven images of R1. L1′ was chosen for the board after its BSD68 counts had been seen. L0, L1 and L1′ had run on the board images before: the fill-and-drain rule was read off 05.png runs that include L0's, and the prediction code had to reproduce the 05.png totals of all three, so their 27 layers on 05.png are not out of sample.</w:t>
       </w:r>
     </w:p>
     <w:p>
@@ -1970,7 +2004,7 @@
         <w:pStyle w:val="references"/>
       </w:pPr>
       <w:r>
-        <w:t>P. Dang, Y. He, and H. Li, "VARA: A voltage-aware ReRAM-based accelerator for energy-efficient computing," arXiv:2609.00421, 2026.</w:t>
+        <w:t>P. Dang, Y. He, and H. Li, "VARA: A voltage-aware ReRAM-based accelerator for energy-efficient computing," arXiv:2609.00421v2, 2026.</w:t>
       </w:r>
     </w:p>
     <w:p>

--- a/bankperm/PAPER_EN.docx
+++ b/bankperm/PAPER_EN.docx
@@ -262,21 +262,7 @@
         <w:t>Core.</w:t>
       </w:r>
       <w:r>
-        <w:t xml:space="preserve"> The host builds each layer's windows (im2col), sends them with the layer's weights and requantizes between layers; the core computes every convolution with INT8 weights, 7-bit unsigned activations, INT32 accumulation, bias and ReLU. Its 64 multipliers form P = 16 output lanes times T = 4 tap banks; its window port takes W values per cycle (W = 2 only in RTL simulation). Slot j of a window belongs to bank j mod 4. In sparse mode, used throughout, each bank stores only its nonzero taps, each with its row, in one of two window buffers, so the next window loads while the current one computes; every cycle each bank issues one stored tap to all P lanes, whose weight memories it addresses by output group and row.</w:t>
-      </w:r>
-    </w:p>
-    <w:p>
-      <w:pPr>
-        <w:pStyle w:val="a3"/>
-      </w:pPr>
-      <w:r>
-        <w:rPr>
-          <w:b/>
-        </w:rPr>
-        <w:t>Why lockstep.</w:t>
-      </w:r>
-      <w:r>
-        <w:t xml:space="preserve"> Each output lane adds the four banks' products in one adder tree every cycle, into one accumulator, and the banks share one issue position; so the banks must advance together. Decoupling them would need a buffer and an accumulator per bank and lane and a final reduction; we keep the simpler core, change only the layout, and measure each layout against the perfect-balance bound below.</w:t>
+        <w:t xml:space="preserve"> The host builds each layer's windows (im2col), sends them with the layer's weights and requantizes between layers; the core computes every convolution with INT8 weights, 7-bit unsigned activations, INT32 accumulation, bias and ReLU. Its 64 multipliers form P = 16 output lanes times T = 4 tap banks; its window port takes W values per cycle (W = 2 only in RTL simulation). Slot j of a window belongs to bank j mod 4. In sparse mode, used throughout, each bank stores only its nonzero taps, with their rows, in one of two window buffers, so the next window loads while one computes; every cycle each bank issues one stored tap to all P lanes.</w:t>
       </w:r>
     </w:p>
     <w:p>
@@ -502,7 +488,7 @@
         <w:spacing w:lineRule="exact" w:line="220"/>
       </w:pPr>
       <w:r>
-        <w:t xml:space="preserve">Failing (2) is thus necessary for a gain; without the rounding, (2) reads COUT ≤ P·T/W. So 32-output hidden layers (K = 288: 144 against 145 at W = 2 and 73 at W = 4) can gain only at W = 4, layers with 45 or 64 outputs also at W = 2, and none at W = 1 or in the last layer (COUT ≤ 4). Perfect balance, m = </w:t>
+        <w:t xml:space="preserve">Failing (2) is thus necessary for a gain; without the rounding, (2) reads COUT ≤ P·T/W. So 32-output hidden layers (K = 288: 144 against 145 at W = 2 and 73 at W = 4) can gain only at W = 4, layers with 45 or 64 outputs also at W = 2, and none of these at W = 1, nor a last layer with COUT ≤ 4. Perfect balance, m = </w:t>
       </w:r>
       <w:r>
         <w:rPr>
@@ -525,6 +511,20 @@
     </w:p>
     <w:p>
       <w:pPr>
+        <w:pStyle w:val="a3"/>
+      </w:pPr>
+      <w:r>
+        <w:rPr>
+          <w:b/>
+        </w:rPr>
+        <w:t>Why lockstep.</w:t>
+      </w:r>
+      <w:r>
+        <w:t xml:space="preserve"> The banks share one issue counter, which runs to the fullest bank's last tap, and each lane sums the four banks' products into one accumulator. Banks with their own queues would need an accumulator per bank and lane, deeper buffers and a barrier per output group; they could beat perfect balance, but much of L0's imbalance persists over a whole layer: even with unbounded buffers they could save at most 6.5% of L0's count on the board network (a bound from its windows), less than the skew's 9.2% on this core (Table II). We keep the core and change only the layout.</w:t>
+      </w:r>
+    </w:p>
+    <w:p>
+      <w:pPr>
         <w:pStyle w:val="1"/>
       </w:pPr>
       <w:r>
@@ -590,7 +590,7 @@
       <w:r>
         <w:drawing>
           <wp:inline xmlns:a="http://schemas.openxmlformats.org/drawingml/2006/main" xmlns:pic="http://schemas.openxmlformats.org/drawingml/2006/picture">
-            <wp:extent cx="2880000" cy="3026441"/>
+            <wp:extent cx="2880000" cy="2736610"/>
             <wp:docPr id="2" name="Picture 2"/>
             <wp:cNvGraphicFramePr>
               <a:graphicFrameLocks noChangeAspect="1"/>
@@ -611,7 +611,7 @@
                   <pic:spPr>
                     <a:xfrm>
                       <a:off x="0" y="0"/>
-                      <a:ext cx="2880000" cy="3026441"/>
+                      <a:ext cx="2880000" cy="2736610"/>
                     </a:xfrm>
                     <a:prstGeom prst="rect"/>
                   </pic:spPr>
@@ -1228,14 +1228,6 @@
     </w:p>
     <w:p>
       <w:pPr>
-        <w:pStyle w:val="a3"/>
-      </w:pPr>
-      <w:r>
-        <w:t>The second protocol's three also held. H4: wherever (2) holds, L2 and L3 counted exactly as L0 on all 80 images, in every layer. H5: at W = 4, L2 saved more than L1 on all nine networks with N mod 4 = 0, by 0.90–2.36 points. H6: L3 saved more than L2 on all nine, by 0.48–1.18 points, on R1 by 0.73 (95% interval [0.70, 0.75]). Beyond the hypotheses, the gain of L3, fitted on the calibration image alone, is consistent: L3 counted fewer cycles than L2 on all 711 image–network pairs and, pooled, in all 69 fitted layers, and at W = 2 the savings ranked L3 &gt; L2 &gt; L1 on the five networks with N mod 4 = 0 where (2) allows a gain. No image had a larger count under any layout than under L0, at any W.</w:t>
-      </w:r>
-    </w:p>
-    <w:p>
-      <w:pPr>
         <w:spacing w:line="240" w:lineRule="auto"/>
         <w:ind w:firstLine="0"/>
         <w:jc w:val="center"/>
@@ -1243,7 +1235,7 @@
       <w:r>
         <w:drawing>
           <wp:inline xmlns:a="http://schemas.openxmlformats.org/drawingml/2006/main" xmlns:pic="http://schemas.openxmlformats.org/drawingml/2006/picture">
-            <wp:extent cx="2880000" cy="1800000"/>
+            <wp:extent cx="2880000" cy="1656610"/>
             <wp:docPr id="3" name="Picture 3"/>
             <wp:cNvGraphicFramePr>
               <a:graphicFrameLocks noChangeAspect="1"/>
@@ -1264,7 +1256,7 @@
                   <pic:spPr>
                     <a:xfrm>
                       <a:off x="0" y="0"/>
-                      <a:ext cx="2880000" cy="1800000"/>
+                      <a:ext cx="2880000" cy="1656610"/>
                     </a:xfrm>
                     <a:prstGeom prst="rect"/>
                   </pic:spPr>
@@ -1289,6 +1281,14 @@
     </w:p>
     <w:p>
       <w:pPr>
+        <w:pStyle w:val="a3"/>
+      </w:pPr>
+      <w:r>
+        <w:t>The second protocol's three also held. H4: wherever (2) holds, L2 and L3 counted exactly as L0 on all 80 images, in every layer. H5: at W = 4, L2 saved more than L1 on all nine networks with N mod 4 = 0, by 0.90–2.36 points. H6: L3 saved more than L2 on all nine, by 0.48–1.18 points, on R1 by 0.73 (95% interval [0.70, 0.75]). Beyond the hypotheses, the gain of L3, fitted on the calibration image alone, is consistent: L3 counted fewer cycles than L2 on all 711 image–network pairs and, pooled, in all 69 fitted layers, and at W = 2 the savings ranked L3 &gt; L2 &gt; L1 on the five networks with N mod 4 = 0 where (2) allows a gain. No image had a larger count under any layout than under L0, at any W. Outside both protocols, on a CIFAR-10 classifier (3×3 convolutions of 32–128 channels; 9,999 test images), L1, L2 and L3 saved 3.47%, 8.54% and 9.10% at W = 4, L2 and L3 on every image.</w:t>
+      </w:r>
+    </w:p>
+    <w:p>
+      <w:pPr>
         <w:pStyle w:val="2"/>
       </w:pPr>
       <w:r>
@@ -1316,7 +1316,7 @@
         <w:pStyle w:val="a3"/>
       </w:pPr>
       <w:r>
-        <w:t>Fitting a network took under 30 s (L1 or L3); L2 needs none. Single-threaded on an x86 server, the host's work for 05.png (input, im2col, requantization) took 31–32 ms (the same work, timed on the L0 and L1′ exports) against the core's 266 ms at 50 MHz: run back to back, the 7.60% core saving of L1′ is thus 6.3–6.8% end to end, and all of it if the host overlaps the next image; the skew's reordering after im2col adds 4.2 ms. This bound omits the transfer of windows and results and the JTAG harness that ran the board; the Zynq's ARM cores would be slower than the server; energy was not measured.</w:t>
+        <w:t>Fitting a network took under 30 s (L1 or L3); L2 needs none. Single-threaded on an x86 server, the host's work for 05.png (input, im2col, requantization) took 31–32 ms (the same work, timed on the L0 and L1′ exports) against the core's 266 ms at 50 MHz: run back to back, the 7.60% core saving of L1′ is thus 6.3–6.8% end to end, and all of it if the host overlaps the next image; the skew's reordering after im2col adds 4.2 ms. This bound omits the transfer of windows and results; the Zynq's ARM cores would be slower than the server.</w:t>
       </w:r>
     </w:p>
     <w:p>
@@ -1857,7 +1857,7 @@
         <w:t>Scope.</w:t>
       </w:r>
       <w:r>
-        <w:t xml:space="preserve"> One network on the board, four images, one run each; ten DnCNN-family denoisers at σ = 25 in the counts, one noise draw per image and one fit per layout (the intervals resample images only); BSD68 was part of the networks' development. Banks decoupled by buffers and other P, T or kernel sizes were not evaluated.</w:t>
+        <w:t xml:space="preserve"> One network on the board, four images, one run each; ten DnCNN-family denoisers at σ = 25 and, outside the protocols, one CIFAR-10 classifier trained for 15 epochs in the counts, one noise draw per image and one fit per layout (the intervals resample images only); BSD68 was part of the networks' development. Banks decoupled by buffers were only bounded (Sec. II), not built; other P, T or kernel sizes and energy were not evaluated.</w:t>
       </w:r>
     </w:p>
     <w:p>

--- a/bankperm/PAPER_EN.docx
+++ b/bankperm/PAPER_EN.docx
@@ -169,7 +169,7 @@
         <w:pStyle w:val="a3"/>
       </w:pPr>
       <w:r>
-        <w:t>We contribute (i) a test, from the layer shapes alone, of where a layout can change a layer's cycle count (Section II); (ii) three layouts that keep the bitstream and the integer output unchanged: a folded channel relabeling, a data-free skew and both combined (Section III); (iii) board runs of all three on four images, the cycles of conv2–conv10 predicted before them and exact in 176 of 180 layers (V-A); and (iv) two pre-registered ten-network studies (V-B) and a comparison with baselines on the board network over 79 images (V-C).</w:t>
+        <w:t>We contribute (i) a test, from the layer shapes alone, of where a layout can change a layer's cycle count (Section II); (ii) three layouts that keep the bitstream and the integer output unchanged: a folded channel relabeling, a data-free skew and both combined (Section III); (iii) board runs of five layouts on four images, the cycles of conv2–conv10 predicted before them and exact in 176 of 180 layers (V-A); and (iv) two pre-registered ten-network studies (V-B) and a comparison with baselines on the board network over 79 images (V-C).</w:t>
       </w:r>
     </w:p>
     <w:p>
@@ -181,7 +181,7 @@
       <w:r>
         <w:drawing>
           <wp:inline xmlns:a="http://schemas.openxmlformats.org/drawingml/2006/main" xmlns:pic="http://schemas.openxmlformats.org/drawingml/2006/picture">
-            <wp:extent cx="2880000" cy="1656610"/>
+            <wp:extent cx="2880000" cy="1583390"/>
             <wp:docPr id="1" name="Picture 1"/>
             <wp:cNvGraphicFramePr>
               <a:graphicFrameLocks noChangeAspect="1"/>
@@ -202,7 +202,7 @@
                   <pic:spPr>
                     <a:xfrm>
                       <a:off x="0" y="0"/>
-                      <a:ext cx="2880000" cy="1656610"/>
+                      <a:ext cx="2880000" cy="1583390"/>
                     </a:xfrm>
                     <a:prstGeom prst="rect"/>
                   </pic:spPr>
@@ -240,7 +240,7 @@
         <w:t>⌉</w:t>
       </w:r>
       <w:r>
-        <w:t>·m cycles in (1), 2m for 32 outputs. The relabeling and the skew's weight-column order are folded into the weights offline; the host applies the skew's slot order to each window. One bitstream serves every layout; the window is an example.</w:t>
+        <w:t>·m cycles in (1), 2m for 32 outputs. The relabeling and the skew's weight-column order are folded into the weights offline; the host applies the skew's slot order to each window. One bitstream serves every layout.</w:t>
       </w:r>
     </w:p>
     <w:p>
@@ -262,7 +262,7 @@
         <w:t>Core.</w:t>
       </w:r>
       <w:r>
-        <w:t xml:space="preserve"> The host builds each layer's windows (im2col), sends them with the layer's weights and requantizes between layers; the core computes every convolution with INT8 weights, 7-bit unsigned activations, INT32 accumulation, bias and ReLU. Its 64 multipliers form P = 16 output lanes times T = 4 tap banks; its window port takes W values per cycle (W = 2 only in RTL simulation). Slot j of a window belongs to bank j mod 4. In sparse mode, used throughout, each bank stores only its nonzero taps, with their rows, in one of two window buffers, so the next window loads while one computes; every cycle each bank issues one stored tap to all P lanes.</w:t>
+        <w:t xml:space="preserve"> The host builds each layer's windows (im2col), sends them with the layer's weights and requantizes between layers; the core computes every convolution with INT8 weights, 7-bit unsigned activations, INT32 accumulation, bias and ReLU. Its 64 multipliers form P = 16 output lanes times T = 4 tap banks; its window port takes W values per cycle (W = 2 only in RTL simulation). Slot j of a window belongs to bank j mod 4. In sparse mode, used throughout, each bank stores only its nonzero taps, with their indices in the bank, in one of two window buffers, so the next window loads while one computes; each issue cycle, every bank with a tap left sends one to all P lanes.</w:t>
       </w:r>
     </w:p>
     <w:p>
@@ -488,7 +488,7 @@
         <w:spacing w:lineRule="exact" w:line="220"/>
       </w:pPr>
       <w:r>
-        <w:t xml:space="preserve">Failing (2) is thus necessary for a gain; without the rounding, (2) reads COUT ≤ P·T/W. So 32-output hidden layers (K = 288: 144 against 145 at W = 2 and 73 at W = 4) can gain only at W = 4, layers with 45 or 64 outputs also at W = 2, and none of these at W = 1, nor a last layer with COUT ≤ 4. Perfect balance, m = </w:t>
+        <w:t xml:space="preserve">Failing (2) is thus necessary for a gain; without the rounding, (2) reads COUT ≤ P·T/W. So 32-output hidden layers (K = 288: 144 against 145 at W = 2 and 73 at W = 4) can gain only at W = 4, layers with 45 or 64 outputs also at W = 2, and none of these at W = 1; a last layer with COUT ≤ 4 never can. Perfect balance, m = </w:t>
       </w:r>
       <w:r>
         <w:rPr>
@@ -520,7 +520,7 @@
         <w:t>Why lockstep.</w:t>
       </w:r>
       <w:r>
-        <w:t xml:space="preserve"> The banks share one issue counter, which runs to the fullest bank's last tap, and each lane sums the four banks' products into one accumulator. Banks with their own queues would need an accumulator per bank and lane, deeper buffers and a barrier per output group; they could beat perfect balance, but much of L0's imbalance persists over a whole layer: even with unbounded buffers they could save at most 6.5% of L0's count on the board network (a bound from its windows), less than the skew's 9.2% on this core (Table II). We keep the core and change only the layout.</w:t>
+        <w:t xml:space="preserve"> The banks share one issue counter, which runs to the fullest bank's last tap, and each lane sums the four banks' products into one accumulator. Banks with their own queues would need partial sums per bank, lane and window ahead, deeper buffers and a final reduction. Under L0's bank rule they would keep much of the imbalance, which persists over a whole layer: even with unbounded buffers they could save at most 6.5% of L0's count on the board network (a bound from its windows), less than the skew's 9.2% on this core (Table II); with the skew they could beat perfect balance.</w:t>
       </w:r>
     </w:p>
     <w:p>
@@ -631,7 +631,7 @@
         </w:numPr>
       </w:pPr>
       <w:r>
-        <w:t>Fig. 2. A conv5 input window of the board network on Set12 05.png (the first with m = 48, the median over the windows compute-bound at W = 4) under L0–L3 (a–d); filled: nonzero, colored by bank. Bars: nonzeros per bank; the fullest, m, costs 2m cycles; dashed: m = 36.5, where 2m equals the load of 73 cycles. Here L3 ties L2; over all of conv5's windows the mean m is 47.6, 42.1, 40.4 and 39.7.</w:t>
+        <w:t>Fig. 2. A conv5 input window of the board network on Set12 05.png (the first with m = 48, the median over the windows compute-bound at W = 4) under L0–L3 (a–d); filled: nonzero, colored by bank (bank 1 dotted). Bars: nonzeros per bank; the fullest, m, costs 2m cycles; dashed: m = 36.5, where 2m equals the load of 73 cycles. Over all of conv5's windows the mean m is 47.6, 42.1, 40.4 and 39.7.</w:t>
       </w:r>
     </w:p>
     <w:p>
@@ -695,7 +695,7 @@
         <w:t>Board.</w:t>
       </w:r>
       <w:r>
-        <w:t xml:space="preserve"> The W = 4 bitstream for the XC7Z020 closes timing at 100 MHz, uses 11,151 LUTs (21%), 71 of 140 BRAM36-equivalent tiles and no DSP slice, and ran at the board preset's 50 MHz (counts do not depend on the clock; whether the DMA keeps up at 100 MHz was not measured). One bitstream ran all layouts; per layer the driver checks the output against the integer model and reads the cycle counter CYCLES and the DMA-wait counter IN_STALL. The five layouts of Table I ran once each on Set12 05–08, with the cycles of conv2–conv10 predicted before the runs (conv1's are the measured constant). All other cycle numbers are counts in the host emulation, which reproduces every network's reference PSNR on all 80 images.</w:t>
+        <w:t xml:space="preserve"> The W = 4 bitstream for the XC7Z020 closes timing at 100 MHz, uses 11,151 LUTs (21%), 71 of 140 BRAM36-equivalent tiles and no DSP slice, and ran at the board preset's 50 MHz (the cycles do not depend on the clock if the DMA keeps up, which was not measured at 100 MHz). One bitstream ran all layouts; per layer the driver checks the output against the integer model and reads the cycle counter CYCLES and the DMA-wait counter IN_STALL. The five layouts of Table I ran once each on Set12 05–08, with the cycles of conv2–conv10 predicted before the runs (conv1's fill and drain is the measured 17). All other cycle numbers are counts in the host emulation, which reproduces every network's reference PSNR on all 80 images.</w:t>
       </w:r>
     </w:p>
     <w:p>
@@ -1207,7 +1207,7 @@
         <w:spacing w:before="120"/>
       </w:pPr>
       <w:r>
-        <w:t>On all four images the board gave L3 &lt; L2 &lt; L1′ &lt; L1 &lt; L0 in cycles, as predicted (Table I); pooled over the four images, L2 saved 8.13% and L3 8.80%. In 176 of the 180 predicted layers (conv2–conv10), CYCLES − IN_STALL equaled the predicted cycles. The other four, all in conv8, were one cycle over; after the runs we found them to be exactly the layers whose last window takes 30 compute cycles (all other conv2–conv9 layers: 32–56), a case absent from the runs the fill-and-drain rule was read off. L2 and L3 had never run on the board before, and 71 of their 72 layers were exact. This bitstream's IN_STALL does not count DMA starvation at window boundaries, so a stall common to all layouts could hide in the fill-and-drain rule; the match rules out only stalls that differ between layouts.</w:t>
+        <w:t>On all four images the board gave L3 &lt; L2 &lt; L1′ &lt; L1 &lt; L0 in cycles, as predicted (Table I); pooled over the four images, L2 saved 8.13% and L3 8.80%. In 176 of the 180 predicted layers (conv2–conv10), CYCLES − IN_STALL equaled the predicted cycles. The other four, all in conv8, were one cycle over; after the runs we found them to be exactly the layers whose last window takes 30 compute cycles (all other conv2–conv9 layers: 32–56), a case absent from the runs the fill-and-drain rule was read off. L2 and L3 had never run on the board before, and 71 of their 72 layers were exact (63 of 64 without conv10, which sees L0's windows). This bitstream's IN_STALL does not count DMA starvation at window boundaries, so a stall common to all layouts could hide in the fill-and-drain rule; the match rules out only stalls that differ between layouts.</w:t>
       </w:r>
     </w:p>
     <w:p>
@@ -1276,7 +1276,7 @@
         </w:numPr>
       </w:pPr>
       <w:r>
-        <w:t>Fig. 3. Pooled saving over the 79 images (count, conv1–convL) at W = 4 (top) and W = 2 (bottom) of L1 (relabeling), L2 (skew) and L3 (skew + relabeling); 95% intervals (at most ±0.39 points) are narrower than the markers. ×: (2) holds in every layer; all layouts count as L0 on all 80 images, as on every network at W = 1. On B-45 (N mod 4 = 1), L0 already has bank (s + p) mod 4, so L2 = L0 and L3 = L1. Networks: Sec. IV (R1: board network).</w:t>
+        <w:t>Fig. 3. Pooled saving over the 79 images (count, conv1–convL) at W = 4 (top) and W = 2 (bottom) of L1 (relabeling), L2 (skew) and L3 (skew + relabeling); 95% intervals (±0.39 points at most) lie within the markers. ×: (2) holds in every layer; all layouts count as L0 on all 80 images, as on every network at W = 1. On B-45 (N mod 4 = 1), L0 already has bank (s + p) mod 4, so L2 = L0 and L3 = L1. Networks: Sec. IV (R1: board network).</w:t>
       </w:r>
     </w:p>
     <w:p>
@@ -1284,7 +1284,7 @@
         <w:pStyle w:val="a3"/>
       </w:pPr>
       <w:r>
-        <w:t>The second protocol's three also held. H4: wherever (2) holds, L2 and L3 counted exactly as L0 on all 80 images, in every layer. H5: at W = 4, L2 saved more than L1 on all nine networks with N mod 4 = 0, by 0.90–2.36 points. H6: L3 saved more than L2 on all nine, by 0.48–1.18 points, on R1 by 0.73 (95% interval [0.70, 0.75]). Beyond the hypotheses, the gain of L3, fitted on the calibration image alone, is consistent: L3 counted fewer cycles than L2 on all 711 image–network pairs and, pooled, in all 69 fitted layers, and at W = 2 the savings ranked L3 &gt; L2 &gt; L1 on the five networks with N mod 4 = 0 where (2) allows a gain. No image had a larger count under any layout than under L0, at any W. Outside both protocols, on a CIFAR-10 classifier (3×3 convolutions of 32–128 channels; 9,999 test images), L1, L2 and L3 saved 3.47%, 8.54% and 9.10% at W = 4, L2 and L3 on every image.</w:t>
+        <w:t>The second protocol's three also held. H4: wherever (2) holds, L2 and L3 counted exactly as L0 on all 80 images, in every layer. H5: at W = 4, L2 saved more than L1 on all nine networks with N mod 4 = 0, by 0.90–2.36 points. H6: L3 saved more than L2 on all nine, by 0.48–1.18 points, on R1 by 0.73 (95% interval [0.70, 0.75]). Beyond the hypotheses, the gain of L3, fitted on the calibration image alone, is consistent: L3 counted fewer cycles than L2 on all 711 image–network pairs and, pooled, in all 69 fitted layers, and at W = 2 the savings ranked L3 &gt; L2 &gt; L1 on the five networks with N mod 4 = 0 where (2) allows a gain. On these ten networks no image had a larger count under any layout than under L0, at any W. Outside both protocols, on a CIFAR-10 classifier (3×3 convolutions of 32–128 channels, all hidden inputs relaid; fitted on one 32×32 test image), L1, L2 and L3 saved 3.47%, 8.54% and 9.10% at W = 4 over the other 9,999, L2 and L3 on every image; L1 lost on 176, and at W = 1 all three on some.</w:t>
       </w:r>
     </w:p>
     <w:p>
@@ -1300,7 +1300,7 @@
         <w:pStyle w:val="a3"/>
       </w:pPr>
       <w:r>
-        <w:t>At W = 4, L2 saved more than both relabelings, and L3 more than L2, on each of the 79 images. The data-free L2 reaches 76.6% of the perfect-balance saving, the most any lockstep layout can save, and L3 82.6%, removing 26% of the imbalance that L2 leaves at the same host cost (Table II). Pooled, L2 also beat the L1 recipe fitted on each test image itself (8.45%) and a Sense-like sort by each channel's number of nonzeros; density balance after SparTen [4] saved least (a comparison of procedures, not of co-activation against density).</w:t>
+        <w:t>At W = 4, L2 saved more than both relabelings, and L3 more than L2, on each of the 79 images. The data-free L2 reaches 76.6% of the perfect-balance saving, the most any lockstep layout can save, and L3 82.6%, removing 26% of the imbalance that L2 leaves at the same host cost (Table II). Pooled, L2 also beat the L1 recipe fitted on each test image itself (8.45%) and a Sense-like sort by each channel's number of nonzeros; density balance after SparTen [4] saved least.</w:t>
       </w:r>
     </w:p>
     <w:p>
@@ -1316,7 +1316,7 @@
         <w:pStyle w:val="a3"/>
       </w:pPr>
       <w:r>
-        <w:t>Fitting a network took under 30 s (L1 or L3); L2 needs none. Single-threaded on an x86 server, the host's work for 05.png (input, im2col, requantization) took 31–32 ms (the same work, timed on the L0 and L1′ exports) against the core's 266 ms at 50 MHz: run back to back, the 7.60% core saving of L1′ is thus 6.3–6.8% end to end, and all of it if the host overlaps the next image; the skew's reordering after im2col adds 4.2 ms. This bound omits the transfer of windows and results; the Zynq's ARM cores would be slower than the server.</w:t>
+        <w:t>Fitting a network took under 30 s (L1 or L3); L2 needs none. Single-threaded on an x86 server, the host's work for 05.png (input, im2col, requantization) took 31–32 ms (timed on the L0 and L1′ exports) against the core's 266 ms at 50 MHz: run back to back, the 7.60% core saving of L1′ is thus 6.3–6.8% end to end, and all of it if the host overlaps the next image; the skew's reordering after im2col adds 4.2 ms. This bound omits the transfer of windows and results; the Zynq's ARM cores would be slower than the server.</w:t>
       </w:r>
     </w:p>
     <w:p>
@@ -1857,7 +1857,7 @@
         <w:t>Scope.</w:t>
       </w:r>
       <w:r>
-        <w:t xml:space="preserve"> One network on the board, four images, one run each; ten DnCNN-family denoisers at σ = 25 and, outside the protocols, one CIFAR-10 classifier trained for 15 epochs in the counts, one noise draw per image and one fit per layout (the intervals resample images only); BSD68 was part of the networks' development. Banks decoupled by buffers were only bounded (Sec. II), not built; other P, T or kernel sizes and energy were not evaluated.</w:t>
+        <w:t xml:space="preserve"> One network on the board, four images, one run each; in the counts, ten DnCNN-family denoisers at σ = 25, one noise draw per image, and, outside the protocols, one CIFAR-10 classifier trained for 15 epochs; one fit per layout (the intervals resample images only); BSD68 was part of the networks' development. Banks decoupled by buffers were only bounded (Sec. II), not built; other P, T or kernel sizes and energy were not evaluated.</w:t>
       </w:r>
     </w:p>
     <w:p>
@@ -1887,7 +1887,7 @@
         <w:pStyle w:val="a3"/>
       </w:pPr>
       <w:r>
-        <w:t>The layer shapes tell where the tap-to-bank layout of a lockstep zero-skipping core can matter. Where it can, a data-free skew of the taps removed more bank imbalance than a relabeling fitted to activation statistics, on all nine networks with N mod 4 = 0, and a relabeling fitted under the skew removed more still, on every image of every such network. The two only partly add: the skew spreads each channel over the banks, while the relabeling still chooses which channels share one. On the board the same order held on all four images, and a cycle model fixed before the runs predicted the never-run L2 and L3 to the cycle in 71 of their 72 layers. Code and data: https://github.com/qewr1234/FPGA.</w:t>
+        <w:t>The layer shapes tell where the tap-to-bank layout of a lockstep zero-skipping core can matter. Where it can, a data-free skew of the taps removed more bank imbalance than a relabeling fitted to activation statistics, on all nine networks with N mod 4 = 0, and a relabeling fitted under the skew removed more still, on every image of every such denoiser. The two only partly add, as the skew already spreads each channel over the banks. On the board the same order held on all four images, and a cycle model fixed before the runs predicted the never-run L2 and L3 to the cycle in 71 of their 72 layers. Code and data: https://github.com/qewr1234/FPGA.</w:t>
       </w:r>
     </w:p>
     <w:p>
